--- a/docs/ТехническоеЗадание.docx
+++ b/docs/ТехническоеЗадание.docx
@@ -1,5 +1,77 @@
 
-<file path=word/document.xml><?xml version="1.0" encoding="utf-8"?>
+<file path=customXml\item1.xml><?xml version="1.0" encoding="utf-8"?>
+<b:Sources xmlns:b="http://schemas.openxmlformats.org/officeDocument/2006/bibliography" xmlns="http://schemas.openxmlformats.org/officeDocument/2006/bibliography" SelectedStyle="/APA.XSL" StyleName="APA"/>
+</file>
+
+<file path=customXml\itemProps1.xml><?xml version="1.0" encoding="utf-8"?>
+<ds:datastoreItem xmlns:ds="http://schemas.openxmlformats.org/officeDocument/2006/customXml" ds:itemID="{EF278816-EC6F-A645-907D-7F25AECB1D4A}">
+  <ds:schemaRefs>
+    <ds:schemaRef ds:uri="http://schemas.openxmlformats.org/officeDocument/2006/bibliography"/>
+  </ds:schemaRefs>
+</ds:datastoreItem>
+</file>
+
+<file path=docProps\app.xml><?xml version="1.0" encoding="utf-8"?>
+<Properties xmlns="http://schemas.openxmlformats.org/officeDocument/2006/extended-properties" xmlns:vt="http://schemas.openxmlformats.org/officeDocument/2006/docPropsVTypes">
+  <Template>Normal</Template>
+  <TotalTime>28</TotalTime>
+  <Pages>11</Pages>
+  <Words>2134</Words>
+  <Characters>12167</Characters>
+  <Application>Microsoft Office Word</Application>
+  <DocSecurity>0</DocSecurity>
+  <Lines>101</Lines>
+  <Paragraphs>28</Paragraphs>
+  <ScaleCrop>false</ScaleCrop>
+  <HeadingPairs>
+    <vt:vector size="4" baseType="variant">
+      <vt:variant>
+        <vt:lpstr>Название</vt:lpstr>
+      </vt:variant>
+      <vt:variant>
+        <vt:i4>1</vt:i4>
+      </vt:variant>
+      <vt:variant>
+        <vt:lpstr>Title</vt:lpstr>
+      </vt:variant>
+      <vt:variant>
+        <vt:i4>1</vt:i4>
+      </vt:variant>
+    </vt:vector>
+  </HeadingPairs>
+  <TitlesOfParts>
+    <vt:vector size="2" baseType="lpstr">
+      <vt:lpstr/>
+      <vt:lpstr/>
+    </vt:vector>
+  </TitlesOfParts>
+  <Manager/>
+  <Company/>
+  <LinksUpToDate>false</LinksUpToDate>
+  <CharactersWithSpaces>14273</CharactersWithSpaces>
+  <SharedDoc>false</SharedDoc>
+  <HyperlinkBase/>
+  <HyperlinksChanged>false</HyperlinksChanged>
+  <AppVersion>16.0000</AppVersion>
+</Properties>
+</file>
+
+<file path=docProps\core.xml><?xml version="1.0" encoding="utf-8"?>
+<cp:coreProperties xmlns:cp="http://schemas.openxmlformats.org/package/2006/metadata/core-properties" xmlns:dc="http://purl.org/dc/elements/1.1/" xmlns:dcterms="http://purl.org/dc/terms/" xmlns:dcmitype="http://purl.org/dc/dcmitype/" xmlns:xsi="http://www.w3.org/2001/XMLSchema-instance">
+  <dc:title/>
+  <dc:subject/>
+  <dc:creator>python-docx</dc:creator>
+  <cp:keywords/>
+  <dc:description>generated by python-docx</dc:description>
+  <cp:lastModifiedBy>Иван</cp:lastModifiedBy>
+  <cp:revision>2</cp:revision>
+  <dcterms:created xsi:type="dcterms:W3CDTF">2013-12-23T23:15:00Z</dcterms:created>
+  <dcterms:modified xsi:type="dcterms:W3CDTF">2026-05-15T18:44:00Z</dcterms:modified>
+  <cp:category/>
+</cp:coreProperties>
+</file>
+
+<file path=word\document.xml><?xml version="1.0" encoding="utf-8"?>
 <w:document xmlns:wpc="http://schemas.microsoft.com/office/word/2010/wordprocessingCanvas" xmlns:cx="http://schemas.microsoft.com/office/drawing/2014/chartex" xmlns:cx1="http://schemas.microsoft.com/office/drawing/2015/9/8/chartex" xmlns:cx2="http://schemas.microsoft.com/office/drawing/2015/10/21/chartex" xmlns:cx3="http://schemas.microsoft.com/office/drawing/2016/5/9/chartex" xmlns:cx4="http://schemas.microsoft.com/office/drawing/2016/5/10/chartex" xmlns:cx5="http://schemas.microsoft.com/office/drawing/2016/5/11/chartex" xmlns:cx6="http://schemas.microsoft.com/office/drawing/2016/5/12/chartex" xmlns:cx7="http://schemas.microsoft.com/office/drawing/2016/5/13/chartex" xmlns:cx8="http://schemas.microsoft.com/office/drawing/2016/5/14/chartex" xmlns:mc="http://schemas.openxmlformats.org/markup-compatibility/2006" xmlns:aink="http://schemas.microsoft.com/office/drawing/2016/ink" xmlns:am3d="http://schemas.microsoft.com/office/drawing/2017/model3d" xmlns:o="urn:schemas-microsoft-com:office:office" xmlns:r="http://schemas.openxmlformats.org/officeDocument/2006/relationships" xmlns:m="http://schemas.openxmlformats.org/officeDocument/2006/math" xmlns:v="urn:schemas-microsoft-com:vml" xmlns:wp14="http://schemas.microsoft.com/office/word/2010/wordprocessingDrawing" xmlns:wp="http://schemas.openxmlformats.org/drawingml/2006/wordprocessingDrawing" xmlns:w10="urn:schemas-microsoft-com:office:word" xmlns:w="http://schemas.openxmlformats.org/wordprocessingml/2006/main" xmlns:w14="http://schemas.microsoft.com/office/word/2010/wordml" xmlns:w15="http://schemas.microsoft.com/office/word/2012/wordml" xmlns:w16cex="http://schemas.microsoft.com/office/word/2018/wordml/cex" xmlns:w16cid="http://schemas.microsoft.com/office/word/2016/wordml/cid" xmlns:w16="http://schemas.microsoft.com/office/word/2018/wordml" xmlns:w16sdtdh="http://schemas.microsoft.com/office/word/2020/wordml/sdtdatahash" xmlns:w16se="http://schemas.microsoft.com/office/word/2015/wordml/symex" xmlns:wpg="http://schemas.microsoft.com/office/word/2010/wordprocessingGroup" xmlns:wpi="http://schemas.microsoft.com/office/word/2010/wordprocessingInk" xmlns:wne="http://schemas.microsoft.com/office/word/2006/wordml" xmlns:wps="http://schemas.microsoft.com/office/word/2010/wordprocessingShape" mc:Ignorable="w14 w15 w16se w16cid w16 w16cex w16sdtdh wp14">
   <w:body>
     <w:p>
@@ -21,7 +93,7 @@
           <w:szCs w:val="40"/>
           <w:lang w:val="ru-RU"/>
         </w:rPr>
-        <w:t>Техническое задание</w:t>
+        <w:t>РўРµС…РЅРёС‡РµСЃРєРѕРµ Р·Р°РґР°РЅРёРµ</w:t>
       </w:r>
     </w:p>
     <w:p>
@@ -36,7 +108,7 @@
           <w:sz w:val="32"/>
           <w:lang w:val="ru-RU"/>
         </w:rPr>
-        <w:t>1. Общие сведения</w:t>
+        <w:t>1. РћР±С‰РёРµ СЃРІРµРґРµРЅРёСЏ</w:t>
       </w:r>
     </w:p>
     <w:tbl>
@@ -71,7 +143,7 @@
                 <w:b/>
                 <w:sz w:val="24"/>
               </w:rPr>
-              <w:t>Наименование проекта</w:t>
+              <w:t>РќР°РёРјРµРЅРѕРІР°РЅРёРµ РїСЂРѕРµРєС‚Р°</w:t>
             </w:r>
           </w:p>
         </w:tc>
@@ -87,7 +159,7 @@
               <w:rPr>
                 <w:sz w:val="24"/>
               </w:rPr>
-              <w:t>Шашки по сети</w:t>
+              <w:t>РЁР°С€РєРё РїРѕ СЃРµС‚Рё</w:t>
             </w:r>
           </w:p>
         </w:tc>
@@ -106,7 +178,7 @@
                 <w:b/>
                 <w:sz w:val="24"/>
               </w:rPr>
-              <w:t>Тип проекта</w:t>
+              <w:t>РўРёРї РїСЂРѕРµРєС‚Р°</w:t>
             </w:r>
           </w:p>
         </w:tc>
@@ -122,7 +194,7 @@
               <w:rPr>
                 <w:sz w:val="24"/>
               </w:rPr>
-              <w:t>Учебное настольное приложение</w:t>
+              <w:t>РЈС‡РµР±РЅРѕРµ РЅР°СЃС‚РѕР»СЊРЅРѕРµ РїСЂРёР»РѕР¶РµРЅРёРµ</w:t>
             </w:r>
           </w:p>
         </w:tc>
@@ -141,7 +213,7 @@
                 <w:b/>
                 <w:sz w:val="24"/>
               </w:rPr>
-              <w:t>Платформа</w:t>
+              <w:t>РџР»Р°С‚С„РѕСЂРјР°</w:t>
             </w:r>
           </w:p>
         </w:tc>
@@ -176,7 +248,7 @@
                 <w:b/>
                 <w:sz w:val="24"/>
               </w:rPr>
-              <w:t>Технологии</w:t>
+              <w:t>РўРµС…РЅРѕР»РѕРіРёРё</w:t>
             </w:r>
           </w:p>
         </w:tc>
@@ -229,7 +301,7 @@
                 <w:b/>
                 <w:sz w:val="24"/>
               </w:rPr>
-              <w:t>Вид сетевого взаимодействия</w:t>
+              <w:t>Р’РёРґ СЃРµС‚РµРІРѕРіРѕ РІР·Р°РёРјРѕРґРµР№СЃС‚РІРёСЏ</w:t>
             </w:r>
           </w:p>
         </w:tc>
@@ -249,7 +321,7 @@
                 <w:sz w:val="24"/>
                 <w:lang w:val="ru-RU"/>
               </w:rPr>
-              <w:t xml:space="preserve">Локальное </w:t>
+              <w:t xml:space="preserve">Р›РѕРєР°Р»СЊРЅРѕРµ </w:t>
             </w:r>
             <w:r>
               <w:rPr>
@@ -275,7 +347,7 @@
                 <w:sz w:val="24"/>
                 <w:lang w:val="ru-RU"/>
               </w:rPr>
-              <w:t>-соединение между двумя экземплярами приложения</w:t>
+              <w:t>-СЃРѕРµРґРёРЅРµРЅРёРµ РјРµР¶РґСѓ РґРІСѓРјСЏ СЌРєР·РµРјРїР»СЏСЂР°РјРё РїСЂРёР»РѕР¶РµРЅРёСЏ</w:t>
             </w:r>
           </w:p>
         </w:tc>
@@ -294,7 +366,7 @@
                 <w:b/>
                 <w:sz w:val="24"/>
               </w:rPr>
-              <w:t>Основная цель</w:t>
+              <w:t>РћСЃРЅРѕРІРЅР°СЏ С†РµР»СЊ</w:t>
             </w:r>
           </w:p>
         </w:tc>
@@ -314,7 +386,7 @@
                 <w:sz w:val="24"/>
                 <w:lang w:val="ru-RU"/>
               </w:rPr>
-              <w:t>Создание простого приложения для сетевой игры в шашки с проверкой корректности ходов</w:t>
+              <w:t>РЎРѕР·РґР°РЅРёРµ РїСЂРѕСЃС‚РѕРіРѕ РїСЂРёР»РѕР¶РµРЅРёСЏ РґР»СЏ СЃРµС‚РµРІРѕР№ РёРіСЂС‹ РІ С€Р°С€РєРё СЃ РїСЂРѕРІРµСЂРєРѕР№ РєРѕСЂСЂРµРєС‚РЅРѕСЃС‚Рё С…РѕРґРѕРІ</w:t>
             </w:r>
           </w:p>
         </w:tc>
@@ -333,7 +405,7 @@
                 <w:b/>
                 <w:sz w:val="24"/>
               </w:rPr>
-              <w:t>Версия документа</w:t>
+              <w:t>Р’РµСЂСЃРёСЏ РґРѕРєСѓРјРµРЅС‚Р°</w:t>
             </w:r>
           </w:p>
         </w:tc>
@@ -369,7 +441,7 @@
           <w:sz w:val="32"/>
           <w:lang w:val="ru-RU"/>
         </w:rPr>
-        <w:t>2. Основание для разр</w:t>
+        <w:t>2. РћСЃРЅРѕРІР°РЅРёРµ РґР»СЏ СЂР°Р·СЂ</w:t>
       </w:r>
       <w:r>
         <w:rPr>
@@ -377,7 +449,7 @@
           <w:sz w:val="32"/>
           <w:lang w:val="ru-RU"/>
         </w:rPr>
-        <w:t>аботки</w:t>
+        <w:t>Р°Р±РѕС‚РєРё</w:t>
       </w:r>
     </w:p>
     <w:p>
@@ -393,7 +465,7 @@
         <w:rPr>
           <w:lang w:val="ru-RU"/>
         </w:rPr>
-        <w:t xml:space="preserve">Основанием для разработки является учебное задание по выполнению проекта с прохождением жизненного цикла разработки программного обеспечения. В качестве темы выбран проект «Сетевые шашки, с проверкой корректности хода (локальный </w:t>
+        <w:t xml:space="preserve">РћСЃРЅРѕРІР°РЅРёРµРј РґР»СЏ СЂР°Р·СЂР°Р±РѕС‚РєРё СЏРІР»СЏРµС‚СЃСЏ СѓС‡РµР±РЅРѕРµ Р·Р°РґР°РЅРёРµ РїРѕ РІС‹РїРѕР»РЅРµРЅРёСЋ РїСЂРѕРµРєС‚Р° СЃ РїСЂРѕС…РѕР¶РґРµРЅРёРµРј Р¶РёР·РЅРµРЅРЅРѕРіРѕ С†РёРєР»Р° СЂР°Р·СЂР°Р±РѕС‚РєРё РїСЂРѕРіСЂР°РјРјРЅРѕРіРѕ РѕР±РµСЃРїРµС‡РµРЅРёСЏ. Р’ РєР°С‡РµСЃС‚РІРµ С‚РµРјС‹ РІС‹Р±СЂР°РЅ РїСЂРѕРµРєС‚ В«РЎРµС‚РµРІС‹Рµ С€Р°С€РєРё, СЃ РїСЂРѕРІРµСЂРєРѕР№ РєРѕСЂСЂРµРєС‚РЅРѕСЃС‚Рё С…РѕРґР° (Р»РѕРєР°Р»СЊРЅС‹Р№ </w:t>
       </w:r>
       <w:r>
         <w:t>TCP</w:t>
@@ -402,7 +474,7 @@
         <w:rPr>
           <w:lang w:val="ru-RU"/>
         </w:rPr>
-        <w:t>)».</w:t>
+        <w:t>)В».</w:t>
       </w:r>
     </w:p>
     <w:p>
@@ -418,13 +490,13 @@
         <w:rPr>
           <w:lang w:val="ru-RU"/>
         </w:rPr>
-        <w:t>При подготовк</w:t>
-      </w:r>
-      <w:r>
-        <w:rPr>
-          <w:lang w:val="ru-RU"/>
-        </w:rPr>
-        <w:t>е технического задания использованы ранее сформулированные функциональные и нефункциональные требования, а также их приоритеты.</w:t>
+        <w:t>РџСЂРё РїРѕРґРіРѕС‚РѕРІРє</w:t>
+      </w:r>
+      <w:r>
+        <w:rPr>
+          <w:lang w:val="ru-RU"/>
+        </w:rPr>
+        <w:t>Рµ С‚РµС…РЅРёС‡РµСЃРєРѕРіРѕ Р·Р°РґР°РЅРёСЏ РёСЃРїРѕР»СЊР·РѕРІР°РЅС‹ СЂР°РЅРµРµ СЃС„РѕСЂРјСѓР»РёСЂРѕРІР°РЅРЅС‹Рµ С„СѓРЅРєС†РёРѕРЅР°Р»СЊРЅС‹Рµ Рё РЅРµС„СѓРЅРєС†РёРѕРЅР°Р»СЊРЅС‹Рµ С‚СЂРµР±РѕРІР°РЅРёСЏ, Р° С‚Р°РєР¶Рµ РёС… РїСЂРёРѕСЂРёС‚РµС‚С‹.</w:t>
       </w:r>
     </w:p>
     <w:p>
@@ -440,7 +512,7 @@
           <w:sz w:val="32"/>
           <w:lang w:val="ru-RU"/>
         </w:rPr>
-        <w:t>3. Назначение и цели разработки</w:t>
+        <w:t>3. РќР°Р·РЅР°С‡РµРЅРёРµ Рё С†РµР»Рё СЂР°Р·СЂР°Р±РѕС‚РєРё</w:t>
       </w:r>
     </w:p>
     <w:p>
@@ -455,7 +527,7 @@
           <w:b/>
           <w:lang w:val="ru-RU"/>
         </w:rPr>
-        <w:t>3.1. Назначение системы</w:t>
+        <w:t>3.1. РќР°Р·РЅР°С‡РµРЅРёРµ СЃРёСЃС‚РµРјС‹</w:t>
       </w:r>
     </w:p>
     <w:p>
@@ -471,13 +543,13 @@
         <w:rPr>
           <w:lang w:val="ru-RU"/>
         </w:rPr>
-        <w:t>Программа предназначена для организации партии в шашки между двумя игрок</w:t>
-      </w:r>
-      <w:r>
-        <w:rPr>
-          <w:lang w:val="ru-RU"/>
-        </w:rPr>
-        <w:t xml:space="preserve">ами, работающими на разных экземплярах приложения. Один игрок создает локальный </w:t>
+        <w:t>РџСЂРѕРіСЂР°РјРјР° РїСЂРµРґРЅР°Р·РЅР°С‡РµРЅР° РґР»СЏ РѕСЂРіР°РЅРёР·Р°С†РёРё РїР°СЂС‚РёРё РІ С€Р°С€РєРё РјРµР¶РґСѓ РґРІСѓРјСЏ РёРіСЂРѕРє</w:t>
+      </w:r>
+      <w:r>
+        <w:rPr>
+          <w:lang w:val="ru-RU"/>
+        </w:rPr>
+        <w:t xml:space="preserve">Р°РјРё, СЂР°Р±РѕС‚Р°СЋС‰РёРјРё РЅР° СЂР°Р·РЅС‹С… СЌРєР·РµРјРїР»СЏСЂР°С… РїСЂРёР»РѕР¶РµРЅРёСЏ. РћРґРёРЅ РёРіСЂРѕРє СЃРѕР·РґР°РµС‚ Р»РѕРєР°Р»СЊРЅС‹Р№ </w:t>
       </w:r>
       <w:r>
         <w:t>TCP</w:t>
@@ -486,7 +558,7 @@
         <w:rPr>
           <w:lang w:val="ru-RU"/>
         </w:rPr>
-        <w:t xml:space="preserve">-сервер, второй игрок подключается к нему по </w:t>
+        <w:t xml:space="preserve">-СЃРµСЂРІРµСЂ, РІС‚РѕСЂРѕР№ РёРіСЂРѕРє РїРѕРґРєР»СЋС‡Р°РµС‚СЃСЏ Рє РЅРµРјСѓ РїРѕ </w:t>
       </w:r>
       <w:r>
         <w:t>IP</w:t>
@@ -495,13 +567,13 @@
         <w:rPr>
           <w:lang w:val="ru-RU"/>
         </w:rPr>
-        <w:t>-адресу и порту. После подключения игроки выполняют ходы по очереди, а приложение проверяет корректность действий и синхронизи</w:t>
-      </w:r>
-      <w:r>
-        <w:rPr>
-          <w:lang w:val="ru-RU"/>
-        </w:rPr>
-        <w:t>рует состояние игрового поля.</w:t>
+        <w:t>-Р°РґСЂРµСЃСѓ Рё РїРѕСЂС‚Сѓ. РџРѕСЃР»Рµ РїРѕРґРєР»СЋС‡РµРЅРёСЏ РёРіСЂРѕРєРё РІС‹РїРѕР»РЅСЏСЋС‚ С…РѕРґС‹ РїРѕ РѕС‡РµСЂРµРґРё, Р° РїСЂРёР»РѕР¶РµРЅРёРµ РїСЂРѕРІРµСЂСЏРµС‚ РєРѕСЂСЂРµРєС‚РЅРѕСЃС‚СЊ РґРµР№СЃС‚РІРёР№ Рё СЃРёРЅС…СЂРѕРЅРёР·Рё</w:t>
+      </w:r>
+      <w:r>
+        <w:rPr>
+          <w:lang w:val="ru-RU"/>
+        </w:rPr>
+        <w:t>СЂСѓРµС‚ СЃРѕСЃС‚РѕСЏРЅРёРµ РёРіСЂРѕРІРѕРіРѕ РїРѕР»СЏ.</w:t>
       </w:r>
     </w:p>
     <w:p>
@@ -516,7 +588,7 @@
           <w:b/>
           <w:lang w:val="ru-RU"/>
         </w:rPr>
-        <w:t>3.2. Цели разработки</w:t>
+        <w:t>3.2. Р¦РµР»Рё СЂР°Р·СЂР°Р±РѕС‚РєРё</w:t>
       </w:r>
     </w:p>
     <w:p>
@@ -536,7 +608,7 @@
         <w:rPr>
           <w:lang w:val="ru-RU"/>
         </w:rPr>
-        <w:t xml:space="preserve">создать рабочее </w:t>
+        <w:t xml:space="preserve">СЃРѕР·РґР°С‚СЊ СЂР°Р±РѕС‡РµРµ </w:t>
       </w:r>
       <w:r>
         <w:t>WinForms</w:t>
@@ -545,7 +617,7 @@
         <w:rPr>
           <w:lang w:val="ru-RU"/>
         </w:rPr>
-        <w:t>-приложение для сетевой игры в шашки;</w:t>
+        <w:t>-РїСЂРёР»РѕР¶РµРЅРёРµ РґР»СЏ СЃРµС‚РµРІРѕР№ РёРіСЂС‹ РІ С€Р°С€РєРё;</w:t>
       </w:r>
     </w:p>
     <w:p>
@@ -566,7 +638,7 @@
           <w:lang w:val="ru-RU"/>
         </w:rPr>
         <w:lastRenderedPageBreak/>
-        <w:t>реализовать проверку корректности базовых ходов и взятий;</w:t>
+        <w:t>СЂРµР°Р»РёР·РѕРІР°С‚СЊ РїСЂРѕРІРµСЂРєСѓ РєРѕСЂСЂРµРєС‚РЅРѕСЃС‚Рё Р±Р°Р·РѕРІС‹С… С…РѕРґРѕРІ Рё РІР·СЏС‚РёР№;</w:t>
       </w:r>
     </w:p>
     <w:p>
@@ -586,7 +658,7 @@
         <w:rPr>
           <w:lang w:val="ru-RU"/>
         </w:rPr>
-        <w:t xml:space="preserve">реализовать передачу ходов между двумя игроками через </w:t>
+        <w:t xml:space="preserve">СЂРµР°Р»РёР·РѕРІР°С‚СЊ РїРµСЂРµРґР°С‡Сѓ С…РѕРґРѕРІ РјРµР¶РґСѓ РґРІСѓРјСЏ РёРіСЂРѕРєР°РјРё С‡РµСЂРµР· </w:t>
       </w:r>
       <w:r>
         <w:t>TCP</w:t>
@@ -615,13 +687,13 @@
         <w:rPr>
           <w:lang w:val="ru-RU"/>
         </w:rPr>
-        <w:t>разделить пользова</w:t>
-      </w:r>
-      <w:r>
-        <w:rPr>
-          <w:lang w:val="ru-RU"/>
-        </w:rPr>
-        <w:t>тельский интерфейс, игровую логику и сетевой код;</w:t>
+        <w:t>СЂР°Р·РґРµР»РёС‚СЊ РїРѕР»СЊР·РѕРІР°</w:t>
+      </w:r>
+      <w:r>
+        <w:rPr>
+          <w:lang w:val="ru-RU"/>
+        </w:rPr>
+        <w:t>С‚РµР»СЊСЃРєРёР№ РёРЅС‚РµСЂС„РµР№СЃ, РёРіСЂРѕРІСѓСЋ Р»РѕРіРёРєСѓ Рё СЃРµС‚РµРІРѕР№ РєРѕРґ;</w:t>
       </w:r>
     </w:p>
     <w:p>
@@ -641,7 +713,7 @@
         <w:rPr>
           <w:lang w:val="ru-RU"/>
         </w:rPr>
-        <w:t>подготовить проект к демонстрации, тестированию и защите как учебной</w:t>
+        <w:t>РїРѕРґРіРѕС‚РѕРІРёС‚СЊ РїСЂРѕРµРєС‚ Рє РґРµРјРѕРЅСЃС‚СЂР°С†РёРё, С‚РµСЃС‚РёСЂРѕРІР°РЅРёСЋ Рё Р·Р°С‰РёС‚Рµ РєР°Рє СѓС‡РµР±РЅРѕР№</w:t>
       </w:r>
       <w:r>
         <w:rPr>
@@ -653,7 +725,7 @@
         <w:rPr>
           <w:lang w:val="ru-RU"/>
         </w:rPr>
-        <w:t>работы.</w:t>
+        <w:t>СЂР°Р±РѕС‚С‹.</w:t>
       </w:r>
     </w:p>
     <w:p>
@@ -672,7 +744,7 @@
           <w:b/>
           <w:sz w:val="32"/>
         </w:rPr>
-        <w:t>. Термины и сокращения</w:t>
+        <w:t>. РўРµСЂРјРёРЅС‹ Рё СЃРѕРєСЂР°С‰РµРЅРёСЏ</w:t>
       </w:r>
     </w:p>
     <w:tbl>
@@ -717,7 +789,7 @@
                 <w:b/>
                 <w:sz w:val="24"/>
               </w:rPr>
-              <w:t>Термин</w:t>
+              <w:t>РўРµСЂРјРёРЅ</w:t>
             </w:r>
           </w:p>
         </w:tc>
@@ -737,7 +809,7 @@
                 <w:b/>
                 <w:sz w:val="24"/>
               </w:rPr>
-              <w:t>Описание</w:t>
+              <w:t>РћРїРёСЃР°РЅРёРµ</w:t>
             </w:r>
           </w:p>
         </w:tc>
@@ -783,14 +855,14 @@
                 <w:sz w:val="24"/>
                 <w:lang w:val="ru-RU"/>
               </w:rPr>
-              <w:t xml:space="preserve">набор сетевых протоколов, используемый для передачи данных между двумя </w:t>
+              <w:t xml:space="preserve">РЅР°Р±РѕСЂ СЃРµС‚РµРІС‹С… РїСЂРѕС‚РѕРєРѕР»РѕРІ, РёСЃРїРѕР»СЊР·СѓРµРјС‹Р№ РґР»СЏ РїРµСЂРµРґР°С‡Рё РґР°РЅРЅС‹С… РјРµР¶РґСѓ РґРІСѓРјСЏ </w:t>
             </w:r>
             <w:r>
               <w:rPr>
                 <w:sz w:val="24"/>
                 <w:lang w:val="ru-RU"/>
               </w:rPr>
-              <w:t>экземплярами приложения.</w:t>
+              <w:t>СЌРєР·РµРјРїР»СЏСЂР°РјРё РїСЂРёР»РѕР¶РµРЅРёСЏ.</w:t>
             </w:r>
           </w:p>
         </w:tc>
@@ -814,7 +886,7 @@
               <w:rPr>
                 <w:sz w:val="24"/>
               </w:rPr>
-              <w:t>Сервер</w:t>
+              <w:t>РЎРµСЂРІРµСЂ</w:t>
             </w:r>
           </w:p>
         </w:tc>
@@ -836,7 +908,7 @@
                 <w:sz w:val="24"/>
                 <w:lang w:val="ru-RU"/>
               </w:rPr>
-              <w:t>экземпляр приложения, который ожидает подключение второго игрока.</w:t>
+              <w:t>СЌРєР·РµРјРїР»СЏСЂ РїСЂРёР»РѕР¶РµРЅРёСЏ, РєРѕС‚РѕСЂС‹Р№ РѕР¶РёРґР°РµС‚ РїРѕРґРєР»СЋС‡РµРЅРёРµ РІС‚РѕСЂРѕРіРѕ РёРіСЂРѕРєР°.</w:t>
             </w:r>
           </w:p>
         </w:tc>
@@ -860,7 +932,7 @@
               <w:rPr>
                 <w:sz w:val="24"/>
               </w:rPr>
-              <w:t>Клиент</w:t>
+              <w:t>РљР»РёРµРЅС‚</w:t>
             </w:r>
           </w:p>
         </w:tc>
@@ -882,7 +954,7 @@
                 <w:sz w:val="24"/>
                 <w:lang w:val="ru-RU"/>
               </w:rPr>
-              <w:t xml:space="preserve">экземпляр приложения, который подключается к серверу по </w:t>
+              <w:t xml:space="preserve">СЌРєР·РµРјРїР»СЏСЂ РїСЂРёР»РѕР¶РµРЅРёСЏ, РєРѕС‚РѕСЂС‹Р№ РїРѕРґРєР»СЋС‡Р°РµС‚СЃСЏ Рє СЃРµСЂРІРµСЂСѓ РїРѕ </w:t>
             </w:r>
             <w:r>
               <w:rPr>
@@ -895,7 +967,7 @@
                 <w:sz w:val="24"/>
                 <w:lang w:val="ru-RU"/>
               </w:rPr>
-              <w:t>-адресу и порту.</w:t>
+              <w:t>-Р°РґСЂРµСЃСѓ Рё РїРѕСЂС‚Сѓ.</w:t>
             </w:r>
           </w:p>
         </w:tc>
@@ -919,7 +991,7 @@
               <w:rPr>
                 <w:sz w:val="24"/>
               </w:rPr>
-              <w:t>Игровая логика</w:t>
+              <w:t>РРіСЂРѕРІР°СЏ Р»РѕРіРёРєР°</w:t>
             </w:r>
           </w:p>
         </w:tc>
@@ -941,14 +1013,14 @@
                 <w:sz w:val="24"/>
                 <w:lang w:val="ru-RU"/>
               </w:rPr>
-              <w:t xml:space="preserve">часть программы, отвечающая за состояние доски, </w:t>
+              <w:t xml:space="preserve">С‡Р°СЃС‚СЊ РїСЂРѕРіСЂР°РјРјС‹, РѕС‚РІРµС‡Р°СЋС‰Р°СЏ Р·Р° СЃРѕСЃС‚РѕСЏРЅРёРµ РґРѕСЃРєРё, </w:t>
             </w:r>
             <w:r>
               <w:rPr>
                 <w:sz w:val="24"/>
                 <w:lang w:val="ru-RU"/>
               </w:rPr>
-              <w:t>проверку ходов, очередность и определение победителя.</w:t>
+              <w:t>РїСЂРѕРІРµСЂРєСѓ С…РѕРґРѕРІ, РѕС‡РµСЂРµРґРЅРѕСЃС‚СЊ Рё РѕРїСЂРµРґРµР»РµРЅРёРµ РїРѕР±РµРґРёС‚РµР»СЏ.</w:t>
             </w:r>
           </w:p>
         </w:tc>
@@ -994,7 +1066,7 @@
                 <w:sz w:val="24"/>
                 <w:lang w:val="ru-RU"/>
               </w:rPr>
-              <w:t xml:space="preserve">пользовательский интерфейс приложения </w:t>
+              <w:t xml:space="preserve">РїРѕР»СЊР·РѕРІР°С‚РµР»СЊСЃРєРёР№ РёРЅС‚РµСЂС„РµР№СЃ РїСЂРёР»РѕР¶РµРЅРёСЏ </w:t>
             </w:r>
             <w:r>
               <w:rPr>
@@ -1046,7 +1118,7 @@
           <w:sz w:val="32"/>
           <w:lang w:val="ru-RU"/>
         </w:rPr>
-        <w:t>5. Область применения и ограничения</w:t>
+        <w:t>5. РћР±Р»Р°СЃС‚СЊ РїСЂРёРјРµРЅРµРЅРёСЏ Рё РѕРіСЂР°РЅРёС‡РµРЅРёСЏ</w:t>
       </w:r>
     </w:p>
     <w:p>
@@ -1062,13 +1134,13 @@
         <w:rPr>
           <w:lang w:val="ru-RU"/>
         </w:rPr>
-        <w:t>Приложение разрабатывается как учебный проект и предназначено для запуска на компьютерах с операционной сис</w:t>
-      </w:r>
-      <w:r>
-        <w:rPr>
-          <w:lang w:val="ru-RU"/>
-        </w:rPr>
-        <w:t xml:space="preserve">темой </w:t>
+        <w:t>РџСЂРёР»РѕР¶РµРЅРёРµ СЂР°Р·СЂР°Р±Р°С‚С‹РІР°РµС‚СЃСЏ РєР°Рє СѓС‡РµР±РЅС‹Р№ РїСЂРѕРµРєС‚ Рё РїСЂРµРґРЅР°Р·РЅР°С‡РµРЅРѕ РґР»СЏ Р·Р°РїСѓСЃРєР° РЅР° РєРѕРјРїСЊСЋС‚РµСЂР°С… СЃ РѕРїРµСЂР°С†РёРѕРЅРЅРѕР№ СЃРёСЃ</w:t>
+      </w:r>
+      <w:r>
+        <w:rPr>
+          <w:lang w:val="ru-RU"/>
+        </w:rPr>
+        <w:t xml:space="preserve">С‚РµРјРѕР№ </w:t>
       </w:r>
       <w:r>
         <w:t>Windows</w:t>
@@ -1077,13 +1149,13 @@
         <w:rPr>
           <w:lang w:val="ru-RU"/>
         </w:rPr>
-        <w:t xml:space="preserve">. Основной сценарий использования </w:t>
-      </w:r>
-      <w:r>
-        <w:rPr>
-          <w:lang w:val="ru-RU"/>
-        </w:rPr>
-        <w:t xml:space="preserve"> игра двух пользователей в одной локальной сети или на одном компьютере при запуске двух экземпляров приложения.</w:t>
+        <w:t xml:space="preserve">. РћСЃРЅРѕРІРЅРѕР№ СЃС†РµРЅР°СЂРёР№ РёСЃРїРѕР»СЊР·РѕРІР°РЅРёСЏ </w:t>
+      </w:r>
+      <w:r>
+        <w:rPr>
+          <w:lang w:val="ru-RU"/>
+        </w:rPr>
+        <w:t xml:space="preserve"> РёРіСЂР° РґРІСѓС… РїРѕР»СЊР·РѕРІР°С‚РµР»РµР№ РІ РѕРґРЅРѕР№ Р»РѕРєР°Р»СЊРЅРѕР№ СЃРµС‚Рё РёР»Рё РЅР° РѕРґРЅРѕРј РєРѕРјРїСЊСЋС‚РµСЂРµ РїСЂРё Р·Р°РїСѓСЃРєРµ РґРІСѓС… СЌРєР·РµРјРїР»СЏСЂРѕРІ РїСЂРёР»РѕР¶РµРЅРёСЏ.</w:t>
       </w:r>
     </w:p>
     <w:p>
@@ -1099,19 +1171,19 @@
         <w:rPr>
           <w:lang w:val="ru-RU"/>
         </w:rPr>
-        <w:t>В обязательную часть проекта не входит работа через публичный интернет, регистрация пользовател</w:t>
-      </w:r>
-      <w:r>
-        <w:rPr>
-          <w:lang w:val="ru-RU"/>
-        </w:rPr>
-        <w:t>ей, хранение истории партий в базе данных, подбор соперников, чат, рейтинг игроко</w:t>
-      </w:r>
-      <w:r>
-        <w:rPr>
-          <w:lang w:val="ru-RU"/>
-        </w:rPr>
-        <w:t>в</w:t>
+        <w:t>Р’ РѕР±СЏР·Р°С‚РµР»СЊРЅСѓСЋ С‡Р°СЃС‚СЊ РїСЂРѕРµРєС‚Р° РЅРµ РІС…РѕРґРёС‚ СЂР°Р±РѕС‚Р° С‡РµСЂРµР· РїСѓР±Р»РёС‡РЅС‹Р№ РёРЅС‚РµСЂРЅРµС‚, СЂРµРіРёСЃС‚СЂР°С†РёСЏ РїРѕР»СЊР·РѕРІР°С‚РµР»</w:t>
+      </w:r>
+      <w:r>
+        <w:rPr>
+          <w:lang w:val="ru-RU"/>
+        </w:rPr>
+        <w:t>РµР№, С…СЂР°РЅРµРЅРёРµ РёСЃС‚РѕСЂРёРё РїР°СЂС‚РёР№ РІ Р±Р°Р·Рµ РґР°РЅРЅС‹С…, РїРѕРґР±РѕСЂ СЃРѕРїРµСЂРЅРёРєРѕРІ, С‡Р°С‚, СЂРµР№С‚РёРЅРі РёРіСЂРѕРєРѕ</w:t>
+      </w:r>
+      <w:r>
+        <w:rPr>
+          <w:lang w:val="ru-RU"/>
+        </w:rPr>
+        <w:t>РІ</w:t>
       </w:r>
       <w:r>
         <w:rPr>
@@ -1133,7 +1205,7 @@
           <w:sz w:val="32"/>
           <w:lang w:val="ru-RU"/>
         </w:rPr>
-        <w:t>6. Требования к функциональности</w:t>
+        <w:t>6. РўСЂРµР±РѕРІР°РЅРёСЏ Рє С„СѓРЅРєС†РёРѕРЅР°Р»СЊРЅРѕСЃС‚Рё</w:t>
       </w:r>
     </w:p>
     <w:p>
@@ -1149,19 +1221,19 @@
         <w:rPr>
           <w:lang w:val="ru-RU"/>
         </w:rPr>
-        <w:t>Фун</w:t>
-      </w:r>
-      <w:r>
-        <w:rPr>
-          <w:lang w:val="ru-RU"/>
-        </w:rPr>
-        <w:t>кциональные требования определяют, какие действия должна выполнять система. Обязательные требования должны быть реализованы для успешной сдачи проекта. Важные требования повышают качество приложения, но могут быть доработаны после реализации базового функц</w:t>
-      </w:r>
-      <w:r>
-        <w:rPr>
-          <w:lang w:val="ru-RU"/>
-        </w:rPr>
-        <w:t>ионала.</w:t>
+        <w:t>Р¤СѓРЅ</w:t>
+      </w:r>
+      <w:r>
+        <w:rPr>
+          <w:lang w:val="ru-RU"/>
+        </w:rPr>
+        <w:t>РєС†РёРѕРЅР°Р»СЊРЅС‹Рµ С‚СЂРµР±РѕРІР°РЅРёСЏ РѕРїСЂРµРґРµР»СЏСЋС‚, РєР°РєРёРµ РґРµР№СЃС‚РІРёСЏ РґРѕР»Р¶РЅР° РІС‹РїРѕР»РЅСЏС‚СЊ СЃРёСЃС‚РµРјР°. РћР±СЏР·Р°С‚РµР»СЊРЅС‹Рµ С‚СЂРµР±РѕРІР°РЅРёСЏ РґРѕР»Р¶РЅС‹ Р±С‹С‚СЊ СЂРµР°Р»РёР·РѕРІР°РЅС‹ РґР»СЏ СѓСЃРїРµС€РЅРѕР№ СЃРґР°С‡Рё РїСЂРѕРµРєС‚Р°. Р’Р°Р¶РЅС‹Рµ С‚СЂРµР±РѕРІР°РЅРёСЏ РїРѕРІС‹С€Р°СЋС‚ РєР°С‡РµСЃС‚РІРѕ РїСЂРёР»РѕР¶РµРЅРёСЏ, РЅРѕ РјРѕРіСѓС‚ Р±С‹С‚СЊ РґРѕСЂР°Р±РѕС‚Р°РЅС‹ РїРѕСЃР»Рµ СЂРµР°Р»РёР·Р°С†РёРё Р±Р°Р·РѕРІРѕРіРѕ С„СѓРЅРєС†</w:t>
+      </w:r>
+      <w:r>
+        <w:rPr>
+          <w:lang w:val="ru-RU"/>
+        </w:rPr>
+        <w:t>РёРѕРЅР°Р»Р°.</w:t>
       </w:r>
     </w:p>
     <w:tbl>
@@ -1208,7 +1280,7 @@
                 <w:sz w:val="24"/>
               </w:rPr>
               <w:lastRenderedPageBreak/>
-              <w:t>№</w:t>
+              <w:t>в„–</w:t>
             </w:r>
           </w:p>
         </w:tc>
@@ -1228,7 +1300,7 @@
                 <w:b/>
                 <w:sz w:val="24"/>
               </w:rPr>
-              <w:t>Функциональное требование</w:t>
+              <w:t>Р¤СѓРЅРєС†РёРѕРЅР°Р»СЊРЅРѕРµ С‚СЂРµР±РѕРІР°РЅРёРµ</w:t>
             </w:r>
           </w:p>
         </w:tc>
@@ -1248,7 +1320,7 @@
                 <w:b/>
                 <w:sz w:val="24"/>
               </w:rPr>
-              <w:t>Приоритет</w:t>
+              <w:t>РџСЂРёРѕСЂРёС‚РµС‚</w:t>
             </w:r>
           </w:p>
         </w:tc>
@@ -1299,14 +1371,14 @@
                 <w:sz w:val="24"/>
                 <w:lang w:val="ru-RU"/>
               </w:rPr>
-              <w:t xml:space="preserve">Пользователь может запустить </w:t>
+              <w:t xml:space="preserve">РџРѕР»СЊР·РѕРІР°С‚РµР»СЊ РјРѕР¶РµС‚ Р·Р°РїСѓСЃС‚РёС‚СЊ </w:t>
             </w:r>
             <w:r>
               <w:rPr>
                 <w:sz w:val="24"/>
                 <w:lang w:val="ru-RU"/>
               </w:rPr>
-              <w:t>установщик и выполнить установку приложения на свой ПК.</w:t>
+              <w:t>СѓСЃС‚Р°РЅРѕРІС‰РёРє Рё РІС‹РїРѕР»РЅРёС‚СЊ СѓСЃС‚Р°РЅРѕРІРєСѓ РїСЂРёР»РѕР¶РµРЅРёСЏ РЅР° СЃРІРѕР№ РџРљ.</w:t>
             </w:r>
           </w:p>
         </w:tc>
@@ -1324,7 +1396,7 @@
               <w:rPr>
                 <w:sz w:val="24"/>
               </w:rPr>
-              <w:t>Обязательный</w:t>
+              <w:t>РћР±СЏР·Р°С‚РµР»СЊРЅС‹Р№</w:t>
             </w:r>
           </w:p>
         </w:tc>
@@ -1377,7 +1449,7 @@
                 <w:sz w:val="24"/>
                 <w:lang w:val="ru-RU"/>
               </w:rPr>
-              <w:t>Пользователь может запустить приложение и перейти к началу сетевой игры.</w:t>
+              <w:t>РџРѕР»СЊР·РѕРІР°С‚РµР»СЊ РјРѕР¶РµС‚ Р·Р°РїСѓСЃС‚РёС‚СЊ РїСЂРёР»РѕР¶РµРЅРёРµ Рё РїРµСЂРµР№С‚Рё Рє РЅР°С‡Р°Р»Сѓ СЃРµС‚РµРІРѕР№ РёРіСЂС‹.</w:t>
             </w:r>
           </w:p>
         </w:tc>
@@ -1398,7 +1470,7 @@
               <w:rPr>
                 <w:sz w:val="24"/>
               </w:rPr>
-              <w:t>Обязательный</w:t>
+              <w:t>РћР±СЏР·Р°С‚РµР»СЊРЅС‹Р№</w:t>
             </w:r>
           </w:p>
         </w:tc>
@@ -1443,7 +1515,7 @@
                 <w:sz w:val="24"/>
                 <w:lang w:val="ru-RU"/>
               </w:rPr>
-              <w:t xml:space="preserve">Пользователь может создать локальный </w:t>
+              <w:t xml:space="preserve">РџРѕР»СЊР·РѕРІР°С‚РµР»СЊ РјРѕР¶РµС‚ СЃРѕР·РґР°С‚СЊ Р»РѕРєР°Р»СЊРЅС‹Р№ </w:t>
             </w:r>
             <w:r>
               <w:rPr>
@@ -1456,7 +1528,7 @@
                 <w:sz w:val="24"/>
                 <w:lang w:val="ru-RU"/>
               </w:rPr>
-              <w:t>-сервер для ожидания второго игрока.</w:t>
+              <w:t>-СЃРµСЂРІРµСЂ РґР»СЏ РѕР¶РёРґР°РЅРёСЏ РІС‚РѕСЂРѕРіРѕ РёРіСЂРѕРєР°.</w:t>
             </w:r>
           </w:p>
         </w:tc>
@@ -1474,7 +1546,7 @@
               <w:rPr>
                 <w:sz w:val="24"/>
               </w:rPr>
-              <w:t>Обязательный</w:t>
+              <w:t>РћР±СЏР·Р°С‚РµР»СЊРЅС‹Р№</w:t>
             </w:r>
           </w:p>
         </w:tc>
@@ -1519,7 +1591,7 @@
                 <w:sz w:val="24"/>
                 <w:lang w:val="ru-RU"/>
               </w:rPr>
-              <w:t xml:space="preserve">Пользователь может подключиться к серверу по </w:t>
+              <w:t xml:space="preserve">РџРѕР»СЊР·РѕРІР°С‚РµР»СЊ РјРѕР¶РµС‚ РїРѕРґРєР»СЋС‡РёС‚СЊСЃСЏ Рє СЃРµСЂРІРµСЂСѓ РїРѕ </w:t>
             </w:r>
             <w:r>
               <w:rPr>
@@ -1532,7 +1604,7 @@
                 <w:sz w:val="24"/>
                 <w:lang w:val="ru-RU"/>
               </w:rPr>
-              <w:t>-адресу и порту.</w:t>
+              <w:t>-Р°РґСЂРµСЃСѓ Рё РїРѕСЂС‚Сѓ.</w:t>
             </w:r>
           </w:p>
         </w:tc>
@@ -1550,7 +1622,7 @@
               <w:rPr>
                 <w:sz w:val="24"/>
               </w:rPr>
-              <w:t>Обязательный</w:t>
+              <w:t>РћР±СЏР·Р°С‚РµР»СЊРЅС‹Р№</w:t>
             </w:r>
           </w:p>
         </w:tc>
@@ -1595,7 +1667,7 @@
                 <w:sz w:val="24"/>
                 <w:lang w:val="ru-RU"/>
               </w:rPr>
-              <w:t>Приложение отображает игровое поле 8</w:t>
+              <w:t>РџСЂРёР»РѕР¶РµРЅРёРµ РѕС‚РѕР±СЂР°Р¶Р°РµС‚ РёРіСЂРѕРІРѕРµ РїРѕР»Рµ 8</w:t>
             </w:r>
             <w:r>
               <w:rPr>
@@ -1608,7 +1680,7 @@
                 <w:sz w:val="24"/>
                 <w:lang w:val="ru-RU"/>
               </w:rPr>
-              <w:t>8 и начальную расстановку шашек.</w:t>
+              <w:t>8 Рё РЅР°С‡Р°Р»СЊРЅСѓСЋ СЂР°СЃСЃС‚Р°РЅРѕРІРєСѓ С€Р°С€РµРє.</w:t>
             </w:r>
           </w:p>
         </w:tc>
@@ -1626,7 +1698,7 @@
               <w:rPr>
                 <w:sz w:val="24"/>
               </w:rPr>
-              <w:t>Обязательный</w:t>
+              <w:t>РћР±СЏР·Р°С‚РµР»СЊРЅС‹Р№</w:t>
             </w:r>
           </w:p>
         </w:tc>
@@ -1671,7 +1743,7 @@
                 <w:sz w:val="24"/>
                 <w:lang w:val="ru-RU"/>
               </w:rPr>
-              <w:t>Приложение отображает шашки двух игроков разными цветами.</w:t>
+              <w:t>РџСЂРёР»РѕР¶РµРЅРёРµ РѕС‚РѕР±СЂР°Р¶Р°РµС‚ С€Р°С€РєРё РґРІСѓС… РёРіСЂРѕРєРѕРІ СЂР°Р·РЅС‹РјРё С†РІРµС‚Р°РјРё.</w:t>
             </w:r>
           </w:p>
         </w:tc>
@@ -1689,7 +1761,7 @@
               <w:rPr>
                 <w:sz w:val="24"/>
               </w:rPr>
-              <w:t>Обязательный</w:t>
+              <w:t>РћР±СЏР·Р°С‚РµР»СЊРЅС‹Р№</w:t>
             </w:r>
           </w:p>
         </w:tc>
@@ -1734,7 +1806,7 @@
                 <w:sz w:val="24"/>
                 <w:lang w:val="ru-RU"/>
               </w:rPr>
-              <w:t>Игрок может выбрать свою шашку на игровом поле.</w:t>
+              <w:t>РРіСЂРѕРє РјРѕР¶РµС‚ РІС‹Р±СЂР°С‚СЊ СЃРІРѕСЋ С€Р°С€РєСѓ РЅР° РёРіСЂРѕРІРѕРј РїРѕР»Рµ.</w:t>
             </w:r>
           </w:p>
         </w:tc>
@@ -1752,7 +1824,7 @@
               <w:rPr>
                 <w:sz w:val="24"/>
               </w:rPr>
-              <w:t>Обязательный</w:t>
+              <w:t>РћР±СЏР·Р°С‚РµР»СЊРЅС‹Р№</w:t>
             </w:r>
           </w:p>
         </w:tc>
@@ -1797,7 +1869,7 @@
                 <w:sz w:val="24"/>
                 <w:lang w:val="ru-RU"/>
               </w:rPr>
-              <w:t>Игрок может выполнить ход выбранной шашкой.</w:t>
+              <w:t>РРіСЂРѕРє РјРѕР¶РµС‚ РІС‹РїРѕР»РЅРёС‚СЊ С…РѕРґ РІС‹Р±СЂР°РЅРЅРѕР№ С€Р°С€РєРѕР№.</w:t>
             </w:r>
           </w:p>
         </w:tc>
@@ -1815,7 +1887,7 @@
               <w:rPr>
                 <w:sz w:val="24"/>
               </w:rPr>
-              <w:t>Обязательный</w:t>
+              <w:t>РћР±СЏР·Р°С‚РµР»СЊРЅС‹Р№</w:t>
             </w:r>
           </w:p>
         </w:tc>
@@ -1860,7 +1932,7 @@
                 <w:sz w:val="24"/>
                 <w:lang w:val="ru-RU"/>
               </w:rPr>
-              <w:t>Система проверяет корректность обычного хода шашки.</w:t>
+              <w:t>РЎРёСЃС‚РµРјР° РїСЂРѕРІРµСЂСЏРµС‚ РєРѕСЂСЂРµРєС‚РЅРѕСЃС‚СЊ РѕР±С‹С‡РЅРѕРіРѕ С…РѕРґР° С€Р°С€РєРё.</w:t>
             </w:r>
           </w:p>
         </w:tc>
@@ -1878,7 +1950,7 @@
               <w:rPr>
                 <w:sz w:val="24"/>
               </w:rPr>
-              <w:t>Обязательный</w:t>
+              <w:t>РћР±СЏР·Р°С‚РµР»СЊРЅС‹Р№</w:t>
             </w:r>
           </w:p>
         </w:tc>
@@ -1923,7 +1995,7 @@
                 <w:sz w:val="24"/>
                 <w:lang w:val="ru-RU"/>
               </w:rPr>
-              <w:t>Система проверяет корректность взятия шашки соперника.</w:t>
+              <w:t>РЎРёСЃС‚РµРјР° РїСЂРѕРІРµСЂСЏРµС‚ РєРѕСЂСЂРµРєС‚РЅРѕСЃС‚СЊ РІР·СЏС‚РёСЏ С€Р°С€РєРё СЃРѕРїРµСЂРЅРёРєР°.</w:t>
             </w:r>
           </w:p>
         </w:tc>
@@ -1941,7 +2013,7 @@
               <w:rPr>
                 <w:sz w:val="24"/>
               </w:rPr>
-              <w:t>Обязательный</w:t>
+              <w:t>РћР±СЏР·Р°С‚РµР»СЊРЅС‹Р№</w:t>
             </w:r>
           </w:p>
         </w:tc>
@@ -1986,7 +2058,7 @@
                 <w:sz w:val="24"/>
                 <w:lang w:val="ru-RU"/>
               </w:rPr>
-              <w:t>Система запрещает ход, если он нарушает правила игры.</w:t>
+              <w:t>РЎРёСЃС‚РµРјР° Р·Р°РїСЂРµС‰Р°РµС‚ С…РѕРґ, РµСЃР»Рё РѕРЅ РЅР°СЂСѓС€Р°РµС‚ РїСЂР°РІРёР»Р° РёРіСЂС‹.</w:t>
             </w:r>
           </w:p>
         </w:tc>
@@ -2004,7 +2076,7 @@
               <w:rPr>
                 <w:sz w:val="24"/>
               </w:rPr>
-              <w:t>Обязательный</w:t>
+              <w:t>РћР±СЏР·Р°С‚РµР»СЊРЅС‹Р№</w:t>
             </w:r>
           </w:p>
         </w:tc>
@@ -2049,7 +2121,7 @@
                 <w:sz w:val="24"/>
                 <w:lang w:val="ru-RU"/>
               </w:rPr>
-              <w:t xml:space="preserve">Система передает выполненный ход второму игроку по </w:t>
+              <w:t xml:space="preserve">РЎРёСЃС‚РµРјР° РїРµСЂРµРґР°РµС‚ РІС‹РїРѕР»РЅРµРЅРЅС‹Р№ С…РѕРґ РІС‚РѕСЂРѕРјСѓ РёРіСЂРѕРєСѓ РїРѕ </w:t>
             </w:r>
             <w:r>
               <w:rPr>
@@ -2062,7 +2134,7 @@
                 <w:sz w:val="24"/>
                 <w:lang w:val="ru-RU"/>
               </w:rPr>
-              <w:t>-соединению.</w:t>
+              <w:t>-СЃРѕРµРґРёРЅРµРЅРёСЋ.</w:t>
             </w:r>
           </w:p>
         </w:tc>
@@ -2080,7 +2152,7 @@
               <w:rPr>
                 <w:sz w:val="24"/>
               </w:rPr>
-              <w:t>Обязательный</w:t>
+              <w:t>РћР±СЏР·Р°С‚РµР»СЊРЅС‹Р№</w:t>
             </w:r>
           </w:p>
         </w:tc>
@@ -2125,7 +2197,7 @@
                 <w:sz w:val="24"/>
                 <w:lang w:val="ru-RU"/>
               </w:rPr>
-              <w:t>Система обновляет состояние игрового поля после каждого корректного хода.</w:t>
+              <w:t>РЎРёСЃС‚РµРјР° РѕР±РЅРѕРІР»СЏРµС‚ СЃРѕСЃС‚РѕСЏРЅРёРµ РёРіСЂРѕРІРѕРіРѕ РїРѕР»СЏ РїРѕСЃР»Рµ РєР°Р¶РґРѕРіРѕ РєРѕСЂСЂРµРєС‚РЅРѕРіРѕ С…РѕРґР°.</w:t>
             </w:r>
           </w:p>
         </w:tc>
@@ -2143,7 +2215,7 @@
               <w:rPr>
                 <w:sz w:val="24"/>
               </w:rPr>
-              <w:t>Обязательный</w:t>
+              <w:t>РћР±СЏР·Р°С‚РµР»СЊРЅС‹Р№</w:t>
             </w:r>
           </w:p>
         </w:tc>
@@ -2188,7 +2260,7 @@
                 <w:sz w:val="24"/>
                 <w:lang w:val="ru-RU"/>
               </w:rPr>
-              <w:t>Система контролирует очередность ходов игроков.</w:t>
+              <w:t>РЎРёСЃС‚РµРјР° РєРѕРЅС‚СЂРѕР»РёСЂСѓРµС‚ РѕС‡РµСЂРµРґРЅРѕСЃС‚СЊ С…РѕРґРѕРІ РёРіСЂРѕРєРѕРІ.</w:t>
             </w:r>
           </w:p>
         </w:tc>
@@ -2206,7 +2278,7 @@
               <w:rPr>
                 <w:sz w:val="24"/>
               </w:rPr>
-              <w:t>Обязательный</w:t>
+              <w:t>РћР±СЏР·Р°С‚РµР»СЊРЅС‹Р№</w:t>
             </w:r>
           </w:p>
         </w:tc>
@@ -2251,7 +2323,7 @@
                 <w:sz w:val="24"/>
                 <w:lang w:val="ru-RU"/>
               </w:rPr>
-              <w:t>Система определяет окончание партии и показывает победителя.</w:t>
+              <w:t>РЎРёСЃС‚РµРјР° РѕРїСЂРµРґРµР»СЏРµС‚ РѕРєРѕРЅС‡Р°РЅРёРµ РїР°СЂС‚РёРё Рё РїРѕРєР°Р·С‹РІР°РµС‚ РїРѕР±РµРґРёС‚РµР»СЏ.</w:t>
             </w:r>
           </w:p>
         </w:tc>
@@ -2269,7 +2341,7 @@
               <w:rPr>
                 <w:sz w:val="24"/>
               </w:rPr>
-              <w:t>Обязательный</w:t>
+              <w:t>РћР±СЏР·Р°С‚РµР»СЊРЅС‹Р№</w:t>
             </w:r>
           </w:p>
         </w:tc>
@@ -2314,7 +2386,7 @@
                 <w:sz w:val="24"/>
                 <w:lang w:val="ru-RU"/>
               </w:rPr>
-              <w:t>Система показывает сообщение при потере соединения со вторым игроком.</w:t>
+              <w:t>РЎРёСЃС‚РµРјР° РїРѕРєР°Р·С‹РІР°РµС‚ СЃРѕРѕР±С‰РµРЅРёРµ РїСЂРё РїРѕС‚РµСЂРµ СЃРѕРµРґРёРЅРµРЅРёСЏ СЃРѕ РІС‚РѕСЂС‹Рј РёРіСЂРѕРєРѕРј.</w:t>
             </w:r>
           </w:p>
         </w:tc>
@@ -2332,7 +2404,7 @@
               <w:rPr>
                 <w:sz w:val="24"/>
               </w:rPr>
-              <w:t>Важный</w:t>
+              <w:t>Р’Р°Р¶РЅС‹Р№</w:t>
             </w:r>
           </w:p>
         </w:tc>
@@ -2348,7 +2420,7 @@
           <w:b/>
           <w:sz w:val="32"/>
         </w:rPr>
-        <w:t>7. Нефункциональные требования</w:t>
+        <w:t>7. РќРµС„СѓРЅРєС†РёРѕРЅР°Р»СЊРЅС‹Рµ С‚СЂРµР±РѕРІР°РЅРёСЏ</w:t>
       </w:r>
     </w:p>
     <w:p>
@@ -2364,7 +2436,7 @@
         <w:rPr>
           <w:lang w:val="ru-RU"/>
         </w:rPr>
-        <w:t>Нефункциональные требования определяют ограничения, технологии, качество реализации и требования к надежности приложения.</w:t>
+        <w:t>РќРµС„СѓРЅРєС†РёРѕРЅР°Р»СЊРЅС‹Рµ С‚СЂРµР±РѕРІР°РЅРёСЏ РѕРїСЂРµРґРµР»СЏСЋС‚ РѕРіСЂР°РЅРёС‡РµРЅРёСЏ, С‚РµС…РЅРѕР»РѕРіРёРё, РєР°С‡РµСЃС‚РІРѕ СЂРµР°Р»РёР·Р°С†РёРё Рё С‚СЂРµР±РѕРІР°РЅРёСЏ Рє РЅР°РґРµР¶РЅРѕСЃС‚Рё РїСЂРёР»РѕР¶РµРЅРёСЏ.</w:t>
       </w:r>
     </w:p>
     <w:tbl>
@@ -2410,7 +2482,7 @@
                 <w:b/>
                 <w:sz w:val="24"/>
               </w:rPr>
-              <w:t>№</w:t>
+              <w:t>в„–</w:t>
             </w:r>
           </w:p>
         </w:tc>
@@ -2430,7 +2502,7 @@
                 <w:b/>
                 <w:sz w:val="24"/>
               </w:rPr>
-              <w:t>Нефункциональное требование</w:t>
+              <w:t>РќРµС„СѓРЅРєС†РёРѕРЅР°Р»СЊРЅРѕРµ С‚СЂРµР±РѕРІР°РЅРёРµ</w:t>
             </w:r>
           </w:p>
         </w:tc>
@@ -2450,7 +2522,7 @@
                 <w:b/>
                 <w:sz w:val="24"/>
               </w:rPr>
-              <w:t>Приоритет</w:t>
+              <w:t>РџСЂРёРѕСЂРёС‚РµС‚</w:t>
             </w:r>
           </w:p>
         </w:tc>
@@ -2495,14 +2567,14 @@
                 <w:sz w:val="24"/>
                 <w:lang w:val="ru-RU"/>
               </w:rPr>
-              <w:t xml:space="preserve">Приложение должно быть </w:t>
+              <w:t xml:space="preserve">РџСЂРёР»РѕР¶РµРЅРёРµ РґРѕР»Р¶РЅРѕ Р±С‹С‚СЊ </w:t>
             </w:r>
             <w:r>
               <w:rPr>
                 <w:sz w:val="24"/>
                 <w:lang w:val="ru-RU"/>
               </w:rPr>
-              <w:t xml:space="preserve">разработано на </w:t>
+              <w:t xml:space="preserve">СЂР°Р·СЂР°Р±РѕС‚Р°РЅРѕ РЅР° </w:t>
             </w:r>
             <w:r>
               <w:rPr>
@@ -2515,7 +2587,7 @@
                 <w:sz w:val="24"/>
                 <w:lang w:val="ru-RU"/>
               </w:rPr>
-              <w:t># с использованием .</w:t>
+              <w:t># СЃ РёСЃРїРѕР»СЊР·РѕРІР°РЅРёРµРј .</w:t>
             </w:r>
             <w:r>
               <w:rPr>
@@ -2572,7 +2644,7 @@
               <w:rPr>
                 <w:sz w:val="24"/>
               </w:rPr>
-              <w:t>Обязательный</w:t>
+              <w:t>РћР±СЏР·Р°С‚РµР»СЊРЅС‹Р№</w:t>
             </w:r>
           </w:p>
         </w:tc>
@@ -2617,7 +2689,7 @@
                 <w:sz w:val="24"/>
                 <w:lang w:val="ru-RU"/>
               </w:rPr>
-              <w:t xml:space="preserve">Сетевое взаимодействие должно работать через локальное </w:t>
+              <w:t xml:space="preserve">РЎРµС‚РµРІРѕРµ РІР·Р°РёРјРѕРґРµР№СЃС‚РІРёРµ РґРѕР»Р¶РЅРѕ СЂР°Р±РѕС‚Р°С‚СЊ С‡РµСЂРµР· Р»РѕРєР°Р»СЊРЅРѕРµ </w:t>
             </w:r>
             <w:r>
               <w:rPr>
@@ -2643,7 +2715,7 @@
                 <w:sz w:val="24"/>
                 <w:lang w:val="ru-RU"/>
               </w:rPr>
-              <w:t>-соединение.</w:t>
+              <w:t>-СЃРѕРµРґРёРЅРµРЅРёРµ.</w:t>
             </w:r>
           </w:p>
         </w:tc>
@@ -2661,7 +2733,7 @@
               <w:rPr>
                 <w:sz w:val="24"/>
               </w:rPr>
-              <w:t>Обязательный</w:t>
+              <w:t>РћР±СЏР·Р°С‚РµР»СЊРЅС‹Р№</w:t>
             </w:r>
           </w:p>
         </w:tc>
@@ -2706,14 +2778,14 @@
                 <w:sz w:val="24"/>
                 <w:lang w:val="ru-RU"/>
               </w:rPr>
-              <w:t xml:space="preserve">Интерфейс должен быть простым и понятным для пользователя без </w:t>
+              <w:t xml:space="preserve">РРЅС‚РµСЂС„РµР№СЃ РґРѕР»Р¶РµРЅ Р±С‹С‚СЊ РїСЂРѕСЃС‚С‹Рј Рё РїРѕРЅСЏС‚РЅС‹Рј РґР»СЏ РїРѕР»СЊР·РѕРІР°С‚РµР»СЏ Р±РµР· </w:t>
             </w:r>
             <w:r>
               <w:rPr>
                 <w:sz w:val="24"/>
                 <w:lang w:val="ru-RU"/>
               </w:rPr>
-              <w:t>дополнительного обучения.</w:t>
+              <w:t>РґРѕРїРѕР»РЅРёС‚РµР»СЊРЅРѕРіРѕ РѕР±СѓС‡РµРЅРёСЏ.</w:t>
             </w:r>
           </w:p>
         </w:tc>
@@ -2731,7 +2803,7 @@
               <w:rPr>
                 <w:sz w:val="24"/>
               </w:rPr>
-              <w:t>Важный</w:t>
+              <w:t>Р’Р°Р¶РЅС‹Р№</w:t>
             </w:r>
           </w:p>
         </w:tc>
@@ -2776,7 +2848,7 @@
                 <w:sz w:val="24"/>
                 <w:lang w:val="ru-RU"/>
               </w:rPr>
-              <w:t>Игровая логика должна быть отделена от кода пользовательского интерфейса.</w:t>
+              <w:t>РРіСЂРѕРІР°СЏ Р»РѕРіРёРєР° РґРѕР»Р¶РЅР° Р±С‹С‚СЊ РѕС‚РґРµР»РµРЅР° РѕС‚ РєРѕРґР° РїРѕР»СЊР·РѕРІР°С‚РµР»СЊСЃРєРѕРіРѕ РёРЅС‚РµСЂС„РµР№СЃР°.</w:t>
             </w:r>
           </w:p>
         </w:tc>
@@ -2794,7 +2866,7 @@
               <w:rPr>
                 <w:sz w:val="24"/>
               </w:rPr>
-              <w:t>Обязательный</w:t>
+              <w:t>РћР±СЏР·Р°С‚РµР»СЊРЅС‹Р№</w:t>
             </w:r>
           </w:p>
         </w:tc>
@@ -2840,7 +2912,7 @@
                 <w:sz w:val="24"/>
                 <w:lang w:val="ru-RU"/>
               </w:rPr>
-              <w:t>Сетевой код должен быть отделен от игровой логики.</w:t>
+              <w:t>РЎРµС‚РµРІРѕР№ РєРѕРґ РґРѕР»Р¶РµРЅ Р±С‹С‚СЊ РѕС‚РґРµР»РµРЅ РѕС‚ РёРіСЂРѕРІРѕР№ Р»РѕРіРёРєРё.</w:t>
             </w:r>
           </w:p>
         </w:tc>
@@ -2858,7 +2930,7 @@
               <w:rPr>
                 <w:sz w:val="24"/>
               </w:rPr>
-              <w:t>Обязательный</w:t>
+              <w:t>РћР±СЏР·Р°С‚РµР»СЊРЅС‹Р№</w:t>
             </w:r>
           </w:p>
         </w:tc>
@@ -2903,14 +2975,14 @@
                 <w:sz w:val="24"/>
                 <w:lang w:val="ru-RU"/>
               </w:rPr>
-              <w:t xml:space="preserve">Код проекта должен быть читаемым, </w:t>
+              <w:t xml:space="preserve">РљРѕРґ РїСЂРѕРµРєС‚Р° РґРѕР»Р¶РµРЅ Р±С‹С‚СЊ С‡РёС‚Р°РµРјС‹Рј, </w:t>
             </w:r>
             <w:r>
               <w:rPr>
                 <w:sz w:val="24"/>
                 <w:lang w:val="ru-RU"/>
               </w:rPr>
-              <w:t>структурированным и пригодным для защиты учебной работы.</w:t>
+              <w:t>СЃС‚СЂСѓРєС‚СѓСЂРёСЂРѕРІР°РЅРЅС‹Рј Рё РїСЂРёРіРѕРґРЅС‹Рј РґР»СЏ Р·Р°С‰РёС‚С‹ СѓС‡РµР±РЅРѕР№ СЂР°Р±РѕС‚С‹.</w:t>
             </w:r>
           </w:p>
         </w:tc>
@@ -2928,7 +3000,7 @@
               <w:rPr>
                 <w:sz w:val="24"/>
               </w:rPr>
-              <w:t>Важный</w:t>
+              <w:t>Р’Р°Р¶РЅС‹Р№</w:t>
             </w:r>
           </w:p>
         </w:tc>
@@ -2973,7 +3045,7 @@
                 <w:sz w:val="24"/>
                 <w:lang w:val="ru-RU"/>
               </w:rPr>
-              <w:t>Приложение не должно аварийно завершаться при некорректном ходе игрока.</w:t>
+              <w:t>РџСЂРёР»РѕР¶РµРЅРёРµ РЅРµ РґРѕР»Р¶РЅРѕ Р°РІР°СЂРёР№РЅРѕ Р·Р°РІРµСЂС€Р°С‚СЊСЃСЏ РїСЂРё РЅРµРєРѕСЂСЂРµРєС‚РЅРѕРј С…РѕРґРµ РёРіСЂРѕРєР°.</w:t>
             </w:r>
           </w:p>
         </w:tc>
@@ -2991,7 +3063,7 @@
               <w:rPr>
                 <w:sz w:val="24"/>
               </w:rPr>
-              <w:t>Обязательный</w:t>
+              <w:t>РћР±СЏР·Р°С‚РµР»СЊРЅС‹Р№</w:t>
             </w:r>
           </w:p>
         </w:tc>
@@ -3036,7 +3108,7 @@
                 <w:sz w:val="24"/>
                 <w:lang w:val="ru-RU"/>
               </w:rPr>
-              <w:t>Приложение должно корректно обрабатывать отключение второго игрока.</w:t>
+              <w:t>РџСЂРёР»РѕР¶РµРЅРёРµ РґРѕР»Р¶РЅРѕ РєРѕСЂСЂРµРєС‚РЅРѕ РѕР±СЂР°Р±Р°С‚С‹РІР°С‚СЊ РѕС‚РєР»СЋС‡РµРЅРёРµ РІС‚РѕСЂРѕРіРѕ РёРіСЂРѕРєР°.</w:t>
             </w:r>
           </w:p>
         </w:tc>
@@ -3054,7 +3126,7 @@
               <w:rPr>
                 <w:sz w:val="24"/>
               </w:rPr>
-              <w:t>Обязательный</w:t>
+              <w:t>РћР±СЏР·Р°С‚РµР»СЊРЅС‹Р№</w:t>
             </w:r>
           </w:p>
         </w:tc>
@@ -3099,14 +3171,14 @@
                 <w:sz w:val="24"/>
                 <w:lang w:val="ru-RU"/>
               </w:rPr>
-              <w:t>Ос</w:t>
+              <w:t>РћСЃ</w:t>
             </w:r>
             <w:r>
               <w:rPr>
                 <w:sz w:val="24"/>
                 <w:lang w:val="ru-RU"/>
               </w:rPr>
-              <w:t>новные действия в локальной сети должны выполняться без заметной задержки для пользователя.</w:t>
+              <w:t>РЅРѕРІРЅС‹Рµ РґРµР№СЃС‚РІРёСЏ РІ Р»РѕРєР°Р»СЊРЅРѕР№ СЃРµС‚Рё РґРѕР»Р¶РЅС‹ РІС‹РїРѕР»РЅСЏС‚СЊСЃСЏ Р±РµР· Р·Р°РјРµС‚РЅРѕР№ Р·Р°РґРµСЂР¶РєРё РґР»СЏ РїРѕР»СЊР·РѕРІР°С‚РµР»СЏ.</w:t>
             </w:r>
           </w:p>
         </w:tc>
@@ -3124,7 +3196,7 @@
               <w:rPr>
                 <w:sz w:val="24"/>
               </w:rPr>
-              <w:t>Важный</w:t>
+              <w:t>Р’Р°Р¶РЅС‹Р№</w:t>
             </w:r>
           </w:p>
         </w:tc>
@@ -3169,7 +3241,7 @@
                 <w:sz w:val="24"/>
                 <w:lang w:val="ru-RU"/>
               </w:rPr>
-              <w:t xml:space="preserve">Проект должен храниться в </w:t>
+              <w:t xml:space="preserve">РџСЂРѕРµРєС‚ РґРѕР»Р¶РµРЅ С…СЂР°РЅРёС‚СЊСЃСЏ РІ </w:t>
             </w:r>
             <w:r>
               <w:rPr>
@@ -3182,7 +3254,7 @@
                 <w:sz w:val="24"/>
                 <w:lang w:val="ru-RU"/>
               </w:rPr>
-              <w:t>-репозитории с понятной историей изменений.</w:t>
+              <w:t>-СЂРµРїРѕР·РёС‚РѕСЂРёРё СЃ РїРѕРЅСЏС‚РЅРѕР№ РёСЃС‚РѕСЂРёРµР№ РёР·РјРµРЅРµРЅРёР№.</w:t>
             </w:r>
           </w:p>
         </w:tc>
@@ -3200,7 +3272,7 @@
               <w:rPr>
                 <w:sz w:val="24"/>
               </w:rPr>
-              <w:t>Обязательный</w:t>
+              <w:t>РћР±СЏР·Р°С‚РµР»СЊРЅС‹Р№</w:t>
             </w:r>
           </w:p>
         </w:tc>
@@ -3245,14 +3317,14 @@
                 <w:sz w:val="24"/>
                 <w:lang w:val="ru-RU"/>
               </w:rPr>
-              <w:t xml:space="preserve">Приложение должно запускаться на компьютерах с </w:t>
+              <w:t xml:space="preserve">РџСЂРёР»РѕР¶РµРЅРёРµ РґРѕР»Р¶РЅРѕ Р·Р°РїСѓСЃРєР°С‚СЊСЃСЏ РЅР° РєРѕРјРїСЊСЋС‚РµСЂР°С… СЃ </w:t>
             </w:r>
             <w:r>
               <w:rPr>
                 <w:sz w:val="24"/>
                 <w:lang w:val="ru-RU"/>
               </w:rPr>
-              <w:t xml:space="preserve">операционной системой </w:t>
+              <w:t xml:space="preserve">РѕРїРµСЂР°С†РёРѕРЅРЅРѕР№ СЃРёСЃС‚РµРјРѕР№ </w:t>
             </w:r>
             <w:r>
               <w:rPr>
@@ -3283,7 +3355,7 @@
               <w:rPr>
                 <w:sz w:val="24"/>
               </w:rPr>
-              <w:t>Обязательный</w:t>
+              <w:t>РћР±СЏР·Р°С‚РµР»СЊРЅС‹Р№</w:t>
             </w:r>
           </w:p>
         </w:tc>
@@ -3328,7 +3400,7 @@
                 <w:sz w:val="24"/>
                 <w:lang w:val="ru-RU"/>
               </w:rPr>
-              <w:t>Основные компоненты игровой логики должны быть проверены модульными тестами.</w:t>
+              <w:t>РћСЃРЅРѕРІРЅС‹Рµ РєРѕРјРїРѕРЅРµРЅС‚С‹ РёРіСЂРѕРІРѕР№ Р»РѕРіРёРєРё РґРѕР»Р¶РЅС‹ Р±С‹С‚СЊ РїСЂРѕРІРµСЂРµРЅС‹ РјРѕРґСѓР»СЊРЅС‹РјРё С‚РµСЃС‚Р°РјРё.</w:t>
             </w:r>
           </w:p>
         </w:tc>
@@ -3346,7 +3418,7 @@
               <w:rPr>
                 <w:sz w:val="24"/>
               </w:rPr>
-              <w:t>Важный</w:t>
+              <w:t>Р’Р°Р¶РЅС‹Р№</w:t>
             </w:r>
           </w:p>
         </w:tc>
@@ -3362,7 +3434,7 @@
           <w:b/>
           <w:sz w:val="32"/>
         </w:rPr>
-        <w:t>8. Требования к правилам игры</w:t>
+        <w:t>8. РўСЂРµР±РѕРІР°РЅРёСЏ Рє РїСЂР°РІРёР»Р°Рј РёРіСЂС‹</w:t>
       </w:r>
     </w:p>
     <w:p>
@@ -3378,13 +3450,13 @@
         <w:rPr>
           <w:lang w:val="ru-RU"/>
         </w:rPr>
-        <w:t xml:space="preserve">В рамках обязательной версии проекта реализуются базовые правила шашек, достаточные для </w:t>
-      </w:r>
-      <w:r>
-        <w:rPr>
-          <w:lang w:val="ru-RU"/>
-        </w:rPr>
-        <w:t xml:space="preserve">демонстрации проверки корректности ходов. </w:t>
+        <w:t xml:space="preserve">Р’ СЂР°РјРєР°С… РѕР±СЏР·Р°С‚РµР»СЊРЅРѕР№ РІРµСЂСЃРёРё РїСЂРѕРµРєС‚Р° СЂРµР°Р»РёР·СѓСЋС‚СЃСЏ Р±Р°Р·РѕРІС‹Рµ РїСЂР°РІРёР»Р° С€Р°С€РµРє, РґРѕСЃС‚Р°С‚РѕС‡РЅС‹Рµ РґР»СЏ </w:t>
+      </w:r>
+      <w:r>
+        <w:rPr>
+          <w:lang w:val="ru-RU"/>
+        </w:rPr>
+        <w:t xml:space="preserve">РґРµРјРѕРЅСЃС‚СЂР°С†РёРё РїСЂРѕРІРµСЂРєРё РєРѕСЂСЂРµРєС‚РЅРѕСЃС‚Рё С…РѕРґРѕРІ. </w:t>
       </w:r>
     </w:p>
     <w:p>
@@ -3399,7 +3471,7 @@
           <w:b/>
           <w:lang w:val="ru-RU"/>
         </w:rPr>
-        <w:t>8.1. Обязательные правила</w:t>
+        <w:t>8.1. РћР±СЏР·Р°С‚РµР»СЊРЅС‹Рµ РїСЂР°РІРёР»Р°</w:t>
       </w:r>
     </w:p>
     <w:p>
@@ -3419,7 +3491,7 @@
         <w:rPr>
           <w:lang w:val="ru-RU"/>
         </w:rPr>
-        <w:t>игровое поле состоит из 8 строк и 8 столбцов;</w:t>
+        <w:t>РёРіСЂРѕРІРѕРµ РїРѕР»Рµ СЃРѕСЃС‚РѕРёС‚ РёР· 8 СЃС‚СЂРѕРє Рё 8 СЃС‚РѕР»Р±С†РѕРІ;</w:t>
       </w:r>
     </w:p>
     <w:p>
@@ -3439,13 +3511,13 @@
         <w:rPr>
           <w:lang w:val="ru-RU"/>
         </w:rPr>
-        <w:t xml:space="preserve">в начале партии на поле </w:t>
-      </w:r>
-      <w:r>
-        <w:rPr>
-          <w:lang w:val="ru-RU"/>
-        </w:rPr>
-        <w:t>отображается стандартная расстановка шашек двух игроков;</w:t>
+        <w:t xml:space="preserve">РІ РЅР°С‡Р°Р»Рµ РїР°СЂС‚РёРё РЅР° РїРѕР»Рµ </w:t>
+      </w:r>
+      <w:r>
+        <w:rPr>
+          <w:lang w:val="ru-RU"/>
+        </w:rPr>
+        <w:t>РѕС‚РѕР±СЂР°Р¶Р°РµС‚СЃСЏ СЃС‚Р°РЅРґР°СЂС‚РЅР°СЏ СЂР°СЃСЃС‚Р°РЅРѕРІРєР° С€Р°С€РµРє РґРІСѓС… РёРіСЂРѕРєРѕРІ;</w:t>
       </w:r>
     </w:p>
     <w:p>
@@ -3465,7 +3537,7 @@
         <w:rPr>
           <w:lang w:val="ru-RU"/>
         </w:rPr>
-        <w:t>шашки двух игроков отображаются разными цветами;</w:t>
+        <w:t>С€Р°С€РєРё РґРІСѓС… РёРіСЂРѕРєРѕРІ РѕС‚РѕР±СЂР°Р¶Р°СЋС‚СЃСЏ СЂР°Р·РЅС‹РјРё С†РІРµС‚Р°РјРё;</w:t>
       </w:r>
     </w:p>
     <w:p>
@@ -3485,7 +3557,7 @@
         <w:rPr>
           <w:lang w:val="ru-RU"/>
         </w:rPr>
-        <w:t>ход выполняется только по диагонали на свободную клетку;</w:t>
+        <w:t>С…РѕРґ РІС‹РїРѕР»РЅСЏРµС‚СЃСЏ С‚РѕР»СЊРєРѕ РїРѕ РґРёР°РіРѕРЅР°Р»Рё РЅР° СЃРІРѕР±РѕРґРЅСѓСЋ РєР»РµС‚РєСѓ;</w:t>
       </w:r>
     </w:p>
     <w:p>
@@ -3505,7 +3577,7 @@
         <w:rPr>
           <w:lang w:val="ru-RU"/>
         </w:rPr>
-        <w:t>обычная шашка может выполнить простой ход на одну клетку по диагонали вперед;</w:t>
+        <w:t>РѕР±С‹С‡РЅР°СЏ С€Р°С€РєР° РјРѕР¶РµС‚ РІС‹РїРѕР»РЅРёС‚СЊ РїСЂРѕСЃС‚РѕР№ С…РѕРґ РЅР° РѕРґРЅСѓ РєР»РµС‚РєСѓ РїРѕ РґРёР°РіРѕРЅР°Р»Рё РІРїРµСЂРµРґ;</w:t>
       </w:r>
     </w:p>
     <w:p>
@@ -3525,13 +3597,13 @@
         <w:rPr>
           <w:lang w:val="ru-RU"/>
         </w:rPr>
-        <w:t xml:space="preserve">взятие </w:t>
-      </w:r>
-      <w:r>
-        <w:rPr>
-          <w:lang w:val="ru-RU"/>
-        </w:rPr>
-        <w:t>выполняется через шашку соперника на свободную клетку за ней;</w:t>
+        <w:t xml:space="preserve">РІР·СЏС‚РёРµ </w:t>
+      </w:r>
+      <w:r>
+        <w:rPr>
+          <w:lang w:val="ru-RU"/>
+        </w:rPr>
+        <w:t>РІС‹РїРѕР»РЅСЏРµС‚СЃСЏ С‡РµСЂРµР· С€Р°С€РєСѓ СЃРѕРїРµСЂРЅРёРєР° РЅР° СЃРІРѕР±РѕРґРЅСѓСЋ РєР»РµС‚РєСѓ Р·Р° РЅРµР№;</w:t>
       </w:r>
     </w:p>
     <w:p>
@@ -3551,7 +3623,7 @@
         <w:rPr>
           <w:lang w:val="ru-RU"/>
         </w:rPr>
-        <w:t>после корректного взятия шашка соперника удаляется с поля;</w:t>
+        <w:t>РїРѕСЃР»Рµ РєРѕСЂСЂРµРєС‚РЅРѕРіРѕ РІР·СЏС‚РёСЏ С€Р°С€РєР° СЃРѕРїРµСЂРЅРёРєР° СѓРґР°Р»СЏРµС‚СЃСЏ СЃ РїРѕР»СЏ;</w:t>
       </w:r>
     </w:p>
     <w:p>
@@ -3571,7 +3643,7 @@
         <w:rPr>
           <w:lang w:val="ru-RU"/>
         </w:rPr>
-        <w:t>игрок не может ходить шашкой соперника;</w:t>
+        <w:t>РёРіСЂРѕРє РЅРµ РјРѕР¶РµС‚ С…РѕРґРёС‚СЊ С€Р°С€РєРѕР№ СЃРѕРїРµСЂРЅРёРєР°;</w:t>
       </w:r>
     </w:p>
     <w:p>
@@ -3591,7 +3663,7 @@
         <w:rPr>
           <w:lang w:val="ru-RU"/>
         </w:rPr>
-        <w:t>игрок не может выполнить ход не в свою очередь;</w:t>
+        <w:t>РёРіСЂРѕРє РЅРµ РјРѕР¶РµС‚ РІС‹РїРѕР»РЅРёС‚СЊ С…РѕРґ РЅРµ РІ СЃРІРѕСЋ РѕС‡РµСЂРµРґСЊ;</w:t>
       </w:r>
     </w:p>
     <w:p>
@@ -3611,13 +3683,13 @@
         <w:rPr>
           <w:lang w:val="ru-RU"/>
         </w:rPr>
-        <w:t xml:space="preserve">некорректный ход не изменяет состояние </w:t>
-      </w:r>
-      <w:r>
-        <w:rPr>
-          <w:lang w:val="ru-RU"/>
-        </w:rPr>
-        <w:t>игрового поля;</w:t>
+        <w:t xml:space="preserve">РЅРµРєРѕСЂСЂРµРєС‚РЅС‹Р№ С…РѕРґ РЅРµ РёР·РјРµРЅСЏРµС‚ СЃРѕСЃС‚РѕСЏРЅРёРµ </w:t>
+      </w:r>
+      <w:r>
+        <w:rPr>
+          <w:lang w:val="ru-RU"/>
+        </w:rPr>
+        <w:t>РёРіСЂРѕРІРѕРіРѕ РїРѕР»СЏ;</w:t>
       </w:r>
     </w:p>
     <w:p>
@@ -3638,7 +3710,7 @@
           <w:lang w:val="ru-RU"/>
         </w:rPr>
         <w:lastRenderedPageBreak/>
-        <w:t>партия завершается, если у одного из игроков не осталось шашек или нет доступных ходов.</w:t>
+        <w:t>РїР°СЂС‚РёСЏ Р·Р°РІРµСЂС€Р°РµС‚СЃСЏ, РµСЃР»Рё Сѓ РѕРґРЅРѕРіРѕ РёР· РёРіСЂРѕРєРѕРІ РЅРµ РѕСЃС‚Р°Р»РѕСЃСЊ С€Р°С€РµРє РёР»Рё РЅРµС‚ РґРѕСЃС‚СѓРїРЅС‹С… С…РѕРґРѕРІ.</w:t>
       </w:r>
     </w:p>
     <w:p>
@@ -3658,7 +3730,7 @@
         <w:rPr>
           <w:lang w:val="ru-RU"/>
         </w:rPr>
-        <w:t>превращение шашки в дамку при достижении последней горизонтали;</w:t>
+        <w:t>РїСЂРµРІСЂР°С‰РµРЅРёРµ С€Р°С€РєРё РІ РґР°РјРєСѓ РїСЂРё РґРѕСЃС‚РёР¶РµРЅРёРё РїРѕСЃР»РµРґРЅРµР№ РіРѕСЂРёР·РѕРЅС‚Р°Р»Рё;</w:t>
       </w:r>
     </w:p>
     <w:p>
@@ -3678,7 +3750,7 @@
         <w:rPr>
           <w:lang w:val="ru-RU"/>
         </w:rPr>
-        <w:t>ходы дамки на несколько клеток по диагонали;</w:t>
+        <w:t>С…РѕРґС‹ РґР°РјРєРё РЅР° РЅРµСЃРєРѕР»СЊРєРѕ РєР»РµС‚РѕРє РїРѕ РґРёР°РіРѕРЅР°Р»Рё;</w:t>
       </w:r>
     </w:p>
     <w:p>
@@ -3698,7 +3770,7 @@
         <w:rPr>
           <w:lang w:val="ru-RU"/>
         </w:rPr>
-        <w:t>обязательное взятие, если у игрока есть возможность взять шашку соперника;</w:t>
+        <w:t>РѕР±СЏР·Р°С‚РµР»СЊРЅРѕРµ РІР·СЏС‚РёРµ, РµСЃР»Рё Сѓ РёРіСЂРѕРєР° РµСЃС‚СЊ РІРѕР·РјРѕР¶РЅРѕСЃС‚СЊ РІР·СЏС‚СЊ С€Р°С€РєСѓ СЃРѕРїРµСЂРЅРёРєР°;</w:t>
       </w:r>
     </w:p>
     <w:p>
@@ -3718,7 +3790,7 @@
         <w:rPr>
           <w:lang w:val="ru-RU"/>
         </w:rPr>
-        <w:t>цепное взятие нескольких шашек за один ход.</w:t>
+        <w:t>С†РµРїРЅРѕРµ РІР·СЏС‚РёРµ РЅРµСЃРєРѕР»СЊРєРёС… С€Р°С€РµРє Р·Р° РѕРґРёРЅ С…РѕРґ.</w:t>
       </w:r>
     </w:p>
     <w:p>
@@ -3742,7 +3814,7 @@
           <w:sz w:val="32"/>
           <w:lang w:val="ru-RU"/>
         </w:rPr>
-        <w:t>. Требования к пользовательскому интерфейсу</w:t>
+        <w:t>. РўСЂРµР±РѕРІР°РЅРёСЏ Рє РїРѕР»СЊР·РѕРІР°С‚РµР»СЊСЃРєРѕРјСѓ РёРЅС‚РµСЂС„РµР№СЃСѓ</w:t>
       </w:r>
     </w:p>
     <w:p>
@@ -3758,19 +3830,19 @@
         <w:rPr>
           <w:lang w:val="ru-RU"/>
         </w:rPr>
-        <w:t>Интерфейс должен быть простым и понятным</w:t>
-      </w:r>
-      <w:r>
-        <w:rPr>
-          <w:lang w:val="ru-RU"/>
-        </w:rPr>
-        <w:t xml:space="preserve"> на русском языке</w:t>
-      </w:r>
-      <w:r>
-        <w:rPr>
-          <w:lang w:val="ru-RU"/>
-        </w:rPr>
-        <w:t>. Пользователь должен без дополнительного обучения понять, как создать игру, подключиться к игре и выполнить ход.</w:t>
+        <w:t>РРЅС‚РµСЂС„РµР№СЃ РґРѕР»Р¶РµРЅ Р±С‹С‚СЊ РїСЂРѕСЃС‚С‹Рј Рё РїРѕРЅСЏС‚РЅС‹Рј</w:t>
+      </w:r>
+      <w:r>
+        <w:rPr>
+          <w:lang w:val="ru-RU"/>
+        </w:rPr>
+        <w:t xml:space="preserve"> РЅР° СЂСѓСЃСЃРєРѕРј СЏР·С‹РєРµ</w:t>
+      </w:r>
+      <w:r>
+        <w:rPr>
+          <w:lang w:val="ru-RU"/>
+        </w:rPr>
+        <w:t>. РџРѕР»СЊР·РѕРІР°С‚РµР»СЊ РґРѕР»Р¶РµРЅ Р±РµР· РґРѕРїРѕР»РЅРёС‚РµР»СЊРЅРѕРіРѕ РѕР±СѓС‡РµРЅРёСЏ РїРѕРЅСЏС‚СЊ, РєР°Рє СЃРѕР·РґР°С‚СЊ РёРіСЂСѓ, РїРѕРґРєР»СЋС‡РёС‚СЊСЃСЏ Рє РёРіСЂРµ Рё РІС‹РїРѕР»РЅРёС‚СЊ С…РѕРґ.</w:t>
       </w:r>
     </w:p>
     <w:p>
@@ -3785,7 +3857,7 @@
           <w:b/>
           <w:lang w:val="ru-RU"/>
         </w:rPr>
-        <w:t>9.1. Основные элементы интерфейса</w:t>
+        <w:t>9.1. РћСЃРЅРѕРІРЅС‹Рµ СЌР»РµРјРµРЅС‚С‹ РёРЅС‚РµСЂС„РµР№СЃР°</w:t>
       </w:r>
     </w:p>
     <w:p>
@@ -3805,7 +3877,7 @@
         <w:rPr>
           <w:lang w:val="ru-RU"/>
         </w:rPr>
-        <w:t>главное окно приложения;</w:t>
+        <w:t>РіР»Р°РІРЅРѕРµ РѕРєРЅРѕ РїСЂРёР»РѕР¶РµРЅРёСЏ;</w:t>
       </w:r>
     </w:p>
     <w:p>
@@ -3825,7 +3897,7 @@
         <w:rPr>
           <w:lang w:val="ru-RU"/>
         </w:rPr>
-        <w:t>кнопка создания сервера;</w:t>
+        <w:t>РєРЅРѕРїРєР° СЃРѕР·РґР°РЅРёСЏ СЃРµСЂРІРµСЂР°;</w:t>
       </w:r>
     </w:p>
     <w:p>
@@ -3845,7 +3917,7 @@
         <w:rPr>
           <w:lang w:val="ru-RU"/>
         </w:rPr>
-        <w:t xml:space="preserve">поля ввода </w:t>
+        <w:t xml:space="preserve">РїРѕР»СЏ РІРІРѕРґР° </w:t>
       </w:r>
       <w:r>
         <w:t>IP</w:t>
@@ -3854,7 +3926,7 @@
         <w:rPr>
           <w:lang w:val="ru-RU"/>
         </w:rPr>
-        <w:t>-адреса и порта для подключения;</w:t>
+        <w:t>-Р°РґСЂРµСЃР° Рё РїРѕСЂС‚Р° РґР»СЏ РїРѕРґРєР»СЋС‡РµРЅРёСЏ;</w:t>
       </w:r>
     </w:p>
     <w:p>
@@ -3874,7 +3946,7 @@
         <w:rPr>
           <w:lang w:val="ru-RU"/>
         </w:rPr>
-        <w:t>кнопка подключения к серверу;</w:t>
+        <w:t>РєРЅРѕРїРєР° РїРѕРґРєР»СЋС‡РµРЅРёСЏ Рє СЃРµСЂРІРµСЂСѓ;</w:t>
       </w:r>
     </w:p>
     <w:p>
@@ -3894,7 +3966,7 @@
         <w:rPr>
           <w:lang w:val="ru-RU"/>
         </w:rPr>
-        <w:t>игровое поле 8</w:t>
+        <w:t>РёРіСЂРѕРІРѕРµ РїРѕР»Рµ 8</w:t>
       </w:r>
       <w:r>
         <w:t>x</w:t>
@@ -3923,7 +3995,7 @@
         <w:rPr>
           <w:lang w:val="ru-RU"/>
         </w:rPr>
-        <w:t>индикатор текущего хода;</w:t>
+        <w:t>РёРЅРґРёРєР°С‚РѕСЂ С‚РµРєСѓС‰РµРіРѕ С…РѕРґР°;</w:t>
       </w:r>
     </w:p>
     <w:p>
@@ -3943,13 +4015,13 @@
         <w:rPr>
           <w:lang w:val="ru-RU"/>
         </w:rPr>
-        <w:t xml:space="preserve">область сообщений о ходе игры, </w:t>
-      </w:r>
-      <w:r>
-        <w:rPr>
-          <w:lang w:val="ru-RU"/>
-        </w:rPr>
-        <w:t>ошибках и состоянии соединения;</w:t>
+        <w:t xml:space="preserve">РѕР±Р»Р°СЃС‚СЊ СЃРѕРѕР±С‰РµРЅРёР№ Рѕ С…РѕРґРµ РёРіСЂС‹, </w:t>
+      </w:r>
+      <w:r>
+        <w:rPr>
+          <w:lang w:val="ru-RU"/>
+        </w:rPr>
+        <w:t>РѕС€РёР±РєР°С… Рё СЃРѕСЃС‚РѕСЏРЅРёРё СЃРѕРµРґРёРЅРµРЅРёСЏ;</w:t>
       </w:r>
     </w:p>
     <w:p>
@@ -3969,7 +4041,7 @@
         <w:rPr>
           <w:lang w:val="ru-RU"/>
         </w:rPr>
-        <w:t>кнопка начала новой игры или сброса состояния, если она будет предусмотрена реализацией.</w:t>
+        <w:t>РєРЅРѕРїРєР° РЅР°С‡Р°Р»Р° РЅРѕРІРѕР№ РёРіСЂС‹ РёР»Рё СЃР±СЂРѕСЃР° СЃРѕСЃС‚РѕСЏРЅРёСЏ, РµСЃР»Рё РѕРЅР° Р±СѓРґРµС‚ РїСЂРµРґСѓСЃРјРѕС‚СЂРµРЅР° СЂРµР°Р»РёР·Р°С†РёРµР№.</w:t>
       </w:r>
     </w:p>
     <w:p>
@@ -3991,7 +4063,7 @@
           <w:b/>
           <w:lang w:val="ru-RU"/>
         </w:rPr>
-        <w:t>.2. Поведение интерфейса</w:t>
+        <w:t>.2. РџРѕРІРµРґРµРЅРёРµ РёРЅС‚РµСЂС„РµР№СЃР°</w:t>
       </w:r>
     </w:p>
     <w:p>
@@ -4011,7 +4083,7 @@
         <w:rPr>
           <w:lang w:val="ru-RU"/>
         </w:rPr>
-        <w:t>после запуска пользователь выбирает режим: создать сервер или подключиться к серверу;</w:t>
+        <w:t>РїРѕСЃР»Рµ Р·Р°РїСѓСЃРєР° РїРѕР»СЊР·РѕРІР°С‚РµР»СЊ РІС‹Р±РёСЂР°РµС‚ СЂРµР¶РёРј: СЃРѕР·РґР°С‚СЊ СЃРµСЂРІРµСЂ РёР»Рё РїРѕРґРєР»СЋС‡РёС‚СЊСЃСЏ Рє СЃРµСЂРІРµСЂСѓ;</w:t>
       </w:r>
     </w:p>
     <w:p>
@@ -4031,13 +4103,13 @@
         <w:rPr>
           <w:lang w:val="ru-RU"/>
         </w:rPr>
-        <w:t>до подключения вт</w:t>
-      </w:r>
-      <w:r>
-        <w:rPr>
-          <w:lang w:val="ru-RU"/>
-        </w:rPr>
-        <w:t>орого игрока поле может отображаться в режиме ожидания;</w:t>
+        <w:t>РґРѕ РїРѕРґРєР»СЋС‡РµРЅРёСЏ РІС‚</w:t>
+      </w:r>
+      <w:r>
+        <w:rPr>
+          <w:lang w:val="ru-RU"/>
+        </w:rPr>
+        <w:t>РѕСЂРѕРіРѕ РёРіСЂРѕРєР° РїРѕР»Рµ РјРѕР¶РµС‚ РѕС‚РѕР±СЂР°Р¶Р°С‚СЊСЃСЏ РІ СЂРµР¶РёРјРµ РѕР¶РёРґР°РЅРёСЏ;</w:t>
       </w:r>
     </w:p>
     <w:p>
@@ -4057,7 +4129,7 @@
         <w:rPr>
           <w:lang w:val="ru-RU"/>
         </w:rPr>
-        <w:t>при выборе шашки она должна визуально выделяться;</w:t>
+        <w:t>РїСЂРё РІС‹Р±РѕСЂРµ С€Р°С€РєРё РѕРЅР° РґРѕР»Р¶РЅР° РІРёР·СѓР°Р»СЊРЅРѕ РІС‹РґРµР»СЏС‚СЊСЃСЏ;</w:t>
       </w:r>
     </w:p>
     <w:p>
@@ -4078,7 +4150,7 @@
           <w:lang w:val="ru-RU"/>
         </w:rPr>
         <w:lastRenderedPageBreak/>
-        <w:t>после корректного хода поле обновляется у обоих игроков;</w:t>
+        <w:t>РїРѕСЃР»Рµ РєРѕСЂСЂРµРєС‚РЅРѕРіРѕ С…РѕРґР° РїРѕР»Рµ РѕР±РЅРѕРІР»СЏРµС‚СЃСЏ Сѓ РѕР±РѕРёС… РёРіСЂРѕРєРѕРІ;</w:t>
       </w:r>
     </w:p>
     <w:p>
@@ -4098,7 +4170,7 @@
         <w:rPr>
           <w:lang w:val="ru-RU"/>
         </w:rPr>
-        <w:t>при некорректном ходе пользователь получает понятное сообщение;</w:t>
+        <w:t>РїСЂРё РЅРµРєРѕСЂСЂРµРєС‚РЅРѕРј С…РѕРґРµ РїРѕР»СЊР·РѕРІР°С‚РµР»СЊ РїРѕР»СѓС‡Р°РµС‚ РїРѕРЅСЏС‚РЅРѕРµ СЃРѕРѕР±С‰РµРЅРёРµ;</w:t>
       </w:r>
     </w:p>
     <w:p>
@@ -4118,13 +4190,13 @@
         <w:rPr>
           <w:lang w:val="ru-RU"/>
         </w:rPr>
-        <w:t>при потере соединения</w:t>
-      </w:r>
-      <w:r>
-        <w:rPr>
-          <w:lang w:val="ru-RU"/>
-        </w:rPr>
-        <w:t xml:space="preserve"> приложение сообщает об ошибке и не завершается аварийно.</w:t>
+        <w:t>РїСЂРё РїРѕС‚РµСЂРµ СЃРѕРµРґРёРЅРµРЅРёСЏ</w:t>
+      </w:r>
+      <w:r>
+        <w:rPr>
+          <w:lang w:val="ru-RU"/>
+        </w:rPr>
+        <w:t xml:space="preserve"> РїСЂРёР»РѕР¶РµРЅРёРµ СЃРѕРѕР±С‰Р°РµС‚ РѕР± РѕС€РёР±РєРµ Рё РЅРµ Р·Р°РІРµСЂС€Р°РµС‚СЃСЏ Р°РІР°СЂРёР№РЅРѕ.</w:t>
       </w:r>
     </w:p>
     <w:p>
@@ -4148,7 +4220,7 @@
           <w:sz w:val="32"/>
           <w:lang w:val="ru-RU"/>
         </w:rPr>
-        <w:t>0. Требования к сетевому взаимодействию</w:t>
+        <w:t>0. РўСЂРµР±РѕРІР°РЅРёСЏ Рє СЃРµС‚РµРІРѕРјСѓ РІР·Р°РёРјРѕРґРµР№СЃС‚РІРёСЋ</w:t>
       </w:r>
     </w:p>
     <w:p>
@@ -4164,7 +4236,7 @@
         <w:rPr>
           <w:lang w:val="ru-RU"/>
         </w:rPr>
-        <w:t xml:space="preserve">Сетевое взаимодействие должно быть реализовано через локальное </w:t>
+        <w:t xml:space="preserve">РЎРµС‚РµРІРѕРµ РІР·Р°РёРјРѕРґРµР№СЃС‚РІРёРµ РґРѕР»Р¶РЅРѕ Р±С‹С‚СЊ СЂРµР°Р»РёР·РѕРІР°РЅРѕ С‡РµСЂРµР· Р»РѕРєР°Р»СЊРЅРѕРµ </w:t>
       </w:r>
       <w:r>
         <w:t>TCP</w:t>
@@ -4182,13 +4254,13 @@
         <w:rPr>
           <w:lang w:val="ru-RU"/>
         </w:rPr>
-        <w:t>-соединение. Один экземпляр приложения работает в роли сервера и ожидает подключение. Вт</w:t>
-      </w:r>
-      <w:r>
-        <w:rPr>
-          <w:lang w:val="ru-RU"/>
-        </w:rPr>
-        <w:t xml:space="preserve">орой экземпляр работает в роли клиента и подключается к серверу по </w:t>
+        <w:t>-СЃРѕРµРґРёРЅРµРЅРёРµ. РћРґРёРЅ СЌРєР·РµРјРїР»СЏСЂ РїСЂРёР»РѕР¶РµРЅРёСЏ СЂР°Р±РѕС‚Р°РµС‚ РІ СЂРѕР»Рё СЃРµСЂРІРµСЂР° Рё РѕР¶РёРґР°РµС‚ РїРѕРґРєР»СЋС‡РµРЅРёРµ. Р’С‚</w:t>
+      </w:r>
+      <w:r>
+        <w:rPr>
+          <w:lang w:val="ru-RU"/>
+        </w:rPr>
+        <w:t xml:space="preserve">РѕСЂРѕР№ СЌРєР·РµРјРїР»СЏСЂ СЂР°Р±РѕС‚Р°РµС‚ РІ СЂРѕР»Рё РєР»РёРµРЅС‚Р° Рё РїРѕРґРєР»СЋС‡Р°РµС‚СЃСЏ Рє СЃРµСЂРІРµСЂСѓ РїРѕ </w:t>
       </w:r>
       <w:r>
         <w:t>IP</w:t>
@@ -4197,7 +4269,7 @@
         <w:rPr>
           <w:lang w:val="ru-RU"/>
         </w:rPr>
-        <w:t>-адресу и порту.</w:t>
+        <w:t>-Р°РґСЂРµСЃСѓ Рё РїРѕСЂС‚Сѓ.</w:t>
       </w:r>
     </w:p>
     <w:p>
@@ -4212,7 +4284,7 @@
           <w:b/>
           <w:lang w:val="ru-RU"/>
         </w:rPr>
-        <w:t>10.1. Основные сетевые функции</w:t>
+        <w:t>10.1. РћСЃРЅРѕРІРЅС‹Рµ СЃРµС‚РµРІС‹Рµ С„СѓРЅРєС†РёРё</w:t>
       </w:r>
     </w:p>
     <w:p>
@@ -4232,7 +4304,7 @@
         <w:rPr>
           <w:lang w:val="ru-RU"/>
         </w:rPr>
-        <w:t xml:space="preserve">запуск </w:t>
+        <w:t xml:space="preserve">Р·Р°РїСѓСЃРє </w:t>
       </w:r>
       <w:r>
         <w:t>TCP</w:t>
@@ -4241,7 +4313,7 @@
         <w:rPr>
           <w:lang w:val="ru-RU"/>
         </w:rPr>
-        <w:t>-сервера на указанном порту;</w:t>
+        <w:t>-СЃРµСЂРІРµСЂР° РЅР° СѓРєР°Р·Р°РЅРЅРѕРј РїРѕСЂС‚Сѓ;</w:t>
       </w:r>
     </w:p>
     <w:p>
@@ -4261,7 +4333,7 @@
         <w:rPr>
           <w:lang w:val="ru-RU"/>
         </w:rPr>
-        <w:t xml:space="preserve">подключение клиента к серверу по </w:t>
+        <w:t xml:space="preserve">РїРѕРґРєР»СЋС‡РµРЅРёРµ РєР»РёРµРЅС‚Р° Рє СЃРµСЂРІРµСЂСѓ РїРѕ </w:t>
       </w:r>
       <w:r>
         <w:t>IP</w:t>
@@ -4270,7 +4342,7 @@
         <w:rPr>
           <w:lang w:val="ru-RU"/>
         </w:rPr>
-        <w:t>-адресу и порту;</w:t>
+        <w:t>-Р°РґСЂРµСЃСѓ Рё РїРѕСЂС‚Сѓ;</w:t>
       </w:r>
     </w:p>
     <w:p>
@@ -4290,13 +4362,13 @@
         <w:rPr>
           <w:lang w:val="ru-RU"/>
         </w:rPr>
-        <w:t>передача информации о ходе от одного игрок</w:t>
-      </w:r>
-      <w:r>
-        <w:rPr>
-          <w:lang w:val="ru-RU"/>
-        </w:rPr>
-        <w:t>а другому;</w:t>
+        <w:t>РїРµСЂРµРґР°С‡Р° РёРЅС„РѕСЂРјР°С†РёРё Рѕ С…РѕРґРµ РѕС‚ РѕРґРЅРѕРіРѕ РёРіСЂРѕРє</w:t>
+      </w:r>
+      <w:r>
+        <w:rPr>
+          <w:lang w:val="ru-RU"/>
+        </w:rPr>
+        <w:t>Р° РґСЂСѓРіРѕРјСѓ;</w:t>
       </w:r>
     </w:p>
     <w:p>
@@ -4316,7 +4388,7 @@
         <w:rPr>
           <w:lang w:val="ru-RU"/>
         </w:rPr>
-        <w:t>обработка потери соединения;</w:t>
+        <w:t>РѕР±СЂР°Р±РѕС‚РєР° РїРѕС‚РµСЂРё СЃРѕРµРґРёРЅРµРЅРёСЏ;</w:t>
       </w:r>
     </w:p>
     <w:p>
@@ -4336,7 +4408,7 @@
         <w:rPr>
           <w:lang w:val="ru-RU"/>
         </w:rPr>
-        <w:t>закрытие соединения при завершении партии или выходе из приложения.</w:t>
+        <w:t>Р·Р°РєСЂС‹С‚РёРµ СЃРѕРµРґРёРЅРµРЅРёСЏ РїСЂРё Р·Р°РІРµСЂС€РµРЅРёРё РїР°СЂС‚РёРё РёР»Рё РІС‹С…РѕРґРµ РёР· РїСЂРёР»РѕР¶РµРЅРёСЏ.</w:t>
       </w:r>
     </w:p>
     <w:p>
@@ -4358,7 +4430,7 @@
           <w:b/>
           <w:lang w:val="ru-RU"/>
         </w:rPr>
-        <w:t>0.2. Формат сетевых сообщений</w:t>
+        <w:t>0.2. Р¤РѕСЂРјР°С‚ СЃРµС‚РµРІС‹С… СЃРѕРѕР±С‰РµРЅРёР№</w:t>
       </w:r>
     </w:p>
     <w:p>
@@ -4371,7 +4443,7 @@
         <w:rPr>
           <w:lang w:val="ru-RU"/>
         </w:rPr>
-        <w:t xml:space="preserve">Для учебного проекта рекомендуется использовать простой текстовый формат сообщений, например </w:t>
+        <w:t xml:space="preserve">Р”Р»СЏ СѓС‡РµР±РЅРѕРіРѕ РїСЂРѕРµРєС‚Р° СЂРµРєРѕРјРµРЅРґСѓРµС‚СЃСЏ РёСЃРїРѕР»СЊР·РѕРІР°С‚СЊ РїСЂРѕСЃС‚РѕР№ С‚РµРєСЃС‚РѕРІС‹Р№ С„РѕСЂРјР°С‚ СЃРѕРѕР±С‰РµРЅРёР№, РЅР°РїСЂРёРјРµСЂ </w:t>
       </w:r>
       <w:r>
         <w:t>JSON</w:t>
@@ -4380,16 +4452,16 @@
         <w:rPr>
           <w:lang w:val="ru-RU"/>
         </w:rPr>
-        <w:t>, передаваемый п</w:t>
-      </w:r>
-      <w:r>
-        <w:rPr>
-          <w:lang w:val="ru-RU"/>
-        </w:rPr>
-        <w:t xml:space="preserve">острочно. </w:t>
-      </w:r>
-      <w:r>
-        <w:t>Такой подход легко объяснить, проверить и отладить.</w:t>
+        <w:t>, РїРµСЂРµРґР°РІР°РµРјС‹Р№ Рї</w:t>
+      </w:r>
+      <w:r>
+        <w:rPr>
+          <w:lang w:val="ru-RU"/>
+        </w:rPr>
+        <w:t xml:space="preserve">РѕСЃС‚СЂРѕС‡РЅРѕ. </w:t>
+      </w:r>
+      <w:r>
+        <w:t>РўР°РєРѕР№ РїРѕРґС…РѕРґ Р»РµРіРєРѕ РѕР±СЉСЏСЃРЅРёС‚СЊ, РїСЂРѕРІРµСЂРёС‚СЊ Рё РѕС‚Р»Р°РґРёС‚СЊ.</w:t>
       </w:r>
     </w:p>
     <w:tbl>
@@ -4434,7 +4506,7 @@
                 <w:b/>
                 <w:sz w:val="24"/>
               </w:rPr>
-              <w:t>Тип сообщения</w:t>
+              <w:t>РўРёРї СЃРѕРѕР±С‰РµРЅРёСЏ</w:t>
             </w:r>
           </w:p>
         </w:tc>
@@ -4454,7 +4526,7 @@
                 <w:b/>
                 <w:sz w:val="24"/>
               </w:rPr>
-              <w:t>Назначение</w:t>
+              <w:t>РќР°Р·РЅР°С‡РµРЅРёРµ</w:t>
             </w:r>
           </w:p>
         </w:tc>
@@ -4496,7 +4568,7 @@
               <w:rPr>
                 <w:sz w:val="24"/>
               </w:rPr>
-              <w:t>сообщение о подключении игрока</w:t>
+              <w:t>СЃРѕРѕР±С‰РµРЅРёРµ Рѕ РїРѕРґРєР»СЋС‡РµРЅРёРё РёРіСЂРѕРєР°</w:t>
             </w:r>
           </w:p>
         </w:tc>
@@ -4538,7 +4610,7 @@
               <w:rPr>
                 <w:sz w:val="24"/>
               </w:rPr>
-              <w:t>передача координат выполненного хода</w:t>
+              <w:t>РїРµСЂРµРґР°С‡Р° РєРѕРѕСЂРґРёРЅР°С‚ РІС‹РїРѕР»РЅРµРЅРЅРѕРіРѕ С…РѕРґР°</w:t>
             </w:r>
           </w:p>
         </w:tc>
@@ -4584,7 +4656,7 @@
                 <w:sz w:val="24"/>
                 <w:lang w:val="ru-RU"/>
               </w:rPr>
-              <w:t>сообщение об окончании партии и победителе</w:t>
+              <w:t>СЃРѕРѕР±С‰РµРЅРёРµ РѕР± РѕРєРѕРЅС‡Р°РЅРёРё РїР°СЂС‚РёРё Рё РїРѕР±РµРґРёС‚РµР»Рµ</w:t>
             </w:r>
           </w:p>
         </w:tc>
@@ -4630,14 +4702,14 @@
                 <w:sz w:val="24"/>
                 <w:lang w:val="ru-RU"/>
               </w:rPr>
-              <w:t xml:space="preserve">сообщение об ошибке или </w:t>
+              <w:t xml:space="preserve">СЃРѕРѕР±С‰РµРЅРёРµ РѕР± РѕС€РёР±РєРµ РёР»Рё </w:t>
             </w:r>
             <w:r>
               <w:rPr>
                 <w:sz w:val="24"/>
                 <w:lang w:val="ru-RU"/>
               </w:rPr>
-              <w:t>некорректном состоянии</w:t>
+              <w:t>РЅРµРєРѕСЂСЂРµРєС‚РЅРѕРј СЃРѕСЃС‚РѕСЏРЅРёРё</w:t>
             </w:r>
           </w:p>
         </w:tc>
@@ -4679,7 +4751,7 @@
               <w:rPr>
                 <w:sz w:val="24"/>
               </w:rPr>
-              <w:t>сообщение о завершении соединения</w:t>
+              <w:t>СЃРѕРѕР±С‰РµРЅРёРµ Рѕ Р·Р°РІРµСЂС€РµРЅРёРё СЃРѕРµРґРёРЅРµРЅРёСЏ</w:t>
             </w:r>
           </w:p>
         </w:tc>
@@ -4697,19 +4769,21 @@
       </w:pPr>
       <w:r>
         <w:lastRenderedPageBreak/>
-        <w:t xml:space="preserve">Пример сообщения о ходе: { "type": "move", "fromRow": 5, "fromCol": 0, "toRow": 4, "toCol": 1 }. </w:t>
-      </w:r>
-      <w:r>
-        <w:rPr>
-          <w:lang w:val="ru-RU"/>
-        </w:rPr>
-        <w:t>Конкретные названия полей могут быть изменены при реализации, но структура должна остава</w:t>
-      </w:r>
-      <w:r>
-        <w:rPr>
-          <w:lang w:val="ru-RU"/>
-        </w:rPr>
-        <w:t>ться понятной и стабильной.</w:t>
+        <w:t xml:space="preserve">Пример сообщения о ходе: { "type": "move", "fromRow": 5, "fromCol": 0, "toRow": 4, "toCol": 1 }. Конкретные названия полей могут быть изменены при реализации, но структура должна оставаться понятной и стабильной. Для запуска новой партии без повторного подключения может использоваться сообщение { "type": "newGame" }.</w:t>
+      </w:r>
+      <w:r>
+        <w:rPr>
+          <w:lang w:val="ru-RU"/>
+        </w:rPr>
+        <w:t>
+        </w:t>
+      </w:r>
+      <w:r>
+        <w:rPr>
+          <w:lang w:val="ru-RU"/>
+        </w:rPr>
+        <w:t>
+        </w:t>
       </w:r>
     </w:p>
     <w:p>
@@ -4725,7 +4799,7 @@
           <w:sz w:val="32"/>
           <w:lang w:val="ru-RU"/>
         </w:rPr>
-        <w:t>11. Требования к архитектуре и модулям</w:t>
+        <w:t>11. РўСЂРµР±РѕРІР°РЅРёСЏ Рє Р°СЂС…РёС‚РµРєС‚СѓСЂРµ Рё РјРѕРґСѓР»СЏРј</w:t>
       </w:r>
     </w:p>
     <w:tbl>
@@ -4770,7 +4844,7 @@
                 <w:b/>
                 <w:sz w:val="24"/>
               </w:rPr>
-              <w:t>Модуль</w:t>
+              <w:t>РњРѕРґСѓР»СЊ</w:t>
             </w:r>
           </w:p>
         </w:tc>
@@ -4790,7 +4864,7 @@
                 <w:b/>
                 <w:sz w:val="24"/>
               </w:rPr>
-              <w:t>Назначение</w:t>
+              <w:t>РќР°Р·РЅР°С‡РµРЅРёРµ</w:t>
             </w:r>
           </w:p>
         </w:tc>
@@ -4842,7 +4916,7 @@
                 <w:sz w:val="24"/>
                 <w:lang w:val="ru-RU"/>
               </w:rPr>
-              <w:t>отображение окон, кнопок, игрового поля, сообщений пользователю и обработка действий мыши.</w:t>
+              <w:t>РѕС‚РѕР±СЂР°Р¶РµРЅРёРµ РѕРєРѕРЅ, РєРЅРѕРїРѕРє, РёРіСЂРѕРІРѕРіРѕ РїРѕР»СЏ, СЃРѕРѕР±С‰РµРЅРёР№ РїРѕР»СЊР·РѕРІР°С‚РµР»СЋ Рё РѕР±СЂР°Р±РѕС‚РєР° РґРµР№СЃС‚РІРёР№ РјС‹С€Рё.</w:t>
             </w:r>
           </w:p>
         </w:tc>
@@ -4888,7 +4962,7 @@
                 <w:sz w:val="24"/>
                 <w:lang w:val="ru-RU"/>
               </w:rPr>
-              <w:t>хранение состояния доски, проверка ходов, выполнение ходов, удаление взятых шашек, контроль очередности и определение победителя.</w:t>
+              <w:t>С…СЂР°РЅРµРЅРёРµ СЃРѕСЃС‚РѕСЏРЅРёСЏ РґРѕСЃРєРё, РїСЂРѕРІРµСЂРєР° С…РѕРґРѕРІ, РІС‹РїРѕР»РЅРµРЅРёРµ С…РѕРґРѕРІ, СѓРґР°Р»РµРЅРёРµ РІР·СЏС‚С‹С… С€Р°С€РµРє, РєРѕРЅС‚СЂРѕР»СЊ РѕС‡РµСЂРµРґРЅРѕСЃС‚Рё Рё РѕРїСЂРµРґРµР»РµРЅРёРµ РїРѕР±РµРґРёС‚РµР»СЏ.</w:t>
             </w:r>
           </w:p>
         </w:tc>
@@ -4934,14 +5008,14 @@
                 <w:sz w:val="24"/>
                 <w:lang w:val="ru-RU"/>
               </w:rPr>
-              <w:t>создан</w:t>
+              <w:t>СЃРѕР·РґР°РЅ</w:t>
             </w:r>
             <w:r>
               <w:rPr>
                 <w:sz w:val="24"/>
                 <w:lang w:val="ru-RU"/>
               </w:rPr>
-              <w:t xml:space="preserve">ие </w:t>
+              <w:t xml:space="preserve">РёРµ </w:t>
             </w:r>
             <w:r>
               <w:rPr>
@@ -4954,7 +5028,7 @@
                 <w:sz w:val="24"/>
                 <w:lang w:val="ru-RU"/>
               </w:rPr>
-              <w:t>-сервера, подключение клиента, отправка и прием сообщений, обработка сетевых ошибок.</w:t>
+              <w:t>-СЃРµСЂРІРµСЂР°, РїРѕРґРєР»СЋС‡РµРЅРёРµ РєР»РёРµРЅС‚Р°, РѕС‚РїСЂР°РІРєР° Рё РїСЂРёРµРј СЃРѕРѕР±С‰РµРЅРёР№, РѕР±СЂР°Р±РѕС‚РєР° СЃРµС‚РµРІС‹С… РѕС€РёР±РѕРє.</w:t>
             </w:r>
           </w:p>
         </w:tc>
@@ -5000,7 +5074,7 @@
                 <w:sz w:val="24"/>
                 <w:lang w:val="ru-RU"/>
               </w:rPr>
-              <w:t>классы и перечисления для описания клетки, шашки, игрока, хода, состояния партии и сетевых сообщений.</w:t>
+              <w:t>РєР»Р°СЃСЃС‹ Рё РїРµСЂРµС‡РёСЃР»РµРЅРёСЏ РґР»СЏ РѕРїРёСЃР°РЅРёСЏ РєР»РµС‚РєРё, С€Р°С€РєРё, РёРіСЂРѕРєР°, С…РѕРґР°, СЃРѕСЃС‚РѕСЏРЅРёСЏ РїР°СЂС‚РёРё Рё СЃРµС‚РµРІС‹С… СЃРѕРѕР±С‰РµРЅРёР№.</w:t>
             </w:r>
           </w:p>
         </w:tc>
@@ -5046,14 +5120,14 @@
                 <w:sz w:val="24"/>
                 <w:lang w:val="ru-RU"/>
               </w:rPr>
-              <w:t xml:space="preserve">модульные и интеграционные тесты для </w:t>
+              <w:t xml:space="preserve">РјРѕРґСѓР»СЊРЅС‹Рµ Рё РёРЅС‚РµРіСЂР°С†РёРѕРЅРЅС‹Рµ С‚РµСЃС‚С‹ РґР»СЏ </w:t>
             </w:r>
             <w:r>
               <w:rPr>
                 <w:sz w:val="24"/>
                 <w:lang w:val="ru-RU"/>
               </w:rPr>
-              <w:t>проверки игровой логики и сетевого взаимодействия.</w:t>
+              <w:t>РїСЂРѕРІРµСЂРєРё РёРіСЂРѕРІРѕР№ Р»РѕРіРёРєРё Рё СЃРµС‚РµРІРѕРіРѕ РІР·Р°РёРјРѕРґРµР№СЃС‚РІРёСЏ.</w:t>
             </w:r>
           </w:p>
         </w:tc>
@@ -5079,7 +5153,7 @@
           <w:sz w:val="32"/>
           <w:lang w:val="ru-RU"/>
         </w:rPr>
-        <w:t>12. Детальное проектирование классов</w:t>
+        <w:t>12. Р”РµС‚Р°Р»СЊРЅРѕРµ РїСЂРѕРµРєС‚РёСЂРѕРІР°РЅРёРµ РєР»Р°СЃСЃРѕРІ</w:t>
       </w:r>
     </w:p>
     <w:tbl>
@@ -5124,7 +5198,7 @@
                 <w:b/>
                 <w:sz w:val="24"/>
               </w:rPr>
-              <w:t>Класс</w:t>
+              <w:t>РљР»Р°СЃСЃ</w:t>
             </w:r>
           </w:p>
         </w:tc>
@@ -5144,7 +5218,7 @@
                 <w:b/>
                 <w:sz w:val="24"/>
               </w:rPr>
-              <w:t>Ответственность</w:t>
+              <w:t>РћС‚РІРµС‚СЃС‚РІРµРЅРЅРѕСЃС‚СЊ</w:t>
             </w:r>
           </w:p>
         </w:tc>
@@ -5190,7 +5264,7 @@
                 <w:sz w:val="24"/>
                 <w:lang w:val="ru-RU"/>
               </w:rPr>
-              <w:t>хранит состояние клеток игрового поля и начальную расстановку шашек.</w:t>
+              <w:t>С…СЂР°РЅРёС‚ СЃРѕСЃС‚РѕСЏРЅРёРµ РєР»РµС‚РѕРє РёРіСЂРѕРІРѕРіРѕ РїРѕР»СЏ Рё РЅР°С‡Р°Р»СЊРЅСѓСЋ СЂР°СЃСЃС‚Р°РЅРѕРІРєСѓ С€Р°С€РµРє.</w:t>
             </w:r>
           </w:p>
         </w:tc>
@@ -5236,7 +5310,7 @@
                 <w:sz w:val="24"/>
                 <w:lang w:val="ru-RU"/>
               </w:rPr>
-              <w:t>управляет партией, очередностью ходов, проверкой победителя и вызовом игровой логики.</w:t>
+              <w:t>СѓРїСЂР°РІР»СЏРµС‚ РїР°СЂС‚РёРµР№, РѕС‡РµСЂРµРґРЅРѕСЃС‚СЊСЋ С…РѕРґРѕРІ, РїСЂРѕРІРµСЂРєРѕР№ РїРѕР±РµРґРёС‚РµР»СЏ Рё РІС‹Р·РѕРІРѕРј РёРіСЂРѕРІРѕР№ Р»РѕРіРёРєРё.</w:t>
             </w:r>
           </w:p>
         </w:tc>
@@ -5282,7 +5356,7 @@
                 <w:sz w:val="24"/>
                 <w:lang w:val="ru-RU"/>
               </w:rPr>
-              <w:t>проверяет допустимость обычных ходов и взятий.</w:t>
+              <w:t>РїСЂРѕРІРµСЂСЏРµС‚ РґРѕРїСѓСЃС‚РёРјРѕСЃС‚СЊ РѕР±С‹С‡РЅС‹С… С…РѕРґРѕРІ Рё РІР·СЏС‚РёР№.</w:t>
             </w:r>
           </w:p>
         </w:tc>
@@ -5328,7 +5402,7 @@
                 <w:sz w:val="24"/>
                 <w:lang w:val="ru-RU"/>
               </w:rPr>
-              <w:t>модель хода: начальная клетка и конечная клетка.</w:t>
+              <w:t>РјРѕРґРµР»СЊ С…РѕРґР°: РЅР°С‡Р°Р»СЊРЅР°СЏ РєР»РµС‚РєР° Рё РєРѕРЅРµС‡РЅР°СЏ РєР»РµС‚РєР°.</w:t>
             </w:r>
           </w:p>
         </w:tc>
@@ -5374,7 +5448,7 @@
                 <w:sz w:val="24"/>
                 <w:lang w:val="ru-RU"/>
               </w:rPr>
-              <w:t>модель шашки: цвет игрока и тип фигуры.</w:t>
+              <w:t>РјРѕРґРµР»СЊ С€Р°С€РєРё: С†РІРµС‚ РёРіСЂРѕРєР° Рё С‚РёРї С„РёРіСѓСЂС‹.</w:t>
             </w:r>
           </w:p>
         </w:tc>
@@ -5416,7 +5490,7 @@
               <w:rPr>
                 <w:sz w:val="24"/>
               </w:rPr>
-              <w:t>перечисление цветов игроков.</w:t>
+              <w:t>РїРµСЂРµС‡РёСЃР»РµРЅРёРµ С†РІРµС‚РѕРІ РёРіСЂРѕРєРѕРІ.</w:t>
             </w:r>
           </w:p>
         </w:tc>
@@ -5462,7 +5536,7 @@
                 <w:sz w:val="24"/>
                 <w:lang w:val="ru-RU"/>
               </w:rPr>
-              <w:t>перечисление состояний партии: ожидание подключения, игра, победа, ошибка соединения.</w:t>
+              <w:t>РїРµСЂРµС‡РёСЃР»РµРЅРёРµ СЃРѕСЃС‚РѕСЏРЅРёР№ РїР°СЂС‚РёРё: РѕР¶РёРґР°РЅРёРµ РїРѕРґРєР»СЋС‡РµРЅРёСЏ, РёРіСЂР°, РїРѕР±РµРґР°, РѕС€РёР±РєР° СЃРѕРµРґРёРЅРµРЅРёСЏ.</w:t>
             </w:r>
           </w:p>
         </w:tc>
@@ -5508,7 +5582,7 @@
                 <w:sz w:val="24"/>
                 <w:lang w:val="ru-RU"/>
               </w:rPr>
-              <w:t>создает сервер и ожидает подключение клиента.</w:t>
+              <w:t>СЃРѕР·РґР°РµС‚ СЃРµСЂРІРµСЂ Рё РѕР¶РёРґР°РµС‚ РїРѕРґРєР»СЋС‡РµРЅРёРµ РєР»РёРµРЅС‚Р°.</w:t>
             </w:r>
           </w:p>
         </w:tc>
@@ -5554,7 +5628,7 @@
                 <w:sz w:val="24"/>
                 <w:lang w:val="ru-RU"/>
               </w:rPr>
-              <w:t>подключается к серверу и обменивается сообщениями.</w:t>
+              <w:t>РїРѕРґРєР»СЋС‡Р°РµС‚СЃСЏ Рє СЃРµСЂРІРµСЂСѓ Рё РѕР±РјРµРЅРёРІР°РµС‚СЃСЏ СЃРѕРѕР±С‰РµРЅРёСЏРјРё.</w:t>
             </w:r>
           </w:p>
         </w:tc>
@@ -5596,7 +5670,7 @@
               <w:rPr>
                 <w:sz w:val="24"/>
               </w:rPr>
-              <w:t>модель сетевого сообщения.</w:t>
+              <w:t>РјРѕРґРµР»СЊ СЃРµС‚РµРІРѕРіРѕ СЃРѕРѕР±С‰РµРЅРёСЏ.</w:t>
             </w:r>
           </w:p>
         </w:tc>
@@ -5642,7 +5716,7 @@
                 <w:sz w:val="24"/>
                 <w:lang w:val="ru-RU"/>
               </w:rPr>
-              <w:t xml:space="preserve">основная форма </w:t>
+              <w:t xml:space="preserve">РѕСЃРЅРѕРІРЅР°СЏ С„РѕСЂРјР° </w:t>
             </w:r>
             <w:r>
               <w:rPr>
@@ -5655,7 +5729,7 @@
                 <w:sz w:val="24"/>
                 <w:lang w:val="ru-RU"/>
               </w:rPr>
-              <w:t xml:space="preserve"> и связь интерфейса с игровым и сетевым модулями.</w:t>
+              <w:t xml:space="preserve"> Рё СЃРІСЏР·СЊ РёРЅС‚РµСЂС„РµР№СЃР° СЃ РёРіСЂРѕРІС‹Рј Рё СЃРµС‚РµРІС‹Рј РјРѕРґСѓР»СЏРјРё.</w:t>
             </w:r>
           </w:p>
         </w:tc>
@@ -5697,7 +5771,7 @@
           <w:sz w:val="32"/>
           <w:lang w:val="ru-RU"/>
         </w:rPr>
-        <w:t>. Требования к среде разработки</w:t>
+        <w:t>. РўСЂРµР±РѕРІР°РЅРёСЏ Рє СЃСЂРµРґРµ СЂР°Р·СЂР°Р±РѕС‚РєРё</w:t>
       </w:r>
     </w:p>
     <w:p>
@@ -5718,7 +5792,7 @@
           <w:lang w:val="ru-RU"/>
         </w:rPr>
         <w:lastRenderedPageBreak/>
-        <w:t xml:space="preserve">операционная система: </w:t>
+        <w:t xml:space="preserve">РѕРїРµСЂР°С†РёРѕРЅРЅР°СЏ СЃРёСЃС‚РµРјР°: </w:t>
       </w:r>
       <w:r>
         <w:t>Windows</w:t>
@@ -5727,7 +5801,7 @@
         <w:rPr>
           <w:lang w:val="ru-RU"/>
         </w:rPr>
-        <w:t xml:space="preserve"> 10 или </w:t>
+        <w:t xml:space="preserve"> 10 РёР»Рё </w:t>
       </w:r>
       <w:r>
         <w:t>Windows</w:t>
@@ -5750,7 +5824,7 @@
         <w:jc w:val="both"/>
       </w:pPr>
       <w:r>
-        <w:t>среда разработки: Visual Studio с поддержкой .NET Desktop Development;</w:t>
+        <w:t>СЃСЂРµРґР° СЂР°Р·СЂР°Р±РѕС‚РєРё: Visual Studio СЃ РїРѕРґРґРµСЂР¶РєРѕР№ .NET Desktop Development;</w:t>
       </w:r>
     </w:p>
     <w:p>
@@ -5770,7 +5844,7 @@
         <w:rPr>
           <w:lang w:val="ru-RU"/>
         </w:rPr>
-        <w:t xml:space="preserve">язык программирования: </w:t>
+        <w:t xml:space="preserve">СЏР·С‹Рє РїСЂРѕРіСЂР°РјРјРёСЂРѕРІР°РЅРёСЏ: </w:t>
       </w:r>
       <w:r>
         <w:t>C</w:t>
@@ -5799,7 +5873,7 @@
         <w:rPr>
           <w:lang w:val="ru-RU"/>
         </w:rPr>
-        <w:t>платформа: .</w:t>
+        <w:t>РїР»Р°С‚С„РѕСЂРјР°: .</w:t>
       </w:r>
       <w:r>
         <w:t>NET</w:t>
@@ -5846,7 +5920,7 @@
         <w:rPr>
           <w:lang w:val="ru-RU"/>
         </w:rPr>
-        <w:t xml:space="preserve">система контроля версий: </w:t>
+        <w:t xml:space="preserve">СЃРёСЃС‚РµРјР° РєРѕРЅС‚СЂРѕР»СЏ РІРµСЂСЃРёР№: </w:t>
       </w:r>
       <w:r>
         <w:t>Git</w:t>
@@ -5875,7 +5949,7 @@
         <w:rPr>
           <w:lang w:val="ru-RU"/>
         </w:rPr>
-        <w:t>тестирование: стандартный тестовый проект .</w:t>
+        <w:t>С‚РµСЃС‚РёСЂРѕРІР°РЅРёРµ: СЃС‚Р°РЅРґР°СЂС‚РЅС‹Р№ С‚РµСЃС‚РѕРІС‹Р№ РїСЂРѕРµРєС‚ .</w:t>
       </w:r>
       <w:r>
         <w:t>NET</w:t>
@@ -5884,7 +5958,7 @@
         <w:rPr>
           <w:lang w:val="ru-RU"/>
         </w:rPr>
-        <w:t xml:space="preserve">, например </w:t>
+        <w:t xml:space="preserve">, РЅР°РїСЂРёРјРµСЂ </w:t>
       </w:r>
       <w:r>
         <w:t>MSTest</w:t>
@@ -5902,7 +5976,7 @@
         <w:rPr>
           <w:lang w:val="ru-RU"/>
         </w:rPr>
-        <w:t xml:space="preserve"> или </w:t>
+        <w:t xml:space="preserve"> РёР»Рё </w:t>
       </w:r>
       <w:r>
         <w:t>xUnit</w:t>
@@ -5943,7 +6017,7 @@
           <w:sz w:val="32"/>
           <w:lang w:val="ru-RU"/>
         </w:rPr>
-        <w:t>. Требования к надежности и обработке ошибок</w:t>
+        <w:t>. РўСЂРµР±РѕРІР°РЅРёСЏ Рє РЅР°РґРµР¶РЅРѕСЃС‚Рё Рё РѕР±СЂР°Р±РѕС‚РєРµ РѕС€РёР±РѕРє</w:t>
       </w:r>
     </w:p>
     <w:p>
@@ -5963,7 +6037,7 @@
         <w:rPr>
           <w:lang w:val="ru-RU"/>
         </w:rPr>
-        <w:t>приложение не должно аварийно завершаться при некорректном ходе;</w:t>
+        <w:t>РїСЂРёР»РѕР¶РµРЅРёРµ РЅРµ РґРѕР»Р¶РЅРѕ Р°РІР°СЂРёР№РЅРѕ Р·Р°РІРµСЂС€Р°С‚СЊСЃСЏ РїСЂРё РЅРµРєРѕСЂСЂРµРєС‚РЅРѕРј С…РѕРґРµ;</w:t>
       </w:r>
     </w:p>
     <w:p>
@@ -5983,13 +6057,13 @@
         <w:rPr>
           <w:lang w:val="ru-RU"/>
         </w:rPr>
-        <w:t>приложени</w:t>
-      </w:r>
-      <w:r>
-        <w:rPr>
-          <w:lang w:val="ru-RU"/>
-        </w:rPr>
-        <w:t xml:space="preserve">е должно показывать понятное сообщение при неверном </w:t>
+        <w:t>РїСЂРёР»РѕР¶РµРЅРё</w:t>
+      </w:r>
+      <w:r>
+        <w:rPr>
+          <w:lang w:val="ru-RU"/>
+        </w:rPr>
+        <w:t xml:space="preserve">Рµ РґРѕР»Р¶РЅРѕ РїРѕРєР°Р·С‹РІР°С‚СЊ РїРѕРЅСЏС‚РЅРѕРµ СЃРѕРѕР±С‰РµРЅРёРµ РїСЂРё РЅРµРІРµСЂРЅРѕРј </w:t>
       </w:r>
       <w:r>
         <w:t>IP</w:t>
@@ -5998,7 +6072,7 @@
         <w:rPr>
           <w:lang w:val="ru-RU"/>
         </w:rPr>
-        <w:t>-адресе или порте;</w:t>
+        <w:t>-Р°РґСЂРµСЃРµ РёР»Рё РїРѕСЂС‚Рµ;</w:t>
       </w:r>
     </w:p>
     <w:p>
@@ -6018,7 +6092,7 @@
         <w:rPr>
           <w:lang w:val="ru-RU"/>
         </w:rPr>
-        <w:t>приложение должно показывать сообщение при невозможности подключения к серверу;</w:t>
+        <w:t>РїСЂРёР»РѕР¶РµРЅРёРµ РґРѕР»Р¶РЅРѕ РїРѕРєР°Р·С‹РІР°С‚СЊ СЃРѕРѕР±С‰РµРЅРёРµ РїСЂРё РЅРµРІРѕР·РјРѕР¶РЅРѕСЃС‚Рё РїРѕРґРєР»СЋС‡РµРЅРёСЏ Рє СЃРµСЂРІРµСЂСѓ;</w:t>
       </w:r>
     </w:p>
     <w:p>
@@ -6038,7 +6112,7 @@
         <w:rPr>
           <w:lang w:val="ru-RU"/>
         </w:rPr>
-        <w:t>приложение должно корректно реагировать на отключение второго игрока;</w:t>
+        <w:t>РїСЂРёР»РѕР¶РµРЅРёРµ РґРѕР»Р¶РЅРѕ РєРѕСЂСЂРµРєС‚РЅРѕ СЂРµР°РіРёСЂРѕРІР°С‚СЊ РЅР° РѕС‚РєР»СЋС‡РµРЅРёРµ РІС‚РѕСЂРѕРіРѕ РёРіСЂРѕРєР°;</w:t>
       </w:r>
     </w:p>
     <w:p>
@@ -6058,13 +6132,13 @@
         <w:rPr>
           <w:lang w:val="ru-RU"/>
         </w:rPr>
-        <w:t>сетевые ресурсы должны осво</w:t>
-      </w:r>
-      <w:r>
-        <w:rPr>
-          <w:lang w:val="ru-RU"/>
-        </w:rPr>
-        <w:t>бождаться при закрытии приложения;</w:t>
+        <w:t>СЃРµС‚РµРІС‹Рµ СЂРµСЃСѓСЂСЃС‹ РґРѕР»Р¶РЅС‹ РѕСЃРІРѕ</w:t>
+      </w:r>
+      <w:r>
+        <w:rPr>
+          <w:lang w:val="ru-RU"/>
+        </w:rPr>
+        <w:t>Р±РѕР¶РґР°С‚СЊСЃСЏ РїСЂРё Р·Р°РєСЂС‹С‚РёРё РїСЂРёР»РѕР¶РµРЅРёСЏ;</w:t>
       </w:r>
     </w:p>
     <w:p>
@@ -6084,7 +6158,7 @@
         <w:rPr>
           <w:lang w:val="ru-RU"/>
         </w:rPr>
-        <w:t>состояние игрового поля должно изменяться только после успешной проверки хода.</w:t>
+        <w:t>СЃРѕСЃС‚РѕСЏРЅРёРµ РёРіСЂРѕРІРѕРіРѕ РїРѕР»СЏ РґРѕР»Р¶РЅРѕ РёР·РјРµРЅСЏС‚СЊСЃСЏ С‚РѕР»СЊРєРѕ РїРѕСЃР»Рµ СѓСЃРїРµС€РЅРѕР№ РїСЂРѕРІРµСЂРєРё С…РѕРґР°.</w:t>
       </w:r>
     </w:p>
     <w:p>
@@ -6116,7 +6190,7 @@
           <w:sz w:val="32"/>
           <w:lang w:val="ru-RU"/>
         </w:rPr>
-        <w:t>. Требования к тестированию</w:t>
+        <w:t>. РўСЂРµР±РѕРІР°РЅРёСЏ Рє С‚РµСЃС‚РёСЂРѕРІР°РЅРёСЋ</w:t>
       </w:r>
     </w:p>
     <w:p>
@@ -6132,13 +6206,13 @@
         <w:rPr>
           <w:lang w:val="ru-RU"/>
         </w:rPr>
-        <w:t>Тестирование должно подтверждать соответствие приложения требованиям и корректность взаимодействия основных мо</w:t>
-      </w:r>
-      <w:r>
-        <w:rPr>
-          <w:lang w:val="ru-RU"/>
-        </w:rPr>
-        <w:t>дулей.</w:t>
+        <w:t>РўРµСЃС‚РёСЂРѕРІР°РЅРёРµ РґРѕР»Р¶РЅРѕ РїРѕРґС‚РІРµСЂР¶РґР°С‚СЊ СЃРѕРѕС‚РІРµС‚СЃС‚РІРёРµ РїСЂРёР»РѕР¶РµРЅРёСЏ С‚СЂРµР±РѕРІР°РЅРёСЏРј Рё РєРѕСЂСЂРµРєС‚РЅРѕСЃС‚СЊ РІР·Р°РёРјРѕРґРµР№СЃС‚РІРёСЏ РѕСЃРЅРѕРІРЅС‹С… РјРѕ</w:t>
+      </w:r>
+      <w:r>
+        <w:rPr>
+          <w:lang w:val="ru-RU"/>
+        </w:rPr>
+        <w:t>РґСѓР»РµР№.</w:t>
       </w:r>
     </w:p>
     <w:p>
@@ -6167,7 +6241,7 @@
           <w:b/>
           <w:lang w:val="ru-RU"/>
         </w:rPr>
-        <w:t>.1. Модульное тестирование</w:t>
+        <w:t>.1. РњРѕРґСѓР»СЊРЅРѕРµ С‚РµСЃС‚РёСЂРѕРІР°РЅРёРµ</w:t>
       </w:r>
     </w:p>
     <w:p>
@@ -6187,7 +6261,7 @@
         <w:rPr>
           <w:lang w:val="ru-RU"/>
         </w:rPr>
-        <w:t>проверка начальной расстановки шашек;</w:t>
+        <w:t>РїСЂРѕРІРµСЂРєР° РЅР°С‡Р°Р»СЊРЅРѕР№ СЂР°СЃСЃС‚Р°РЅРѕРІРєРё С€Р°С€РµРє;</w:t>
       </w:r>
     </w:p>
     <w:p>
@@ -6207,7 +6281,7 @@
         <w:rPr>
           <w:lang w:val="ru-RU"/>
         </w:rPr>
-        <w:t>проверка корректного обычного хода;</w:t>
+        <w:t>РїСЂРѕРІРµСЂРєР° РєРѕСЂСЂРµРєС‚РЅРѕРіРѕ РѕР±С‹С‡РЅРѕРіРѕ С…РѕРґР°;</w:t>
       </w:r>
     </w:p>
     <w:p>
@@ -6227,7 +6301,7 @@
         <w:rPr>
           <w:lang w:val="ru-RU"/>
         </w:rPr>
-        <w:t>проверка запрета хода на занятую клетку;</w:t>
+        <w:t>РїСЂРѕРІРµСЂРєР° Р·Р°РїСЂРµС‚Р° С…РѕРґР° РЅР° Р·Р°РЅСЏС‚СѓСЋ РєР»РµС‚РєСѓ;</w:t>
       </w:r>
     </w:p>
     <w:p>
@@ -6247,7 +6321,7 @@
         <w:rPr>
           <w:lang w:val="ru-RU"/>
         </w:rPr>
-        <w:t>проверка запрета хода не по диагонали;</w:t>
+        <w:t>РїСЂРѕРІРµСЂРєР° Р·Р°РїСЂРµС‚Р° С…РѕРґР° РЅРµ РїРѕ РґРёР°РіРѕРЅР°Р»Рё;</w:t>
       </w:r>
     </w:p>
     <w:p>
@@ -6268,7 +6342,7 @@
           <w:lang w:val="ru-RU"/>
         </w:rPr>
         <w:lastRenderedPageBreak/>
-        <w:t>проверка взятия шашки соперника;</w:t>
+        <w:t>РїСЂРѕРІРµСЂРєР° РІР·СЏС‚РёСЏ С€Р°С€РєРё СЃРѕРїРµСЂРЅРёРєР°;</w:t>
       </w:r>
     </w:p>
     <w:p>
@@ -6288,13 +6362,13 @@
         <w:rPr>
           <w:lang w:val="ru-RU"/>
         </w:rPr>
-        <w:t>проверка контроля оче</w:t>
-      </w:r>
-      <w:r>
-        <w:rPr>
-          <w:lang w:val="ru-RU"/>
-        </w:rPr>
-        <w:t>редности ходов;</w:t>
+        <w:t>РїСЂРѕРІРµСЂРєР° РєРѕРЅС‚СЂРѕР»СЏ РѕС‡Рµ</w:t>
+      </w:r>
+      <w:r>
+        <w:rPr>
+          <w:lang w:val="ru-RU"/>
+        </w:rPr>
+        <w:t>СЂРµРґРЅРѕСЃС‚Рё С…РѕРґРѕРІ;</w:t>
       </w:r>
     </w:p>
     <w:p>
@@ -6314,7 +6388,7 @@
         <w:rPr>
           <w:lang w:val="ru-RU"/>
         </w:rPr>
-        <w:t>проверка определения победителя.</w:t>
+        <w:t>РїСЂРѕРІРµСЂРєР° РѕРїСЂРµРґРµР»РµРЅРёСЏ РїРѕР±РµРґРёС‚РµР»СЏ.</w:t>
       </w:r>
     </w:p>
     <w:p>
@@ -6343,7 +6417,7 @@
           <w:b/>
           <w:lang w:val="ru-RU"/>
         </w:rPr>
-        <w:t>.2. Интеграционное тестирование</w:t>
+        <w:t>.2. РРЅС‚РµРіСЂР°С†РёРѕРЅРЅРѕРµ С‚РµСЃС‚РёСЂРѕРІР°РЅРёРµ</w:t>
       </w:r>
     </w:p>
     <w:p>
@@ -6363,7 +6437,7 @@
         <w:rPr>
           <w:lang w:val="ru-RU"/>
         </w:rPr>
-        <w:t>проверка передачи хода между сервером и клиентом;</w:t>
+        <w:t>РїСЂРѕРІРµСЂРєР° РїРµСЂРµРґР°С‡Рё С…РѕРґР° РјРµР¶РґСѓ СЃРµСЂРІРµСЂРѕРј Рё РєР»РёРµРЅС‚РѕРј;</w:t>
       </w:r>
     </w:p>
     <w:p>
@@ -6383,7 +6457,7 @@
         <w:rPr>
           <w:lang w:val="ru-RU"/>
         </w:rPr>
-        <w:t>проверка обновления поля после принятого сетевого сообщения;</w:t>
+        <w:t>РїСЂРѕРІРµСЂРєР° РѕР±РЅРѕРІР»РµРЅРёСЏ РїРѕР»СЏ РїРѕСЃР»Рµ РїСЂРёРЅСЏС‚РѕРіРѕ СЃРµС‚РµРІРѕРіРѕ СЃРѕРѕР±С‰РµРЅРёСЏ;</w:t>
       </w:r>
     </w:p>
     <w:p>
@@ -6403,7 +6477,7 @@
         <w:rPr>
           <w:lang w:val="ru-RU"/>
         </w:rPr>
-        <w:t>проверка обработки отключения клиента или сервера.</w:t>
+        <w:t>РїСЂРѕРІРµСЂРєР° РѕР±СЂР°Р±РѕС‚РєРё РѕС‚РєР»СЋС‡РµРЅРёСЏ РєР»РёРµРЅС‚Р° РёР»Рё СЃРµСЂРІРµСЂР°.</w:t>
       </w:r>
     </w:p>
     <w:p>
@@ -6432,7 +6506,7 @@
           <w:b/>
           <w:lang w:val="ru-RU"/>
         </w:rPr>
-        <w:t>.3. Системное и приемочное тестирование</w:t>
+        <w:t>.3. РЎРёСЃС‚РµРјРЅРѕРµ Рё РїСЂРёРµРјРѕС‡РЅРѕРµ С‚РµСЃС‚РёСЂРѕРІР°РЅРёРµ</w:t>
       </w:r>
     </w:p>
     <w:p>
@@ -6452,7 +6526,7 @@
         <w:rPr>
           <w:lang w:val="ru-RU"/>
         </w:rPr>
-        <w:t>запуск двух экземпляров приложения;</w:t>
+        <w:t>Р·Р°РїСѓСЃРє РґРІСѓС… СЌРєР·РµРјРїР»СЏСЂРѕРІ РїСЂРёР»РѕР¶РµРЅРёСЏ;</w:t>
       </w:r>
     </w:p>
     <w:p>
@@ -6472,7 +6546,7 @@
         <w:rPr>
           <w:lang w:val="ru-RU"/>
         </w:rPr>
-        <w:t>создание сервера и подключение клиента;</w:t>
+        <w:t>СЃРѕР·РґР°РЅРёРµ СЃРµСЂРІРµСЂР° Рё РїРѕРґРєР»СЋС‡РµРЅРёРµ РєР»РёРµРЅС‚Р°;</w:t>
       </w:r>
     </w:p>
     <w:p>
@@ -6492,7 +6566,7 @@
         <w:rPr>
           <w:lang w:val="ru-RU"/>
         </w:rPr>
-        <w:t>проведение нескольких корректных ходов;</w:t>
+        <w:t>РїСЂРѕРІРµРґРµРЅРёРµ РЅРµСЃРєРѕР»СЊРєРёС… РєРѕСЂСЂРµРєС‚РЅС‹С… С…РѕРґРѕРІ;</w:t>
       </w:r>
     </w:p>
     <w:p>
@@ -6512,7 +6586,7 @@
         <w:rPr>
           <w:lang w:val="ru-RU"/>
         </w:rPr>
-        <w:t>попытка выполнить некорректный ход;</w:t>
+        <w:t>РїРѕРїС‹С‚РєР° РІС‹РїРѕР»РЅРёС‚СЊ РЅРµРєРѕСЂСЂРµРєС‚РЅС‹Р№ С…РѕРґ;</w:t>
       </w:r>
     </w:p>
     <w:p>
@@ -6532,13 +6606,13 @@
         <w:rPr>
           <w:lang w:val="ru-RU"/>
         </w:rPr>
-        <w:t xml:space="preserve">завершение партии и отображение </w:t>
-      </w:r>
-      <w:r>
-        <w:rPr>
-          <w:lang w:val="ru-RU"/>
-        </w:rPr>
-        <w:t>победителя;</w:t>
+        <w:t xml:space="preserve">Р·Р°РІРµСЂС€РµРЅРёРµ РїР°СЂС‚РёРё Рё РѕС‚РѕР±СЂР°Р¶РµРЅРёРµ </w:t>
+      </w:r>
+      <w:r>
+        <w:rPr>
+          <w:lang w:val="ru-RU"/>
+        </w:rPr>
+        <w:t>РїРѕР±РµРґРёС‚РµР»СЏ;</w:t>
       </w:r>
     </w:p>
     <w:p>
@@ -6558,7 +6632,7 @@
         <w:rPr>
           <w:lang w:val="ru-RU"/>
         </w:rPr>
-        <w:t>проверка поведения при закрытии одного из экземпляров приложения.</w:t>
+        <w:t>РїСЂРѕРІРµСЂРєР° РїРѕРІРµРґРµРЅРёСЏ РїСЂРё Р·Р°РєСЂС‹С‚РёРё РѕРґРЅРѕРіРѕ РёР· СЌРєР·РµРјРїР»СЏСЂРѕРІ РїСЂРёР»РѕР¶РµРЅРёСЏ.</w:t>
       </w:r>
     </w:p>
     <w:p>
@@ -6589,7 +6663,7 @@
           <w:sz w:val="32"/>
           <w:lang w:val="ru-RU"/>
         </w:rPr>
-        <w:t>. Требования к управлению версиями</w:t>
+        <w:t>. РўСЂРµР±РѕРІР°РЅРёСЏ Рє СѓРїСЂР°РІР»РµРЅРёСЋ РІРµСЂСЃРёСЏРјРё</w:t>
       </w:r>
     </w:p>
     <w:p>
@@ -6605,7 +6679,7 @@
         <w:rPr>
           <w:lang w:val="ru-RU"/>
         </w:rPr>
-        <w:t xml:space="preserve">Проект должен храниться в </w:t>
+        <w:t xml:space="preserve">РџСЂРѕРµРєС‚ РґРѕР»Р¶РµРЅ С…СЂР°РЅРёС‚СЊСЃСЏ РІ </w:t>
       </w:r>
       <w:r>
         <w:t>Git</w:t>
@@ -6614,7 +6688,7 @@
         <w:rPr>
           <w:lang w:val="ru-RU"/>
         </w:rPr>
-        <w:t>-репозитории. История изменений должна быть понятной и отражать основные этапы разработки.</w:t>
+        <w:t>-СЂРµРїРѕР·РёС‚РѕСЂРёРё. РСЃС‚РѕСЂРёСЏ РёР·РјРµРЅРµРЅРёР№ РґРѕР»Р¶РЅР° Р±С‹С‚СЊ РїРѕРЅСЏС‚РЅРѕР№ Рё РѕС‚СЂР°Р¶Р°С‚СЊ РѕСЃРЅРѕРІРЅС‹Рµ СЌС‚Р°РїС‹ СЂР°Р·СЂР°Р±РѕС‚РєРё.</w:t>
       </w:r>
     </w:p>
     <w:p>
@@ -6661,7 +6735,7 @@
         <w:rPr>
           <w:lang w:val="ru-RU"/>
         </w:rPr>
-        <w:t>создание проекта;</w:t>
+        <w:t>СЃРѕР·РґР°РЅРёРµ РїСЂРѕРµРєС‚Р°;</w:t>
       </w:r>
     </w:p>
     <w:p>
@@ -6720,7 +6794,7 @@
         <w:rPr>
           <w:lang w:val="ru-RU"/>
         </w:rPr>
-        <w:t xml:space="preserve"> добавление проектной документации;</w:t>
+        <w:t xml:space="preserve"> РґРѕР±Р°РІР»РµРЅРёРµ РїСЂРѕРµРєС‚РЅРѕР№ РґРѕРєСѓРјРµРЅС‚Р°С†РёРё;</w:t>
       </w:r>
     </w:p>
     <w:p>
@@ -6743,7 +6817,7 @@
         <w:t>-</w:t>
       </w:r>
       <w:r>
-        <w:t xml:space="preserve"> реализация игрового поля;</w:t>
+        <w:t xml:space="preserve"> СЂРµР°Р»РёР·Р°С†РёСЏ РёРіСЂРѕРІРѕРіРѕ РїРѕР»СЏ;</w:t>
       </w:r>
     </w:p>
     <w:p>
@@ -6790,7 +6864,7 @@
         <w:rPr>
           <w:lang w:val="ru-RU"/>
         </w:rPr>
-        <w:t>реализация</w:t>
+        <w:t>СЂРµР°Р»РёР·Р°С†РёСЏ</w:t>
       </w:r>
       <w:r>
         <w:t xml:space="preserve"> </w:t>
@@ -6799,7 +6873,7 @@
         <w:rPr>
           <w:lang w:val="ru-RU"/>
         </w:rPr>
-        <w:t>проверки</w:t>
+        <w:t>РїСЂРѕРІРµСЂРєРё</w:t>
       </w:r>
       <w:r>
         <w:t xml:space="preserve"> </w:t>
@@ -6808,7 +6882,7 @@
         <w:rPr>
           <w:lang w:val="ru-RU"/>
         </w:rPr>
-        <w:t>ходов</w:t>
+        <w:t>С…РѕРґРѕРІ</w:t>
       </w:r>
       <w:r>
         <w:t>;</w:t>
@@ -6879,7 +6953,7 @@
         <w:rPr>
           <w:lang w:val="ru-RU"/>
         </w:rPr>
-        <w:t>реализация</w:t>
+        <w:t>СЂРµР°Р»РёР·Р°С†РёСЏ</w:t>
       </w:r>
       <w:r>
         <w:rPr>
@@ -6891,13 +6965,13 @@
         <w:rPr>
           <w:lang w:val="ru-RU"/>
         </w:rPr>
-        <w:t>сет</w:t>
-      </w:r>
-      <w:r>
-        <w:rPr>
-          <w:lang w:val="ru-RU"/>
-        </w:rPr>
-        <w:t>евого</w:t>
+        <w:t>СЃРµС‚</w:t>
+      </w:r>
+      <w:r>
+        <w:rPr>
+          <w:lang w:val="ru-RU"/>
+        </w:rPr>
+        <w:t>РµРІРѕРіРѕ</w:t>
       </w:r>
       <w:r>
         <w:rPr>
@@ -6909,7 +6983,7 @@
         <w:rPr>
           <w:lang w:val="ru-RU"/>
         </w:rPr>
-        <w:t>взаимодействия</w:t>
+        <w:t>РІР·Р°РёРјРѕРґРµР№СЃС‚РІРёСЏ</w:t>
       </w:r>
       <w:r>
         <w:rPr>
@@ -6986,7 +7060,7 @@
         <w:rPr>
           <w:lang w:val="ru-RU"/>
         </w:rPr>
-        <w:t xml:space="preserve"> добавление тестов игровой логики;</w:t>
+        <w:t xml:space="preserve"> РґРѕР±Р°РІР»РµРЅРёРµ С‚РµСЃС‚РѕРІ РёРіСЂРѕРІРѕР№ Р»РѕРіРёРєРё;</w:t>
       </w:r>
     </w:p>
     <w:p>
@@ -7048,7 +7122,7 @@
         <w:rPr>
           <w:lang w:val="ru-RU"/>
         </w:rPr>
-        <w:t xml:space="preserve"> добавление инструкции пользователя.</w:t>
+        <w:t xml:space="preserve"> РґРѕР±Р°РІР»РµРЅРёРµ РёРЅСЃС‚СЂСѓРєС†РёРё РїРѕР»СЊР·РѕРІР°С‚РµР»СЏ.</w:t>
       </w:r>
     </w:p>
     <w:p>
@@ -7079,7 +7153,7 @@
           <w:sz w:val="32"/>
           <w:lang w:val="ru-RU"/>
         </w:rPr>
-        <w:t>. Требования к пользовательской документации</w:t>
+        <w:t>. РўСЂРµР±РѕРІР°РЅРёСЏ Рє РїРѕР»СЊР·РѕРІР°С‚РµР»СЊСЃРєРѕР№ РґРѕРєСѓРјРµРЅС‚Р°С†РёРё</w:t>
       </w:r>
     </w:p>
     <w:p>
@@ -7096,13 +7170,13 @@
           <w:lang w:val="ru-RU"/>
         </w:rPr>
         <w:lastRenderedPageBreak/>
-        <w:t>К проекту должна быть подготовлена краткая пользовательская и</w:t>
-      </w:r>
-      <w:r>
-        <w:rPr>
-          <w:lang w:val="ru-RU"/>
-        </w:rPr>
-        <w:t>нструкция. Она должна объяснять, как установить необходимые компоненты, запустить приложение, создать сервер, подключиться к игре и выполнить ход.</w:t>
+        <w:t>Рљ РїСЂРѕРµРєС‚Сѓ РґРѕР»Р¶РЅР° Р±С‹С‚СЊ РїРѕРґРіРѕС‚РѕРІР»РµРЅР° РєСЂР°С‚РєР°СЏ РїРѕР»СЊР·РѕРІР°С‚РµР»СЊСЃРєР°СЏ Рё</w:t>
+      </w:r>
+      <w:r>
+        <w:rPr>
+          <w:lang w:val="ru-RU"/>
+        </w:rPr>
+        <w:t>РЅСЃС‚СЂСѓРєС†РёСЏ. РћРЅР° РґРѕР»Р¶РЅР° РѕР±СЉСЏСЃРЅСЏС‚СЊ, РєР°Рє СѓСЃС‚Р°РЅРѕРІРёС‚СЊ РЅРµРѕР±С…РѕРґРёРјС‹Рµ РєРѕРјРїРѕРЅРµРЅС‚С‹, Р·Р°РїСѓСЃС‚РёС‚СЊ РїСЂРёР»РѕР¶РµРЅРёРµ, СЃРѕР·РґР°С‚СЊ СЃРµСЂРІРµСЂ, РїРѕРґРєР»СЋС‡РёС‚СЊСЃСЏ Рє РёРіСЂРµ Рё РІС‹РїРѕР»РЅРёС‚СЊ С…РѕРґ.</w:t>
       </w:r>
     </w:p>
     <w:p>
@@ -7122,7 +7196,7 @@
         <w:rPr>
           <w:lang w:val="ru-RU"/>
         </w:rPr>
-        <w:t>описание назначения приложения;</w:t>
+        <w:t>РѕРїРёСЃР°РЅРёРµ РЅР°Р·РЅР°С‡РµРЅРёСЏ РїСЂРёР»РѕР¶РµРЅРёСЏ;</w:t>
       </w:r>
     </w:p>
     <w:p>
@@ -7142,7 +7216,7 @@
         <w:rPr>
           <w:lang w:val="ru-RU"/>
         </w:rPr>
-        <w:t xml:space="preserve">инструкция по запуску проекта из </w:t>
+        <w:t xml:space="preserve">РёРЅСЃС‚СЂСѓРєС†РёСЏ РїРѕ Р·Р°РїСѓСЃРєСѓ РїСЂРѕРµРєС‚Р° РёР· </w:t>
       </w:r>
       <w:r>
         <w:t>Visual</w:t>
@@ -7180,13 +7254,13 @@
         <w:rPr>
           <w:lang w:val="ru-RU"/>
         </w:rPr>
-        <w:t>инструкция по запуску д</w:t>
-      </w:r>
-      <w:r>
-        <w:rPr>
-          <w:lang w:val="ru-RU"/>
-        </w:rPr>
-        <w:t>вух экземпляров приложения;</w:t>
+        <w:t>РёРЅСЃС‚СЂСѓРєС†РёСЏ РїРѕ Р·Р°РїСѓСЃРєСѓ Рґ</w:t>
+      </w:r>
+      <w:r>
+        <w:rPr>
+          <w:lang w:val="ru-RU"/>
+        </w:rPr>
+        <w:t>РІСѓС… СЌРєР·РµРјРїР»СЏСЂРѕРІ РїСЂРёР»РѕР¶РµРЅРёСЏ;</w:t>
       </w:r>
     </w:p>
     <w:p>
@@ -7206,7 +7280,7 @@
         <w:rPr>
           <w:lang w:val="ru-RU"/>
         </w:rPr>
-        <w:t>инструкция по созданию сервера и подключению клиента;</w:t>
+        <w:t>РёРЅСЃС‚СЂСѓРєС†РёСЏ РїРѕ СЃРѕР·РґР°РЅРёСЋ СЃРµСЂРІРµСЂР° Рё РїРѕРґРєР»СЋС‡РµРЅРёСЋ РєР»РёРµРЅС‚Р°;</w:t>
       </w:r>
     </w:p>
     <w:p>
@@ -7226,7 +7300,7 @@
         <w:rPr>
           <w:lang w:val="ru-RU"/>
         </w:rPr>
-        <w:t>описание правил выполнения ходов;</w:t>
+        <w:t>РѕРїРёСЃР°РЅРёРµ РїСЂР°РІРёР» РІС‹РїРѕР»РЅРµРЅРёСЏ С…РѕРґРѕРІ;</w:t>
       </w:r>
     </w:p>
     <w:p>
@@ -7246,7 +7320,7 @@
         <w:rPr>
           <w:lang w:val="ru-RU"/>
         </w:rPr>
-        <w:t>описание типовых ошибок и способов их устранения.</w:t>
+        <w:t>РѕРїРёСЃР°РЅРёРµ С‚РёРїРѕРІС‹С… РѕС€РёР±РѕРє Рё СЃРїРѕСЃРѕР±РѕРІ РёС… СѓСЃС‚СЂР°РЅРµРЅРёСЏ.</w:t>
       </w:r>
     </w:p>
     <w:p>
@@ -7273,7 +7347,7 @@
           <w:b/>
           <w:sz w:val="32"/>
         </w:rPr>
-        <w:t>. Состав поставки проекта</w:t>
+        <w:t>. РЎРѕСЃС‚Р°РІ РїРѕСЃС‚Р°РІРєРё РїСЂРѕРµРєС‚Р°</w:t>
       </w:r>
     </w:p>
     <w:tbl>
@@ -7318,7 +7392,7 @@
                 <w:b/>
                 <w:sz w:val="24"/>
               </w:rPr>
-              <w:t>Компонент</w:t>
+              <w:t>РљРѕРјРїРѕРЅРµРЅС‚</w:t>
             </w:r>
           </w:p>
         </w:tc>
@@ -7338,7 +7412,7 @@
                 <w:b/>
                 <w:sz w:val="24"/>
               </w:rPr>
-              <w:t>Описание</w:t>
+              <w:t>РћРїРёСЃР°РЅРёРµ</w:t>
             </w:r>
           </w:p>
         </w:tc>
@@ -7366,7 +7440,7 @@
                 <w:sz w:val="24"/>
                 <w:lang w:val="ru-RU"/>
               </w:rPr>
-              <w:t>Установщик приложения</w:t>
+              <w:t>РЈСЃС‚Р°РЅРѕРІС‰РёРє РїСЂРёР»РѕР¶РµРЅРёСЏ</w:t>
             </w:r>
           </w:p>
         </w:tc>
@@ -7401,7 +7475,7 @@
                 <w:sz w:val="24"/>
                 <w:lang w:val="ru-RU"/>
               </w:rPr>
-              <w:t xml:space="preserve">файл подготовленный через </w:t>
+              <w:t xml:space="preserve">С„Р°Р№Р» РїРѕРґРіРѕС‚РѕРІР»РµРЅРЅС‹Р№ С‡РµСЂРµР· </w:t>
             </w:r>
             <w:r>
               <w:rPr>
@@ -7444,7 +7518,7 @@
               <w:rPr>
                 <w:sz w:val="24"/>
               </w:rPr>
-              <w:t>Проект</w:t>
+              <w:t>РџСЂРѕРµРєС‚</w:t>
             </w:r>
           </w:p>
         </w:tc>
@@ -7466,7 +7540,7 @@
                 <w:sz w:val="24"/>
                 <w:lang w:val="ru-RU"/>
               </w:rPr>
-              <w:t>Папка проекта с документами и исходным кодом</w:t>
+              <w:t>РџР°РїРєР° РїСЂРѕРµРєС‚Р° СЃ РґРѕРєСѓРјРµРЅС‚Р°РјРё Рё РёСЃС…РѕРґРЅС‹Рј РєРѕРґРѕРј</w:t>
             </w:r>
           </w:p>
         </w:tc>
@@ -7490,7 +7564,7 @@
               <w:rPr>
                 <w:sz w:val="24"/>
               </w:rPr>
-              <w:t>Техническое задание</w:t>
+              <w:t>РўРµС…РЅРёС‡РµСЃРєРѕРµ Р·Р°РґР°РЅРёРµ</w:t>
             </w:r>
           </w:p>
         </w:tc>
@@ -7508,7 +7582,7 @@
               <w:rPr>
                 <w:sz w:val="24"/>
               </w:rPr>
-              <w:t>настоящий документ.</w:t>
+              <w:t>РЅР°СЃС‚РѕСЏС‰РёР№ РґРѕРєСѓРјРµРЅС‚.</w:t>
             </w:r>
           </w:p>
         </w:tc>
@@ -7554,7 +7628,7 @@
                 <w:sz w:val="24"/>
                 <w:lang w:val="ru-RU"/>
               </w:rPr>
-              <w:t>краткое описание проекта и инструкция по запуску.</w:t>
+              <w:t>РєСЂР°С‚РєРѕРµ РѕРїРёСЃР°РЅРёРµ РїСЂРѕРµРєС‚Р° Рё РёРЅСЃС‚СЂСѓРєС†РёСЏ РїРѕ Р·Р°РїСѓСЃРєСѓ.</w:t>
             </w:r>
           </w:p>
         </w:tc>
@@ -7578,7 +7652,7 @@
               <w:rPr>
                 <w:sz w:val="24"/>
               </w:rPr>
-              <w:t>Git-репозиторий</w:t>
+              <w:t>Git-СЂРµРїРѕР·РёС‚РѕСЂРёР№</w:t>
             </w:r>
           </w:p>
         </w:tc>
@@ -7600,7 +7674,7 @@
                 <w:sz w:val="24"/>
                 <w:lang w:val="ru-RU"/>
               </w:rPr>
-              <w:t xml:space="preserve">история разработки с понятными </w:t>
+              <w:t xml:space="preserve">РёСЃС‚РѕСЂРёСЏ СЂР°Р·СЂР°Р±РѕС‚РєРё СЃ РїРѕРЅСЏС‚РЅС‹РјРё </w:t>
             </w:r>
             <w:r>
               <w:rPr>
@@ -7613,7 +7687,7 @@
                 <w:sz w:val="24"/>
                 <w:lang w:val="ru-RU"/>
               </w:rPr>
-              <w:t>-сообщениями.</w:t>
+              <w:t>-СЃРѕРѕР±С‰РµРЅРёСЏРјРё.</w:t>
             </w:r>
           </w:p>
         </w:tc>
@@ -7647,7 +7721,7 @@
           <w:sz w:val="32"/>
           <w:lang w:val="ru-RU"/>
         </w:rPr>
-        <w:t>. Критерии приемки</w:t>
+        <w:t>. РљСЂРёС‚РµСЂРёРё РїСЂРёРµРјРєРё</w:t>
       </w:r>
     </w:p>
     <w:p>
@@ -7663,13 +7737,13 @@
         <w:rPr>
           <w:lang w:val="ru-RU"/>
         </w:rPr>
-        <w:t xml:space="preserve">Проект </w:t>
-      </w:r>
-      <w:r>
-        <w:rPr>
-          <w:lang w:val="ru-RU"/>
-        </w:rPr>
-        <w:t>считается готовым к приемке, если выполнены следующие условия:</w:t>
+        <w:t xml:space="preserve">РџСЂРѕРµРєС‚ </w:t>
+      </w:r>
+      <w:r>
+        <w:rPr>
+          <w:lang w:val="ru-RU"/>
+        </w:rPr>
+        <w:t>СЃС‡РёС‚Р°РµС‚СЃСЏ РіРѕС‚РѕРІС‹Рј Рє РїСЂРёРµРјРєРµ, РµСЃР»Рё РІС‹РїРѕР»РЅРµРЅС‹ СЃР»РµРґСѓСЋС‰РёРµ СѓСЃР»РѕРІРёСЏ:</w:t>
       </w:r>
     </w:p>
     <w:p>
@@ -7689,19 +7763,19 @@
         <w:rPr>
           <w:lang w:val="ru-RU"/>
         </w:rPr>
-        <w:t xml:space="preserve">приложение успешно </w:t>
-      </w:r>
-      <w:r>
-        <w:rPr>
-          <w:lang w:val="ru-RU"/>
-        </w:rPr>
-        <w:t>устанавливается через установщик</w:t>
-      </w:r>
-      <w:r>
-        <w:rPr>
-          <w:lang w:val="ru-RU"/>
-        </w:rPr>
-        <w:t xml:space="preserve"> на </w:t>
+        <w:t xml:space="preserve">РїСЂРёР»РѕР¶РµРЅРёРµ СѓСЃРїРµС€РЅРѕ </w:t>
+      </w:r>
+      <w:r>
+        <w:rPr>
+          <w:lang w:val="ru-RU"/>
+        </w:rPr>
+        <w:t>СѓСЃС‚Р°РЅР°РІР»РёРІР°РµС‚СЃСЏ С‡РµСЂРµР· СѓСЃС‚Р°РЅРѕРІС‰РёРє</w:t>
+      </w:r>
+      <w:r>
+        <w:rPr>
+          <w:lang w:val="ru-RU"/>
+        </w:rPr>
+        <w:t xml:space="preserve"> РЅР° </w:t>
       </w:r>
       <w:r>
         <w:t>Windows</w:t>
@@ -7730,7 +7804,7 @@
         <w:rPr>
           <w:lang w:val="ru-RU"/>
         </w:rPr>
-        <w:t xml:space="preserve">один экземпляр приложения может создать </w:t>
+        <w:t xml:space="preserve">РѕРґРёРЅ СЌРєР·РµРјРїР»СЏСЂ РїСЂРёР»РѕР¶РµРЅРёСЏ РјРѕР¶РµС‚ СЃРѕР·РґР°С‚СЊ </w:t>
       </w:r>
       <w:r>
         <w:t>TCP</w:t>
@@ -7739,7 +7813,7 @@
         <w:rPr>
           <w:lang w:val="ru-RU"/>
         </w:rPr>
-        <w:t>-сервер;</w:t>
+        <w:t>-СЃРµСЂРІРµСЂ;</w:t>
       </w:r>
     </w:p>
     <w:p>
@@ -7759,7 +7833,7 @@
         <w:rPr>
           <w:lang w:val="ru-RU"/>
         </w:rPr>
-        <w:t xml:space="preserve">второй экземпляр приложения может подключиться к серверу по </w:t>
+        <w:t xml:space="preserve">РІС‚РѕСЂРѕР№ СЌРєР·РµРјРїР»СЏСЂ РїСЂРёР»РѕР¶РµРЅРёСЏ РјРѕР¶РµС‚ РїРѕРґРєР»СЋС‡РёС‚СЊСЃСЏ Рє СЃРµСЂРІРµСЂСѓ РїРѕ </w:t>
       </w:r>
       <w:r>
         <w:t>IP</w:t>
@@ -7768,7 +7842,7 @@
         <w:rPr>
           <w:lang w:val="ru-RU"/>
         </w:rPr>
-        <w:t>-адресу и порту;</w:t>
+        <w:t>-Р°РґСЂРµСЃСѓ Рё РїРѕСЂС‚Сѓ;</w:t>
       </w:r>
     </w:p>
     <w:p>
@@ -7788,13 +7862,13 @@
         <w:rPr>
           <w:lang w:val="ru-RU"/>
         </w:rPr>
-        <w:t>игровое пол</w:t>
-      </w:r>
-      <w:r>
-        <w:rPr>
-          <w:lang w:val="ru-RU"/>
-        </w:rPr>
-        <w:t>е 8</w:t>
+        <w:t>РёРіСЂРѕРІРѕРµ РїРѕР»</w:t>
+      </w:r>
+      <w:r>
+        <w:rPr>
+          <w:lang w:val="ru-RU"/>
+        </w:rPr>
+        <w:t>Рµ 8</w:t>
       </w:r>
       <w:r>
         <w:t>x</w:t>
@@ -7803,7 +7877,7 @@
         <w:rPr>
           <w:lang w:val="ru-RU"/>
         </w:rPr>
-        <w:t>8 отображается корректно;</w:t>
+        <w:t>8 РѕС‚РѕР±СЂР°Р¶Р°РµС‚СЃСЏ РєРѕСЂСЂРµРєС‚РЅРѕ;</w:t>
       </w:r>
     </w:p>
     <w:p>
@@ -7823,7 +7897,7 @@
         <w:rPr>
           <w:lang w:val="ru-RU"/>
         </w:rPr>
-        <w:t>ходы игроков выполняются по очереди;</w:t>
+        <w:t>С…РѕРґС‹ РёРіСЂРѕРєРѕРІ РІС‹РїРѕР»РЅСЏСЋС‚СЃСЏ РїРѕ РѕС‡РµСЂРµРґРё;</w:t>
       </w:r>
     </w:p>
     <w:p>
@@ -7843,7 +7917,7 @@
         <w:rPr>
           <w:lang w:val="ru-RU"/>
         </w:rPr>
-        <w:t>корректные ходы изменяют состояние поля у обоих игроков;</w:t>
+        <w:t>РєРѕСЂСЂРµРєС‚РЅС‹Рµ С…РѕРґС‹ РёР·РјРµРЅСЏСЋС‚ СЃРѕСЃС‚РѕСЏРЅРёРµ РїРѕР»СЏ Сѓ РѕР±РѕРёС… РёРіСЂРѕРєРѕРІ;</w:t>
       </w:r>
     </w:p>
     <w:p>
@@ -7863,7 +7937,7 @@
         <w:rPr>
           <w:lang w:val="ru-RU"/>
         </w:rPr>
-        <w:t>некорректные ходы запрещаются и не изменяют состояние партии;</w:t>
+        <w:t>РЅРµРєРѕСЂСЂРµРєС‚РЅС‹Рµ С…РѕРґС‹ Р·Р°РїСЂРµС‰Р°СЋС‚СЃСЏ Рё РЅРµ РёР·РјРµРЅСЏСЋС‚ СЃРѕСЃС‚РѕСЏРЅРёРµ РїР°СЂС‚РёРё;</w:t>
       </w:r>
     </w:p>
     <w:p>
@@ -7884,7 +7958,7 @@
           <w:lang w:val="ru-RU"/>
         </w:rPr>
         <w:lastRenderedPageBreak/>
-        <w:t>взятие шашки соперника работает корректно;</w:t>
+        <w:t>РІР·СЏС‚РёРµ С€Р°С€РєРё СЃРѕРїРµСЂРЅРёРєР° СЂР°Р±РѕС‚Р°РµС‚ РєРѕСЂСЂРµРєС‚РЅРѕ;</w:t>
       </w:r>
     </w:p>
     <w:p>
@@ -7904,13 +7978,13 @@
         <w:rPr>
           <w:lang w:val="ru-RU"/>
         </w:rPr>
-        <w:t>приложение опреде</w:t>
-      </w:r>
-      <w:r>
-        <w:rPr>
-          <w:lang w:val="ru-RU"/>
-        </w:rPr>
-        <w:t>ляет окончание партии и показывает победителя;</w:t>
+        <w:t>РїСЂРёР»РѕР¶РµРЅРёРµ РѕРїСЂРµРґРµ</w:t>
+      </w:r>
+      <w:r>
+        <w:rPr>
+          <w:lang w:val="ru-RU"/>
+        </w:rPr>
+        <w:t>Р»СЏРµС‚ РѕРєРѕРЅС‡Р°РЅРёРµ РїР°СЂС‚РёРё Рё РїРѕРєР°Р·С‹РІР°РµС‚ РїРѕР±РµРґРёС‚РµР»СЏ;</w:t>
       </w:r>
     </w:p>
     <w:p>
@@ -7930,7 +8004,7 @@
         <w:rPr>
           <w:lang w:val="ru-RU"/>
         </w:rPr>
-        <w:t>при потере соединения пользователь видит сообщение об ошибке;</w:t>
+        <w:t>РїСЂРё РїРѕС‚РµСЂРµ СЃРѕРµРґРёРЅРµРЅРёСЏ РїРѕР»СЊР·РѕРІР°С‚РµР»СЊ РІРёРґРёС‚ СЃРѕРѕР±С‰РµРЅРёРµ РѕР± РѕС€РёР±РєРµ;</w:t>
       </w:r>
     </w:p>
     <w:p>
@@ -7950,7 +8024,7 @@
         <w:rPr>
           <w:lang w:val="ru-RU"/>
         </w:rPr>
-        <w:t>игровая логика и сетевой код отделены от интерфейса;</w:t>
+        <w:t>РёРіСЂРѕРІР°СЏ Р»РѕРіРёРєР° Рё СЃРµС‚РµРІРѕР№ РєРѕРґ РѕС‚РґРµР»РµРЅС‹ РѕС‚ РёРЅС‚РµСЂС„РµР№СЃР°;</w:t>
       </w:r>
     </w:p>
     <w:p>
@@ -7970,7 +8044,7 @@
         <w:rPr>
           <w:lang w:val="ru-RU"/>
         </w:rPr>
-        <w:t>основные компоненты игровой логики покрыты модульными тестами;</w:t>
+        <w:t>РѕСЃРЅРѕРІРЅС‹Рµ РєРѕРјРїРѕРЅРµРЅС‚С‹ РёРіСЂРѕРІРѕР№ Р»РѕРіРёРєРё РїРѕРєСЂС‹С‚С‹ РјРѕРґСѓР»СЊРЅС‹РјРё С‚РµСЃС‚Р°РјРё;</w:t>
       </w:r>
     </w:p>
     <w:p>
@@ -7990,13 +8064,13 @@
         <w:rPr>
           <w:lang w:val="ru-RU"/>
         </w:rPr>
-        <w:t>в репозитории присутств</w:t>
-      </w:r>
-      <w:r>
-        <w:rPr>
-          <w:lang w:val="ru-RU"/>
-        </w:rPr>
-        <w:t>уют исходный код, документация и понятная история изменений.</w:t>
+        <w:t>РІ СЂРµРїРѕР·РёС‚РѕСЂРёРё РїСЂРёСЃСѓС‚СЃС‚РІ</w:t>
+      </w:r>
+      <w:r>
+        <w:rPr>
+          <w:lang w:val="ru-RU"/>
+        </w:rPr>
+        <w:t>СѓСЋС‚ РёСЃС…РѕРґРЅС‹Р№ РєРѕРґ, РґРѕРєСѓРјРµРЅС‚Р°С†РёСЏ Рё РїРѕРЅСЏС‚РЅР°СЏ РёСЃС‚РѕСЂРёСЏ РёР·РјРµРЅРµРЅРёР№.</w:t>
       </w:r>
     </w:p>
     <w:sectPr>
@@ -8011,7 +8085,7 @@
 </w:document>
 </file>
 
-<file path=word/endnotes.xml><?xml version="1.0" encoding="utf-8"?>
+<file path=word\endnotes.xml><?xml version="1.0" encoding="utf-8"?>
 <w:endnotes xmlns:wpc="http://schemas.microsoft.com/office/word/2010/wordprocessingCanvas" xmlns:cx="http://schemas.microsoft.com/office/drawing/2014/chartex" xmlns:cx1="http://schemas.microsoft.com/office/drawing/2015/9/8/chartex" xmlns:cx2="http://schemas.microsoft.com/office/drawing/2015/10/21/chartex" xmlns:cx3="http://schemas.microsoft.com/office/drawing/2016/5/9/chartex" xmlns:cx4="http://schemas.microsoft.com/office/drawing/2016/5/10/chartex" xmlns:cx5="http://schemas.microsoft.com/office/drawing/2016/5/11/chartex" xmlns:cx6="http://schemas.microsoft.com/office/drawing/2016/5/12/chartex" xmlns:cx7="http://schemas.microsoft.com/office/drawing/2016/5/13/chartex" xmlns:cx8="http://schemas.microsoft.com/office/drawing/2016/5/14/chartex" xmlns:mc="http://schemas.openxmlformats.org/markup-compatibility/2006" xmlns:aink="http://schemas.microsoft.com/office/drawing/2016/ink" xmlns:am3d="http://schemas.microsoft.com/office/drawing/2017/model3d" xmlns:o="urn:schemas-microsoft-com:office:office" xmlns:r="http://schemas.openxmlformats.org/officeDocument/2006/relationships" xmlns:m="http://schemas.openxmlformats.org/officeDocument/2006/math" xmlns:v="urn:schemas-microsoft-com:vml" xmlns:wp14="http://schemas.microsoft.com/office/word/2010/wordprocessingDrawing" xmlns:wp="http://schemas.openxmlformats.org/drawingml/2006/wordprocessingDrawing" xmlns:w10="urn:schemas-microsoft-com:office:word" xmlns:w="http://schemas.openxmlformats.org/wordprocessingml/2006/main" xmlns:w14="http://schemas.microsoft.com/office/word/2010/wordml" xmlns:w15="http://schemas.microsoft.com/office/word/2012/wordml" xmlns:w16cex="http://schemas.microsoft.com/office/word/2018/wordml/cex" xmlns:w16cid="http://schemas.microsoft.com/office/word/2016/wordml/cid" xmlns:w16="http://schemas.microsoft.com/office/word/2018/wordml" xmlns:w16sdtdh="http://schemas.microsoft.com/office/word/2020/wordml/sdtdatahash" xmlns:w16se="http://schemas.microsoft.com/office/word/2015/wordml/symex" xmlns:wpg="http://schemas.microsoft.com/office/word/2010/wordprocessingGroup" xmlns:wpi="http://schemas.microsoft.com/office/word/2010/wordprocessingInk" xmlns:wne="http://schemas.microsoft.com/office/word/2006/wordml" xmlns:wps="http://schemas.microsoft.com/office/word/2010/wordprocessingShape" mc:Ignorable="w14 w15 w16se w16cid w16 w16cex w16sdtdh wp14">
   <w:endnote w:type="separator" w:id="-1">
     <w:p>
@@ -8036,7 +8110,77 @@
 </w:endnotes>
 </file>
 
-<file path=word/footer1.xml><?xml version="1.0" encoding="utf-8"?>
+<file path=word\fontTable.xml><?xml version="1.0" encoding="utf-8"?>
+<w:fonts xmlns:mc="http://schemas.openxmlformats.org/markup-compatibility/2006" xmlns:r="http://schemas.openxmlformats.org/officeDocument/2006/relationships" xmlns:w="http://schemas.openxmlformats.org/wordprocessingml/2006/main" xmlns:w14="http://schemas.microsoft.com/office/word/2010/wordml" xmlns:w15="http://schemas.microsoft.com/office/word/2012/wordml" xmlns:w16cex="http://schemas.microsoft.com/office/word/2018/wordml/cex" xmlns:w16cid="http://schemas.microsoft.com/office/word/2016/wordml/cid" xmlns:w16="http://schemas.microsoft.com/office/word/2018/wordml" xmlns:w16sdtdh="http://schemas.microsoft.com/office/word/2020/wordml/sdtdatahash" xmlns:w16se="http://schemas.microsoft.com/office/word/2015/wordml/symex" mc:Ignorable="w14 w15 w16se w16cid w16 w16cex w16sdtdh">
+  <w:font w:name="Symbol">
+    <w:panose1 w:val="05050102010706020507"/>
+    <w:charset w:val="02"/>
+    <w:family w:val="roman"/>
+    <w:pitch w:val="variable"/>
+    <w:sig w:usb0="00000000" w:usb1="10000000" w:usb2="00000000" w:usb3="00000000" w:csb0="80000000" w:csb1="00000000"/>
+  </w:font>
+  <w:font w:name="Times New Roman">
+    <w:panose1 w:val="02020603050405020304"/>
+    <w:charset w:val="CC"/>
+    <w:family w:val="roman"/>
+    <w:pitch w:val="variable"/>
+    <w:sig w:usb0="E0002EFF" w:usb1="C000785B" w:usb2="00000009" w:usb3="00000000" w:csb0="000001FF" w:csb1="00000000"/>
+  </w:font>
+  <w:font w:name="Courier New">
+    <w:panose1 w:val="02070309020205020404"/>
+    <w:charset w:val="CC"/>
+    <w:family w:val="modern"/>
+    <w:pitch w:val="fixed"/>
+    <w:sig w:usb0="E0002EFF" w:usb1="C0007843" w:usb2="00000009" w:usb3="00000000" w:csb0="000001FF" w:csb1="00000000"/>
+  </w:font>
+  <w:font w:name="Wingdings">
+    <w:panose1 w:val="05000000000000000000"/>
+    <w:charset w:val="02"/>
+    <w:family w:val="auto"/>
+    <w:pitch w:val="variable"/>
+    <w:sig w:usb0="00000000" w:usb1="10000000" w:usb2="00000000" w:usb3="00000000" w:csb0="80000000" w:csb1="00000000"/>
+  </w:font>
+  <w:font w:name="Cambria">
+    <w:panose1 w:val="02040503050406030204"/>
+    <w:charset w:val="CC"/>
+    <w:family w:val="roman"/>
+    <w:pitch w:val="variable"/>
+    <w:sig w:usb0="E00006FF" w:usb1="420024FF" w:usb2="02000000" w:usb3="00000000" w:csb0="0000019F" w:csb1="00000000"/>
+  </w:font>
+  <w:font w:name="MS Mincho">
+    <w:altName w:val="ＭＳ 明朝"/>
+    <w:panose1 w:val="02020609040205080304"/>
+    <w:charset w:val="80"/>
+    <w:family w:val="modern"/>
+    <w:pitch w:val="fixed"/>
+    <w:sig w:usb0="E00002FF" w:usb1="6AC7FDFB" w:usb2="08000012" w:usb3="00000000" w:csb0="0002009F" w:csb1="00000000"/>
+  </w:font>
+  <w:font w:name="Calibri">
+    <w:panose1 w:val="020F0502020204030204"/>
+    <w:charset w:val="CC"/>
+    <w:family w:val="swiss"/>
+    <w:pitch w:val="variable"/>
+    <w:sig w:usb0="E4002EFF" w:usb1="C000247B" w:usb2="00000009" w:usb3="00000000" w:csb0="000001FF" w:csb1="00000000"/>
+  </w:font>
+  <w:font w:name="MS Gothic">
+    <w:altName w:val="ＭＳ ゴシック"/>
+    <w:panose1 w:val="020B0609070205080204"/>
+    <w:charset w:val="80"/>
+    <w:family w:val="modern"/>
+    <w:pitch w:val="fixed"/>
+    <w:sig w:usb0="E00002FF" w:usb1="6AC7FDFB" w:usb2="08000012" w:usb3="00000000" w:csb0="0002009F" w:csb1="00000000"/>
+  </w:font>
+  <w:font w:name="Courier">
+    <w:panose1 w:val="02070309020205020404"/>
+    <w:charset w:val="00"/>
+    <w:family w:val="auto"/>
+    <w:pitch w:val="variable"/>
+    <w:sig w:usb0="00000003" w:usb1="00000000" w:usb2="00000000" w:usb3="00000000" w:csb0="00000001" w:csb1="00000000"/>
+  </w:font>
+</w:fonts>
+</file>
+
+<file path=word\footer1.xml><?xml version="1.0" encoding="utf-8"?>
 <w:ftr xmlns:wpc="http://schemas.microsoft.com/office/word/2010/wordprocessingCanvas" xmlns:cx="http://schemas.microsoft.com/office/drawing/2014/chartex" xmlns:cx1="http://schemas.microsoft.com/office/drawing/2015/9/8/chartex" xmlns:cx2="http://schemas.microsoft.com/office/drawing/2015/10/21/chartex" xmlns:cx3="http://schemas.microsoft.com/office/drawing/2016/5/9/chartex" xmlns:cx4="http://schemas.microsoft.com/office/drawing/2016/5/10/chartex" xmlns:cx5="http://schemas.microsoft.com/office/drawing/2016/5/11/chartex" xmlns:cx6="http://schemas.microsoft.com/office/drawing/2016/5/12/chartex" xmlns:cx7="http://schemas.microsoft.com/office/drawing/2016/5/13/chartex" xmlns:cx8="http://schemas.microsoft.com/office/drawing/2016/5/14/chartex" xmlns:mc="http://schemas.openxmlformats.org/markup-compatibility/2006" xmlns:aink="http://schemas.microsoft.com/office/drawing/2016/ink" xmlns:am3d="http://schemas.microsoft.com/office/drawing/2017/model3d" xmlns:o="urn:schemas-microsoft-com:office:office" xmlns:r="http://schemas.openxmlformats.org/officeDocument/2006/relationships" xmlns:m="http://schemas.openxmlformats.org/officeDocument/2006/math" xmlns:v="urn:schemas-microsoft-com:vml" xmlns:wp14="http://schemas.microsoft.com/office/word/2010/wordprocessingDrawing" xmlns:wp="http://schemas.openxmlformats.org/drawingml/2006/wordprocessingDrawing" xmlns:w10="urn:schemas-microsoft-com:office:word" xmlns:w="http://schemas.openxmlformats.org/wordprocessingml/2006/main" xmlns:w14="http://schemas.microsoft.com/office/word/2010/wordml" xmlns:w15="http://schemas.microsoft.com/office/word/2012/wordml" xmlns:w16cex="http://schemas.microsoft.com/office/word/2018/wordml/cex" xmlns:w16cid="http://schemas.microsoft.com/office/word/2016/wordml/cid" xmlns:w16="http://schemas.microsoft.com/office/word/2018/wordml" xmlns:w16sdtdh="http://schemas.microsoft.com/office/word/2020/wordml/sdtdatahash" xmlns:w16se="http://schemas.microsoft.com/office/word/2015/wordml/symex" xmlns:wpg="http://schemas.microsoft.com/office/word/2010/wordprocessingGroup" xmlns:wpi="http://schemas.microsoft.com/office/word/2010/wordprocessingInk" xmlns:wne="http://schemas.microsoft.com/office/word/2006/wordml" xmlns:wps="http://schemas.microsoft.com/office/word/2010/wordprocessingShape" mc:Ignorable="w14 w15 w16se w16cid w16 w16cex w16sdtdh wp14">
   <w:p>
     <w:pPr>
@@ -8078,7 +8222,7 @@
 </w:ftr>
 </file>
 
-<file path=word/footnotes.xml><?xml version="1.0" encoding="utf-8"?>
+<file path=word\footnotes.xml><?xml version="1.0" encoding="utf-8"?>
 <w:footnotes xmlns:wpc="http://schemas.microsoft.com/office/word/2010/wordprocessingCanvas" xmlns:cx="http://schemas.microsoft.com/office/drawing/2014/chartex" xmlns:cx1="http://schemas.microsoft.com/office/drawing/2015/9/8/chartex" xmlns:cx2="http://schemas.microsoft.com/office/drawing/2015/10/21/chartex" xmlns:cx3="http://schemas.microsoft.com/office/drawing/2016/5/9/chartex" xmlns:cx4="http://schemas.microsoft.com/office/drawing/2016/5/10/chartex" xmlns:cx5="http://schemas.microsoft.com/office/drawing/2016/5/11/chartex" xmlns:cx6="http://schemas.microsoft.com/office/drawing/2016/5/12/chartex" xmlns:cx7="http://schemas.microsoft.com/office/drawing/2016/5/13/chartex" xmlns:cx8="http://schemas.microsoft.com/office/drawing/2016/5/14/chartex" xmlns:mc="http://schemas.openxmlformats.org/markup-compatibility/2006" xmlns:aink="http://schemas.microsoft.com/office/drawing/2016/ink" xmlns:am3d="http://schemas.microsoft.com/office/drawing/2017/model3d" xmlns:o="urn:schemas-microsoft-com:office:office" xmlns:r="http://schemas.openxmlformats.org/officeDocument/2006/relationships" xmlns:m="http://schemas.openxmlformats.org/officeDocument/2006/math" xmlns:v="urn:schemas-microsoft-com:vml" xmlns:wp14="http://schemas.microsoft.com/office/word/2010/wordprocessingDrawing" xmlns:wp="http://schemas.openxmlformats.org/drawingml/2006/wordprocessingDrawing" xmlns:w10="urn:schemas-microsoft-com:office:word" xmlns:w="http://schemas.openxmlformats.org/wordprocessingml/2006/main" xmlns:w14="http://schemas.microsoft.com/office/word/2010/wordml" xmlns:w15="http://schemas.microsoft.com/office/word/2012/wordml" xmlns:w16cex="http://schemas.microsoft.com/office/word/2018/wordml/cex" xmlns:w16cid="http://schemas.microsoft.com/office/word/2016/wordml/cid" xmlns:w16="http://schemas.microsoft.com/office/word/2018/wordml" xmlns:w16sdtdh="http://schemas.microsoft.com/office/word/2020/wordml/sdtdatahash" xmlns:w16se="http://schemas.microsoft.com/office/word/2015/wordml/symex" xmlns:wpg="http://schemas.microsoft.com/office/word/2010/wordprocessingGroup" xmlns:wpi="http://schemas.microsoft.com/office/word/2010/wordprocessingInk" xmlns:wne="http://schemas.microsoft.com/office/word/2006/wordml" xmlns:wps="http://schemas.microsoft.com/office/word/2010/wordprocessingShape" mc:Ignorable="w14 w15 w16se w16cid w16 w16cex w16sdtdh wp14">
   <w:footnote w:type="separator" w:id="-1">
     <w:p>
@@ -8103,7 +8247,7 @@
 </w:footnotes>
 </file>
 
-<file path=word/numbering.xml><?xml version="1.0" encoding="utf-8"?>
+<file path=word\numbering.xml><?xml version="1.0" encoding="utf-8"?>
 <w:numbering xmlns:wpc="http://schemas.microsoft.com/office/word/2010/wordprocessingCanvas" xmlns:cx="http://schemas.microsoft.com/office/drawing/2014/chartex" xmlns:cx1="http://schemas.microsoft.com/office/drawing/2015/9/8/chartex" xmlns:cx2="http://schemas.microsoft.com/office/drawing/2015/10/21/chartex" xmlns:cx3="http://schemas.microsoft.com/office/drawing/2016/5/9/chartex" xmlns:cx4="http://schemas.microsoft.com/office/drawing/2016/5/10/chartex" xmlns:cx5="http://schemas.microsoft.com/office/drawing/2016/5/11/chartex" xmlns:cx6="http://schemas.microsoft.com/office/drawing/2016/5/12/chartex" xmlns:cx7="http://schemas.microsoft.com/office/drawing/2016/5/13/chartex" xmlns:cx8="http://schemas.microsoft.com/office/drawing/2016/5/14/chartex" xmlns:mc="http://schemas.openxmlformats.org/markup-compatibility/2006" xmlns:aink="http://schemas.microsoft.com/office/drawing/2016/ink" xmlns:am3d="http://schemas.microsoft.com/office/drawing/2017/model3d" xmlns:o="urn:schemas-microsoft-com:office:office" xmlns:r="http://schemas.openxmlformats.org/officeDocument/2006/relationships" xmlns:m="http://schemas.openxmlformats.org/officeDocument/2006/math" xmlns:v="urn:schemas-microsoft-com:vml" xmlns:wp14="http://schemas.microsoft.com/office/word/2010/wordprocessingDrawing" xmlns:wp="http://schemas.openxmlformats.org/drawingml/2006/wordprocessingDrawing" xmlns:w10="urn:schemas-microsoft-com:office:word" xmlns:w="http://schemas.openxmlformats.org/wordprocessingml/2006/main" xmlns:w14="http://schemas.microsoft.com/office/word/2010/wordml" xmlns:w15="http://schemas.microsoft.com/office/word/2012/wordml" xmlns:w16cex="http://schemas.microsoft.com/office/word/2018/wordml/cex" xmlns:w16cid="http://schemas.microsoft.com/office/word/2016/wordml/cid" xmlns:w16="http://schemas.microsoft.com/office/word/2018/wordml" xmlns:w16sdtdh="http://schemas.microsoft.com/office/word/2020/wordml/sdtdatahash" xmlns:w16se="http://schemas.microsoft.com/office/word/2015/wordml/symex" xmlns:wpg="http://schemas.microsoft.com/office/word/2010/wordprocessingGroup" xmlns:wpi="http://schemas.microsoft.com/office/word/2010/wordprocessingInk" xmlns:wne="http://schemas.microsoft.com/office/word/2006/wordml" xmlns:wps="http://schemas.microsoft.com/office/word/2010/wordprocessingShape" mc:Ignorable="w14 w15 w16se w16cid w16 w16cex w16sdtdh wp14">
   <w:abstractNum w:abstractNumId="0" w15:restartNumberingAfterBreak="0">
     <w:nsid w:val="FFFFFF7C"/>
@@ -9814,7 +9958,75 @@
 </w:numbering>
 </file>
 
-<file path=word/styles.xml><?xml version="1.0" encoding="utf-8"?>
+<file path=word\settings.xml><?xml version="1.0" encoding="utf-8"?>
+<w:settings xmlns:mc="http://schemas.openxmlformats.org/markup-compatibility/2006" xmlns:o="urn:schemas-microsoft-com:office:office" xmlns:r="http://schemas.openxmlformats.org/officeDocument/2006/relationships" xmlns:m="http://schemas.openxmlformats.org/officeDocument/2006/math" xmlns:v="urn:schemas-microsoft-com:vml" xmlns:w10="urn:schemas-microsoft-com:office:word" xmlns:w="http://schemas.openxmlformats.org/wordprocessingml/2006/main" xmlns:w14="http://schemas.microsoft.com/office/word/2010/wordml" xmlns:w15="http://schemas.microsoft.com/office/word/2012/wordml" xmlns:w16cex="http://schemas.microsoft.com/office/word/2018/wordml/cex" xmlns:w16cid="http://schemas.microsoft.com/office/word/2016/wordml/cid" xmlns:w16="http://schemas.microsoft.com/office/word/2018/wordml" xmlns:w16sdtdh="http://schemas.microsoft.com/office/word/2020/wordml/sdtdatahash" xmlns:w16se="http://schemas.microsoft.com/office/word/2015/wordml/symex" xmlns:sl="http://schemas.openxmlformats.org/schemaLibrary/2006/main" mc:Ignorable="w14 w15 w16se w16cid w16 w16cex w16sdtdh">
+  <w:zoom w:percent="100"/>
+  <w:defaultTabStop w:val="720"/>
+  <w:characterSpacingControl w:val="doNotCompress"/>
+  <w:footnotePr>
+    <w:footnote w:id="-1"/>
+    <w:footnote w:id="0"/>
+  </w:footnotePr>
+  <w:endnotePr>
+    <w:endnote w:id="-1"/>
+    <w:endnote w:id="0"/>
+  </w:endnotePr>
+  <w:compat>
+    <w:useFELayout/>
+    <w:compatSetting w:name="compatibilityMode" w:uri="http://schemas.microsoft.com/office/word" w:val="14"/>
+    <w:compatSetting w:name="overrideTableStyleFontSizeAndJustification" w:uri="http://schemas.microsoft.com/office/word" w:val="1"/>
+    <w:compatSetting w:name="enableOpenTypeFeatures" w:uri="http://schemas.microsoft.com/office/word" w:val="1"/>
+    <w:compatSetting w:name="doNotFlipMirrorIndents" w:uri="http://schemas.microsoft.com/office/word" w:val="1"/>
+    <w:compatSetting w:name="useWord2013TrackBottomHyphenation" w:uri="http://schemas.microsoft.com/office/word" w:val="1"/>
+  </w:compat>
+  <w:rsids>
+    <w:rsidRoot w:val="00B47730"/>
+    <w:rsid w:val="00034616"/>
+    <w:rsid w:val="0006063C"/>
+    <w:rsid w:val="0015074B"/>
+    <w:rsid w:val="00286BDF"/>
+    <w:rsid w:val="0029639D"/>
+    <w:rsid w:val="00326F90"/>
+    <w:rsid w:val="00585588"/>
+    <w:rsid w:val="00641527"/>
+    <w:rsid w:val="00876DA1"/>
+    <w:rsid w:val="008B1C88"/>
+    <w:rsid w:val="00AA1D8D"/>
+    <w:rsid w:val="00B47730"/>
+    <w:rsid w:val="00CB0664"/>
+    <w:rsid w:val="00FC693F"/>
+  </w:rsids>
+  <m:mathPr>
+    <m:mathFont m:val="Cambria Math"/>
+    <m:brkBin m:val="before"/>
+    <m:brkBinSub m:val="--"/>
+    <m:smallFrac m:val="0"/>
+    <m:dispDef/>
+    <m:lMargin m:val="0"/>
+    <m:rMargin m:val="0"/>
+    <m:defJc m:val="centerGroup"/>
+    <m:wrapIndent m:val="1440"/>
+    <m:intLim m:val="subSup"/>
+    <m:naryLim m:val="undOvr"/>
+  </m:mathPr>
+  <w:themeFontLang w:val="en-US" w:eastAsia="ja-JP"/>
+  <w:clrSchemeMapping w:bg1="light1" w:t1="dark1" w:bg2="light2" w:t2="dark2" w:accent1="accent1" w:accent2="accent2" w:accent3="accent3" w:accent4="accent4" w:accent5="accent5" w:accent6="accent6" w:hyperlink="hyperlink" w:followedHyperlink="followedHyperlink"/>
+  <w:doNotAutoCompressPictures/>
+  <w:shapeDefaults>
+    <o:shapedefaults v:ext="edit" spidmax="1026"/>
+    <o:shapelayout v:ext="edit">
+      <o:idmap v:ext="edit" data="1"/>
+    </o:shapelayout>
+  </w:shapeDefaults>
+  <w:decimalSymbol w:val=","/>
+  <w:listSeparator w:val=";"/>
+  <w14:docId w14:val="325045E8"/>
+  <w14:defaultImageDpi w14:val="300"/>
+  <w15:docId w15:val="{99468ACF-5094-4C20-A726-A23C964DB3C7}"/>
+</w:settings>
+</file>
+
+<file path=word\styles.xml><?xml version="1.0" encoding="utf-8"?>
 <w:styles xmlns:mc="http://schemas.openxmlformats.org/markup-compatibility/2006" xmlns:r="http://schemas.openxmlformats.org/officeDocument/2006/relationships" xmlns:w="http://schemas.openxmlformats.org/wordprocessingml/2006/main" xmlns:w14="http://schemas.microsoft.com/office/word/2010/wordml" xmlns:w15="http://schemas.microsoft.com/office/word/2012/wordml" xmlns:w16cex="http://schemas.microsoft.com/office/word/2018/wordml/cex" xmlns:w16cid="http://schemas.microsoft.com/office/word/2016/wordml/cid" xmlns:w16="http://schemas.microsoft.com/office/word/2018/wordml" xmlns:w16sdtdh="http://schemas.microsoft.com/office/word/2020/wordml/sdtdatahash" xmlns:w16se="http://schemas.microsoft.com/office/word/2015/wordml/symex" mc:Ignorable="w14 w15 w16se w16cid w16 w16cex w16sdtdh">
   <w:docDefaults>
     <w:rPrDefault>
@@ -21205,7 +21417,7 @@
 </w:styles>
 </file>
 
-<file path=word/theme/theme1.xml><?xml version="1.0" encoding="utf-8"?>
+<file path=word\theme\theme1.xml><?xml version="1.0" encoding="utf-8"?>
 <a:theme xmlns:a="http://schemas.openxmlformats.org/drawingml/2006/main" name="Office Theme">
   <a:themeElements>
     <a:clrScheme name="Office">
@@ -21525,14 +21737,8 @@
 </a:theme>
 </file>
 
-<file path=customXml/item1.xml><?xml version="1.0" encoding="utf-8"?>
-<b:Sources xmlns:b="http://schemas.openxmlformats.org/officeDocument/2006/bibliography" xmlns="http://schemas.openxmlformats.org/officeDocument/2006/bibliography" SelectedStyle="/APA.XSL" StyleName="APA"/>
-</file>
-
-<file path=customXml/itemProps1.xml><?xml version="1.0" encoding="utf-8"?>
-<ds:datastoreItem xmlns:ds="http://schemas.openxmlformats.org/officeDocument/2006/customXml" ds:itemID="{EF278816-EC6F-A645-907D-7F25AECB1D4A}">
-  <ds:schemaRefs>
-    <ds:schemaRef ds:uri="http://schemas.openxmlformats.org/officeDocument/2006/bibliography"/>
-  </ds:schemaRefs>
-</ds:datastoreItem>
+<file path=word\webSettings.xml><?xml version="1.0" encoding="utf-8"?>
+<w:webSettings xmlns:mc="http://schemas.openxmlformats.org/markup-compatibility/2006" xmlns:r="http://schemas.openxmlformats.org/officeDocument/2006/relationships" xmlns:w="http://schemas.openxmlformats.org/wordprocessingml/2006/main" xmlns:w14="http://schemas.microsoft.com/office/word/2010/wordml" xmlns:w15="http://schemas.microsoft.com/office/word/2012/wordml" xmlns:w16cex="http://schemas.microsoft.com/office/word/2018/wordml/cex" xmlns:w16cid="http://schemas.microsoft.com/office/word/2016/wordml/cid" xmlns:w16="http://schemas.microsoft.com/office/word/2018/wordml" xmlns:w16sdtdh="http://schemas.microsoft.com/office/word/2020/wordml/sdtdatahash" xmlns:w16se="http://schemas.microsoft.com/office/word/2015/wordml/symex" mc:Ignorable="w14 w15 w16se w16cid w16 w16cex w16sdtdh">
+  <w:allowPNG/>
+</w:webSettings>
 </file>
--- a/docs/ТехническоеЗадание.docx
+++ b/docs/ТехническоеЗадание.docx
@@ -1,77 +1,5 @@
 
-<file path=customXml\item1.xml><?xml version="1.0" encoding="utf-8"?>
-<b:Sources xmlns:b="http://schemas.openxmlformats.org/officeDocument/2006/bibliography" xmlns="http://schemas.openxmlformats.org/officeDocument/2006/bibliography" SelectedStyle="/APA.XSL" StyleName="APA"/>
-</file>
-
-<file path=customXml\itemProps1.xml><?xml version="1.0" encoding="utf-8"?>
-<ds:datastoreItem xmlns:ds="http://schemas.openxmlformats.org/officeDocument/2006/customXml" ds:itemID="{EF278816-EC6F-A645-907D-7F25AECB1D4A}">
-  <ds:schemaRefs>
-    <ds:schemaRef ds:uri="http://schemas.openxmlformats.org/officeDocument/2006/bibliography"/>
-  </ds:schemaRefs>
-</ds:datastoreItem>
-</file>
-
-<file path=docProps\app.xml><?xml version="1.0" encoding="utf-8"?>
-<Properties xmlns="http://schemas.openxmlformats.org/officeDocument/2006/extended-properties" xmlns:vt="http://schemas.openxmlformats.org/officeDocument/2006/docPropsVTypes">
-  <Template>Normal</Template>
-  <TotalTime>28</TotalTime>
-  <Pages>11</Pages>
-  <Words>2134</Words>
-  <Characters>12167</Characters>
-  <Application>Microsoft Office Word</Application>
-  <DocSecurity>0</DocSecurity>
-  <Lines>101</Lines>
-  <Paragraphs>28</Paragraphs>
-  <ScaleCrop>false</ScaleCrop>
-  <HeadingPairs>
-    <vt:vector size="4" baseType="variant">
-      <vt:variant>
-        <vt:lpstr>Название</vt:lpstr>
-      </vt:variant>
-      <vt:variant>
-        <vt:i4>1</vt:i4>
-      </vt:variant>
-      <vt:variant>
-        <vt:lpstr>Title</vt:lpstr>
-      </vt:variant>
-      <vt:variant>
-        <vt:i4>1</vt:i4>
-      </vt:variant>
-    </vt:vector>
-  </HeadingPairs>
-  <TitlesOfParts>
-    <vt:vector size="2" baseType="lpstr">
-      <vt:lpstr/>
-      <vt:lpstr/>
-    </vt:vector>
-  </TitlesOfParts>
-  <Manager/>
-  <Company/>
-  <LinksUpToDate>false</LinksUpToDate>
-  <CharactersWithSpaces>14273</CharactersWithSpaces>
-  <SharedDoc>false</SharedDoc>
-  <HyperlinkBase/>
-  <HyperlinksChanged>false</HyperlinksChanged>
-  <AppVersion>16.0000</AppVersion>
-</Properties>
-</file>
-
-<file path=docProps\core.xml><?xml version="1.0" encoding="utf-8"?>
-<cp:coreProperties xmlns:cp="http://schemas.openxmlformats.org/package/2006/metadata/core-properties" xmlns:dc="http://purl.org/dc/elements/1.1/" xmlns:dcterms="http://purl.org/dc/terms/" xmlns:dcmitype="http://purl.org/dc/dcmitype/" xmlns:xsi="http://www.w3.org/2001/XMLSchema-instance">
-  <dc:title/>
-  <dc:subject/>
-  <dc:creator>python-docx</dc:creator>
-  <cp:keywords/>
-  <dc:description>generated by python-docx</dc:description>
-  <cp:lastModifiedBy>Иван</cp:lastModifiedBy>
-  <cp:revision>2</cp:revision>
-  <dcterms:created xsi:type="dcterms:W3CDTF">2013-12-23T23:15:00Z</dcterms:created>
-  <dcterms:modified xsi:type="dcterms:W3CDTF">2026-05-15T18:44:00Z</dcterms:modified>
-  <cp:category/>
-</cp:coreProperties>
-</file>
-
-<file path=word\document.xml><?xml version="1.0" encoding="utf-8"?>
+<file path=word/document.xml><?xml version="1.0" encoding="utf-8"?>
 <w:document xmlns:wpc="http://schemas.microsoft.com/office/word/2010/wordprocessingCanvas" xmlns:cx="http://schemas.microsoft.com/office/drawing/2014/chartex" xmlns:cx1="http://schemas.microsoft.com/office/drawing/2015/9/8/chartex" xmlns:cx2="http://schemas.microsoft.com/office/drawing/2015/10/21/chartex" xmlns:cx3="http://schemas.microsoft.com/office/drawing/2016/5/9/chartex" xmlns:cx4="http://schemas.microsoft.com/office/drawing/2016/5/10/chartex" xmlns:cx5="http://schemas.microsoft.com/office/drawing/2016/5/11/chartex" xmlns:cx6="http://schemas.microsoft.com/office/drawing/2016/5/12/chartex" xmlns:cx7="http://schemas.microsoft.com/office/drawing/2016/5/13/chartex" xmlns:cx8="http://schemas.microsoft.com/office/drawing/2016/5/14/chartex" xmlns:mc="http://schemas.openxmlformats.org/markup-compatibility/2006" xmlns:aink="http://schemas.microsoft.com/office/drawing/2016/ink" xmlns:am3d="http://schemas.microsoft.com/office/drawing/2017/model3d" xmlns:o="urn:schemas-microsoft-com:office:office" xmlns:r="http://schemas.openxmlformats.org/officeDocument/2006/relationships" xmlns:m="http://schemas.openxmlformats.org/officeDocument/2006/math" xmlns:v="urn:schemas-microsoft-com:vml" xmlns:wp14="http://schemas.microsoft.com/office/word/2010/wordprocessingDrawing" xmlns:wp="http://schemas.openxmlformats.org/drawingml/2006/wordprocessingDrawing" xmlns:w10="urn:schemas-microsoft-com:office:word" xmlns:w="http://schemas.openxmlformats.org/wordprocessingml/2006/main" xmlns:w14="http://schemas.microsoft.com/office/word/2010/wordml" xmlns:w15="http://schemas.microsoft.com/office/word/2012/wordml" xmlns:w16cex="http://schemas.microsoft.com/office/word/2018/wordml/cex" xmlns:w16cid="http://schemas.microsoft.com/office/word/2016/wordml/cid" xmlns:w16="http://schemas.microsoft.com/office/word/2018/wordml" xmlns:w16sdtdh="http://schemas.microsoft.com/office/word/2020/wordml/sdtdatahash" xmlns:w16se="http://schemas.microsoft.com/office/word/2015/wordml/symex" xmlns:wpg="http://schemas.microsoft.com/office/word/2010/wordprocessingGroup" xmlns:wpi="http://schemas.microsoft.com/office/word/2010/wordprocessingInk" xmlns:wne="http://schemas.microsoft.com/office/word/2006/wordml" xmlns:wps="http://schemas.microsoft.com/office/word/2010/wordprocessingShape" mc:Ignorable="w14 w15 w16se w16cid w16 w16cex w16sdtdh wp14">
   <w:body>
     <w:p>
@@ -93,7 +21,7 @@
           <w:szCs w:val="40"/>
           <w:lang w:val="ru-RU"/>
         </w:rPr>
-        <w:t>РўРµС…РЅРёС‡РµСЃРєРѕРµ Р·Р°РґР°РЅРёРµ</w:t>
+        <w:t>Техническое задание</w:t>
       </w:r>
     </w:p>
     <w:p>
@@ -108,7 +36,7 @@
           <w:sz w:val="32"/>
           <w:lang w:val="ru-RU"/>
         </w:rPr>
-        <w:t>1. РћР±С‰РёРµ СЃРІРµРґРµРЅРёСЏ</w:t>
+        <w:t>1. Общие сведения</w:t>
       </w:r>
     </w:p>
     <w:tbl>
@@ -143,7 +71,7 @@
                 <w:b/>
                 <w:sz w:val="24"/>
               </w:rPr>
-              <w:t>РќР°РёРјРµРЅРѕРІР°РЅРёРµ РїСЂРѕРµРєС‚Р°</w:t>
+              <w:t>Наименование проекта</w:t>
             </w:r>
           </w:p>
         </w:tc>
@@ -159,7 +87,7 @@
               <w:rPr>
                 <w:sz w:val="24"/>
               </w:rPr>
-              <w:t>РЁР°С€РєРё РїРѕ СЃРµС‚Рё</w:t>
+              <w:t>Шашки по сети</w:t>
             </w:r>
           </w:p>
         </w:tc>
@@ -178,7 +106,7 @@
                 <w:b/>
                 <w:sz w:val="24"/>
               </w:rPr>
-              <w:t>РўРёРї РїСЂРѕРµРєС‚Р°</w:t>
+              <w:t>Тип проекта</w:t>
             </w:r>
           </w:p>
         </w:tc>
@@ -194,7 +122,7 @@
               <w:rPr>
                 <w:sz w:val="24"/>
               </w:rPr>
-              <w:t>РЈС‡РµР±РЅРѕРµ РЅР°СЃС‚РѕР»СЊРЅРѕРµ РїСЂРёР»РѕР¶РµРЅРёРµ</w:t>
+              <w:t>Учебное настольное приложение</w:t>
             </w:r>
           </w:p>
         </w:tc>
@@ -213,7 +141,7 @@
                 <w:b/>
                 <w:sz w:val="24"/>
               </w:rPr>
-              <w:t>РџР»Р°С‚С„РѕСЂРјР°</w:t>
+              <w:t>Платформа</w:t>
             </w:r>
           </w:p>
         </w:tc>
@@ -248,7 +176,7 @@
                 <w:b/>
                 <w:sz w:val="24"/>
               </w:rPr>
-              <w:t>РўРµС…РЅРѕР»РѕРіРёРё</w:t>
+              <w:t>Технологии</w:t>
             </w:r>
           </w:p>
         </w:tc>
@@ -301,7 +229,7 @@
                 <w:b/>
                 <w:sz w:val="24"/>
               </w:rPr>
-              <w:t>Р’РёРґ СЃРµС‚РµРІРѕРіРѕ РІР·Р°РёРјРѕРґРµР№СЃС‚РІРёСЏ</w:t>
+              <w:t>Вид сетевого взаимодействия</w:t>
             </w:r>
           </w:p>
         </w:tc>
@@ -321,7 +249,7 @@
                 <w:sz w:val="24"/>
                 <w:lang w:val="ru-RU"/>
               </w:rPr>
-              <w:t xml:space="preserve">Р›РѕРєР°Р»СЊРЅРѕРµ </w:t>
+              <w:t xml:space="preserve">Локальное </w:t>
             </w:r>
             <w:r>
               <w:rPr>
@@ -347,7 +275,7 @@
                 <w:sz w:val="24"/>
                 <w:lang w:val="ru-RU"/>
               </w:rPr>
-              <w:t>-СЃРѕРµРґРёРЅРµРЅРёРµ РјРµР¶РґСѓ РґРІСѓРјСЏ СЌРєР·РµРјРїР»СЏСЂР°РјРё РїСЂРёР»РѕР¶РµРЅРёСЏ</w:t>
+              <w:t>-соединение между двумя экземплярами приложения</w:t>
             </w:r>
           </w:p>
         </w:tc>
@@ -366,7 +294,7 @@
                 <w:b/>
                 <w:sz w:val="24"/>
               </w:rPr>
-              <w:t>РћСЃРЅРѕРІРЅР°СЏ С†РµР»СЊ</w:t>
+              <w:t>Основная цель</w:t>
             </w:r>
           </w:p>
         </w:tc>
@@ -386,7 +314,7 @@
                 <w:sz w:val="24"/>
                 <w:lang w:val="ru-RU"/>
               </w:rPr>
-              <w:t>РЎРѕР·РґР°РЅРёРµ РїСЂРѕСЃС‚РѕРіРѕ РїСЂРёР»РѕР¶РµРЅРёСЏ РґР»СЏ СЃРµС‚РµРІРѕР№ РёРіСЂС‹ РІ С€Р°С€РєРё СЃ РїСЂРѕРІРµСЂРєРѕР№ РєРѕСЂСЂРµРєС‚РЅРѕСЃС‚Рё С…РѕРґРѕРІ</w:t>
+              <w:t>Создание простого приложения для сетевой игры в шашки с проверкой корректности ходов</w:t>
             </w:r>
           </w:p>
         </w:tc>
@@ -405,7 +333,7 @@
                 <w:b/>
                 <w:sz w:val="24"/>
               </w:rPr>
-              <w:t>Р’РµСЂСЃРёСЏ РґРѕРєСѓРјРµРЅС‚Р°</w:t>
+              <w:t>Версия документа</w:t>
             </w:r>
           </w:p>
         </w:tc>
@@ -441,7 +369,7 @@
           <w:sz w:val="32"/>
           <w:lang w:val="ru-RU"/>
         </w:rPr>
-        <w:t>2. РћСЃРЅРѕРІР°РЅРёРµ РґР»СЏ СЂР°Р·СЂ</w:t>
+        <w:t>2. Основание для разр</w:t>
       </w:r>
       <w:r>
         <w:rPr>
@@ -449,7 +377,7 @@
           <w:sz w:val="32"/>
           <w:lang w:val="ru-RU"/>
         </w:rPr>
-        <w:t>Р°Р±РѕС‚РєРё</w:t>
+        <w:t>аботки</w:t>
       </w:r>
     </w:p>
     <w:p>
@@ -465,7 +393,7 @@
         <w:rPr>
           <w:lang w:val="ru-RU"/>
         </w:rPr>
-        <w:t xml:space="preserve">РћСЃРЅРѕРІР°РЅРёРµРј РґР»СЏ СЂР°Р·СЂР°Р±РѕС‚РєРё СЏРІР»СЏРµС‚СЃСЏ СѓС‡РµР±РЅРѕРµ Р·Р°РґР°РЅРёРµ РїРѕ РІС‹РїРѕР»РЅРµРЅРёСЋ РїСЂРѕРµРєС‚Р° СЃ РїСЂРѕС…РѕР¶РґРµРЅРёРµРј Р¶РёР·РЅРµРЅРЅРѕРіРѕ С†РёРєР»Р° СЂР°Р·СЂР°Р±РѕС‚РєРё РїСЂРѕРіСЂР°РјРјРЅРѕРіРѕ РѕР±РµСЃРїРµС‡РµРЅРёСЏ. Р’ РєР°С‡РµСЃС‚РІРµ С‚РµРјС‹ РІС‹Р±СЂР°РЅ РїСЂРѕРµРєС‚ В«РЎРµС‚РµРІС‹Рµ С€Р°С€РєРё, СЃ РїСЂРѕРІРµСЂРєРѕР№ РєРѕСЂСЂРµРєС‚РЅРѕСЃС‚Рё С…РѕРґР° (Р»РѕРєР°Р»СЊРЅС‹Р№ </w:t>
+        <w:t xml:space="preserve">Основанием для разработки является учебное задание по выполнению проекта с прохождением жизненного цикла разработки программного обеспечения. В качестве темы выбран проект «Сетевые шашки, с проверкой корректности хода (локальный </w:t>
       </w:r>
       <w:r>
         <w:t>TCP</w:t>
@@ -474,7 +402,7 @@
         <w:rPr>
           <w:lang w:val="ru-RU"/>
         </w:rPr>
-        <w:t>)В».</w:t>
+        <w:t>)».</w:t>
       </w:r>
     </w:p>
     <w:p>
@@ -490,13 +418,13 @@
         <w:rPr>
           <w:lang w:val="ru-RU"/>
         </w:rPr>
-        <w:t>РџСЂРё РїРѕРґРіРѕС‚РѕРІРє</w:t>
-      </w:r>
-      <w:r>
-        <w:rPr>
-          <w:lang w:val="ru-RU"/>
-        </w:rPr>
-        <w:t>Рµ С‚РµС…РЅРёС‡РµСЃРєРѕРіРѕ Р·Р°РґР°РЅРёСЏ РёСЃРїРѕР»СЊР·РѕРІР°РЅС‹ СЂР°РЅРµРµ СЃС„РѕСЂРјСѓР»РёСЂРѕРІР°РЅРЅС‹Рµ С„СѓРЅРєС†РёРѕРЅР°Р»СЊРЅС‹Рµ Рё РЅРµС„СѓРЅРєС†РёРѕРЅР°Р»СЊРЅС‹Рµ С‚СЂРµР±РѕРІР°РЅРёСЏ, Р° С‚Р°РєР¶Рµ РёС… РїСЂРёРѕСЂРёС‚РµС‚С‹.</w:t>
+        <w:t>При подготовк</w:t>
+      </w:r>
+      <w:r>
+        <w:rPr>
+          <w:lang w:val="ru-RU"/>
+        </w:rPr>
+        <w:t>е технического задания использованы ранее сформулированные функциональные и нефункциональные требования, а также их приоритеты.</w:t>
       </w:r>
     </w:p>
     <w:p>
@@ -512,7 +440,7 @@
           <w:sz w:val="32"/>
           <w:lang w:val="ru-RU"/>
         </w:rPr>
-        <w:t>3. РќР°Р·РЅР°С‡РµРЅРёРµ Рё С†РµР»Рё СЂР°Р·СЂР°Р±РѕС‚РєРё</w:t>
+        <w:t>3. Назначение и цели разработки</w:t>
       </w:r>
     </w:p>
     <w:p>
@@ -527,7 +455,7 @@
           <w:b/>
           <w:lang w:val="ru-RU"/>
         </w:rPr>
-        <w:t>3.1. РќР°Р·РЅР°С‡РµРЅРёРµ СЃРёСЃС‚РµРјС‹</w:t>
+        <w:t>3.1. Назначение системы</w:t>
       </w:r>
     </w:p>
     <w:p>
@@ -543,13 +471,13 @@
         <w:rPr>
           <w:lang w:val="ru-RU"/>
         </w:rPr>
-        <w:t>РџСЂРѕРіСЂР°РјРјР° РїСЂРµРґРЅР°Р·РЅР°С‡РµРЅР° РґР»СЏ РѕСЂРіР°РЅРёР·Р°С†РёРё РїР°СЂС‚РёРё РІ С€Р°С€РєРё РјРµР¶РґСѓ РґРІСѓРјСЏ РёРіСЂРѕРє</w:t>
-      </w:r>
-      <w:r>
-        <w:rPr>
-          <w:lang w:val="ru-RU"/>
-        </w:rPr>
-        <w:t xml:space="preserve">Р°РјРё, СЂР°Р±РѕС‚Р°СЋС‰РёРјРё РЅР° СЂР°Р·РЅС‹С… СЌРєР·РµРјРїР»СЏСЂР°С… РїСЂРёР»РѕР¶РµРЅРёСЏ. РћРґРёРЅ РёРіСЂРѕРє СЃРѕР·РґР°РµС‚ Р»РѕРєР°Р»СЊРЅС‹Р№ </w:t>
+        <w:t>Программа предназначена для организации партии в шашки между двумя игрок</w:t>
+      </w:r>
+      <w:r>
+        <w:rPr>
+          <w:lang w:val="ru-RU"/>
+        </w:rPr>
+        <w:t xml:space="preserve">ами, работающими на разных экземплярах приложения. Один игрок создает локальный </w:t>
       </w:r>
       <w:r>
         <w:t>TCP</w:t>
@@ -558,7 +486,7 @@
         <w:rPr>
           <w:lang w:val="ru-RU"/>
         </w:rPr>
-        <w:t xml:space="preserve">-СЃРµСЂРІРµСЂ, РІС‚РѕСЂРѕР№ РёРіСЂРѕРє РїРѕРґРєР»СЋС‡Р°РµС‚СЃСЏ Рє РЅРµРјСѓ РїРѕ </w:t>
+        <w:t xml:space="preserve">-сервер, второй игрок подключается к нему по </w:t>
       </w:r>
       <w:r>
         <w:t>IP</w:t>
@@ -567,13 +495,13 @@
         <w:rPr>
           <w:lang w:val="ru-RU"/>
         </w:rPr>
-        <w:t>-Р°РґСЂРµСЃСѓ Рё РїРѕСЂС‚Сѓ. РџРѕСЃР»Рµ РїРѕРґРєР»СЋС‡РµРЅРёСЏ РёРіСЂРѕРєРё РІС‹РїРѕР»РЅСЏСЋС‚ С…РѕРґС‹ РїРѕ РѕС‡РµСЂРµРґРё, Р° РїСЂРёР»РѕР¶РµРЅРёРµ РїСЂРѕРІРµСЂСЏРµС‚ РєРѕСЂСЂРµРєС‚РЅРѕСЃС‚СЊ РґРµР№СЃС‚РІРёР№ Рё СЃРёРЅС…СЂРѕРЅРёР·Рё</w:t>
-      </w:r>
-      <w:r>
-        <w:rPr>
-          <w:lang w:val="ru-RU"/>
-        </w:rPr>
-        <w:t>СЂСѓРµС‚ СЃРѕСЃС‚РѕСЏРЅРёРµ РёРіСЂРѕРІРѕРіРѕ РїРѕР»СЏ.</w:t>
+        <w:t>-адресу и порту. После подключения игроки выполняют ходы по очереди, а приложение проверяет корректность действий и синхронизи</w:t>
+      </w:r>
+      <w:r>
+        <w:rPr>
+          <w:lang w:val="ru-RU"/>
+        </w:rPr>
+        <w:t>рует состояние игрового поля.</w:t>
       </w:r>
     </w:p>
     <w:p>
@@ -588,7 +516,7 @@
           <w:b/>
           <w:lang w:val="ru-RU"/>
         </w:rPr>
-        <w:t>3.2. Р¦РµР»Рё СЂР°Р·СЂР°Р±РѕС‚РєРё</w:t>
+        <w:t>3.2. Цели разработки</w:t>
       </w:r>
     </w:p>
     <w:p>
@@ -608,7 +536,7 @@
         <w:rPr>
           <w:lang w:val="ru-RU"/>
         </w:rPr>
-        <w:t xml:space="preserve">СЃРѕР·РґР°С‚СЊ СЂР°Р±РѕС‡РµРµ </w:t>
+        <w:t xml:space="preserve">создать рабочее </w:t>
       </w:r>
       <w:r>
         <w:t>WinForms</w:t>
@@ -617,7 +545,7 @@
         <w:rPr>
           <w:lang w:val="ru-RU"/>
         </w:rPr>
-        <w:t>-РїСЂРёР»РѕР¶РµРЅРёРµ РґР»СЏ СЃРµС‚РµРІРѕР№ РёРіСЂС‹ РІ С€Р°С€РєРё;</w:t>
+        <w:t>-приложение для сетевой игры в шашки;</w:t>
       </w:r>
     </w:p>
     <w:p>
@@ -638,7 +566,7 @@
           <w:lang w:val="ru-RU"/>
         </w:rPr>
         <w:lastRenderedPageBreak/>
-        <w:t>СЂРµР°Р»РёР·РѕРІР°С‚СЊ РїСЂРѕРІРµСЂРєСѓ РєРѕСЂСЂРµРєС‚РЅРѕСЃС‚Рё Р±Р°Р·РѕРІС‹С… С…РѕРґРѕРІ Рё РІР·СЏС‚РёР№;</w:t>
+        <w:t>реализовать проверку корректности базовых ходов и взятий;</w:t>
       </w:r>
     </w:p>
     <w:p>
@@ -658,7 +586,7 @@
         <w:rPr>
           <w:lang w:val="ru-RU"/>
         </w:rPr>
-        <w:t xml:space="preserve">СЂРµР°Р»РёР·РѕРІР°С‚СЊ РїРµСЂРµРґР°С‡Сѓ С…РѕРґРѕРІ РјРµР¶РґСѓ РґРІСѓРјСЏ РёРіСЂРѕРєР°РјРё С‡РµСЂРµР· </w:t>
+        <w:t xml:space="preserve">реализовать передачу ходов между двумя игроками через </w:t>
       </w:r>
       <w:r>
         <w:t>TCP</w:t>
@@ -687,13 +615,13 @@
         <w:rPr>
           <w:lang w:val="ru-RU"/>
         </w:rPr>
-        <w:t>СЂР°Р·РґРµР»РёС‚СЊ РїРѕР»СЊР·РѕРІР°</w:t>
-      </w:r>
-      <w:r>
-        <w:rPr>
-          <w:lang w:val="ru-RU"/>
-        </w:rPr>
-        <w:t>С‚РµР»СЊСЃРєРёР№ РёРЅС‚РµСЂС„РµР№СЃ, РёРіСЂРѕРІСѓСЋ Р»РѕРіРёРєСѓ Рё СЃРµС‚РµРІРѕР№ РєРѕРґ;</w:t>
+        <w:t>разделить пользова</w:t>
+      </w:r>
+      <w:r>
+        <w:rPr>
+          <w:lang w:val="ru-RU"/>
+        </w:rPr>
+        <w:t>тельский интерфейс, игровую логику и сетевой код;</w:t>
       </w:r>
     </w:p>
     <w:p>
@@ -713,7 +641,7 @@
         <w:rPr>
           <w:lang w:val="ru-RU"/>
         </w:rPr>
-        <w:t>РїРѕРґРіРѕС‚РѕРІРёС‚СЊ РїСЂРѕРµРєС‚ Рє РґРµРјРѕРЅСЃС‚СЂР°С†РёРё, С‚РµСЃС‚РёСЂРѕРІР°РЅРёСЋ Рё Р·Р°С‰РёС‚Рµ РєР°Рє СѓС‡РµР±РЅРѕР№</w:t>
+        <w:t>подготовить проект к демонстрации, тестированию и защите как учебной</w:t>
       </w:r>
       <w:r>
         <w:rPr>
@@ -725,7 +653,7 @@
         <w:rPr>
           <w:lang w:val="ru-RU"/>
         </w:rPr>
-        <w:t>СЂР°Р±РѕС‚С‹.</w:t>
+        <w:t>работы.</w:t>
       </w:r>
     </w:p>
     <w:p>
@@ -744,7 +672,7 @@
           <w:b/>
           <w:sz w:val="32"/>
         </w:rPr>
-        <w:t>. РўРµСЂРјРёРЅС‹ Рё СЃРѕРєСЂР°С‰РµРЅРёСЏ</w:t>
+        <w:t>. Термины и сокращения</w:t>
       </w:r>
     </w:p>
     <w:tbl>
@@ -789,7 +717,7 @@
                 <w:b/>
                 <w:sz w:val="24"/>
               </w:rPr>
-              <w:t>РўРµСЂРјРёРЅ</w:t>
+              <w:t>Термин</w:t>
             </w:r>
           </w:p>
         </w:tc>
@@ -809,7 +737,7 @@
                 <w:b/>
                 <w:sz w:val="24"/>
               </w:rPr>
-              <w:t>РћРїРёСЃР°РЅРёРµ</w:t>
+              <w:t>Описание</w:t>
             </w:r>
           </w:p>
         </w:tc>
@@ -855,14 +783,14 @@
                 <w:sz w:val="24"/>
                 <w:lang w:val="ru-RU"/>
               </w:rPr>
-              <w:t xml:space="preserve">РЅР°Р±РѕСЂ СЃРµС‚РµРІС‹С… РїСЂРѕС‚РѕРєРѕР»РѕРІ, РёСЃРїРѕР»СЊР·СѓРµРјС‹Р№ РґР»СЏ РїРµСЂРµРґР°С‡Рё РґР°РЅРЅС‹С… РјРµР¶РґСѓ РґРІСѓРјСЏ </w:t>
+              <w:t xml:space="preserve">набор сетевых протоколов, используемый для передачи данных между двумя </w:t>
             </w:r>
             <w:r>
               <w:rPr>
                 <w:sz w:val="24"/>
                 <w:lang w:val="ru-RU"/>
               </w:rPr>
-              <w:t>СЌРєР·РµРјРїР»СЏСЂР°РјРё РїСЂРёР»РѕР¶РµРЅРёСЏ.</w:t>
+              <w:t>экземплярами приложения.</w:t>
             </w:r>
           </w:p>
         </w:tc>
@@ -886,7 +814,7 @@
               <w:rPr>
                 <w:sz w:val="24"/>
               </w:rPr>
-              <w:t>РЎРµСЂРІРµСЂ</w:t>
+              <w:t>Сервер</w:t>
             </w:r>
           </w:p>
         </w:tc>
@@ -908,7 +836,7 @@
                 <w:sz w:val="24"/>
                 <w:lang w:val="ru-RU"/>
               </w:rPr>
-              <w:t>СЌРєР·РµРјРїР»СЏСЂ РїСЂРёР»РѕР¶РµРЅРёСЏ, РєРѕС‚РѕСЂС‹Р№ РѕР¶РёРґР°РµС‚ РїРѕРґРєР»СЋС‡РµРЅРёРµ РІС‚РѕСЂРѕРіРѕ РёРіСЂРѕРєР°.</w:t>
+              <w:t>экземпляр приложения, который ожидает подключение второго игрока.</w:t>
             </w:r>
           </w:p>
         </w:tc>
@@ -932,7 +860,7 @@
               <w:rPr>
                 <w:sz w:val="24"/>
               </w:rPr>
-              <w:t>РљР»РёРµРЅС‚</w:t>
+              <w:t>Клиент</w:t>
             </w:r>
           </w:p>
         </w:tc>
@@ -954,7 +882,7 @@
                 <w:sz w:val="24"/>
                 <w:lang w:val="ru-RU"/>
               </w:rPr>
-              <w:t xml:space="preserve">СЌРєР·РµРјРїР»СЏСЂ РїСЂРёР»РѕР¶РµРЅРёСЏ, РєРѕС‚РѕСЂС‹Р№ РїРѕРґРєР»СЋС‡Р°РµС‚СЃСЏ Рє СЃРµСЂРІРµСЂСѓ РїРѕ </w:t>
+              <w:t xml:space="preserve">экземпляр приложения, который подключается к серверу по </w:t>
             </w:r>
             <w:r>
               <w:rPr>
@@ -967,7 +895,7 @@
                 <w:sz w:val="24"/>
                 <w:lang w:val="ru-RU"/>
               </w:rPr>
-              <w:t>-Р°РґСЂРµСЃСѓ Рё РїРѕСЂС‚Сѓ.</w:t>
+              <w:t>-адресу и порту.</w:t>
             </w:r>
           </w:p>
         </w:tc>
@@ -991,7 +919,7 @@
               <w:rPr>
                 <w:sz w:val="24"/>
               </w:rPr>
-              <w:t>РРіСЂРѕРІР°СЏ Р»РѕРіРёРєР°</w:t>
+              <w:t>Игровая логика</w:t>
             </w:r>
           </w:p>
         </w:tc>
@@ -1013,14 +941,14 @@
                 <w:sz w:val="24"/>
                 <w:lang w:val="ru-RU"/>
               </w:rPr>
-              <w:t xml:space="preserve">С‡Р°СЃС‚СЊ РїСЂРѕРіСЂР°РјРјС‹, РѕС‚РІРµС‡Р°СЋС‰Р°СЏ Р·Р° СЃРѕСЃС‚РѕСЏРЅРёРµ РґРѕСЃРєРё, </w:t>
+              <w:t xml:space="preserve">часть программы, отвечающая за состояние доски, </w:t>
             </w:r>
             <w:r>
               <w:rPr>
                 <w:sz w:val="24"/>
                 <w:lang w:val="ru-RU"/>
               </w:rPr>
-              <w:t>РїСЂРѕРІРµСЂРєСѓ С…РѕРґРѕРІ, РѕС‡РµСЂРµРґРЅРѕСЃС‚СЊ Рё РѕРїСЂРµРґРµР»РµРЅРёРµ РїРѕР±РµРґРёС‚РµР»СЏ.</w:t>
+              <w:t>проверку ходов, очередность и определение победителя.</w:t>
             </w:r>
           </w:p>
         </w:tc>
@@ -1066,7 +994,7 @@
                 <w:sz w:val="24"/>
                 <w:lang w:val="ru-RU"/>
               </w:rPr>
-              <w:t xml:space="preserve">РїРѕР»СЊР·РѕРІР°С‚РµР»СЊСЃРєРёР№ РёРЅС‚РµСЂС„РµР№СЃ РїСЂРёР»РѕР¶РµРЅРёСЏ </w:t>
+              <w:t xml:space="preserve">пользовательский интерфейс приложения </w:t>
             </w:r>
             <w:r>
               <w:rPr>
@@ -1118,7 +1046,7 @@
           <w:sz w:val="32"/>
           <w:lang w:val="ru-RU"/>
         </w:rPr>
-        <w:t>5. РћР±Р»Р°СЃС‚СЊ РїСЂРёРјРµРЅРµРЅРёСЏ Рё РѕРіСЂР°РЅРёС‡РµРЅРёСЏ</w:t>
+        <w:t>5. Область применения и ограничения</w:t>
       </w:r>
     </w:p>
     <w:p>
@@ -1134,13 +1062,13 @@
         <w:rPr>
           <w:lang w:val="ru-RU"/>
         </w:rPr>
-        <w:t>РџСЂРёР»РѕР¶РµРЅРёРµ СЂР°Р·СЂР°Р±Р°С‚С‹РІР°РµС‚СЃСЏ РєР°Рє СѓС‡РµР±РЅС‹Р№ РїСЂРѕРµРєС‚ Рё РїСЂРµРґРЅР°Р·РЅР°С‡РµРЅРѕ РґР»СЏ Р·Р°РїСѓСЃРєР° РЅР° РєРѕРјРїСЊСЋС‚РµСЂР°С… СЃ РѕРїРµСЂР°С†РёРѕРЅРЅРѕР№ СЃРёСЃ</w:t>
-      </w:r>
-      <w:r>
-        <w:rPr>
-          <w:lang w:val="ru-RU"/>
-        </w:rPr>
-        <w:t xml:space="preserve">С‚РµРјРѕР№ </w:t>
+        <w:t>Приложение разрабатывается как учебный проект и предназначено для запуска на компьютерах с операционной сис</w:t>
+      </w:r>
+      <w:r>
+        <w:rPr>
+          <w:lang w:val="ru-RU"/>
+        </w:rPr>
+        <w:t xml:space="preserve">темой </w:t>
       </w:r>
       <w:r>
         <w:t>Windows</w:t>
@@ -1149,13 +1077,13 @@
         <w:rPr>
           <w:lang w:val="ru-RU"/>
         </w:rPr>
-        <w:t xml:space="preserve">. РћСЃРЅРѕРІРЅРѕР№ СЃС†РµРЅР°СЂРёР№ РёСЃРїРѕР»СЊР·РѕРІР°РЅРёСЏ </w:t>
-      </w:r>
-      <w:r>
-        <w:rPr>
-          <w:lang w:val="ru-RU"/>
-        </w:rPr>
-        <w:t xml:space="preserve"> РёРіСЂР° РґРІСѓС… РїРѕР»СЊР·РѕРІР°С‚РµР»РµР№ РІ РѕРґРЅРѕР№ Р»РѕРєР°Р»СЊРЅРѕР№ СЃРµС‚Рё РёР»Рё РЅР° РѕРґРЅРѕРј РєРѕРјРїСЊСЋС‚РµСЂРµ РїСЂРё Р·Р°РїСѓСЃРєРµ РґРІСѓС… СЌРєР·РµРјРїР»СЏСЂРѕРІ РїСЂРёР»РѕР¶РµРЅРёСЏ.</w:t>
+        <w:t xml:space="preserve">. Основной сценарий использования </w:t>
+      </w:r>
+      <w:r>
+        <w:rPr>
+          <w:lang w:val="ru-RU"/>
+        </w:rPr>
+        <w:t xml:space="preserve"> игра двух пользователей в одной локальной сети или на одном компьютере при запуске двух экземпляров приложения.</w:t>
       </w:r>
     </w:p>
     <w:p>
@@ -1171,19 +1099,19 @@
         <w:rPr>
           <w:lang w:val="ru-RU"/>
         </w:rPr>
-        <w:t>Р’ РѕР±СЏР·Р°С‚РµР»СЊРЅСѓСЋ С‡Р°СЃС‚СЊ РїСЂРѕРµРєС‚Р° РЅРµ РІС…РѕРґРёС‚ СЂР°Р±РѕС‚Р° С‡РµСЂРµР· РїСѓР±Р»РёС‡РЅС‹Р№ РёРЅС‚РµСЂРЅРµС‚, СЂРµРіРёСЃС‚СЂР°С†РёСЏ РїРѕР»СЊР·РѕРІР°С‚РµР»</w:t>
-      </w:r>
-      <w:r>
-        <w:rPr>
-          <w:lang w:val="ru-RU"/>
-        </w:rPr>
-        <w:t>РµР№, С…СЂР°РЅРµРЅРёРµ РёСЃС‚РѕСЂРёРё РїР°СЂС‚РёР№ РІ Р±Р°Р·Рµ РґР°РЅРЅС‹С…, РїРѕРґР±РѕСЂ СЃРѕРїРµСЂРЅРёРєРѕРІ, С‡Р°С‚, СЂРµР№С‚РёРЅРі РёРіСЂРѕРєРѕ</w:t>
-      </w:r>
-      <w:r>
-        <w:rPr>
-          <w:lang w:val="ru-RU"/>
-        </w:rPr>
-        <w:t>РІ</w:t>
+        <w:t>В обязательную часть проекта не входит работа через публичный интернет, регистрация пользовател</w:t>
+      </w:r>
+      <w:r>
+        <w:rPr>
+          <w:lang w:val="ru-RU"/>
+        </w:rPr>
+        <w:t>ей, хранение истории партий в базе данных, подбор соперников, чат, рейтинг игроко</w:t>
+      </w:r>
+      <w:r>
+        <w:rPr>
+          <w:lang w:val="ru-RU"/>
+        </w:rPr>
+        <w:t>в</w:t>
       </w:r>
       <w:r>
         <w:rPr>
@@ -1205,7 +1133,7 @@
           <w:sz w:val="32"/>
           <w:lang w:val="ru-RU"/>
         </w:rPr>
-        <w:t>6. РўСЂРµР±РѕРІР°РЅРёСЏ Рє С„СѓРЅРєС†РёРѕРЅР°Р»СЊРЅРѕСЃС‚Рё</w:t>
+        <w:t>6. Требования к функциональности</w:t>
       </w:r>
     </w:p>
     <w:p>
@@ -1221,19 +1149,19 @@
         <w:rPr>
           <w:lang w:val="ru-RU"/>
         </w:rPr>
-        <w:t>Р¤СѓРЅ</w:t>
-      </w:r>
-      <w:r>
-        <w:rPr>
-          <w:lang w:val="ru-RU"/>
-        </w:rPr>
-        <w:t>РєС†РёРѕРЅР°Р»СЊРЅС‹Рµ С‚СЂРµР±РѕРІР°РЅРёСЏ РѕРїСЂРµРґРµР»СЏСЋС‚, РєР°РєРёРµ РґРµР№СЃС‚РІРёСЏ РґРѕР»Р¶РЅР° РІС‹РїРѕР»РЅСЏС‚СЊ СЃРёСЃС‚РµРјР°. РћР±СЏР·Р°С‚РµР»СЊРЅС‹Рµ С‚СЂРµР±РѕРІР°РЅРёСЏ РґРѕР»Р¶РЅС‹ Р±С‹С‚СЊ СЂРµР°Р»РёР·РѕРІР°РЅС‹ РґР»СЏ СѓСЃРїРµС€РЅРѕР№ СЃРґР°С‡Рё РїСЂРѕРµРєС‚Р°. Р’Р°Р¶РЅС‹Рµ С‚СЂРµР±РѕРІР°РЅРёСЏ РїРѕРІС‹С€Р°СЋС‚ РєР°С‡РµСЃС‚РІРѕ РїСЂРёР»РѕР¶РµРЅРёСЏ, РЅРѕ РјРѕРіСѓС‚ Р±С‹С‚СЊ РґРѕСЂР°Р±РѕС‚Р°РЅС‹ РїРѕСЃР»Рµ СЂРµР°Р»РёР·Р°С†РёРё Р±Р°Р·РѕРІРѕРіРѕ С„СѓРЅРєС†</w:t>
-      </w:r>
-      <w:r>
-        <w:rPr>
-          <w:lang w:val="ru-RU"/>
-        </w:rPr>
-        <w:t>РёРѕРЅР°Р»Р°.</w:t>
+        <w:t>Фун</w:t>
+      </w:r>
+      <w:r>
+        <w:rPr>
+          <w:lang w:val="ru-RU"/>
+        </w:rPr>
+        <w:t>кциональные требования определяют, какие действия должна выполнять система. Обязательные требования должны быть реализованы для успешной сдачи проекта. Важные требования повышают качество приложения, но могут быть доработаны после реализации базового функц</w:t>
+      </w:r>
+      <w:r>
+        <w:rPr>
+          <w:lang w:val="ru-RU"/>
+        </w:rPr>
+        <w:t>ионала.</w:t>
       </w:r>
     </w:p>
     <w:tbl>
@@ -1280,7 +1208,7 @@
                 <w:sz w:val="24"/>
               </w:rPr>
               <w:lastRenderedPageBreak/>
-              <w:t>в„–</w:t>
+              <w:t>№</w:t>
             </w:r>
           </w:p>
         </w:tc>
@@ -1300,7 +1228,7 @@
                 <w:b/>
                 <w:sz w:val="24"/>
               </w:rPr>
-              <w:t>Р¤СѓРЅРєС†РёРѕРЅР°Р»СЊРЅРѕРµ С‚СЂРµР±РѕРІР°РЅРёРµ</w:t>
+              <w:t>Функциональное требование</w:t>
             </w:r>
           </w:p>
         </w:tc>
@@ -1320,7 +1248,7 @@
                 <w:b/>
                 <w:sz w:val="24"/>
               </w:rPr>
-              <w:t>РџСЂРёРѕСЂРёС‚РµС‚</w:t>
+              <w:t>Приоритет</w:t>
             </w:r>
           </w:p>
         </w:tc>
@@ -1371,14 +1299,14 @@
                 <w:sz w:val="24"/>
                 <w:lang w:val="ru-RU"/>
               </w:rPr>
-              <w:t xml:space="preserve">РџРѕР»СЊР·РѕРІР°С‚РµР»СЊ РјРѕР¶РµС‚ Р·Р°РїСѓСЃС‚РёС‚СЊ </w:t>
+              <w:t xml:space="preserve">Пользователь может запустить </w:t>
             </w:r>
             <w:r>
               <w:rPr>
                 <w:sz w:val="24"/>
                 <w:lang w:val="ru-RU"/>
               </w:rPr>
-              <w:t>СѓСЃС‚Р°РЅРѕРІС‰РёРє Рё РІС‹РїРѕР»РЅРёС‚СЊ СѓСЃС‚Р°РЅРѕРІРєСѓ РїСЂРёР»РѕР¶РµРЅРёСЏ РЅР° СЃРІРѕР№ РџРљ.</w:t>
+              <w:t>установщик и выполнить установку приложения на свой ПК.</w:t>
             </w:r>
           </w:p>
         </w:tc>
@@ -1396,7 +1324,7 @@
               <w:rPr>
                 <w:sz w:val="24"/>
               </w:rPr>
-              <w:t>РћР±СЏР·Р°С‚РµР»СЊРЅС‹Р№</w:t>
+              <w:t>Обязательный</w:t>
             </w:r>
           </w:p>
         </w:tc>
@@ -1449,7 +1377,7 @@
                 <w:sz w:val="24"/>
                 <w:lang w:val="ru-RU"/>
               </w:rPr>
-              <w:t>РџРѕР»СЊР·РѕРІР°С‚РµР»СЊ РјРѕР¶РµС‚ Р·Р°РїСѓСЃС‚РёС‚СЊ РїСЂРёР»РѕР¶РµРЅРёРµ Рё РїРµСЂРµР№С‚Рё Рє РЅР°С‡Р°Р»Сѓ СЃРµС‚РµРІРѕР№ РёРіСЂС‹.</w:t>
+              <w:t>Пользователь может запустить приложение и перейти к началу сетевой игры.</w:t>
             </w:r>
           </w:p>
         </w:tc>
@@ -1470,7 +1398,7 @@
               <w:rPr>
                 <w:sz w:val="24"/>
               </w:rPr>
-              <w:t>РћР±СЏР·Р°С‚РµР»СЊРЅС‹Р№</w:t>
+              <w:t>Обязательный</w:t>
             </w:r>
           </w:p>
         </w:tc>
@@ -1515,7 +1443,7 @@
                 <w:sz w:val="24"/>
                 <w:lang w:val="ru-RU"/>
               </w:rPr>
-              <w:t xml:space="preserve">РџРѕР»СЊР·РѕРІР°С‚РµР»СЊ РјРѕР¶РµС‚ СЃРѕР·РґР°С‚СЊ Р»РѕРєР°Р»СЊРЅС‹Р№ </w:t>
+              <w:t xml:space="preserve">Пользователь может создать локальный </w:t>
             </w:r>
             <w:r>
               <w:rPr>
@@ -1528,7 +1456,7 @@
                 <w:sz w:val="24"/>
                 <w:lang w:val="ru-RU"/>
               </w:rPr>
-              <w:t>-СЃРµСЂРІРµСЂ РґР»СЏ РѕР¶РёРґР°РЅРёСЏ РІС‚РѕСЂРѕРіРѕ РёРіСЂРѕРєР°.</w:t>
+              <w:t>-сервер для ожидания второго игрока.</w:t>
             </w:r>
           </w:p>
         </w:tc>
@@ -1546,7 +1474,7 @@
               <w:rPr>
                 <w:sz w:val="24"/>
               </w:rPr>
-              <w:t>РћР±СЏР·Р°С‚РµР»СЊРЅС‹Р№</w:t>
+              <w:t>Обязательный</w:t>
             </w:r>
           </w:p>
         </w:tc>
@@ -1591,7 +1519,7 @@
                 <w:sz w:val="24"/>
                 <w:lang w:val="ru-RU"/>
               </w:rPr>
-              <w:t xml:space="preserve">РџРѕР»СЊР·РѕРІР°С‚РµР»СЊ РјРѕР¶РµС‚ РїРѕРґРєР»СЋС‡РёС‚СЊСЃСЏ Рє СЃРµСЂРІРµСЂСѓ РїРѕ </w:t>
+              <w:t xml:space="preserve">Пользователь может подключиться к серверу по </w:t>
             </w:r>
             <w:r>
               <w:rPr>
@@ -1604,7 +1532,7 @@
                 <w:sz w:val="24"/>
                 <w:lang w:val="ru-RU"/>
               </w:rPr>
-              <w:t>-Р°РґСЂРµСЃСѓ Рё РїРѕСЂС‚Сѓ.</w:t>
+              <w:t>-адресу и порту.</w:t>
             </w:r>
           </w:p>
         </w:tc>
@@ -1622,7 +1550,7 @@
               <w:rPr>
                 <w:sz w:val="24"/>
               </w:rPr>
-              <w:t>РћР±СЏР·Р°С‚РµР»СЊРЅС‹Р№</w:t>
+              <w:t>Обязательный</w:t>
             </w:r>
           </w:p>
         </w:tc>
@@ -1667,7 +1595,7 @@
                 <w:sz w:val="24"/>
                 <w:lang w:val="ru-RU"/>
               </w:rPr>
-              <w:t>РџСЂРёР»РѕР¶РµРЅРёРµ РѕС‚РѕР±СЂР°Р¶Р°РµС‚ РёРіСЂРѕРІРѕРµ РїРѕР»Рµ 8</w:t>
+              <w:t>Приложение отображает игровое поле 8</w:t>
             </w:r>
             <w:r>
               <w:rPr>
@@ -1680,7 +1608,7 @@
                 <w:sz w:val="24"/>
                 <w:lang w:val="ru-RU"/>
               </w:rPr>
-              <w:t>8 Рё РЅР°С‡Р°Р»СЊРЅСѓСЋ СЂР°СЃСЃС‚Р°РЅРѕРІРєСѓ С€Р°С€РµРє.</w:t>
+              <w:t>8 и начальную расстановку шашек.</w:t>
             </w:r>
           </w:p>
         </w:tc>
@@ -1698,7 +1626,7 @@
               <w:rPr>
                 <w:sz w:val="24"/>
               </w:rPr>
-              <w:t>РћР±СЏР·Р°С‚РµР»СЊРЅС‹Р№</w:t>
+              <w:t>Обязательный</w:t>
             </w:r>
           </w:p>
         </w:tc>
@@ -1743,7 +1671,7 @@
                 <w:sz w:val="24"/>
                 <w:lang w:val="ru-RU"/>
               </w:rPr>
-              <w:t>РџСЂРёР»РѕР¶РµРЅРёРµ РѕС‚РѕР±СЂР°Р¶Р°РµС‚ С€Р°С€РєРё РґРІСѓС… РёРіСЂРѕРєРѕРІ СЂР°Р·РЅС‹РјРё С†РІРµС‚Р°РјРё.</w:t>
+              <w:t>Приложение отображает шашки двух игроков разными цветами.</w:t>
             </w:r>
           </w:p>
         </w:tc>
@@ -1761,7 +1689,7 @@
               <w:rPr>
                 <w:sz w:val="24"/>
               </w:rPr>
-              <w:t>РћР±СЏР·Р°С‚РµР»СЊРЅС‹Р№</w:t>
+              <w:t>Обязательный</w:t>
             </w:r>
           </w:p>
         </w:tc>
@@ -1806,7 +1734,7 @@
                 <w:sz w:val="24"/>
                 <w:lang w:val="ru-RU"/>
               </w:rPr>
-              <w:t>РРіСЂРѕРє РјРѕР¶РµС‚ РІС‹Р±СЂР°С‚СЊ СЃРІРѕСЋ С€Р°С€РєСѓ РЅР° РёРіСЂРѕРІРѕРј РїРѕР»Рµ.</w:t>
+              <w:t>Игрок может выбрать свою шашку на игровом поле.</w:t>
             </w:r>
           </w:p>
         </w:tc>
@@ -1824,7 +1752,7 @@
               <w:rPr>
                 <w:sz w:val="24"/>
               </w:rPr>
-              <w:t>РћР±СЏР·Р°С‚РµР»СЊРЅС‹Р№</w:t>
+              <w:t>Обязательный</w:t>
             </w:r>
           </w:p>
         </w:tc>
@@ -1869,7 +1797,7 @@
                 <w:sz w:val="24"/>
                 <w:lang w:val="ru-RU"/>
               </w:rPr>
-              <w:t>РРіСЂРѕРє РјРѕР¶РµС‚ РІС‹РїРѕР»РЅРёС‚СЊ С…РѕРґ РІС‹Р±СЂР°РЅРЅРѕР№ С€Р°С€РєРѕР№.</w:t>
+              <w:t>Игрок может выполнить ход выбранной шашкой.</w:t>
             </w:r>
           </w:p>
         </w:tc>
@@ -1887,7 +1815,7 @@
               <w:rPr>
                 <w:sz w:val="24"/>
               </w:rPr>
-              <w:t>РћР±СЏР·Р°С‚РµР»СЊРЅС‹Р№</w:t>
+              <w:t>Обязательный</w:t>
             </w:r>
           </w:p>
         </w:tc>
@@ -1932,7 +1860,7 @@
                 <w:sz w:val="24"/>
                 <w:lang w:val="ru-RU"/>
               </w:rPr>
-              <w:t>РЎРёСЃС‚РµРјР° РїСЂРѕРІРµСЂСЏРµС‚ РєРѕСЂСЂРµРєС‚РЅРѕСЃС‚СЊ РѕР±С‹С‡РЅРѕРіРѕ С…РѕРґР° С€Р°С€РєРё.</w:t>
+              <w:t>Система проверяет корректность обычного хода шашки.</w:t>
             </w:r>
           </w:p>
         </w:tc>
@@ -1950,7 +1878,7 @@
               <w:rPr>
                 <w:sz w:val="24"/>
               </w:rPr>
-              <w:t>РћР±СЏР·Р°С‚РµР»СЊРЅС‹Р№</w:t>
+              <w:t>Обязательный</w:t>
             </w:r>
           </w:p>
         </w:tc>
@@ -1995,7 +1923,7 @@
                 <w:sz w:val="24"/>
                 <w:lang w:val="ru-RU"/>
               </w:rPr>
-              <w:t>РЎРёСЃС‚РµРјР° РїСЂРѕРІРµСЂСЏРµС‚ РєРѕСЂСЂРµРєС‚РЅРѕСЃС‚СЊ РІР·СЏС‚РёСЏ С€Р°С€РєРё СЃРѕРїРµСЂРЅРёРєР°.</w:t>
+              <w:t>Система проверяет корректность взятия шашки соперника.</w:t>
             </w:r>
           </w:p>
         </w:tc>
@@ -2013,7 +1941,7 @@
               <w:rPr>
                 <w:sz w:val="24"/>
               </w:rPr>
-              <w:t>РћР±СЏР·Р°С‚РµР»СЊРЅС‹Р№</w:t>
+              <w:t>Обязательный</w:t>
             </w:r>
           </w:p>
         </w:tc>
@@ -2058,7 +1986,7 @@
                 <w:sz w:val="24"/>
                 <w:lang w:val="ru-RU"/>
               </w:rPr>
-              <w:t>РЎРёСЃС‚РµРјР° Р·Р°РїСЂРµС‰Р°РµС‚ С…РѕРґ, РµСЃР»Рё РѕРЅ РЅР°СЂСѓС€Р°РµС‚ РїСЂР°РІРёР»Р° РёРіСЂС‹.</w:t>
+              <w:t>Система запрещает ход, если он нарушает правила игры.</w:t>
             </w:r>
           </w:p>
         </w:tc>
@@ -2076,7 +2004,7 @@
               <w:rPr>
                 <w:sz w:val="24"/>
               </w:rPr>
-              <w:t>РћР±СЏР·Р°С‚РµР»СЊРЅС‹Р№</w:t>
+              <w:t>Обязательный</w:t>
             </w:r>
           </w:p>
         </w:tc>
@@ -2121,7 +2049,7 @@
                 <w:sz w:val="24"/>
                 <w:lang w:val="ru-RU"/>
               </w:rPr>
-              <w:t xml:space="preserve">РЎРёСЃС‚РµРјР° РїРµСЂРµРґР°РµС‚ РІС‹РїРѕР»РЅРµРЅРЅС‹Р№ С…РѕРґ РІС‚РѕСЂРѕРјСѓ РёРіСЂРѕРєСѓ РїРѕ </w:t>
+              <w:t xml:space="preserve">Система передает выполненный ход второму игроку по </w:t>
             </w:r>
             <w:r>
               <w:rPr>
@@ -2134,7 +2062,7 @@
                 <w:sz w:val="24"/>
                 <w:lang w:val="ru-RU"/>
               </w:rPr>
-              <w:t>-СЃРѕРµРґРёРЅРµРЅРёСЋ.</w:t>
+              <w:t>-соединению.</w:t>
             </w:r>
           </w:p>
         </w:tc>
@@ -2152,7 +2080,7 @@
               <w:rPr>
                 <w:sz w:val="24"/>
               </w:rPr>
-              <w:t>РћР±СЏР·Р°С‚РµР»СЊРЅС‹Р№</w:t>
+              <w:t>Обязательный</w:t>
             </w:r>
           </w:p>
         </w:tc>
@@ -2197,7 +2125,7 @@
                 <w:sz w:val="24"/>
                 <w:lang w:val="ru-RU"/>
               </w:rPr>
-              <w:t>РЎРёСЃС‚РµРјР° РѕР±РЅРѕРІР»СЏРµС‚ СЃРѕСЃС‚РѕСЏРЅРёРµ РёРіСЂРѕРІРѕРіРѕ РїРѕР»СЏ РїРѕСЃР»Рµ РєР°Р¶РґРѕРіРѕ РєРѕСЂСЂРµРєС‚РЅРѕРіРѕ С…РѕРґР°.</w:t>
+              <w:t>Система обновляет состояние игрового поля после каждого корректного хода.</w:t>
             </w:r>
           </w:p>
         </w:tc>
@@ -2215,7 +2143,7 @@
               <w:rPr>
                 <w:sz w:val="24"/>
               </w:rPr>
-              <w:t>РћР±СЏР·Р°С‚РµР»СЊРЅС‹Р№</w:t>
+              <w:t>Обязательный</w:t>
             </w:r>
           </w:p>
         </w:tc>
@@ -2260,7 +2188,7 @@
                 <w:sz w:val="24"/>
                 <w:lang w:val="ru-RU"/>
               </w:rPr>
-              <w:t>РЎРёСЃС‚РµРјР° РєРѕРЅС‚СЂРѕР»РёСЂСѓРµС‚ РѕС‡РµСЂРµРґРЅРѕСЃС‚СЊ С…РѕРґРѕРІ РёРіСЂРѕРєРѕРІ.</w:t>
+              <w:t>Система контролирует очередность ходов игроков.</w:t>
             </w:r>
           </w:p>
         </w:tc>
@@ -2278,7 +2206,7 @@
               <w:rPr>
                 <w:sz w:val="24"/>
               </w:rPr>
-              <w:t>РћР±СЏР·Р°С‚РµР»СЊРЅС‹Р№</w:t>
+              <w:t>Обязательный</w:t>
             </w:r>
           </w:p>
         </w:tc>
@@ -2323,7 +2251,7 @@
                 <w:sz w:val="24"/>
                 <w:lang w:val="ru-RU"/>
               </w:rPr>
-              <w:t>РЎРёСЃС‚РµРјР° РѕРїСЂРµРґРµР»СЏРµС‚ РѕРєРѕРЅС‡Р°РЅРёРµ РїР°СЂС‚РёРё Рё РїРѕРєР°Р·С‹РІР°РµС‚ РїРѕР±РµРґРёС‚РµР»СЏ.</w:t>
+              <w:t>Система определяет окончание партии и показывает победителя.</w:t>
             </w:r>
           </w:p>
         </w:tc>
@@ -2341,7 +2269,7 @@
               <w:rPr>
                 <w:sz w:val="24"/>
               </w:rPr>
-              <w:t>РћР±СЏР·Р°С‚РµР»СЊРЅС‹Р№</w:t>
+              <w:t>Обязательный</w:t>
             </w:r>
           </w:p>
         </w:tc>
@@ -2386,7 +2314,7 @@
                 <w:sz w:val="24"/>
                 <w:lang w:val="ru-RU"/>
               </w:rPr>
-              <w:t>РЎРёСЃС‚РµРјР° РїРѕРєР°Р·С‹РІР°РµС‚ СЃРѕРѕР±С‰РµРЅРёРµ РїСЂРё РїРѕС‚РµСЂРµ СЃРѕРµРґРёРЅРµРЅРёСЏ СЃРѕ РІС‚РѕСЂС‹Рј РёРіСЂРѕРєРѕРј.</w:t>
+              <w:t>Система показывает сообщение при потере соединения со вторым игроком.</w:t>
             </w:r>
           </w:p>
         </w:tc>
@@ -2404,7 +2332,7 @@
               <w:rPr>
                 <w:sz w:val="24"/>
               </w:rPr>
-              <w:t>Р’Р°Р¶РЅС‹Р№</w:t>
+              <w:t>Важный</w:t>
             </w:r>
           </w:p>
         </w:tc>
@@ -2420,7 +2348,7 @@
           <w:b/>
           <w:sz w:val="32"/>
         </w:rPr>
-        <w:t>7. РќРµС„СѓРЅРєС†РёРѕРЅР°Р»СЊРЅС‹Рµ С‚СЂРµР±РѕРІР°РЅРёСЏ</w:t>
+        <w:t>7. Нефункциональные требования</w:t>
       </w:r>
     </w:p>
     <w:p>
@@ -2436,7 +2364,7 @@
         <w:rPr>
           <w:lang w:val="ru-RU"/>
         </w:rPr>
-        <w:t>РќРµС„СѓРЅРєС†РёРѕРЅР°Р»СЊРЅС‹Рµ С‚СЂРµР±РѕРІР°РЅРёСЏ РѕРїСЂРµРґРµР»СЏСЋС‚ РѕРіСЂР°РЅРёС‡РµРЅРёСЏ, С‚РµС…РЅРѕР»РѕРіРёРё, РєР°С‡РµСЃС‚РІРѕ СЂРµР°Р»РёР·Р°С†РёРё Рё С‚СЂРµР±РѕРІР°РЅРёСЏ Рє РЅР°РґРµР¶РЅРѕСЃС‚Рё РїСЂРёР»РѕР¶РµРЅРёСЏ.</w:t>
+        <w:t>Нефункциональные требования определяют ограничения, технологии, качество реализации и требования к надежности приложения.</w:t>
       </w:r>
     </w:p>
     <w:tbl>
@@ -2482,7 +2410,7 @@
                 <w:b/>
                 <w:sz w:val="24"/>
               </w:rPr>
-              <w:t>в„–</w:t>
+              <w:t>№</w:t>
             </w:r>
           </w:p>
         </w:tc>
@@ -2502,7 +2430,7 @@
                 <w:b/>
                 <w:sz w:val="24"/>
               </w:rPr>
-              <w:t>РќРµС„СѓРЅРєС†РёРѕРЅР°Р»СЊРЅРѕРµ С‚СЂРµР±РѕРІР°РЅРёРµ</w:t>
+              <w:t>Нефункциональное требование</w:t>
             </w:r>
           </w:p>
         </w:tc>
@@ -2522,7 +2450,7 @@
                 <w:b/>
                 <w:sz w:val="24"/>
               </w:rPr>
-              <w:t>РџСЂРёРѕСЂРёС‚РµС‚</w:t>
+              <w:t>Приоритет</w:t>
             </w:r>
           </w:p>
         </w:tc>
@@ -2567,14 +2495,14 @@
                 <w:sz w:val="24"/>
                 <w:lang w:val="ru-RU"/>
               </w:rPr>
-              <w:t xml:space="preserve">РџСЂРёР»РѕР¶РµРЅРёРµ РґРѕР»Р¶РЅРѕ Р±С‹С‚СЊ </w:t>
+              <w:t xml:space="preserve">Приложение должно быть </w:t>
             </w:r>
             <w:r>
               <w:rPr>
                 <w:sz w:val="24"/>
                 <w:lang w:val="ru-RU"/>
               </w:rPr>
-              <w:t xml:space="preserve">СЂР°Р·СЂР°Р±РѕС‚Р°РЅРѕ РЅР° </w:t>
+              <w:t xml:space="preserve">разработано на </w:t>
             </w:r>
             <w:r>
               <w:rPr>
@@ -2587,7 +2515,7 @@
                 <w:sz w:val="24"/>
                 <w:lang w:val="ru-RU"/>
               </w:rPr>
-              <w:t># СЃ РёСЃРїРѕР»СЊР·РѕРІР°РЅРёРµРј .</w:t>
+              <w:t># с использованием .</w:t>
             </w:r>
             <w:r>
               <w:rPr>
@@ -2644,7 +2572,7 @@
               <w:rPr>
                 <w:sz w:val="24"/>
               </w:rPr>
-              <w:t>РћР±СЏР·Р°С‚РµР»СЊРЅС‹Р№</w:t>
+              <w:t>Обязательный</w:t>
             </w:r>
           </w:p>
         </w:tc>
@@ -2689,7 +2617,7 @@
                 <w:sz w:val="24"/>
                 <w:lang w:val="ru-RU"/>
               </w:rPr>
-              <w:t xml:space="preserve">РЎРµС‚РµРІРѕРµ РІР·Р°РёРјРѕРґРµР№СЃС‚РІРёРµ РґРѕР»Р¶РЅРѕ СЂР°Р±РѕС‚Р°С‚СЊ С‡РµСЂРµР· Р»РѕРєР°Р»СЊРЅРѕРµ </w:t>
+              <w:t xml:space="preserve">Сетевое взаимодействие должно работать через локальное </w:t>
             </w:r>
             <w:r>
               <w:rPr>
@@ -2715,7 +2643,7 @@
                 <w:sz w:val="24"/>
                 <w:lang w:val="ru-RU"/>
               </w:rPr>
-              <w:t>-СЃРѕРµРґРёРЅРµРЅРёРµ.</w:t>
+              <w:t>-соединение.</w:t>
             </w:r>
           </w:p>
         </w:tc>
@@ -2733,7 +2661,7 @@
               <w:rPr>
                 <w:sz w:val="24"/>
               </w:rPr>
-              <w:t>РћР±СЏР·Р°С‚РµР»СЊРЅС‹Р№</w:t>
+              <w:t>Обязательный</w:t>
             </w:r>
           </w:p>
         </w:tc>
@@ -2778,14 +2706,14 @@
                 <w:sz w:val="24"/>
                 <w:lang w:val="ru-RU"/>
               </w:rPr>
-              <w:t xml:space="preserve">РРЅС‚РµСЂС„РµР№СЃ РґРѕР»Р¶РµРЅ Р±С‹С‚СЊ РїСЂРѕСЃС‚С‹Рј Рё РїРѕРЅСЏС‚РЅС‹Рј РґР»СЏ РїРѕР»СЊР·РѕРІР°С‚РµР»СЏ Р±РµР· </w:t>
+              <w:t xml:space="preserve">Интерфейс должен быть простым и понятным для пользователя без </w:t>
             </w:r>
             <w:r>
               <w:rPr>
                 <w:sz w:val="24"/>
                 <w:lang w:val="ru-RU"/>
               </w:rPr>
-              <w:t>РґРѕРїРѕР»РЅРёС‚РµР»СЊРЅРѕРіРѕ РѕР±СѓС‡РµРЅРёСЏ.</w:t>
+              <w:t>дополнительного обучения.</w:t>
             </w:r>
           </w:p>
         </w:tc>
@@ -2803,7 +2731,7 @@
               <w:rPr>
                 <w:sz w:val="24"/>
               </w:rPr>
-              <w:t>Р’Р°Р¶РЅС‹Р№</w:t>
+              <w:t>Важный</w:t>
             </w:r>
           </w:p>
         </w:tc>
@@ -2848,7 +2776,7 @@
                 <w:sz w:val="24"/>
                 <w:lang w:val="ru-RU"/>
               </w:rPr>
-              <w:t>РРіСЂРѕРІР°СЏ Р»РѕРіРёРєР° РґРѕР»Р¶РЅР° Р±С‹С‚СЊ РѕС‚РґРµР»РµРЅР° РѕС‚ РєРѕРґР° РїРѕР»СЊР·РѕРІР°С‚РµР»СЊСЃРєРѕРіРѕ РёРЅС‚РµСЂС„РµР№СЃР°.</w:t>
+              <w:t>Игровая логика должна быть отделена от кода пользовательского интерфейса.</w:t>
             </w:r>
           </w:p>
         </w:tc>
@@ -2866,7 +2794,7 @@
               <w:rPr>
                 <w:sz w:val="24"/>
               </w:rPr>
-              <w:t>РћР±СЏР·Р°С‚РµР»СЊРЅС‹Р№</w:t>
+              <w:t>Обязательный</w:t>
             </w:r>
           </w:p>
         </w:tc>
@@ -2912,7 +2840,7 @@
                 <w:sz w:val="24"/>
                 <w:lang w:val="ru-RU"/>
               </w:rPr>
-              <w:t>РЎРµС‚РµРІРѕР№ РєРѕРґ РґРѕР»Р¶РµРЅ Р±С‹С‚СЊ РѕС‚РґРµР»РµРЅ РѕС‚ РёРіСЂРѕРІРѕР№ Р»РѕРіРёРєРё.</w:t>
+              <w:t>Сетевой код должен быть отделен от игровой логики.</w:t>
             </w:r>
           </w:p>
         </w:tc>
@@ -2930,7 +2858,7 @@
               <w:rPr>
                 <w:sz w:val="24"/>
               </w:rPr>
-              <w:t>РћР±СЏР·Р°С‚РµР»СЊРЅС‹Р№</w:t>
+              <w:t>Обязательный</w:t>
             </w:r>
           </w:p>
         </w:tc>
@@ -2975,14 +2903,14 @@
                 <w:sz w:val="24"/>
                 <w:lang w:val="ru-RU"/>
               </w:rPr>
-              <w:t xml:space="preserve">РљРѕРґ РїСЂРѕРµРєС‚Р° РґРѕР»Р¶РµРЅ Р±С‹С‚СЊ С‡РёС‚Р°РµРјС‹Рј, </w:t>
+              <w:t xml:space="preserve">Код проекта должен быть читаемым, </w:t>
             </w:r>
             <w:r>
               <w:rPr>
                 <w:sz w:val="24"/>
                 <w:lang w:val="ru-RU"/>
               </w:rPr>
-              <w:t>СЃС‚СЂСѓРєС‚СѓСЂРёСЂРѕРІР°РЅРЅС‹Рј Рё РїСЂРёРіРѕРґРЅС‹Рј РґР»СЏ Р·Р°С‰РёС‚С‹ СѓС‡РµР±РЅРѕР№ СЂР°Р±РѕС‚С‹.</w:t>
+              <w:t>структурированным и пригодным для защиты учебной работы.</w:t>
             </w:r>
           </w:p>
         </w:tc>
@@ -3000,7 +2928,7 @@
               <w:rPr>
                 <w:sz w:val="24"/>
               </w:rPr>
-              <w:t>Р’Р°Р¶РЅС‹Р№</w:t>
+              <w:t>Важный</w:t>
             </w:r>
           </w:p>
         </w:tc>
@@ -3045,7 +2973,7 @@
                 <w:sz w:val="24"/>
                 <w:lang w:val="ru-RU"/>
               </w:rPr>
-              <w:t>РџСЂРёР»РѕР¶РµРЅРёРµ РЅРµ РґРѕР»Р¶РЅРѕ Р°РІР°СЂРёР№РЅРѕ Р·Р°РІРµСЂС€Р°С‚СЊСЃСЏ РїСЂРё РЅРµРєРѕСЂСЂРµРєС‚РЅРѕРј С…РѕРґРµ РёРіСЂРѕРєР°.</w:t>
+              <w:t>Приложение не должно аварийно завершаться при некорректном ходе игрока.</w:t>
             </w:r>
           </w:p>
         </w:tc>
@@ -3063,7 +2991,7 @@
               <w:rPr>
                 <w:sz w:val="24"/>
               </w:rPr>
-              <w:t>РћР±СЏР·Р°С‚РµР»СЊРЅС‹Р№</w:t>
+              <w:t>Обязательный</w:t>
             </w:r>
           </w:p>
         </w:tc>
@@ -3108,7 +3036,7 @@
                 <w:sz w:val="24"/>
                 <w:lang w:val="ru-RU"/>
               </w:rPr>
-              <w:t>РџСЂРёР»РѕР¶РµРЅРёРµ РґРѕР»Р¶РЅРѕ РєРѕСЂСЂРµРєС‚РЅРѕ РѕР±СЂР°Р±Р°С‚С‹РІР°С‚СЊ РѕС‚РєР»СЋС‡РµРЅРёРµ РІС‚РѕСЂРѕРіРѕ РёРіСЂРѕРєР°.</w:t>
+              <w:t>Приложение должно корректно обрабатывать отключение второго игрока.</w:t>
             </w:r>
           </w:p>
         </w:tc>
@@ -3126,7 +3054,7 @@
               <w:rPr>
                 <w:sz w:val="24"/>
               </w:rPr>
-              <w:t>РћР±СЏР·Р°С‚РµР»СЊРЅС‹Р№</w:t>
+              <w:t>Обязательный</w:t>
             </w:r>
           </w:p>
         </w:tc>
@@ -3171,14 +3099,14 @@
                 <w:sz w:val="24"/>
                 <w:lang w:val="ru-RU"/>
               </w:rPr>
-              <w:t>РћСЃ</w:t>
+              <w:t>Ос</w:t>
             </w:r>
             <w:r>
               <w:rPr>
                 <w:sz w:val="24"/>
                 <w:lang w:val="ru-RU"/>
               </w:rPr>
-              <w:t>РЅРѕРІРЅС‹Рµ РґРµР№СЃС‚РІРёСЏ РІ Р»РѕРєР°Р»СЊРЅРѕР№ СЃРµС‚Рё РґРѕР»Р¶РЅС‹ РІС‹РїРѕР»РЅСЏС‚СЊСЃСЏ Р±РµР· Р·Р°РјРµС‚РЅРѕР№ Р·Р°РґРµСЂР¶РєРё РґР»СЏ РїРѕР»СЊР·РѕРІР°С‚РµР»СЏ.</w:t>
+              <w:t>новные действия в локальной сети должны выполняться без заметной задержки для пользователя.</w:t>
             </w:r>
           </w:p>
         </w:tc>
@@ -3196,7 +3124,7 @@
               <w:rPr>
                 <w:sz w:val="24"/>
               </w:rPr>
-              <w:t>Р’Р°Р¶РЅС‹Р№</w:t>
+              <w:t>Важный</w:t>
             </w:r>
           </w:p>
         </w:tc>
@@ -3241,7 +3169,7 @@
                 <w:sz w:val="24"/>
                 <w:lang w:val="ru-RU"/>
               </w:rPr>
-              <w:t xml:space="preserve">РџСЂРѕРµРєС‚ РґРѕР»Р¶РµРЅ С…СЂР°РЅРёС‚СЊСЃСЏ РІ </w:t>
+              <w:t xml:space="preserve">Проект должен храниться в </w:t>
             </w:r>
             <w:r>
               <w:rPr>
@@ -3254,7 +3182,7 @@
                 <w:sz w:val="24"/>
                 <w:lang w:val="ru-RU"/>
               </w:rPr>
-              <w:t>-СЂРµРїРѕР·РёС‚РѕСЂРёРё СЃ РїРѕРЅСЏС‚РЅРѕР№ РёСЃС‚РѕСЂРёРµР№ РёР·РјРµРЅРµРЅРёР№.</w:t>
+              <w:t>-репозитории с понятной историей изменений.</w:t>
             </w:r>
           </w:p>
         </w:tc>
@@ -3272,7 +3200,7 @@
               <w:rPr>
                 <w:sz w:val="24"/>
               </w:rPr>
-              <w:t>РћР±СЏР·Р°С‚РµР»СЊРЅС‹Р№</w:t>
+              <w:t>Обязательный</w:t>
             </w:r>
           </w:p>
         </w:tc>
@@ -3317,14 +3245,14 @@
                 <w:sz w:val="24"/>
                 <w:lang w:val="ru-RU"/>
               </w:rPr>
-              <w:t xml:space="preserve">РџСЂРёР»РѕР¶РµРЅРёРµ РґРѕР»Р¶РЅРѕ Р·Р°РїСѓСЃРєР°С‚СЊСЃСЏ РЅР° РєРѕРјРїСЊСЋС‚РµСЂР°С… СЃ </w:t>
+              <w:t xml:space="preserve">Приложение должно запускаться на компьютерах с </w:t>
             </w:r>
             <w:r>
               <w:rPr>
                 <w:sz w:val="24"/>
                 <w:lang w:val="ru-RU"/>
               </w:rPr>
-              <w:t xml:space="preserve">РѕРїРµСЂР°С†РёРѕРЅРЅРѕР№ СЃРёСЃС‚РµРјРѕР№ </w:t>
+              <w:t xml:space="preserve">операционной системой </w:t>
             </w:r>
             <w:r>
               <w:rPr>
@@ -3355,7 +3283,7 @@
               <w:rPr>
                 <w:sz w:val="24"/>
               </w:rPr>
-              <w:t>РћР±СЏР·Р°С‚РµР»СЊРЅС‹Р№</w:t>
+              <w:t>Обязательный</w:t>
             </w:r>
           </w:p>
         </w:tc>
@@ -3400,7 +3328,7 @@
                 <w:sz w:val="24"/>
                 <w:lang w:val="ru-RU"/>
               </w:rPr>
-              <w:t>РћСЃРЅРѕРІРЅС‹Рµ РєРѕРјРїРѕРЅРµРЅС‚С‹ РёРіСЂРѕРІРѕР№ Р»РѕРіРёРєРё РґРѕР»Р¶РЅС‹ Р±С‹С‚СЊ РїСЂРѕРІРµСЂРµРЅС‹ РјРѕРґСѓР»СЊРЅС‹РјРё С‚РµСЃС‚Р°РјРё.</w:t>
+              <w:t>Основные компоненты игровой логики должны быть проверены модульными тестами.</w:t>
             </w:r>
           </w:p>
         </w:tc>
@@ -3418,7 +3346,7 @@
               <w:rPr>
                 <w:sz w:val="24"/>
               </w:rPr>
-              <w:t>Р’Р°Р¶РЅС‹Р№</w:t>
+              <w:t>Важный</w:t>
             </w:r>
           </w:p>
         </w:tc>
@@ -3434,7 +3362,7 @@
           <w:b/>
           <w:sz w:val="32"/>
         </w:rPr>
-        <w:t>8. РўСЂРµР±РѕРІР°РЅРёСЏ Рє РїСЂР°РІРёР»Р°Рј РёРіСЂС‹</w:t>
+        <w:t>8. Требования к правилам игры</w:t>
       </w:r>
     </w:p>
     <w:p>
@@ -3450,13 +3378,13 @@
         <w:rPr>
           <w:lang w:val="ru-RU"/>
         </w:rPr>
-        <w:t xml:space="preserve">Р’ СЂР°РјРєР°С… РѕР±СЏР·Р°С‚РµР»СЊРЅРѕР№ РІРµСЂСЃРёРё РїСЂРѕРµРєС‚Р° СЂРµР°Р»РёР·СѓСЋС‚СЃСЏ Р±Р°Р·РѕРІС‹Рµ РїСЂР°РІРёР»Р° С€Р°С€РµРє, РґРѕСЃС‚Р°С‚РѕС‡РЅС‹Рµ РґР»СЏ </w:t>
-      </w:r>
-      <w:r>
-        <w:rPr>
-          <w:lang w:val="ru-RU"/>
-        </w:rPr>
-        <w:t xml:space="preserve">РґРµРјРѕРЅСЃС‚СЂР°С†РёРё РїСЂРѕРІРµСЂРєРё РєРѕСЂСЂРµРєС‚РЅРѕСЃС‚Рё С…РѕРґРѕРІ. </w:t>
+        <w:t xml:space="preserve">В рамках обязательной версии проекта реализуются базовые правила шашек, достаточные для </w:t>
+      </w:r>
+      <w:r>
+        <w:rPr>
+          <w:lang w:val="ru-RU"/>
+        </w:rPr>
+        <w:t xml:space="preserve">демонстрации проверки корректности ходов. </w:t>
       </w:r>
     </w:p>
     <w:p>
@@ -3471,7 +3399,7 @@
           <w:b/>
           <w:lang w:val="ru-RU"/>
         </w:rPr>
-        <w:t>8.1. РћР±СЏР·Р°С‚РµР»СЊРЅС‹Рµ РїСЂР°РІРёР»Р°</w:t>
+        <w:t>8.1. Обязательные правила</w:t>
       </w:r>
     </w:p>
     <w:p>
@@ -3491,7 +3419,7 @@
         <w:rPr>
           <w:lang w:val="ru-RU"/>
         </w:rPr>
-        <w:t>РёРіСЂРѕРІРѕРµ РїРѕР»Рµ СЃРѕСЃС‚РѕРёС‚ РёР· 8 СЃС‚СЂРѕРє Рё 8 СЃС‚РѕР»Р±С†РѕРІ;</w:t>
+        <w:t>игровое поле состоит из 8 строк и 8 столбцов;</w:t>
       </w:r>
     </w:p>
     <w:p>
@@ -3511,13 +3439,13 @@
         <w:rPr>
           <w:lang w:val="ru-RU"/>
         </w:rPr>
-        <w:t xml:space="preserve">РІ РЅР°С‡Р°Р»Рµ РїР°СЂС‚РёРё РЅР° РїРѕР»Рµ </w:t>
-      </w:r>
-      <w:r>
-        <w:rPr>
-          <w:lang w:val="ru-RU"/>
-        </w:rPr>
-        <w:t>РѕС‚РѕР±СЂР°Р¶Р°РµС‚СЃСЏ СЃС‚Р°РЅРґР°СЂС‚РЅР°СЏ СЂР°СЃСЃС‚Р°РЅРѕРІРєР° С€Р°С€РµРє РґРІСѓС… РёРіСЂРѕРєРѕРІ;</w:t>
+        <w:t xml:space="preserve">в начале партии на поле </w:t>
+      </w:r>
+      <w:r>
+        <w:rPr>
+          <w:lang w:val="ru-RU"/>
+        </w:rPr>
+        <w:t>отображается стандартная расстановка шашек двух игроков;</w:t>
       </w:r>
     </w:p>
     <w:p>
@@ -3537,7 +3465,7 @@
         <w:rPr>
           <w:lang w:val="ru-RU"/>
         </w:rPr>
-        <w:t>С€Р°С€РєРё РґРІСѓС… РёРіСЂРѕРєРѕРІ РѕС‚РѕР±СЂР°Р¶Р°СЋС‚СЃСЏ СЂР°Р·РЅС‹РјРё С†РІРµС‚Р°РјРё;</w:t>
+        <w:t>шашки двух игроков отображаются разными цветами;</w:t>
       </w:r>
     </w:p>
     <w:p>
@@ -3557,7 +3485,7 @@
         <w:rPr>
           <w:lang w:val="ru-RU"/>
         </w:rPr>
-        <w:t>С…РѕРґ РІС‹РїРѕР»РЅСЏРµС‚СЃСЏ С‚РѕР»СЊРєРѕ РїРѕ РґРёР°РіРѕРЅР°Р»Рё РЅР° СЃРІРѕР±РѕРґРЅСѓСЋ РєР»РµС‚РєСѓ;</w:t>
+        <w:t>ход выполняется только по диагонали на свободную клетку;</w:t>
       </w:r>
     </w:p>
     <w:p>
@@ -3577,7 +3505,7 @@
         <w:rPr>
           <w:lang w:val="ru-RU"/>
         </w:rPr>
-        <w:t>РѕР±С‹С‡РЅР°СЏ С€Р°С€РєР° РјРѕР¶РµС‚ РІС‹РїРѕР»РЅРёС‚СЊ РїСЂРѕСЃС‚РѕР№ С…РѕРґ РЅР° РѕРґРЅСѓ РєР»РµС‚РєСѓ РїРѕ РґРёР°РіРѕРЅР°Р»Рё РІРїРµСЂРµРґ;</w:t>
+        <w:t>обычная шашка может выполнить простой ход на одну клетку по диагонали вперед;</w:t>
       </w:r>
     </w:p>
     <w:p>
@@ -3597,13 +3525,13 @@
         <w:rPr>
           <w:lang w:val="ru-RU"/>
         </w:rPr>
-        <w:t xml:space="preserve">РІР·СЏС‚РёРµ </w:t>
-      </w:r>
-      <w:r>
-        <w:rPr>
-          <w:lang w:val="ru-RU"/>
-        </w:rPr>
-        <w:t>РІС‹РїРѕР»РЅСЏРµС‚СЃСЏ С‡РµСЂРµР· С€Р°С€РєСѓ СЃРѕРїРµСЂРЅРёРєР° РЅР° СЃРІРѕР±РѕРґРЅСѓСЋ РєР»РµС‚РєСѓ Р·Р° РЅРµР№;</w:t>
+        <w:t xml:space="preserve">взятие </w:t>
+      </w:r>
+      <w:r>
+        <w:rPr>
+          <w:lang w:val="ru-RU"/>
+        </w:rPr>
+        <w:t>выполняется через шашку соперника на свободную клетку за ней;</w:t>
       </w:r>
     </w:p>
     <w:p>
@@ -3623,7 +3551,7 @@
         <w:rPr>
           <w:lang w:val="ru-RU"/>
         </w:rPr>
-        <w:t>РїРѕСЃР»Рµ РєРѕСЂСЂРµРєС‚РЅРѕРіРѕ РІР·СЏС‚РёСЏ С€Р°С€РєР° СЃРѕРїРµСЂРЅРёРєР° СѓРґР°Р»СЏРµС‚СЃСЏ СЃ РїРѕР»СЏ;</w:t>
+        <w:t>после корректного взятия шашка соперника удаляется с поля;</w:t>
       </w:r>
     </w:p>
     <w:p>
@@ -3643,7 +3571,7 @@
         <w:rPr>
           <w:lang w:val="ru-RU"/>
         </w:rPr>
-        <w:t>РёРіСЂРѕРє РЅРµ РјРѕР¶РµС‚ С…РѕРґРёС‚СЊ С€Р°С€РєРѕР№ СЃРѕРїРµСЂРЅРёРєР°;</w:t>
+        <w:t>игрок не может ходить шашкой соперника;</w:t>
       </w:r>
     </w:p>
     <w:p>
@@ -3663,7 +3591,7 @@
         <w:rPr>
           <w:lang w:val="ru-RU"/>
         </w:rPr>
-        <w:t>РёРіСЂРѕРє РЅРµ РјРѕР¶РµС‚ РІС‹РїРѕР»РЅРёС‚СЊ С…РѕРґ РЅРµ РІ СЃРІРѕСЋ РѕС‡РµСЂРµРґСЊ;</w:t>
+        <w:t>игрок не может выполнить ход не в свою очередь;</w:t>
       </w:r>
     </w:p>
     <w:p>
@@ -3683,13 +3611,13 @@
         <w:rPr>
           <w:lang w:val="ru-RU"/>
         </w:rPr>
-        <w:t xml:space="preserve">РЅРµРєРѕСЂСЂРµРєС‚РЅС‹Р№ С…РѕРґ РЅРµ РёР·РјРµРЅСЏРµС‚ СЃРѕСЃС‚РѕСЏРЅРёРµ </w:t>
-      </w:r>
-      <w:r>
-        <w:rPr>
-          <w:lang w:val="ru-RU"/>
-        </w:rPr>
-        <w:t>РёРіСЂРѕРІРѕРіРѕ РїРѕР»СЏ;</w:t>
+        <w:t xml:space="preserve">некорректный ход не изменяет состояние </w:t>
+      </w:r>
+      <w:r>
+        <w:rPr>
+          <w:lang w:val="ru-RU"/>
+        </w:rPr>
+        <w:t>игрового поля;</w:t>
       </w:r>
     </w:p>
     <w:p>
@@ -3710,7 +3638,7 @@
           <w:lang w:val="ru-RU"/>
         </w:rPr>
         <w:lastRenderedPageBreak/>
-        <w:t>РїР°СЂС‚РёСЏ Р·Р°РІРµСЂС€Р°РµС‚СЃСЏ, РµСЃР»Рё Сѓ РѕРґРЅРѕРіРѕ РёР· РёРіСЂРѕРєРѕРІ РЅРµ РѕСЃС‚Р°Р»РѕСЃСЊ С€Р°С€РµРє РёР»Рё РЅРµС‚ РґРѕСЃС‚СѓРїРЅС‹С… С…РѕРґРѕРІ.</w:t>
+        <w:t>партия завершается, если у одного из игроков не осталось шашек или нет доступных ходов.</w:t>
       </w:r>
     </w:p>
     <w:p>
@@ -3730,7 +3658,7 @@
         <w:rPr>
           <w:lang w:val="ru-RU"/>
         </w:rPr>
-        <w:t>РїСЂРµРІСЂР°С‰РµРЅРёРµ С€Р°С€РєРё РІ РґР°РјРєСѓ РїСЂРё РґРѕСЃС‚РёР¶РµРЅРёРё РїРѕСЃР»РµРґРЅРµР№ РіРѕСЂРёР·РѕРЅС‚Р°Р»Рё;</w:t>
+        <w:t>превращение шашки в дамку при достижении последней горизонтали;</w:t>
       </w:r>
     </w:p>
     <w:p>
@@ -3750,7 +3678,7 @@
         <w:rPr>
           <w:lang w:val="ru-RU"/>
         </w:rPr>
-        <w:t>С…РѕРґС‹ РґР°РјРєРё РЅР° РЅРµСЃРєРѕР»СЊРєРѕ РєР»РµС‚РѕРє РїРѕ РґРёР°РіРѕРЅР°Р»Рё;</w:t>
+        <w:t>ходы дамки на несколько клеток по диагонали;</w:t>
       </w:r>
     </w:p>
     <w:p>
@@ -3770,7 +3698,7 @@
         <w:rPr>
           <w:lang w:val="ru-RU"/>
         </w:rPr>
-        <w:t>РѕР±СЏР·Р°С‚РµР»СЊРЅРѕРµ РІР·СЏС‚РёРµ, РµСЃР»Рё Сѓ РёРіСЂРѕРєР° РµСЃС‚СЊ РІРѕР·РјРѕР¶РЅРѕСЃС‚СЊ РІР·СЏС‚СЊ С€Р°С€РєСѓ СЃРѕРїРµСЂРЅРёРєР°;</w:t>
+        <w:t>обязательное взятие, если у игрока есть возможность взять шашку соперника;</w:t>
       </w:r>
     </w:p>
     <w:p>
@@ -3790,7 +3718,7 @@
         <w:rPr>
           <w:lang w:val="ru-RU"/>
         </w:rPr>
-        <w:t>С†РµРїРЅРѕРµ РІР·СЏС‚РёРµ РЅРµСЃРєРѕР»СЊРєРёС… С€Р°С€РµРє Р·Р° РѕРґРёРЅ С…РѕРґ.</w:t>
+        <w:t>цепное взятие нескольких шашек за один ход.</w:t>
       </w:r>
     </w:p>
     <w:p>
@@ -3814,7 +3742,7 @@
           <w:sz w:val="32"/>
           <w:lang w:val="ru-RU"/>
         </w:rPr>
-        <w:t>. РўСЂРµР±РѕРІР°РЅРёСЏ Рє РїРѕР»СЊР·РѕРІР°С‚РµР»СЊСЃРєРѕРјСѓ РёРЅС‚РµСЂС„РµР№СЃСѓ</w:t>
+        <w:t>. Требования к пользовательскому интерфейсу</w:t>
       </w:r>
     </w:p>
     <w:p>
@@ -3830,19 +3758,19 @@
         <w:rPr>
           <w:lang w:val="ru-RU"/>
         </w:rPr>
-        <w:t>РРЅС‚РµСЂС„РµР№СЃ РґРѕР»Р¶РµРЅ Р±С‹С‚СЊ РїСЂРѕСЃС‚С‹Рј Рё РїРѕРЅСЏС‚РЅС‹Рј</w:t>
-      </w:r>
-      <w:r>
-        <w:rPr>
-          <w:lang w:val="ru-RU"/>
-        </w:rPr>
-        <w:t xml:space="preserve"> РЅР° СЂСѓСЃСЃРєРѕРј СЏР·С‹РєРµ</w:t>
-      </w:r>
-      <w:r>
-        <w:rPr>
-          <w:lang w:val="ru-RU"/>
-        </w:rPr>
-        <w:t>. РџРѕР»СЊР·РѕРІР°С‚РµР»СЊ РґРѕР»Р¶РµРЅ Р±РµР· РґРѕРїРѕР»РЅРёС‚РµР»СЊРЅРѕРіРѕ РѕР±СѓС‡РµРЅРёСЏ РїРѕРЅСЏС‚СЊ, РєР°Рє СЃРѕР·РґР°С‚СЊ РёРіСЂСѓ, РїРѕРґРєР»СЋС‡РёС‚СЊСЃСЏ Рє РёРіСЂРµ Рё РІС‹РїРѕР»РЅРёС‚СЊ С…РѕРґ.</w:t>
+        <w:t>Интерфейс должен быть простым и понятным</w:t>
+      </w:r>
+      <w:r>
+        <w:rPr>
+          <w:lang w:val="ru-RU"/>
+        </w:rPr>
+        <w:t xml:space="preserve"> на русском языке</w:t>
+      </w:r>
+      <w:r>
+        <w:rPr>
+          <w:lang w:val="ru-RU"/>
+        </w:rPr>
+        <w:t>. Пользователь должен без дополнительного обучения понять, как создать игру, подключиться к игре и выполнить ход.</w:t>
       </w:r>
     </w:p>
     <w:p>
@@ -3857,7 +3785,7 @@
           <w:b/>
           <w:lang w:val="ru-RU"/>
         </w:rPr>
-        <w:t>9.1. РћСЃРЅРѕРІРЅС‹Рµ СЌР»РµРјРµРЅС‚С‹ РёРЅС‚РµСЂС„РµР№СЃР°</w:t>
+        <w:t>9.1. Основные элементы интерфейса</w:t>
       </w:r>
     </w:p>
     <w:p>
@@ -3877,7 +3805,7 @@
         <w:rPr>
           <w:lang w:val="ru-RU"/>
         </w:rPr>
-        <w:t>РіР»Р°РІРЅРѕРµ РѕРєРЅРѕ РїСЂРёР»РѕР¶РµРЅРёСЏ;</w:t>
+        <w:t>главное окно приложения;</w:t>
       </w:r>
     </w:p>
     <w:p>
@@ -3897,7 +3825,7 @@
         <w:rPr>
           <w:lang w:val="ru-RU"/>
         </w:rPr>
-        <w:t>РєРЅРѕРїРєР° СЃРѕР·РґР°РЅРёСЏ СЃРµСЂРІРµСЂР°;</w:t>
+        <w:t>кнопка создания сервера;</w:t>
       </w:r>
     </w:p>
     <w:p>
@@ -3917,7 +3845,7 @@
         <w:rPr>
           <w:lang w:val="ru-RU"/>
         </w:rPr>
-        <w:t xml:space="preserve">РїРѕР»СЏ РІРІРѕРґР° </w:t>
+        <w:t xml:space="preserve">поля ввода </w:t>
       </w:r>
       <w:r>
         <w:t>IP</w:t>
@@ -3926,7 +3854,7 @@
         <w:rPr>
           <w:lang w:val="ru-RU"/>
         </w:rPr>
-        <w:t>-Р°РґСЂРµСЃР° Рё РїРѕСЂС‚Р° РґР»СЏ РїРѕРґРєР»СЋС‡РµРЅРёСЏ;</w:t>
+        <w:t>-адреса и порта для подключения;</w:t>
       </w:r>
     </w:p>
     <w:p>
@@ -3946,7 +3874,7 @@
         <w:rPr>
           <w:lang w:val="ru-RU"/>
         </w:rPr>
-        <w:t>РєРЅРѕРїРєР° РїРѕРґРєР»СЋС‡РµРЅРёСЏ Рє СЃРµСЂРІРµСЂСѓ;</w:t>
+        <w:t>кнопка подключения к серверу;</w:t>
       </w:r>
     </w:p>
     <w:p>
@@ -3966,7 +3894,7 @@
         <w:rPr>
           <w:lang w:val="ru-RU"/>
         </w:rPr>
-        <w:t>РёРіСЂРѕРІРѕРµ РїРѕР»Рµ 8</w:t>
+        <w:t>игровое поле 8</w:t>
       </w:r>
       <w:r>
         <w:t>x</w:t>
@@ -3995,7 +3923,7 @@
         <w:rPr>
           <w:lang w:val="ru-RU"/>
         </w:rPr>
-        <w:t>РёРЅРґРёРєР°С‚РѕСЂ С‚РµРєСѓС‰РµРіРѕ С…РѕРґР°;</w:t>
+        <w:t>индикатор текущего хода;</w:t>
       </w:r>
     </w:p>
     <w:p>
@@ -4015,13 +3943,13 @@
         <w:rPr>
           <w:lang w:val="ru-RU"/>
         </w:rPr>
-        <w:t xml:space="preserve">РѕР±Р»Р°СЃС‚СЊ СЃРѕРѕР±С‰РµРЅРёР№ Рѕ С…РѕРґРµ РёРіСЂС‹, </w:t>
-      </w:r>
-      <w:r>
-        <w:rPr>
-          <w:lang w:val="ru-RU"/>
-        </w:rPr>
-        <w:t>РѕС€РёР±РєР°С… Рё СЃРѕСЃС‚РѕСЏРЅРёРё СЃРѕРµРґРёРЅРµРЅРёСЏ;</w:t>
+        <w:t xml:space="preserve">область сообщений о ходе игры, </w:t>
+      </w:r>
+      <w:r>
+        <w:rPr>
+          <w:lang w:val="ru-RU"/>
+        </w:rPr>
+        <w:t>ошибках и состоянии соединения;</w:t>
       </w:r>
     </w:p>
     <w:p>
@@ -4041,7 +3969,7 @@
         <w:rPr>
           <w:lang w:val="ru-RU"/>
         </w:rPr>
-        <w:t>РєРЅРѕРїРєР° РЅР°С‡Р°Р»Р° РЅРѕРІРѕР№ РёРіСЂС‹ РёР»Рё СЃР±СЂРѕСЃР° СЃРѕСЃС‚РѕСЏРЅРёСЏ, РµСЃР»Рё РѕРЅР° Р±СѓРґРµС‚ РїСЂРµРґСѓСЃРјРѕС‚СЂРµРЅР° СЂРµР°Р»РёР·Р°С†РёРµР№.</w:t>
+        <w:t>кнопка начала новой игры или сброса состояния, если она будет предусмотрена реализацией.</w:t>
       </w:r>
     </w:p>
     <w:p>
@@ -4063,7 +3991,7 @@
           <w:b/>
           <w:lang w:val="ru-RU"/>
         </w:rPr>
-        <w:t>.2. РџРѕРІРµРґРµРЅРёРµ РёРЅС‚РµСЂС„РµР№СЃР°</w:t>
+        <w:t>.2. Поведение интерфейса</w:t>
       </w:r>
     </w:p>
     <w:p>
@@ -4083,7 +4011,7 @@
         <w:rPr>
           <w:lang w:val="ru-RU"/>
         </w:rPr>
-        <w:t>РїРѕСЃР»Рµ Р·Р°РїСѓСЃРєР° РїРѕР»СЊР·РѕРІР°С‚РµР»СЊ РІС‹Р±РёСЂР°РµС‚ СЂРµР¶РёРј: СЃРѕР·РґР°С‚СЊ СЃРµСЂРІРµСЂ РёР»Рё РїРѕРґРєР»СЋС‡РёС‚СЊСЃСЏ Рє СЃРµСЂРІРµСЂСѓ;</w:t>
+        <w:t>после запуска пользователь выбирает режим: создать сервер или подключиться к серверу;</w:t>
       </w:r>
     </w:p>
     <w:p>
@@ -4103,13 +4031,13 @@
         <w:rPr>
           <w:lang w:val="ru-RU"/>
         </w:rPr>
-        <w:t>РґРѕ РїРѕРґРєР»СЋС‡РµРЅРёСЏ РІС‚</w:t>
-      </w:r>
-      <w:r>
-        <w:rPr>
-          <w:lang w:val="ru-RU"/>
-        </w:rPr>
-        <w:t>РѕСЂРѕРіРѕ РёРіСЂРѕРєР° РїРѕР»Рµ РјРѕР¶РµС‚ РѕС‚РѕР±СЂР°Р¶Р°С‚СЊСЃСЏ РІ СЂРµР¶РёРјРµ РѕР¶РёРґР°РЅРёСЏ;</w:t>
+        <w:t>до подключения вт</w:t>
+      </w:r>
+      <w:r>
+        <w:rPr>
+          <w:lang w:val="ru-RU"/>
+        </w:rPr>
+        <w:t>орого игрока поле может отображаться в режиме ожидания;</w:t>
       </w:r>
     </w:p>
     <w:p>
@@ -4129,7 +4057,7 @@
         <w:rPr>
           <w:lang w:val="ru-RU"/>
         </w:rPr>
-        <w:t>РїСЂРё РІС‹Р±РѕСЂРµ С€Р°С€РєРё РѕРЅР° РґРѕР»Р¶РЅР° РІРёР·СѓР°Р»СЊРЅРѕ РІС‹РґРµР»СЏС‚СЊСЃСЏ;</w:t>
+        <w:t>при выборе шашки она должна визуально выделяться;</w:t>
       </w:r>
     </w:p>
     <w:p>
@@ -4150,7 +4078,7 @@
           <w:lang w:val="ru-RU"/>
         </w:rPr>
         <w:lastRenderedPageBreak/>
-        <w:t>РїРѕСЃР»Рµ РєРѕСЂСЂРµРєС‚РЅРѕРіРѕ С…РѕРґР° РїРѕР»Рµ РѕР±РЅРѕРІР»СЏРµС‚СЃСЏ Сѓ РѕР±РѕРёС… РёРіСЂРѕРєРѕРІ;</w:t>
+        <w:t>после корректного хода поле обновляется у обоих игроков;</w:t>
       </w:r>
     </w:p>
     <w:p>
@@ -4170,7 +4098,7 @@
         <w:rPr>
           <w:lang w:val="ru-RU"/>
         </w:rPr>
-        <w:t>РїСЂРё РЅРµРєРѕСЂСЂРµРєС‚РЅРѕРј С…РѕРґРµ РїРѕР»СЊР·РѕРІР°С‚РµР»СЊ РїРѕР»СѓС‡Р°РµС‚ РїРѕРЅСЏС‚РЅРѕРµ СЃРѕРѕР±С‰РµРЅРёРµ;</w:t>
+        <w:t>при некорректном ходе пользователь получает понятное сообщение;</w:t>
       </w:r>
     </w:p>
     <w:p>
@@ -4190,13 +4118,13 @@
         <w:rPr>
           <w:lang w:val="ru-RU"/>
         </w:rPr>
-        <w:t>РїСЂРё РїРѕС‚РµСЂРµ СЃРѕРµРґРёРЅРµРЅРёСЏ</w:t>
-      </w:r>
-      <w:r>
-        <w:rPr>
-          <w:lang w:val="ru-RU"/>
-        </w:rPr>
-        <w:t xml:space="preserve"> РїСЂРёР»РѕР¶РµРЅРёРµ СЃРѕРѕР±С‰Р°РµС‚ РѕР± РѕС€РёР±РєРµ Рё РЅРµ Р·Р°РІРµСЂС€Р°РµС‚СЃСЏ Р°РІР°СЂРёР№РЅРѕ.</w:t>
+        <w:t>при потере соединения</w:t>
+      </w:r>
+      <w:r>
+        <w:rPr>
+          <w:lang w:val="ru-RU"/>
+        </w:rPr>
+        <w:t xml:space="preserve"> приложение сообщает об ошибке и не завершается аварийно.</w:t>
       </w:r>
     </w:p>
     <w:p>
@@ -4220,7 +4148,7 @@
           <w:sz w:val="32"/>
           <w:lang w:val="ru-RU"/>
         </w:rPr>
-        <w:t>0. РўСЂРµР±РѕРІР°РЅРёСЏ Рє СЃРµС‚РµРІРѕРјСѓ РІР·Р°РёРјРѕРґРµР№СЃС‚РІРёСЋ</w:t>
+        <w:t>0. Требования к сетевому взаимодействию</w:t>
       </w:r>
     </w:p>
     <w:p>
@@ -4236,7 +4164,7 @@
         <w:rPr>
           <w:lang w:val="ru-RU"/>
         </w:rPr>
-        <w:t xml:space="preserve">РЎРµС‚РµРІРѕРµ РІР·Р°РёРјРѕРґРµР№СЃС‚РІРёРµ РґРѕР»Р¶РЅРѕ Р±С‹С‚СЊ СЂРµР°Р»РёР·РѕРІР°РЅРѕ С‡РµСЂРµР· Р»РѕРєР°Р»СЊРЅРѕРµ </w:t>
+        <w:t xml:space="preserve">Сетевое взаимодействие должно быть реализовано через локальное </w:t>
       </w:r>
       <w:r>
         <w:t>TCP</w:t>
@@ -4254,13 +4182,13 @@
         <w:rPr>
           <w:lang w:val="ru-RU"/>
         </w:rPr>
-        <w:t>-СЃРѕРµРґРёРЅРµРЅРёРµ. РћРґРёРЅ СЌРєР·РµРјРїР»СЏСЂ РїСЂРёР»РѕР¶РµРЅРёСЏ СЂР°Р±РѕС‚Р°РµС‚ РІ СЂРѕР»Рё СЃРµСЂРІРµСЂР° Рё РѕР¶РёРґР°РµС‚ РїРѕРґРєР»СЋС‡РµРЅРёРµ. Р’С‚</w:t>
-      </w:r>
-      <w:r>
-        <w:rPr>
-          <w:lang w:val="ru-RU"/>
-        </w:rPr>
-        <w:t xml:space="preserve">РѕСЂРѕР№ СЌРєР·РµРјРїР»СЏСЂ СЂР°Р±РѕС‚Р°РµС‚ РІ СЂРѕР»Рё РєР»РёРµРЅС‚Р° Рё РїРѕРґРєР»СЋС‡Р°РµС‚СЃСЏ Рє СЃРµСЂРІРµСЂСѓ РїРѕ </w:t>
+        <w:t>-соединение. Один экземпляр приложения работает в роли сервера и ожидает подключение. Вт</w:t>
+      </w:r>
+      <w:r>
+        <w:rPr>
+          <w:lang w:val="ru-RU"/>
+        </w:rPr>
+        <w:t xml:space="preserve">орой экземпляр работает в роли клиента и подключается к серверу по </w:t>
       </w:r>
       <w:r>
         <w:t>IP</w:t>
@@ -4269,7 +4197,7 @@
         <w:rPr>
           <w:lang w:val="ru-RU"/>
         </w:rPr>
-        <w:t>-Р°РґСЂРµСЃСѓ Рё РїРѕСЂС‚Сѓ.</w:t>
+        <w:t>-адресу и порту.</w:t>
       </w:r>
     </w:p>
     <w:p>
@@ -4284,7 +4212,7 @@
           <w:b/>
           <w:lang w:val="ru-RU"/>
         </w:rPr>
-        <w:t>10.1. РћСЃРЅРѕРІРЅС‹Рµ СЃРµС‚РµРІС‹Рµ С„СѓРЅРєС†РёРё</w:t>
+        <w:t>10.1. Основные сетевые функции</w:t>
       </w:r>
     </w:p>
     <w:p>
@@ -4304,7 +4232,7 @@
         <w:rPr>
           <w:lang w:val="ru-RU"/>
         </w:rPr>
-        <w:t xml:space="preserve">Р·Р°РїСѓСЃРє </w:t>
+        <w:t xml:space="preserve">запуск </w:t>
       </w:r>
       <w:r>
         <w:t>TCP</w:t>
@@ -4313,7 +4241,7 @@
         <w:rPr>
           <w:lang w:val="ru-RU"/>
         </w:rPr>
-        <w:t>-СЃРµСЂРІРµСЂР° РЅР° СѓРєР°Р·Р°РЅРЅРѕРј РїРѕСЂС‚Сѓ;</w:t>
+        <w:t>-сервера на указанном порту;</w:t>
       </w:r>
     </w:p>
     <w:p>
@@ -4333,7 +4261,7 @@
         <w:rPr>
           <w:lang w:val="ru-RU"/>
         </w:rPr>
-        <w:t xml:space="preserve">РїРѕРґРєР»СЋС‡РµРЅРёРµ РєР»РёРµРЅС‚Р° Рє СЃРµСЂРІРµСЂСѓ РїРѕ </w:t>
+        <w:t xml:space="preserve">подключение клиента к серверу по </w:t>
       </w:r>
       <w:r>
         <w:t>IP</w:t>
@@ -4342,7 +4270,7 @@
         <w:rPr>
           <w:lang w:val="ru-RU"/>
         </w:rPr>
-        <w:t>-Р°РґСЂРµСЃСѓ Рё РїРѕСЂС‚Сѓ;</w:t>
+        <w:t>-адресу и порту;</w:t>
       </w:r>
     </w:p>
     <w:p>
@@ -4362,13 +4290,13 @@
         <w:rPr>
           <w:lang w:val="ru-RU"/>
         </w:rPr>
-        <w:t>РїРµСЂРµРґР°С‡Р° РёРЅС„РѕСЂРјР°С†РёРё Рѕ С…РѕРґРµ РѕС‚ РѕРґРЅРѕРіРѕ РёРіСЂРѕРє</w:t>
-      </w:r>
-      <w:r>
-        <w:rPr>
-          <w:lang w:val="ru-RU"/>
-        </w:rPr>
-        <w:t>Р° РґСЂСѓРіРѕРјСѓ;</w:t>
+        <w:t>передача информации о ходе от одного игрок</w:t>
+      </w:r>
+      <w:r>
+        <w:rPr>
+          <w:lang w:val="ru-RU"/>
+        </w:rPr>
+        <w:t>а другому;</w:t>
       </w:r>
     </w:p>
     <w:p>
@@ -4388,7 +4316,7 @@
         <w:rPr>
           <w:lang w:val="ru-RU"/>
         </w:rPr>
-        <w:t>РѕР±СЂР°Р±РѕС‚РєР° РїРѕС‚РµСЂРё СЃРѕРµРґРёРЅРµРЅРёСЏ;</w:t>
+        <w:t>обработка потери соединения;</w:t>
       </w:r>
     </w:p>
     <w:p>
@@ -4408,7 +4336,7 @@
         <w:rPr>
           <w:lang w:val="ru-RU"/>
         </w:rPr>
-        <w:t>Р·Р°РєСЂС‹С‚РёРµ СЃРѕРµРґРёРЅРµРЅРёСЏ РїСЂРё Р·Р°РІРµСЂС€РµРЅРёРё РїР°СЂС‚РёРё РёР»Рё РІС‹С…РѕРґРµ РёР· РїСЂРёР»РѕР¶РµРЅРёСЏ.</w:t>
+        <w:t>закрытие соединения при завершении партии или выходе из приложения.</w:t>
       </w:r>
     </w:p>
     <w:p>
@@ -4430,7 +4358,7 @@
           <w:b/>
           <w:lang w:val="ru-RU"/>
         </w:rPr>
-        <w:t>0.2. Р¤РѕСЂРјР°С‚ СЃРµС‚РµРІС‹С… СЃРѕРѕР±С‰РµРЅРёР№</w:t>
+        <w:t>0.2. Формат сетевых сообщений</w:t>
       </w:r>
     </w:p>
     <w:p>
@@ -4443,7 +4371,7 @@
         <w:rPr>
           <w:lang w:val="ru-RU"/>
         </w:rPr>
-        <w:t xml:space="preserve">Р”Р»СЏ СѓС‡РµР±РЅРѕРіРѕ РїСЂРѕРµРєС‚Р° СЂРµРєРѕРјРµРЅРґСѓРµС‚СЃСЏ РёСЃРїРѕР»СЊР·РѕРІР°С‚СЊ РїСЂРѕСЃС‚РѕР№ С‚РµРєСЃС‚РѕРІС‹Р№ С„РѕСЂРјР°С‚ СЃРѕРѕР±С‰РµРЅРёР№, РЅР°РїСЂРёРјРµСЂ </w:t>
+        <w:t xml:space="preserve">Для учебного проекта рекомендуется использовать простой текстовый формат сообщений, например </w:t>
       </w:r>
       <w:r>
         <w:t>JSON</w:t>
@@ -4452,16 +4380,16 @@
         <w:rPr>
           <w:lang w:val="ru-RU"/>
         </w:rPr>
-        <w:t>, РїРµСЂРµРґР°РІР°РµРјС‹Р№ Рї</w:t>
-      </w:r>
-      <w:r>
-        <w:rPr>
-          <w:lang w:val="ru-RU"/>
-        </w:rPr>
-        <w:t xml:space="preserve">РѕСЃС‚СЂРѕС‡РЅРѕ. </w:t>
-      </w:r>
-      <w:r>
-        <w:t>РўР°РєРѕР№ РїРѕРґС…РѕРґ Р»РµРіРєРѕ РѕР±СЉСЏСЃРЅРёС‚СЊ, РїСЂРѕРІРµСЂРёС‚СЊ Рё РѕС‚Р»Р°РґРёС‚СЊ.</w:t>
+        <w:t>, передаваемый п</w:t>
+      </w:r>
+      <w:r>
+        <w:rPr>
+          <w:lang w:val="ru-RU"/>
+        </w:rPr>
+        <w:t xml:space="preserve">острочно. </w:t>
+      </w:r>
+      <w:r>
+        <w:t>Такой подход легко объяснить, проверить и отладить.</w:t>
       </w:r>
     </w:p>
     <w:tbl>
@@ -4506,7 +4434,7 @@
                 <w:b/>
                 <w:sz w:val="24"/>
               </w:rPr>
-              <w:t>РўРёРї СЃРѕРѕР±С‰РµРЅРёСЏ</w:t>
+              <w:t>Тип сообщения</w:t>
             </w:r>
           </w:p>
         </w:tc>
@@ -4526,7 +4454,7 @@
                 <w:b/>
                 <w:sz w:val="24"/>
               </w:rPr>
-              <w:t>РќР°Р·РЅР°С‡РµРЅРёРµ</w:t>
+              <w:t>Назначение</w:t>
             </w:r>
           </w:p>
         </w:tc>
@@ -4568,7 +4496,7 @@
               <w:rPr>
                 <w:sz w:val="24"/>
               </w:rPr>
-              <w:t>СЃРѕРѕР±С‰РµРЅРёРµ Рѕ РїРѕРґРєР»СЋС‡РµРЅРёРё РёРіСЂРѕРєР°</w:t>
+              <w:t>сообщение о подключении игрока</w:t>
             </w:r>
           </w:p>
         </w:tc>
@@ -4610,7 +4538,7 @@
               <w:rPr>
                 <w:sz w:val="24"/>
               </w:rPr>
-              <w:t>РїРµСЂРµРґР°С‡Р° РєРѕРѕСЂРґРёРЅР°С‚ РІС‹РїРѕР»РЅРµРЅРЅРѕРіРѕ С…РѕРґР°</w:t>
+              <w:t>передача координат выполненного хода</w:t>
             </w:r>
           </w:p>
         </w:tc>
@@ -4656,7 +4584,7 @@
                 <w:sz w:val="24"/>
                 <w:lang w:val="ru-RU"/>
               </w:rPr>
-              <w:t>СЃРѕРѕР±С‰РµРЅРёРµ РѕР± РѕРєРѕРЅС‡Р°РЅРёРё РїР°СЂС‚РёРё Рё РїРѕР±РµРґРёС‚РµР»Рµ</w:t>
+              <w:t>сообщение об окончании партии и победителе</w:t>
             </w:r>
           </w:p>
         </w:tc>
@@ -4702,14 +4630,14 @@
                 <w:sz w:val="24"/>
                 <w:lang w:val="ru-RU"/>
               </w:rPr>
-              <w:t xml:space="preserve">СЃРѕРѕР±С‰РµРЅРёРµ РѕР± РѕС€РёР±РєРµ РёР»Рё </w:t>
+              <w:t xml:space="preserve">сообщение об ошибке или </w:t>
             </w:r>
             <w:r>
               <w:rPr>
                 <w:sz w:val="24"/>
                 <w:lang w:val="ru-RU"/>
               </w:rPr>
-              <w:t>РЅРµРєРѕСЂСЂРµРєС‚РЅРѕРј СЃРѕСЃС‚РѕСЏРЅРёРё</w:t>
+              <w:t>некорректном состоянии</w:t>
             </w:r>
           </w:p>
         </w:tc>
@@ -4751,7 +4679,7 @@
               <w:rPr>
                 <w:sz w:val="24"/>
               </w:rPr>
-              <w:t>СЃРѕРѕР±С‰РµРЅРёРµ Рѕ Р·Р°РІРµСЂС€РµРЅРёРё СЃРѕРµРґРёРЅРµРЅРёСЏ</w:t>
+              <w:t>сообщение о завершении соединения</w:t>
             </w:r>
           </w:p>
         </w:tc>
@@ -4799,7 +4727,7 @@
           <w:sz w:val="32"/>
           <w:lang w:val="ru-RU"/>
         </w:rPr>
-        <w:t>11. РўСЂРµР±РѕРІР°РЅРёСЏ Рє Р°СЂС…РёС‚РµРєС‚СѓСЂРµ Рё РјРѕРґСѓР»СЏРј</w:t>
+        <w:t>11. Требования к архитектуре и модулям</w:t>
       </w:r>
     </w:p>
     <w:tbl>
@@ -4844,7 +4772,7 @@
                 <w:b/>
                 <w:sz w:val="24"/>
               </w:rPr>
-              <w:t>РњРѕРґСѓР»СЊ</w:t>
+              <w:t>Модуль</w:t>
             </w:r>
           </w:p>
         </w:tc>
@@ -4864,7 +4792,7 @@
                 <w:b/>
                 <w:sz w:val="24"/>
               </w:rPr>
-              <w:t>РќР°Р·РЅР°С‡РµРЅРёРµ</w:t>
+              <w:t>Назначение</w:t>
             </w:r>
           </w:p>
         </w:tc>
@@ -4916,7 +4844,7 @@
                 <w:sz w:val="24"/>
                 <w:lang w:val="ru-RU"/>
               </w:rPr>
-              <w:t>РѕС‚РѕР±СЂР°Р¶РµРЅРёРµ РѕРєРѕРЅ, РєРЅРѕРїРѕРє, РёРіСЂРѕРІРѕРіРѕ РїРѕР»СЏ, СЃРѕРѕР±С‰РµРЅРёР№ РїРѕР»СЊР·РѕРІР°С‚РµР»СЋ Рё РѕР±СЂР°Р±РѕС‚РєР° РґРµР№СЃС‚РІРёР№ РјС‹С€Рё.</w:t>
+              <w:t>отображение окон, кнопок, игрового поля, сообщений пользователю и обработка действий мыши.</w:t>
             </w:r>
           </w:p>
         </w:tc>
@@ -4962,7 +4890,7 @@
                 <w:sz w:val="24"/>
                 <w:lang w:val="ru-RU"/>
               </w:rPr>
-              <w:t>С…СЂР°РЅРµРЅРёРµ СЃРѕСЃС‚РѕСЏРЅРёСЏ РґРѕСЃРєРё, РїСЂРѕРІРµСЂРєР° С…РѕРґРѕРІ, РІС‹РїРѕР»РЅРµРЅРёРµ С…РѕРґРѕРІ, СѓРґР°Р»РµРЅРёРµ РІР·СЏС‚С‹С… С€Р°С€РµРє, РєРѕРЅС‚СЂРѕР»СЊ РѕС‡РµСЂРµРґРЅРѕСЃС‚Рё Рё РѕРїСЂРµРґРµР»РµРЅРёРµ РїРѕР±РµРґРёС‚РµР»СЏ.</w:t>
+              <w:t>хранение состояния доски, проверка ходов, выполнение ходов, удаление взятых шашек, контроль очередности и определение победителя.</w:t>
             </w:r>
           </w:p>
         </w:tc>
@@ -5008,14 +4936,14 @@
                 <w:sz w:val="24"/>
                 <w:lang w:val="ru-RU"/>
               </w:rPr>
-              <w:t>СЃРѕР·РґР°РЅ</w:t>
+              <w:t>создан</w:t>
             </w:r>
             <w:r>
               <w:rPr>
                 <w:sz w:val="24"/>
                 <w:lang w:val="ru-RU"/>
               </w:rPr>
-              <w:t xml:space="preserve">РёРµ </w:t>
+              <w:t xml:space="preserve">ие </w:t>
             </w:r>
             <w:r>
               <w:rPr>
@@ -5028,7 +4956,7 @@
                 <w:sz w:val="24"/>
                 <w:lang w:val="ru-RU"/>
               </w:rPr>
-              <w:t>-СЃРµСЂРІРµСЂР°, РїРѕРґРєР»СЋС‡РµРЅРёРµ РєР»РёРµРЅС‚Р°, РѕС‚РїСЂР°РІРєР° Рё РїСЂРёРµРј СЃРѕРѕР±С‰РµРЅРёР№, РѕР±СЂР°Р±РѕС‚РєР° СЃРµС‚РµРІС‹С… РѕС€РёР±РѕРє.</w:t>
+              <w:t>-сервера, подключение клиента, отправка и прием сообщений, обработка сетевых ошибок.</w:t>
             </w:r>
           </w:p>
         </w:tc>
@@ -5074,7 +5002,7 @@
                 <w:sz w:val="24"/>
                 <w:lang w:val="ru-RU"/>
               </w:rPr>
-              <w:t>РєР»Р°СЃСЃС‹ Рё РїРµСЂРµС‡РёСЃР»РµРЅРёСЏ РґР»СЏ РѕРїРёСЃР°РЅРёСЏ РєР»РµС‚РєРё, С€Р°С€РєРё, РёРіСЂРѕРєР°, С…РѕРґР°, СЃРѕСЃС‚РѕСЏРЅРёСЏ РїР°СЂС‚РёРё Рё СЃРµС‚РµРІС‹С… СЃРѕРѕР±С‰РµРЅРёР№.</w:t>
+              <w:t>классы и перечисления для описания клетки, шашки, игрока, хода, состояния партии и сетевых сообщений.</w:t>
             </w:r>
           </w:p>
         </w:tc>
@@ -5120,14 +5048,14 @@
                 <w:sz w:val="24"/>
                 <w:lang w:val="ru-RU"/>
               </w:rPr>
-              <w:t xml:space="preserve">РјРѕРґСѓР»СЊРЅС‹Рµ Рё РёРЅС‚РµРіСЂР°С†РёРѕРЅРЅС‹Рµ С‚РµСЃС‚С‹ РґР»СЏ </w:t>
+              <w:t xml:space="preserve">модульные и интеграционные тесты для </w:t>
             </w:r>
             <w:r>
               <w:rPr>
                 <w:sz w:val="24"/>
                 <w:lang w:val="ru-RU"/>
               </w:rPr>
-              <w:t>РїСЂРѕРІРµСЂРєРё РёРіСЂРѕРІРѕР№ Р»РѕРіРёРєРё Рё СЃРµС‚РµРІРѕРіРѕ РІР·Р°РёРјРѕРґРµР№СЃС‚РІРёСЏ.</w:t>
+              <w:t>проверки игровой логики и сетевого взаимодействия.</w:t>
             </w:r>
           </w:p>
         </w:tc>
@@ -5153,7 +5081,7 @@
           <w:sz w:val="32"/>
           <w:lang w:val="ru-RU"/>
         </w:rPr>
-        <w:t>12. Р”РµС‚Р°Р»СЊРЅРѕРµ РїСЂРѕРµРєС‚РёСЂРѕРІР°РЅРёРµ РєР»Р°СЃСЃРѕРІ</w:t>
+        <w:t>12. Детальное проектирование классов</w:t>
       </w:r>
     </w:p>
     <w:tbl>
@@ -5198,7 +5126,7 @@
                 <w:b/>
                 <w:sz w:val="24"/>
               </w:rPr>
-              <w:t>РљР»Р°СЃСЃ</w:t>
+              <w:t>Класс</w:t>
             </w:r>
           </w:p>
         </w:tc>
@@ -5218,7 +5146,7 @@
                 <w:b/>
                 <w:sz w:val="24"/>
               </w:rPr>
-              <w:t>РћС‚РІРµС‚СЃС‚РІРµРЅРЅРѕСЃС‚СЊ</w:t>
+              <w:t>Ответственность</w:t>
             </w:r>
           </w:p>
         </w:tc>
@@ -5264,7 +5192,7 @@
                 <w:sz w:val="24"/>
                 <w:lang w:val="ru-RU"/>
               </w:rPr>
-              <w:t>С…СЂР°РЅРёС‚ СЃРѕСЃС‚РѕСЏРЅРёРµ РєР»РµС‚РѕРє РёРіСЂРѕРІРѕРіРѕ РїРѕР»СЏ Рё РЅР°С‡Р°Р»СЊРЅСѓСЋ СЂР°СЃСЃС‚Р°РЅРѕРІРєСѓ С€Р°С€РµРє.</w:t>
+              <w:t>хранит состояние клеток игрового поля и начальную расстановку шашек.</w:t>
             </w:r>
           </w:p>
         </w:tc>
@@ -5310,7 +5238,7 @@
                 <w:sz w:val="24"/>
                 <w:lang w:val="ru-RU"/>
               </w:rPr>
-              <w:t>СѓРїСЂР°РІР»СЏРµС‚ РїР°СЂС‚РёРµР№, РѕС‡РµСЂРµРґРЅРѕСЃС‚СЊСЋ С…РѕРґРѕРІ, РїСЂРѕРІРµСЂРєРѕР№ РїРѕР±РµРґРёС‚РµР»СЏ Рё РІС‹Р·РѕРІРѕРј РёРіСЂРѕРІРѕР№ Р»РѕРіРёРєРё.</w:t>
+              <w:t>управляет партией, очередностью ходов, проверкой победителя и вызовом игровой логики.</w:t>
             </w:r>
           </w:p>
         </w:tc>
@@ -5356,7 +5284,7 @@
                 <w:sz w:val="24"/>
                 <w:lang w:val="ru-RU"/>
               </w:rPr>
-              <w:t>РїСЂРѕРІРµСЂСЏРµС‚ РґРѕРїСѓСЃС‚РёРјРѕСЃС‚СЊ РѕР±С‹С‡РЅС‹С… С…РѕРґРѕРІ Рё РІР·СЏС‚РёР№.</w:t>
+              <w:t>проверяет допустимость обычных ходов и взятий.</w:t>
             </w:r>
           </w:p>
         </w:tc>
@@ -5402,7 +5330,7 @@
                 <w:sz w:val="24"/>
                 <w:lang w:val="ru-RU"/>
               </w:rPr>
-              <w:t>РјРѕРґРµР»СЊ С…РѕРґР°: РЅР°С‡Р°Р»СЊРЅР°СЏ РєР»РµС‚РєР° Рё РєРѕРЅРµС‡РЅР°СЏ РєР»РµС‚РєР°.</w:t>
+              <w:t>модель хода: начальная клетка и конечная клетка.</w:t>
             </w:r>
           </w:p>
         </w:tc>
@@ -5448,7 +5376,7 @@
                 <w:sz w:val="24"/>
                 <w:lang w:val="ru-RU"/>
               </w:rPr>
-              <w:t>РјРѕРґРµР»СЊ С€Р°С€РєРё: С†РІРµС‚ РёРіСЂРѕРєР° Рё С‚РёРї С„РёРіСѓСЂС‹.</w:t>
+              <w:t>модель шашки: цвет игрока и тип фигуры.</w:t>
             </w:r>
           </w:p>
         </w:tc>
@@ -5490,7 +5418,7 @@
               <w:rPr>
                 <w:sz w:val="24"/>
               </w:rPr>
-              <w:t>РїРµСЂРµС‡РёСЃР»РµРЅРёРµ С†РІРµС‚РѕРІ РёРіСЂРѕРєРѕРІ.</w:t>
+              <w:t>перечисление цветов игроков.</w:t>
             </w:r>
           </w:p>
         </w:tc>
@@ -5536,7 +5464,7 @@
                 <w:sz w:val="24"/>
                 <w:lang w:val="ru-RU"/>
               </w:rPr>
-              <w:t>РїРµСЂРµС‡РёСЃР»РµРЅРёРµ СЃРѕСЃС‚РѕСЏРЅРёР№ РїР°СЂС‚РёРё: РѕР¶РёРґР°РЅРёРµ РїРѕРґРєР»СЋС‡РµРЅРёСЏ, РёРіСЂР°, РїРѕР±РµРґР°, РѕС€РёР±РєР° СЃРѕРµРґРёРЅРµРЅРёСЏ.</w:t>
+              <w:t>перечисление состояний партии: ожидание подключения, игра, победа, ошибка соединения.</w:t>
             </w:r>
           </w:p>
         </w:tc>
@@ -5582,7 +5510,7 @@
                 <w:sz w:val="24"/>
                 <w:lang w:val="ru-RU"/>
               </w:rPr>
-              <w:t>СЃРѕР·РґР°РµС‚ СЃРµСЂРІРµСЂ Рё РѕР¶РёРґР°РµС‚ РїРѕРґРєР»СЋС‡РµРЅРёРµ РєР»РёРµРЅС‚Р°.</w:t>
+              <w:t>создает сервер и ожидает подключение клиента.</w:t>
             </w:r>
           </w:p>
         </w:tc>
@@ -5628,7 +5556,7 @@
                 <w:sz w:val="24"/>
                 <w:lang w:val="ru-RU"/>
               </w:rPr>
-              <w:t>РїРѕРґРєР»СЋС‡Р°РµС‚СЃСЏ Рє СЃРµСЂРІРµСЂСѓ Рё РѕР±РјРµРЅРёРІР°РµС‚СЃСЏ СЃРѕРѕР±С‰РµРЅРёСЏРјРё.</w:t>
+              <w:t>подключается к серверу и обменивается сообщениями.</w:t>
             </w:r>
           </w:p>
         </w:tc>
@@ -5670,7 +5598,7 @@
               <w:rPr>
                 <w:sz w:val="24"/>
               </w:rPr>
-              <w:t>РјРѕРґРµР»СЊ СЃРµС‚РµРІРѕРіРѕ СЃРѕРѕР±С‰РµРЅРёСЏ.</w:t>
+              <w:t>модель сетевого сообщения.</w:t>
             </w:r>
           </w:p>
         </w:tc>
@@ -5716,7 +5644,7 @@
                 <w:sz w:val="24"/>
                 <w:lang w:val="ru-RU"/>
               </w:rPr>
-              <w:t xml:space="preserve">РѕСЃРЅРѕРІРЅР°СЏ С„РѕСЂРјР° </w:t>
+              <w:t xml:space="preserve">основная форма </w:t>
             </w:r>
             <w:r>
               <w:rPr>
@@ -5729,7 +5657,7 @@
                 <w:sz w:val="24"/>
                 <w:lang w:val="ru-RU"/>
               </w:rPr>
-              <w:t xml:space="preserve"> Рё СЃРІСЏР·СЊ РёРЅС‚РµСЂС„РµР№СЃР° СЃ РёРіСЂРѕРІС‹Рј Рё СЃРµС‚РµРІС‹Рј РјРѕРґСѓР»СЏРјРё.</w:t>
+              <w:t xml:space="preserve"> и связь интерфейса с игровым и сетевым модулями.</w:t>
             </w:r>
           </w:p>
         </w:tc>
@@ -5771,7 +5699,7 @@
           <w:sz w:val="32"/>
           <w:lang w:val="ru-RU"/>
         </w:rPr>
-        <w:t>. РўСЂРµР±РѕРІР°РЅРёСЏ Рє СЃСЂРµРґРµ СЂР°Р·СЂР°Р±РѕС‚РєРё</w:t>
+        <w:t>. Требования к среде разработки</w:t>
       </w:r>
     </w:p>
     <w:p>
@@ -5792,7 +5720,7 @@
           <w:lang w:val="ru-RU"/>
         </w:rPr>
         <w:lastRenderedPageBreak/>
-        <w:t xml:space="preserve">РѕРїРµСЂР°С†РёРѕРЅРЅР°СЏ СЃРёСЃС‚РµРјР°: </w:t>
+        <w:t xml:space="preserve">операционная система: </w:t>
       </w:r>
       <w:r>
         <w:t>Windows</w:t>
@@ -5801,7 +5729,7 @@
         <w:rPr>
           <w:lang w:val="ru-RU"/>
         </w:rPr>
-        <w:t xml:space="preserve"> 10 РёР»Рё </w:t>
+        <w:t xml:space="preserve"> 10 или </w:t>
       </w:r>
       <w:r>
         <w:t>Windows</w:t>
@@ -5824,7 +5752,7 @@
         <w:jc w:val="both"/>
       </w:pPr>
       <w:r>
-        <w:t>СЃСЂРµРґР° СЂР°Р·СЂР°Р±РѕС‚РєРё: Visual Studio СЃ РїРѕРґРґРµСЂР¶РєРѕР№ .NET Desktop Development;</w:t>
+        <w:t>среда разработки: Visual Studio с поддержкой .NET Desktop Development;</w:t>
       </w:r>
     </w:p>
     <w:p>
@@ -5844,7 +5772,7 @@
         <w:rPr>
           <w:lang w:val="ru-RU"/>
         </w:rPr>
-        <w:t xml:space="preserve">СЏР·С‹Рє РїСЂРѕРіСЂР°РјРјРёСЂРѕРІР°РЅРёСЏ: </w:t>
+        <w:t xml:space="preserve">язык программирования: </w:t>
       </w:r>
       <w:r>
         <w:t>C</w:t>
@@ -5873,7 +5801,7 @@
         <w:rPr>
           <w:lang w:val="ru-RU"/>
         </w:rPr>
-        <w:t>РїР»Р°С‚С„РѕСЂРјР°: .</w:t>
+        <w:t>платформа: .</w:t>
       </w:r>
       <w:r>
         <w:t>NET</w:t>
@@ -5920,7 +5848,7 @@
         <w:rPr>
           <w:lang w:val="ru-RU"/>
         </w:rPr>
-        <w:t xml:space="preserve">СЃРёСЃС‚РµРјР° РєРѕРЅС‚СЂРѕР»СЏ РІРµСЂСЃРёР№: </w:t>
+        <w:t xml:space="preserve">система контроля версий: </w:t>
       </w:r>
       <w:r>
         <w:t>Git</w:t>
@@ -5949,7 +5877,7 @@
         <w:rPr>
           <w:lang w:val="ru-RU"/>
         </w:rPr>
-        <w:t>С‚РµСЃС‚РёСЂРѕРІР°РЅРёРµ: СЃС‚Р°РЅРґР°СЂС‚РЅС‹Р№ С‚РµСЃС‚РѕРІС‹Р№ РїСЂРѕРµРєС‚ .</w:t>
+        <w:t>тестирование: стандартный тестовый проект .</w:t>
       </w:r>
       <w:r>
         <w:t>NET</w:t>
@@ -5958,7 +5886,7 @@
         <w:rPr>
           <w:lang w:val="ru-RU"/>
         </w:rPr>
-        <w:t xml:space="preserve">, РЅР°РїСЂРёРјРµСЂ </w:t>
+        <w:t xml:space="preserve">, например </w:t>
       </w:r>
       <w:r>
         <w:t>MSTest</w:t>
@@ -5976,7 +5904,7 @@
         <w:rPr>
           <w:lang w:val="ru-RU"/>
         </w:rPr>
-        <w:t xml:space="preserve"> РёР»Рё </w:t>
+        <w:t xml:space="preserve"> или </w:t>
       </w:r>
       <w:r>
         <w:t>xUnit</w:t>
@@ -6017,7 +5945,7 @@
           <w:sz w:val="32"/>
           <w:lang w:val="ru-RU"/>
         </w:rPr>
-        <w:t>. РўСЂРµР±РѕРІР°РЅРёСЏ Рє РЅР°РґРµР¶РЅРѕСЃС‚Рё Рё РѕР±СЂР°Р±РѕС‚РєРµ РѕС€РёР±РѕРє</w:t>
+        <w:t>. Требования к надежности и обработке ошибок</w:t>
       </w:r>
     </w:p>
     <w:p>
@@ -6037,7 +5965,7 @@
         <w:rPr>
           <w:lang w:val="ru-RU"/>
         </w:rPr>
-        <w:t>РїСЂРёР»РѕР¶РµРЅРёРµ РЅРµ РґРѕР»Р¶РЅРѕ Р°РІР°СЂРёР№РЅРѕ Р·Р°РІРµСЂС€Р°С‚СЊСЃСЏ РїСЂРё РЅРµРєРѕСЂСЂРµРєС‚РЅРѕРј С…РѕРґРµ;</w:t>
+        <w:t>приложение не должно аварийно завершаться при некорректном ходе;</w:t>
       </w:r>
     </w:p>
     <w:p>
@@ -6057,13 +5985,13 @@
         <w:rPr>
           <w:lang w:val="ru-RU"/>
         </w:rPr>
-        <w:t>РїСЂРёР»РѕР¶РµРЅРё</w:t>
-      </w:r>
-      <w:r>
-        <w:rPr>
-          <w:lang w:val="ru-RU"/>
-        </w:rPr>
-        <w:t xml:space="preserve">Рµ РґРѕР»Р¶РЅРѕ РїРѕРєР°Р·С‹РІР°С‚СЊ РїРѕРЅСЏС‚РЅРѕРµ СЃРѕРѕР±С‰РµРЅРёРµ РїСЂРё РЅРµРІРµСЂРЅРѕРј </w:t>
+        <w:t>приложени</w:t>
+      </w:r>
+      <w:r>
+        <w:rPr>
+          <w:lang w:val="ru-RU"/>
+        </w:rPr>
+        <w:t xml:space="preserve">е должно показывать понятное сообщение при неверном </w:t>
       </w:r>
       <w:r>
         <w:t>IP</w:t>
@@ -6072,7 +6000,7 @@
         <w:rPr>
           <w:lang w:val="ru-RU"/>
         </w:rPr>
-        <w:t>-Р°РґСЂРµСЃРµ РёР»Рё РїРѕСЂС‚Рµ;</w:t>
+        <w:t>-адресе или порте;</w:t>
       </w:r>
     </w:p>
     <w:p>
@@ -6092,7 +6020,7 @@
         <w:rPr>
           <w:lang w:val="ru-RU"/>
         </w:rPr>
-        <w:t>РїСЂРёР»РѕР¶РµРЅРёРµ РґРѕР»Р¶РЅРѕ РїРѕРєР°Р·С‹РІР°С‚СЊ СЃРѕРѕР±С‰РµРЅРёРµ РїСЂРё РЅРµРІРѕР·РјРѕР¶РЅРѕСЃС‚Рё РїРѕРґРєР»СЋС‡РµРЅРёСЏ Рє СЃРµСЂРІРµСЂСѓ;</w:t>
+        <w:t>приложение должно показывать сообщение при невозможности подключения к серверу;</w:t>
       </w:r>
     </w:p>
     <w:p>
@@ -6112,7 +6040,7 @@
         <w:rPr>
           <w:lang w:val="ru-RU"/>
         </w:rPr>
-        <w:t>РїСЂРёР»РѕР¶РµРЅРёРµ РґРѕР»Р¶РЅРѕ РєРѕСЂСЂРµРєС‚РЅРѕ СЂРµР°РіРёСЂРѕРІР°С‚СЊ РЅР° РѕС‚РєР»СЋС‡РµРЅРёРµ РІС‚РѕСЂРѕРіРѕ РёРіСЂРѕРєР°;</w:t>
+        <w:t>приложение должно корректно реагировать на отключение второго игрока;</w:t>
       </w:r>
     </w:p>
     <w:p>
@@ -6132,13 +6060,13 @@
         <w:rPr>
           <w:lang w:val="ru-RU"/>
         </w:rPr>
-        <w:t>СЃРµС‚РµРІС‹Рµ СЂРµСЃСѓСЂСЃС‹ РґРѕР»Р¶РЅС‹ РѕСЃРІРѕ</w:t>
-      </w:r>
-      <w:r>
-        <w:rPr>
-          <w:lang w:val="ru-RU"/>
-        </w:rPr>
-        <w:t>Р±РѕР¶РґР°С‚СЊСЃСЏ РїСЂРё Р·Р°РєСЂС‹С‚РёРё РїСЂРёР»РѕР¶РµРЅРёСЏ;</w:t>
+        <w:t>сетевые ресурсы должны осво</w:t>
+      </w:r>
+      <w:r>
+        <w:rPr>
+          <w:lang w:val="ru-RU"/>
+        </w:rPr>
+        <w:t>бождаться при закрытии приложения;</w:t>
       </w:r>
     </w:p>
     <w:p>
@@ -6158,7 +6086,7 @@
         <w:rPr>
           <w:lang w:val="ru-RU"/>
         </w:rPr>
-        <w:t>СЃРѕСЃС‚РѕСЏРЅРёРµ РёРіСЂРѕРІРѕРіРѕ РїРѕР»СЏ РґРѕР»Р¶РЅРѕ РёР·РјРµРЅСЏС‚СЊСЃСЏ С‚РѕР»СЊРєРѕ РїРѕСЃР»Рµ СѓСЃРїРµС€РЅРѕР№ РїСЂРѕРІРµСЂРєРё С…РѕРґР°.</w:t>
+        <w:t>состояние игрового поля должно изменяться только после успешной проверки хода.</w:t>
       </w:r>
     </w:p>
     <w:p>
@@ -6190,7 +6118,7 @@
           <w:sz w:val="32"/>
           <w:lang w:val="ru-RU"/>
         </w:rPr>
-        <w:t>. РўСЂРµР±РѕРІР°РЅРёСЏ Рє С‚РµСЃС‚РёСЂРѕРІР°РЅРёСЋ</w:t>
+        <w:t>. Требования к тестированию</w:t>
       </w:r>
     </w:p>
     <w:p>
@@ -6206,13 +6134,13 @@
         <w:rPr>
           <w:lang w:val="ru-RU"/>
         </w:rPr>
-        <w:t>РўРµСЃС‚РёСЂРѕРІР°РЅРёРµ РґРѕР»Р¶РЅРѕ РїРѕРґС‚РІРµСЂР¶РґР°С‚СЊ СЃРѕРѕС‚РІРµС‚СЃС‚РІРёРµ РїСЂРёР»РѕР¶РµРЅРёСЏ С‚СЂРµР±РѕРІР°РЅРёСЏРј Рё РєРѕСЂСЂРµРєС‚РЅРѕСЃС‚СЊ РІР·Р°РёРјРѕРґРµР№СЃС‚РІРёСЏ РѕСЃРЅРѕРІРЅС‹С… РјРѕ</w:t>
-      </w:r>
-      <w:r>
-        <w:rPr>
-          <w:lang w:val="ru-RU"/>
-        </w:rPr>
-        <w:t>РґСѓР»РµР№.</w:t>
+        <w:t>Тестирование должно подтверждать соответствие приложения требованиям и корректность взаимодействия основных мо</w:t>
+      </w:r>
+      <w:r>
+        <w:rPr>
+          <w:lang w:val="ru-RU"/>
+        </w:rPr>
+        <w:t>дулей.</w:t>
       </w:r>
     </w:p>
     <w:p>
@@ -6241,7 +6169,7 @@
           <w:b/>
           <w:lang w:val="ru-RU"/>
         </w:rPr>
-        <w:t>.1. РњРѕРґСѓР»СЊРЅРѕРµ С‚РµСЃС‚РёСЂРѕРІР°РЅРёРµ</w:t>
+        <w:t>.1. Модульное тестирование</w:t>
       </w:r>
     </w:p>
     <w:p>
@@ -6261,7 +6189,7 @@
         <w:rPr>
           <w:lang w:val="ru-RU"/>
         </w:rPr>
-        <w:t>РїСЂРѕРІРµСЂРєР° РЅР°С‡Р°Р»СЊРЅРѕР№ СЂР°СЃСЃС‚Р°РЅРѕРІРєРё С€Р°С€РµРє;</w:t>
+        <w:t>проверка начальной расстановки шашек;</w:t>
       </w:r>
     </w:p>
     <w:p>
@@ -6281,7 +6209,7 @@
         <w:rPr>
           <w:lang w:val="ru-RU"/>
         </w:rPr>
-        <w:t>РїСЂРѕРІРµСЂРєР° РєРѕСЂСЂРµРєС‚РЅРѕРіРѕ РѕР±С‹С‡РЅРѕРіРѕ С…РѕРґР°;</w:t>
+        <w:t>проверка корректного обычного хода;</w:t>
       </w:r>
     </w:p>
     <w:p>
@@ -6301,7 +6229,7 @@
         <w:rPr>
           <w:lang w:val="ru-RU"/>
         </w:rPr>
-        <w:t>РїСЂРѕРІРµСЂРєР° Р·Р°РїСЂРµС‚Р° С…РѕРґР° РЅР° Р·Р°РЅСЏС‚СѓСЋ РєР»РµС‚РєСѓ;</w:t>
+        <w:t>проверка запрета хода на занятую клетку;</w:t>
       </w:r>
     </w:p>
     <w:p>
@@ -6321,7 +6249,7 @@
         <w:rPr>
           <w:lang w:val="ru-RU"/>
         </w:rPr>
-        <w:t>РїСЂРѕРІРµСЂРєР° Р·Р°РїСЂРµС‚Р° С…РѕРґР° РЅРµ РїРѕ РґРёР°РіРѕРЅР°Р»Рё;</w:t>
+        <w:t>проверка запрета хода не по диагонали;</w:t>
       </w:r>
     </w:p>
     <w:p>
@@ -6342,7 +6270,7 @@
           <w:lang w:val="ru-RU"/>
         </w:rPr>
         <w:lastRenderedPageBreak/>
-        <w:t>РїСЂРѕРІРµСЂРєР° РІР·СЏС‚РёСЏ С€Р°С€РєРё СЃРѕРїРµСЂРЅРёРєР°;</w:t>
+        <w:t>проверка взятия шашки соперника;</w:t>
       </w:r>
     </w:p>
     <w:p>
@@ -6362,13 +6290,13 @@
         <w:rPr>
           <w:lang w:val="ru-RU"/>
         </w:rPr>
-        <w:t>РїСЂРѕРІРµСЂРєР° РєРѕРЅС‚СЂРѕР»СЏ РѕС‡Рµ</w:t>
-      </w:r>
-      <w:r>
-        <w:rPr>
-          <w:lang w:val="ru-RU"/>
-        </w:rPr>
-        <w:t>СЂРµРґРЅРѕСЃС‚Рё С…РѕРґРѕРІ;</w:t>
+        <w:t>проверка контроля оче</w:t>
+      </w:r>
+      <w:r>
+        <w:rPr>
+          <w:lang w:val="ru-RU"/>
+        </w:rPr>
+        <w:t>редности ходов;</w:t>
       </w:r>
     </w:p>
     <w:p>
@@ -6388,7 +6316,7 @@
         <w:rPr>
           <w:lang w:val="ru-RU"/>
         </w:rPr>
-        <w:t>РїСЂРѕРІРµСЂРєР° РѕРїСЂРµРґРµР»РµРЅРёСЏ РїРѕР±РµРґРёС‚РµР»СЏ.</w:t>
+        <w:t>проверка определения победителя.</w:t>
       </w:r>
     </w:p>
     <w:p>
@@ -6417,7 +6345,7 @@
           <w:b/>
           <w:lang w:val="ru-RU"/>
         </w:rPr>
-        <w:t>.2. РРЅС‚РµРіСЂР°С†РёРѕРЅРЅРѕРµ С‚РµСЃС‚РёСЂРѕРІР°РЅРёРµ</w:t>
+        <w:t>.2. Интеграционное тестирование</w:t>
       </w:r>
     </w:p>
     <w:p>
@@ -6437,7 +6365,7 @@
         <w:rPr>
           <w:lang w:val="ru-RU"/>
         </w:rPr>
-        <w:t>РїСЂРѕРІРµСЂРєР° РїРµСЂРµРґР°С‡Рё С…РѕРґР° РјРµР¶РґСѓ СЃРµСЂРІРµСЂРѕРј Рё РєР»РёРµРЅС‚РѕРј;</w:t>
+        <w:t>проверка передачи хода между сервером и клиентом;</w:t>
       </w:r>
     </w:p>
     <w:p>
@@ -6457,7 +6385,7 @@
         <w:rPr>
           <w:lang w:val="ru-RU"/>
         </w:rPr>
-        <w:t>РїСЂРѕРІРµСЂРєР° РѕР±РЅРѕРІР»РµРЅРёСЏ РїРѕР»СЏ РїРѕСЃР»Рµ РїСЂРёРЅСЏС‚РѕРіРѕ СЃРµС‚РµРІРѕРіРѕ СЃРѕРѕР±С‰РµРЅРёСЏ;</w:t>
+        <w:t>проверка обновления поля после принятого сетевого сообщения;</w:t>
       </w:r>
     </w:p>
     <w:p>
@@ -6477,7 +6405,7 @@
         <w:rPr>
           <w:lang w:val="ru-RU"/>
         </w:rPr>
-        <w:t>РїСЂРѕРІРµСЂРєР° РѕР±СЂР°Р±РѕС‚РєРё РѕС‚РєР»СЋС‡РµРЅРёСЏ РєР»РёРµРЅС‚Р° РёР»Рё СЃРµСЂРІРµСЂР°.</w:t>
+        <w:t>проверка обработки отключения клиента или сервера.</w:t>
       </w:r>
     </w:p>
     <w:p>
@@ -6506,7 +6434,7 @@
           <w:b/>
           <w:lang w:val="ru-RU"/>
         </w:rPr>
-        <w:t>.3. РЎРёСЃС‚РµРјРЅРѕРµ Рё РїСЂРёРµРјРѕС‡РЅРѕРµ С‚РµСЃС‚РёСЂРѕРІР°РЅРёРµ</w:t>
+        <w:t>.3. Системное и приемочное тестирование</w:t>
       </w:r>
     </w:p>
     <w:p>
@@ -6526,7 +6454,7 @@
         <w:rPr>
           <w:lang w:val="ru-RU"/>
         </w:rPr>
-        <w:t>Р·Р°РїСѓСЃРє РґРІСѓС… СЌРєР·РµРјРїР»СЏСЂРѕРІ РїСЂРёР»РѕР¶РµРЅРёСЏ;</w:t>
+        <w:t>запуск двух экземпляров приложения;</w:t>
       </w:r>
     </w:p>
     <w:p>
@@ -6546,7 +6474,7 @@
         <w:rPr>
           <w:lang w:val="ru-RU"/>
         </w:rPr>
-        <w:t>СЃРѕР·РґР°РЅРёРµ СЃРµСЂРІРµСЂР° Рё РїРѕРґРєР»СЋС‡РµРЅРёРµ РєР»РёРµРЅС‚Р°;</w:t>
+        <w:t>создание сервера и подключение клиента;</w:t>
       </w:r>
     </w:p>
     <w:p>
@@ -6566,7 +6494,7 @@
         <w:rPr>
           <w:lang w:val="ru-RU"/>
         </w:rPr>
-        <w:t>РїСЂРѕРІРµРґРµРЅРёРµ РЅРµСЃРєРѕР»СЊРєРёС… РєРѕСЂСЂРµРєС‚РЅС‹С… С…РѕРґРѕРІ;</w:t>
+        <w:t>проведение нескольких корректных ходов;</w:t>
       </w:r>
     </w:p>
     <w:p>
@@ -6586,7 +6514,7 @@
         <w:rPr>
           <w:lang w:val="ru-RU"/>
         </w:rPr>
-        <w:t>РїРѕРїС‹С‚РєР° РІС‹РїРѕР»РЅРёС‚СЊ РЅРµРєРѕСЂСЂРµРєС‚РЅС‹Р№ С…РѕРґ;</w:t>
+        <w:t>попытка выполнить некорректный ход;</w:t>
       </w:r>
     </w:p>
     <w:p>
@@ -6606,13 +6534,13 @@
         <w:rPr>
           <w:lang w:val="ru-RU"/>
         </w:rPr>
-        <w:t xml:space="preserve">Р·Р°РІРµСЂС€РµРЅРёРµ РїР°СЂС‚РёРё Рё РѕС‚РѕР±СЂР°Р¶РµРЅРёРµ </w:t>
-      </w:r>
-      <w:r>
-        <w:rPr>
-          <w:lang w:val="ru-RU"/>
-        </w:rPr>
-        <w:t>РїРѕР±РµРґРёС‚РµР»СЏ;</w:t>
+        <w:t xml:space="preserve">завершение партии и отображение </w:t>
+      </w:r>
+      <w:r>
+        <w:rPr>
+          <w:lang w:val="ru-RU"/>
+        </w:rPr>
+        <w:t>победителя;</w:t>
       </w:r>
     </w:p>
     <w:p>
@@ -6632,7 +6560,7 @@
         <w:rPr>
           <w:lang w:val="ru-RU"/>
         </w:rPr>
-        <w:t>РїСЂРѕРІРµСЂРєР° РїРѕРІРµРґРµРЅРёСЏ РїСЂРё Р·Р°РєСЂС‹С‚РёРё РѕРґРЅРѕРіРѕ РёР· СЌРєР·РµРјРїР»СЏСЂРѕРІ РїСЂРёР»РѕР¶РµРЅРёСЏ.</w:t>
+        <w:t>проверка поведения при закрытии одного из экземпляров приложения.</w:t>
       </w:r>
     </w:p>
     <w:p>
@@ -6663,7 +6591,7 @@
           <w:sz w:val="32"/>
           <w:lang w:val="ru-RU"/>
         </w:rPr>
-        <w:t>. РўСЂРµР±РѕРІР°РЅРёСЏ Рє СѓРїСЂР°РІР»РµРЅРёСЋ РІРµСЂСЃРёСЏРјРё</w:t>
+        <w:t>. Требования к управлению версиями</w:t>
       </w:r>
     </w:p>
     <w:p>
@@ -6679,7 +6607,7 @@
         <w:rPr>
           <w:lang w:val="ru-RU"/>
         </w:rPr>
-        <w:t xml:space="preserve">РџСЂРѕРµРєС‚ РґРѕР»Р¶РµРЅ С…СЂР°РЅРёС‚СЊСЃСЏ РІ </w:t>
+        <w:t xml:space="preserve">Проект должен храниться в </w:t>
       </w:r>
       <w:r>
         <w:t>Git</w:t>
@@ -6688,7 +6616,7 @@
         <w:rPr>
           <w:lang w:val="ru-RU"/>
         </w:rPr>
-        <w:t>-СЂРµРїРѕР·РёС‚РѕСЂРёРё. РСЃС‚РѕСЂРёСЏ РёР·РјРµРЅРµРЅРёР№ РґРѕР»Р¶РЅР° Р±С‹С‚СЊ РїРѕРЅСЏС‚РЅРѕР№ Рё РѕС‚СЂР°Р¶Р°С‚СЊ РѕСЃРЅРѕРІРЅС‹Рµ СЌС‚Р°РїС‹ СЂР°Р·СЂР°Р±РѕС‚РєРё.</w:t>
+        <w:t>-репозитории. История изменений должна быть понятной и отражать основные этапы разработки.</w:t>
       </w:r>
     </w:p>
     <w:p>
@@ -6735,7 +6663,7 @@
         <w:rPr>
           <w:lang w:val="ru-RU"/>
         </w:rPr>
-        <w:t>СЃРѕР·РґР°РЅРёРµ РїСЂРѕРµРєС‚Р°;</w:t>
+        <w:t>создание проекта;</w:t>
       </w:r>
     </w:p>
     <w:p>
@@ -6794,7 +6722,7 @@
         <w:rPr>
           <w:lang w:val="ru-RU"/>
         </w:rPr>
-        <w:t xml:space="preserve"> РґРѕР±Р°РІР»РµРЅРёРµ РїСЂРѕРµРєС‚РЅРѕР№ РґРѕРєСѓРјРµРЅС‚Р°С†РёРё;</w:t>
+        <w:t xml:space="preserve"> добавление проектной документации;</w:t>
       </w:r>
     </w:p>
     <w:p>
@@ -6817,7 +6745,7 @@
         <w:t>-</w:t>
       </w:r>
       <w:r>
-        <w:t xml:space="preserve"> СЂРµР°Р»РёР·Р°С†РёСЏ РёРіСЂРѕРІРѕРіРѕ РїРѕР»СЏ;</w:t>
+        <w:t xml:space="preserve"> реализация игрового поля;</w:t>
       </w:r>
     </w:p>
     <w:p>
@@ -6864,7 +6792,7 @@
         <w:rPr>
           <w:lang w:val="ru-RU"/>
         </w:rPr>
-        <w:t>СЂРµР°Р»РёР·Р°С†РёСЏ</w:t>
+        <w:t>реализация</w:t>
       </w:r>
       <w:r>
         <w:t xml:space="preserve"> </w:t>
@@ -6873,7 +6801,7 @@
         <w:rPr>
           <w:lang w:val="ru-RU"/>
         </w:rPr>
-        <w:t>РїСЂРѕРІРµСЂРєРё</w:t>
+        <w:t>проверки</w:t>
       </w:r>
       <w:r>
         <w:t xml:space="preserve"> </w:t>
@@ -6882,7 +6810,7 @@
         <w:rPr>
           <w:lang w:val="ru-RU"/>
         </w:rPr>
-        <w:t>С…РѕРґРѕРІ</w:t>
+        <w:t>ходов</w:t>
       </w:r>
       <w:r>
         <w:t>;</w:t>
@@ -6953,7 +6881,7 @@
         <w:rPr>
           <w:lang w:val="ru-RU"/>
         </w:rPr>
-        <w:t>СЂРµР°Р»РёР·Р°С†РёСЏ</w:t>
+        <w:t>реализация</w:t>
       </w:r>
       <w:r>
         <w:rPr>
@@ -6965,13 +6893,13 @@
         <w:rPr>
           <w:lang w:val="ru-RU"/>
         </w:rPr>
-        <w:t>СЃРµС‚</w:t>
-      </w:r>
-      <w:r>
-        <w:rPr>
-          <w:lang w:val="ru-RU"/>
-        </w:rPr>
-        <w:t>РµРІРѕРіРѕ</w:t>
+        <w:t>сет</w:t>
+      </w:r>
+      <w:r>
+        <w:rPr>
+          <w:lang w:val="ru-RU"/>
+        </w:rPr>
+        <w:t>евого</w:t>
       </w:r>
       <w:r>
         <w:rPr>
@@ -6983,7 +6911,7 @@
         <w:rPr>
           <w:lang w:val="ru-RU"/>
         </w:rPr>
-        <w:t>РІР·Р°РёРјРѕРґРµР№СЃС‚РІРёСЏ</w:t>
+        <w:t>взаимодействия</w:t>
       </w:r>
       <w:r>
         <w:rPr>
@@ -7060,7 +6988,7 @@
         <w:rPr>
           <w:lang w:val="ru-RU"/>
         </w:rPr>
-        <w:t xml:space="preserve"> РґРѕР±Р°РІР»РµРЅРёРµ С‚РµСЃС‚РѕРІ РёРіСЂРѕРІРѕР№ Р»РѕРіРёРєРё;</w:t>
+        <w:t xml:space="preserve"> добавление тестов игровой логики;</w:t>
       </w:r>
     </w:p>
     <w:p>
@@ -7122,7 +7050,7 @@
         <w:rPr>
           <w:lang w:val="ru-RU"/>
         </w:rPr>
-        <w:t xml:space="preserve"> РґРѕР±Р°РІР»РµРЅРёРµ РёРЅСЃС‚СЂСѓРєС†РёРё РїРѕР»СЊР·РѕРІР°С‚РµР»СЏ.</w:t>
+        <w:t xml:space="preserve"> добавление инструкции пользователя.</w:t>
       </w:r>
     </w:p>
     <w:p>
@@ -7153,7 +7081,7 @@
           <w:sz w:val="32"/>
           <w:lang w:val="ru-RU"/>
         </w:rPr>
-        <w:t>. РўСЂРµР±РѕРІР°РЅРёСЏ Рє РїРѕР»СЊР·РѕРІР°С‚РµР»СЊСЃРєРѕР№ РґРѕРєСѓРјРµРЅС‚Р°С†РёРё</w:t>
+        <w:t>. Требования к пользовательской документации</w:t>
       </w:r>
     </w:p>
     <w:p>
@@ -7170,13 +7098,13 @@
           <w:lang w:val="ru-RU"/>
         </w:rPr>
         <w:lastRenderedPageBreak/>
-        <w:t>Рљ РїСЂРѕРµРєС‚Сѓ РґРѕР»Р¶РЅР° Р±С‹С‚СЊ РїРѕРґРіРѕС‚РѕРІР»РµРЅР° РєСЂР°С‚РєР°СЏ РїРѕР»СЊР·РѕРІР°С‚РµР»СЊСЃРєР°СЏ Рё</w:t>
-      </w:r>
-      <w:r>
-        <w:rPr>
-          <w:lang w:val="ru-RU"/>
-        </w:rPr>
-        <w:t>РЅСЃС‚СЂСѓРєС†РёСЏ. РћРЅР° РґРѕР»Р¶РЅР° РѕР±СЉСЏСЃРЅСЏС‚СЊ, РєР°Рє СѓСЃС‚Р°РЅРѕРІРёС‚СЊ РЅРµРѕР±С…РѕРґРёРјС‹Рµ РєРѕРјРїРѕРЅРµРЅС‚С‹, Р·Р°РїСѓСЃС‚РёС‚СЊ РїСЂРёР»РѕР¶РµРЅРёРµ, СЃРѕР·РґР°С‚СЊ СЃРµСЂРІРµСЂ, РїРѕРґРєР»СЋС‡РёС‚СЊСЃСЏ Рє РёРіСЂРµ Рё РІС‹РїРѕР»РЅРёС‚СЊ С…РѕРґ.</w:t>
+        <w:t>К проекту должна быть подготовлена краткая пользовательская и</w:t>
+      </w:r>
+      <w:r>
+        <w:rPr>
+          <w:lang w:val="ru-RU"/>
+        </w:rPr>
+        <w:t>нструкция. Она должна объяснять, как установить необходимые компоненты, запустить приложение, создать сервер, подключиться к игре и выполнить ход.</w:t>
       </w:r>
     </w:p>
     <w:p>
@@ -7196,7 +7124,7 @@
         <w:rPr>
           <w:lang w:val="ru-RU"/>
         </w:rPr>
-        <w:t>РѕРїРёСЃР°РЅРёРµ РЅР°Р·РЅР°С‡РµРЅРёСЏ РїСЂРёР»РѕР¶РµРЅРёСЏ;</w:t>
+        <w:t>описание назначения приложения;</w:t>
       </w:r>
     </w:p>
     <w:p>
@@ -7216,7 +7144,7 @@
         <w:rPr>
           <w:lang w:val="ru-RU"/>
         </w:rPr>
-        <w:t xml:space="preserve">РёРЅСЃС‚СЂСѓРєС†РёСЏ РїРѕ Р·Р°РїСѓСЃРєСѓ РїСЂРѕРµРєС‚Р° РёР· </w:t>
+        <w:t xml:space="preserve">инструкция по запуску проекта из </w:t>
       </w:r>
       <w:r>
         <w:t>Visual</w:t>
@@ -7254,13 +7182,13 @@
         <w:rPr>
           <w:lang w:val="ru-RU"/>
         </w:rPr>
-        <w:t>РёРЅСЃС‚СЂСѓРєС†РёСЏ РїРѕ Р·Р°РїСѓСЃРєСѓ Рґ</w:t>
-      </w:r>
-      <w:r>
-        <w:rPr>
-          <w:lang w:val="ru-RU"/>
-        </w:rPr>
-        <w:t>РІСѓС… СЌРєР·РµРјРїР»СЏСЂРѕРІ РїСЂРёР»РѕР¶РµРЅРёСЏ;</w:t>
+        <w:t>инструкция по запуску д</w:t>
+      </w:r>
+      <w:r>
+        <w:rPr>
+          <w:lang w:val="ru-RU"/>
+        </w:rPr>
+        <w:t>вух экземпляров приложения;</w:t>
       </w:r>
     </w:p>
     <w:p>
@@ -7280,7 +7208,7 @@
         <w:rPr>
           <w:lang w:val="ru-RU"/>
         </w:rPr>
-        <w:t>РёРЅСЃС‚СЂСѓРєС†РёСЏ РїРѕ СЃРѕР·РґР°РЅРёСЋ СЃРµСЂРІРµСЂР° Рё РїРѕРґРєР»СЋС‡РµРЅРёСЋ РєР»РёРµРЅС‚Р°;</w:t>
+        <w:t>инструкция по созданию сервера и подключению клиента;</w:t>
       </w:r>
     </w:p>
     <w:p>
@@ -7300,7 +7228,7 @@
         <w:rPr>
           <w:lang w:val="ru-RU"/>
         </w:rPr>
-        <w:t>РѕРїРёСЃР°РЅРёРµ РїСЂР°РІРёР» РІС‹РїРѕР»РЅРµРЅРёСЏ С…РѕРґРѕРІ;</w:t>
+        <w:t>описание правил выполнения ходов;</w:t>
       </w:r>
     </w:p>
     <w:p>
@@ -7320,7 +7248,7 @@
         <w:rPr>
           <w:lang w:val="ru-RU"/>
         </w:rPr>
-        <w:t>РѕРїРёСЃР°РЅРёРµ С‚РёРїРѕРІС‹С… РѕС€РёР±РѕРє Рё СЃРїРѕСЃРѕР±РѕРІ РёС… СѓСЃС‚СЂР°РЅРµРЅРёСЏ.</w:t>
+        <w:t>описание типовых ошибок и способов их устранения.</w:t>
       </w:r>
     </w:p>
     <w:p>
@@ -7347,7 +7275,7 @@
           <w:b/>
           <w:sz w:val="32"/>
         </w:rPr>
-        <w:t>. РЎРѕСЃС‚Р°РІ РїРѕСЃС‚Р°РІРєРё РїСЂРѕРµРєС‚Р°</w:t>
+        <w:t>. Состав поставки проекта</w:t>
       </w:r>
     </w:p>
     <w:tbl>
@@ -7392,7 +7320,7 @@
                 <w:b/>
                 <w:sz w:val="24"/>
               </w:rPr>
-              <w:t>РљРѕРјРїРѕРЅРµРЅС‚</w:t>
+              <w:t>Компонент</w:t>
             </w:r>
           </w:p>
         </w:tc>
@@ -7412,7 +7340,7 @@
                 <w:b/>
                 <w:sz w:val="24"/>
               </w:rPr>
-              <w:t>РћРїРёСЃР°РЅРёРµ</w:t>
+              <w:t>Описание</w:t>
             </w:r>
           </w:p>
         </w:tc>
@@ -7440,7 +7368,7 @@
                 <w:sz w:val="24"/>
                 <w:lang w:val="ru-RU"/>
               </w:rPr>
-              <w:t>РЈСЃС‚Р°РЅРѕРІС‰РёРє РїСЂРёР»РѕР¶РµРЅРёСЏ</w:t>
+              <w:t>Установщик приложения</w:t>
             </w:r>
           </w:p>
         </w:tc>
@@ -7475,7 +7403,7 @@
                 <w:sz w:val="24"/>
                 <w:lang w:val="ru-RU"/>
               </w:rPr>
-              <w:t xml:space="preserve">С„Р°Р№Р» РїРѕРґРіРѕС‚РѕРІР»РµРЅРЅС‹Р№ С‡РµСЂРµР· </w:t>
+              <w:t xml:space="preserve">файл подготовленный через </w:t>
             </w:r>
             <w:r>
               <w:rPr>
@@ -7518,7 +7446,7 @@
               <w:rPr>
                 <w:sz w:val="24"/>
               </w:rPr>
-              <w:t>РџСЂРѕРµРєС‚</w:t>
+              <w:t>Проект</w:t>
             </w:r>
           </w:p>
         </w:tc>
@@ -7540,7 +7468,7 @@
                 <w:sz w:val="24"/>
                 <w:lang w:val="ru-RU"/>
               </w:rPr>
-              <w:t>РџР°РїРєР° РїСЂРѕРµРєС‚Р° СЃ РґРѕРєСѓРјРµРЅС‚Р°РјРё Рё РёСЃС…РѕРґРЅС‹Рј РєРѕРґРѕРј</w:t>
+              <w:t>Папка проекта с документами и исходным кодом</w:t>
             </w:r>
           </w:p>
         </w:tc>
@@ -7564,7 +7492,7 @@
               <w:rPr>
                 <w:sz w:val="24"/>
               </w:rPr>
-              <w:t>РўРµС…РЅРёС‡РµСЃРєРѕРµ Р·Р°РґР°РЅРёРµ</w:t>
+              <w:t>Техническое задание</w:t>
             </w:r>
           </w:p>
         </w:tc>
@@ -7582,7 +7510,7 @@
               <w:rPr>
                 <w:sz w:val="24"/>
               </w:rPr>
-              <w:t>РЅР°СЃС‚РѕСЏС‰РёР№ РґРѕРєСѓРјРµРЅС‚.</w:t>
+              <w:t>настоящий документ.</w:t>
             </w:r>
           </w:p>
         </w:tc>
@@ -7628,7 +7556,7 @@
                 <w:sz w:val="24"/>
                 <w:lang w:val="ru-RU"/>
               </w:rPr>
-              <w:t>РєСЂР°С‚РєРѕРµ РѕРїРёСЃР°РЅРёРµ РїСЂРѕРµРєС‚Р° Рё РёРЅСЃС‚СЂСѓРєС†РёСЏ РїРѕ Р·Р°РїСѓСЃРєСѓ.</w:t>
+              <w:t>краткое описание проекта и инструкция по запуску.</w:t>
             </w:r>
           </w:p>
         </w:tc>
@@ -7652,7 +7580,7 @@
               <w:rPr>
                 <w:sz w:val="24"/>
               </w:rPr>
-              <w:t>Git-СЂРµРїРѕР·РёС‚РѕСЂРёР№</w:t>
+              <w:t>Git-репозиторий</w:t>
             </w:r>
           </w:p>
         </w:tc>
@@ -7674,7 +7602,7 @@
                 <w:sz w:val="24"/>
                 <w:lang w:val="ru-RU"/>
               </w:rPr>
-              <w:t xml:space="preserve">РёСЃС‚РѕСЂРёСЏ СЂР°Р·СЂР°Р±РѕС‚РєРё СЃ РїРѕРЅСЏС‚РЅС‹РјРё </w:t>
+              <w:t xml:space="preserve">история разработки с понятными </w:t>
             </w:r>
             <w:r>
               <w:rPr>
@@ -7687,7 +7615,7 @@
                 <w:sz w:val="24"/>
                 <w:lang w:val="ru-RU"/>
               </w:rPr>
-              <w:t>-СЃРѕРѕР±С‰РµРЅРёСЏРјРё.</w:t>
+              <w:t>-сообщениями.</w:t>
             </w:r>
           </w:p>
         </w:tc>
@@ -7721,7 +7649,7 @@
           <w:sz w:val="32"/>
           <w:lang w:val="ru-RU"/>
         </w:rPr>
-        <w:t>. РљСЂРёС‚РµСЂРёРё РїСЂРёРµРјРєРё</w:t>
+        <w:t>. Критерии приемки</w:t>
       </w:r>
     </w:p>
     <w:p>
@@ -7737,13 +7665,13 @@
         <w:rPr>
           <w:lang w:val="ru-RU"/>
         </w:rPr>
-        <w:t xml:space="preserve">РџСЂРѕРµРєС‚ </w:t>
-      </w:r>
-      <w:r>
-        <w:rPr>
-          <w:lang w:val="ru-RU"/>
-        </w:rPr>
-        <w:t>СЃС‡РёС‚Р°РµС‚СЃСЏ РіРѕС‚РѕРІС‹Рј Рє РїСЂРёРµРјРєРµ, РµСЃР»Рё РІС‹РїРѕР»РЅРµРЅС‹ СЃР»РµРґСѓСЋС‰РёРµ СѓСЃР»РѕРІРёСЏ:</w:t>
+        <w:t xml:space="preserve">Проект </w:t>
+      </w:r>
+      <w:r>
+        <w:rPr>
+          <w:lang w:val="ru-RU"/>
+        </w:rPr>
+        <w:t>считается готовым к приемке, если выполнены следующие условия:</w:t>
       </w:r>
     </w:p>
     <w:p>
@@ -7763,19 +7691,19 @@
         <w:rPr>
           <w:lang w:val="ru-RU"/>
         </w:rPr>
-        <w:t xml:space="preserve">РїСЂРёР»РѕР¶РµРЅРёРµ СѓСЃРїРµС€РЅРѕ </w:t>
-      </w:r>
-      <w:r>
-        <w:rPr>
-          <w:lang w:val="ru-RU"/>
-        </w:rPr>
-        <w:t>СѓСЃС‚Р°РЅР°РІР»РёРІР°РµС‚СЃСЏ С‡РµСЂРµР· СѓСЃС‚Р°РЅРѕРІС‰РёРє</w:t>
-      </w:r>
-      <w:r>
-        <w:rPr>
-          <w:lang w:val="ru-RU"/>
-        </w:rPr>
-        <w:t xml:space="preserve"> РЅР° </w:t>
+        <w:t xml:space="preserve">приложение успешно </w:t>
+      </w:r>
+      <w:r>
+        <w:rPr>
+          <w:lang w:val="ru-RU"/>
+        </w:rPr>
+        <w:t>устанавливается через установщик</w:t>
+      </w:r>
+      <w:r>
+        <w:rPr>
+          <w:lang w:val="ru-RU"/>
+        </w:rPr>
+        <w:t xml:space="preserve"> на </w:t>
       </w:r>
       <w:r>
         <w:t>Windows</w:t>
@@ -7804,7 +7732,7 @@
         <w:rPr>
           <w:lang w:val="ru-RU"/>
         </w:rPr>
-        <w:t xml:space="preserve">РѕРґРёРЅ СЌРєР·РµРјРїР»СЏСЂ РїСЂРёР»РѕР¶РµРЅРёСЏ РјРѕР¶РµС‚ СЃРѕР·РґР°С‚СЊ </w:t>
+        <w:t xml:space="preserve">один экземпляр приложения может создать </w:t>
       </w:r>
       <w:r>
         <w:t>TCP</w:t>
@@ -7813,7 +7741,7 @@
         <w:rPr>
           <w:lang w:val="ru-RU"/>
         </w:rPr>
-        <w:t>-СЃРµСЂРІРµСЂ;</w:t>
+        <w:t>-сервер;</w:t>
       </w:r>
     </w:p>
     <w:p>
@@ -7833,7 +7761,7 @@
         <w:rPr>
           <w:lang w:val="ru-RU"/>
         </w:rPr>
-        <w:t xml:space="preserve">РІС‚РѕСЂРѕР№ СЌРєР·РµРјРїР»СЏСЂ РїСЂРёР»РѕР¶РµРЅРёСЏ РјРѕР¶РµС‚ РїРѕРґРєР»СЋС‡РёС‚СЊСЃСЏ Рє СЃРµСЂРІРµСЂСѓ РїРѕ </w:t>
+        <w:t xml:space="preserve">второй экземпляр приложения может подключиться к серверу по </w:t>
       </w:r>
       <w:r>
         <w:t>IP</w:t>
@@ -7842,7 +7770,7 @@
         <w:rPr>
           <w:lang w:val="ru-RU"/>
         </w:rPr>
-        <w:t>-Р°РґСЂРµСЃСѓ Рё РїРѕСЂС‚Сѓ;</w:t>
+        <w:t>-адресу и порту;</w:t>
       </w:r>
     </w:p>
     <w:p>
@@ -7862,13 +7790,13 @@
         <w:rPr>
           <w:lang w:val="ru-RU"/>
         </w:rPr>
-        <w:t>РёРіСЂРѕРІРѕРµ РїРѕР»</w:t>
-      </w:r>
-      <w:r>
-        <w:rPr>
-          <w:lang w:val="ru-RU"/>
-        </w:rPr>
-        <w:t>Рµ 8</w:t>
+        <w:t>игровое пол</w:t>
+      </w:r>
+      <w:r>
+        <w:rPr>
+          <w:lang w:val="ru-RU"/>
+        </w:rPr>
+        <w:t>е 8</w:t>
       </w:r>
       <w:r>
         <w:t>x</w:t>
@@ -7877,7 +7805,7 @@
         <w:rPr>
           <w:lang w:val="ru-RU"/>
         </w:rPr>
-        <w:t>8 РѕС‚РѕР±СЂР°Р¶Р°РµС‚СЃСЏ РєРѕСЂСЂРµРєС‚РЅРѕ;</w:t>
+        <w:t>8 отображается корректно;</w:t>
       </w:r>
     </w:p>
     <w:p>
@@ -7897,7 +7825,7 @@
         <w:rPr>
           <w:lang w:val="ru-RU"/>
         </w:rPr>
-        <w:t>С…РѕРґС‹ РёРіСЂРѕРєРѕРІ РІС‹РїРѕР»РЅСЏСЋС‚СЃСЏ РїРѕ РѕС‡РµСЂРµРґРё;</w:t>
+        <w:t>ходы игроков выполняются по очереди;</w:t>
       </w:r>
     </w:p>
     <w:p>
@@ -7917,7 +7845,7 @@
         <w:rPr>
           <w:lang w:val="ru-RU"/>
         </w:rPr>
-        <w:t>РєРѕСЂСЂРµРєС‚РЅС‹Рµ С…РѕРґС‹ РёР·РјРµРЅСЏСЋС‚ СЃРѕСЃС‚РѕСЏРЅРёРµ РїРѕР»СЏ Сѓ РѕР±РѕРёС… РёРіСЂРѕРєРѕРІ;</w:t>
+        <w:t>корректные ходы изменяют состояние поля у обоих игроков;</w:t>
       </w:r>
     </w:p>
     <w:p>
@@ -7937,7 +7865,7 @@
         <w:rPr>
           <w:lang w:val="ru-RU"/>
         </w:rPr>
-        <w:t>РЅРµРєРѕСЂСЂРµРєС‚РЅС‹Рµ С…РѕРґС‹ Р·Р°РїСЂРµС‰Р°СЋС‚СЃСЏ Рё РЅРµ РёР·РјРµРЅСЏСЋС‚ СЃРѕСЃС‚РѕСЏРЅРёРµ РїР°СЂС‚РёРё;</w:t>
+        <w:t>некорректные ходы запрещаются и не изменяют состояние партии;</w:t>
       </w:r>
     </w:p>
     <w:p>
@@ -7958,7 +7886,7 @@
           <w:lang w:val="ru-RU"/>
         </w:rPr>
         <w:lastRenderedPageBreak/>
-        <w:t>РІР·СЏС‚РёРµ С€Р°С€РєРё СЃРѕРїРµСЂРЅРёРєР° СЂР°Р±РѕС‚Р°РµС‚ РєРѕСЂСЂРµРєС‚РЅРѕ;</w:t>
+        <w:t>взятие шашки соперника работает корректно;</w:t>
       </w:r>
     </w:p>
     <w:p>
@@ -7978,13 +7906,13 @@
         <w:rPr>
           <w:lang w:val="ru-RU"/>
         </w:rPr>
-        <w:t>РїСЂРёР»РѕР¶РµРЅРёРµ РѕРїСЂРµРґРµ</w:t>
-      </w:r>
-      <w:r>
-        <w:rPr>
-          <w:lang w:val="ru-RU"/>
-        </w:rPr>
-        <w:t>Р»СЏРµС‚ РѕРєРѕРЅС‡Р°РЅРёРµ РїР°СЂС‚РёРё Рё РїРѕРєР°Р·С‹РІР°РµС‚ РїРѕР±РµРґРёС‚РµР»СЏ;</w:t>
+        <w:t>приложение опреде</w:t>
+      </w:r>
+      <w:r>
+        <w:rPr>
+          <w:lang w:val="ru-RU"/>
+        </w:rPr>
+        <w:t>ляет окончание партии и показывает победителя;</w:t>
       </w:r>
     </w:p>
     <w:p>
@@ -8004,7 +7932,7 @@
         <w:rPr>
           <w:lang w:val="ru-RU"/>
         </w:rPr>
-        <w:t>РїСЂРё РїРѕС‚РµСЂРµ СЃРѕРµРґРёРЅРµРЅРёСЏ РїРѕР»СЊР·РѕРІР°С‚РµР»СЊ РІРёРґРёС‚ СЃРѕРѕР±С‰РµРЅРёРµ РѕР± РѕС€РёР±РєРµ;</w:t>
+        <w:t>при потере соединения пользователь видит сообщение об ошибке;</w:t>
       </w:r>
     </w:p>
     <w:p>
@@ -8024,7 +7952,7 @@
         <w:rPr>
           <w:lang w:val="ru-RU"/>
         </w:rPr>
-        <w:t>РёРіСЂРѕРІР°СЏ Р»РѕРіРёРєР° Рё СЃРµС‚РµРІРѕР№ РєРѕРґ РѕС‚РґРµР»РµРЅС‹ РѕС‚ РёРЅС‚РµСЂС„РµР№СЃР°;</w:t>
+        <w:t>игровая логика и сетевой код отделены от интерфейса;</w:t>
       </w:r>
     </w:p>
     <w:p>
@@ -8044,7 +7972,7 @@
         <w:rPr>
           <w:lang w:val="ru-RU"/>
         </w:rPr>
-        <w:t>РѕСЃРЅРѕРІРЅС‹Рµ РєРѕРјРїРѕРЅРµРЅС‚С‹ РёРіСЂРѕРІРѕР№ Р»РѕРіРёРєРё РїРѕРєСЂС‹С‚С‹ РјРѕРґСѓР»СЊРЅС‹РјРё С‚РµСЃС‚Р°РјРё;</w:t>
+        <w:t>основные компоненты игровой логики покрыты модульными тестами;</w:t>
       </w:r>
     </w:p>
     <w:p>
@@ -8064,13 +7992,13 @@
         <w:rPr>
           <w:lang w:val="ru-RU"/>
         </w:rPr>
-        <w:t>РІ СЂРµРїРѕР·РёС‚РѕСЂРёРё РїСЂРёСЃСѓС‚СЃС‚РІ</w:t>
-      </w:r>
-      <w:r>
-        <w:rPr>
-          <w:lang w:val="ru-RU"/>
-        </w:rPr>
-        <w:t>СѓСЋС‚ РёСЃС…РѕРґРЅС‹Р№ РєРѕРґ, РґРѕРєСѓРјРµРЅС‚Р°С†РёСЏ Рё РїРѕРЅСЏС‚РЅР°СЏ РёСЃС‚РѕСЂРёСЏ РёР·РјРµРЅРµРЅРёР№.</w:t>
+        <w:t>в репозитории присутств</w:t>
+      </w:r>
+      <w:r>
+        <w:rPr>
+          <w:lang w:val="ru-RU"/>
+        </w:rPr>
+        <w:t>уют исходный код, документация и понятная история изменений.</w:t>
       </w:r>
     </w:p>
     <w:sectPr>
@@ -8085,7 +8013,7 @@
 </w:document>
 </file>
 
-<file path=word\endnotes.xml><?xml version="1.0" encoding="utf-8"?>
+<file path=word/endnotes.xml><?xml version="1.0" encoding="utf-8"?>
 <w:endnotes xmlns:wpc="http://schemas.microsoft.com/office/word/2010/wordprocessingCanvas" xmlns:cx="http://schemas.microsoft.com/office/drawing/2014/chartex" xmlns:cx1="http://schemas.microsoft.com/office/drawing/2015/9/8/chartex" xmlns:cx2="http://schemas.microsoft.com/office/drawing/2015/10/21/chartex" xmlns:cx3="http://schemas.microsoft.com/office/drawing/2016/5/9/chartex" xmlns:cx4="http://schemas.microsoft.com/office/drawing/2016/5/10/chartex" xmlns:cx5="http://schemas.microsoft.com/office/drawing/2016/5/11/chartex" xmlns:cx6="http://schemas.microsoft.com/office/drawing/2016/5/12/chartex" xmlns:cx7="http://schemas.microsoft.com/office/drawing/2016/5/13/chartex" xmlns:cx8="http://schemas.microsoft.com/office/drawing/2016/5/14/chartex" xmlns:mc="http://schemas.openxmlformats.org/markup-compatibility/2006" xmlns:aink="http://schemas.microsoft.com/office/drawing/2016/ink" xmlns:am3d="http://schemas.microsoft.com/office/drawing/2017/model3d" xmlns:o="urn:schemas-microsoft-com:office:office" xmlns:r="http://schemas.openxmlformats.org/officeDocument/2006/relationships" xmlns:m="http://schemas.openxmlformats.org/officeDocument/2006/math" xmlns:v="urn:schemas-microsoft-com:vml" xmlns:wp14="http://schemas.microsoft.com/office/word/2010/wordprocessingDrawing" xmlns:wp="http://schemas.openxmlformats.org/drawingml/2006/wordprocessingDrawing" xmlns:w10="urn:schemas-microsoft-com:office:word" xmlns:w="http://schemas.openxmlformats.org/wordprocessingml/2006/main" xmlns:w14="http://schemas.microsoft.com/office/word/2010/wordml" xmlns:w15="http://schemas.microsoft.com/office/word/2012/wordml" xmlns:w16cex="http://schemas.microsoft.com/office/word/2018/wordml/cex" xmlns:w16cid="http://schemas.microsoft.com/office/word/2016/wordml/cid" xmlns:w16="http://schemas.microsoft.com/office/word/2018/wordml" xmlns:w16sdtdh="http://schemas.microsoft.com/office/word/2020/wordml/sdtdatahash" xmlns:w16se="http://schemas.microsoft.com/office/word/2015/wordml/symex" xmlns:wpg="http://schemas.microsoft.com/office/word/2010/wordprocessingGroup" xmlns:wpi="http://schemas.microsoft.com/office/word/2010/wordprocessingInk" xmlns:wne="http://schemas.microsoft.com/office/word/2006/wordml" xmlns:wps="http://schemas.microsoft.com/office/word/2010/wordprocessingShape" mc:Ignorable="w14 w15 w16se w16cid w16 w16cex w16sdtdh wp14">
   <w:endnote w:type="separator" w:id="-1">
     <w:p>
@@ -8110,77 +8038,7 @@
 </w:endnotes>
 </file>
 
-<file path=word\fontTable.xml><?xml version="1.0" encoding="utf-8"?>
-<w:fonts xmlns:mc="http://schemas.openxmlformats.org/markup-compatibility/2006" xmlns:r="http://schemas.openxmlformats.org/officeDocument/2006/relationships" xmlns:w="http://schemas.openxmlformats.org/wordprocessingml/2006/main" xmlns:w14="http://schemas.microsoft.com/office/word/2010/wordml" xmlns:w15="http://schemas.microsoft.com/office/word/2012/wordml" xmlns:w16cex="http://schemas.microsoft.com/office/word/2018/wordml/cex" xmlns:w16cid="http://schemas.microsoft.com/office/word/2016/wordml/cid" xmlns:w16="http://schemas.microsoft.com/office/word/2018/wordml" xmlns:w16sdtdh="http://schemas.microsoft.com/office/word/2020/wordml/sdtdatahash" xmlns:w16se="http://schemas.microsoft.com/office/word/2015/wordml/symex" mc:Ignorable="w14 w15 w16se w16cid w16 w16cex w16sdtdh">
-  <w:font w:name="Symbol">
-    <w:panose1 w:val="05050102010706020507"/>
-    <w:charset w:val="02"/>
-    <w:family w:val="roman"/>
-    <w:pitch w:val="variable"/>
-    <w:sig w:usb0="00000000" w:usb1="10000000" w:usb2="00000000" w:usb3="00000000" w:csb0="80000000" w:csb1="00000000"/>
-  </w:font>
-  <w:font w:name="Times New Roman">
-    <w:panose1 w:val="02020603050405020304"/>
-    <w:charset w:val="CC"/>
-    <w:family w:val="roman"/>
-    <w:pitch w:val="variable"/>
-    <w:sig w:usb0="E0002EFF" w:usb1="C000785B" w:usb2="00000009" w:usb3="00000000" w:csb0="000001FF" w:csb1="00000000"/>
-  </w:font>
-  <w:font w:name="Courier New">
-    <w:panose1 w:val="02070309020205020404"/>
-    <w:charset w:val="CC"/>
-    <w:family w:val="modern"/>
-    <w:pitch w:val="fixed"/>
-    <w:sig w:usb0="E0002EFF" w:usb1="C0007843" w:usb2="00000009" w:usb3="00000000" w:csb0="000001FF" w:csb1="00000000"/>
-  </w:font>
-  <w:font w:name="Wingdings">
-    <w:panose1 w:val="05000000000000000000"/>
-    <w:charset w:val="02"/>
-    <w:family w:val="auto"/>
-    <w:pitch w:val="variable"/>
-    <w:sig w:usb0="00000000" w:usb1="10000000" w:usb2="00000000" w:usb3="00000000" w:csb0="80000000" w:csb1="00000000"/>
-  </w:font>
-  <w:font w:name="Cambria">
-    <w:panose1 w:val="02040503050406030204"/>
-    <w:charset w:val="CC"/>
-    <w:family w:val="roman"/>
-    <w:pitch w:val="variable"/>
-    <w:sig w:usb0="E00006FF" w:usb1="420024FF" w:usb2="02000000" w:usb3="00000000" w:csb0="0000019F" w:csb1="00000000"/>
-  </w:font>
-  <w:font w:name="MS Mincho">
-    <w:altName w:val="ＭＳ 明朝"/>
-    <w:panose1 w:val="02020609040205080304"/>
-    <w:charset w:val="80"/>
-    <w:family w:val="modern"/>
-    <w:pitch w:val="fixed"/>
-    <w:sig w:usb0="E00002FF" w:usb1="6AC7FDFB" w:usb2="08000012" w:usb3="00000000" w:csb0="0002009F" w:csb1="00000000"/>
-  </w:font>
-  <w:font w:name="Calibri">
-    <w:panose1 w:val="020F0502020204030204"/>
-    <w:charset w:val="CC"/>
-    <w:family w:val="swiss"/>
-    <w:pitch w:val="variable"/>
-    <w:sig w:usb0="E4002EFF" w:usb1="C000247B" w:usb2="00000009" w:usb3="00000000" w:csb0="000001FF" w:csb1="00000000"/>
-  </w:font>
-  <w:font w:name="MS Gothic">
-    <w:altName w:val="ＭＳ ゴシック"/>
-    <w:panose1 w:val="020B0609070205080204"/>
-    <w:charset w:val="80"/>
-    <w:family w:val="modern"/>
-    <w:pitch w:val="fixed"/>
-    <w:sig w:usb0="E00002FF" w:usb1="6AC7FDFB" w:usb2="08000012" w:usb3="00000000" w:csb0="0002009F" w:csb1="00000000"/>
-  </w:font>
-  <w:font w:name="Courier">
-    <w:panose1 w:val="02070309020205020404"/>
-    <w:charset w:val="00"/>
-    <w:family w:val="auto"/>
-    <w:pitch w:val="variable"/>
-    <w:sig w:usb0="00000003" w:usb1="00000000" w:usb2="00000000" w:usb3="00000000" w:csb0="00000001" w:csb1="00000000"/>
-  </w:font>
-</w:fonts>
-</file>
-
-<file path=word\footer1.xml><?xml version="1.0" encoding="utf-8"?>
+<file path=word/footer1.xml><?xml version="1.0" encoding="utf-8"?>
 <w:ftr xmlns:wpc="http://schemas.microsoft.com/office/word/2010/wordprocessingCanvas" xmlns:cx="http://schemas.microsoft.com/office/drawing/2014/chartex" xmlns:cx1="http://schemas.microsoft.com/office/drawing/2015/9/8/chartex" xmlns:cx2="http://schemas.microsoft.com/office/drawing/2015/10/21/chartex" xmlns:cx3="http://schemas.microsoft.com/office/drawing/2016/5/9/chartex" xmlns:cx4="http://schemas.microsoft.com/office/drawing/2016/5/10/chartex" xmlns:cx5="http://schemas.microsoft.com/office/drawing/2016/5/11/chartex" xmlns:cx6="http://schemas.microsoft.com/office/drawing/2016/5/12/chartex" xmlns:cx7="http://schemas.microsoft.com/office/drawing/2016/5/13/chartex" xmlns:cx8="http://schemas.microsoft.com/office/drawing/2016/5/14/chartex" xmlns:mc="http://schemas.openxmlformats.org/markup-compatibility/2006" xmlns:aink="http://schemas.microsoft.com/office/drawing/2016/ink" xmlns:am3d="http://schemas.microsoft.com/office/drawing/2017/model3d" xmlns:o="urn:schemas-microsoft-com:office:office" xmlns:r="http://schemas.openxmlformats.org/officeDocument/2006/relationships" xmlns:m="http://schemas.openxmlformats.org/officeDocument/2006/math" xmlns:v="urn:schemas-microsoft-com:vml" xmlns:wp14="http://schemas.microsoft.com/office/word/2010/wordprocessingDrawing" xmlns:wp="http://schemas.openxmlformats.org/drawingml/2006/wordprocessingDrawing" xmlns:w10="urn:schemas-microsoft-com:office:word" xmlns:w="http://schemas.openxmlformats.org/wordprocessingml/2006/main" xmlns:w14="http://schemas.microsoft.com/office/word/2010/wordml" xmlns:w15="http://schemas.microsoft.com/office/word/2012/wordml" xmlns:w16cex="http://schemas.microsoft.com/office/word/2018/wordml/cex" xmlns:w16cid="http://schemas.microsoft.com/office/word/2016/wordml/cid" xmlns:w16="http://schemas.microsoft.com/office/word/2018/wordml" xmlns:w16sdtdh="http://schemas.microsoft.com/office/word/2020/wordml/sdtdatahash" xmlns:w16se="http://schemas.microsoft.com/office/word/2015/wordml/symex" xmlns:wpg="http://schemas.microsoft.com/office/word/2010/wordprocessingGroup" xmlns:wpi="http://schemas.microsoft.com/office/word/2010/wordprocessingInk" xmlns:wne="http://schemas.microsoft.com/office/word/2006/wordml" xmlns:wps="http://schemas.microsoft.com/office/word/2010/wordprocessingShape" mc:Ignorable="w14 w15 w16se w16cid w16 w16cex w16sdtdh wp14">
   <w:p>
     <w:pPr>
@@ -8222,7 +8080,7 @@
 </w:ftr>
 </file>
 
-<file path=word\footnotes.xml><?xml version="1.0" encoding="utf-8"?>
+<file path=word/footnotes.xml><?xml version="1.0" encoding="utf-8"?>
 <w:footnotes xmlns:wpc="http://schemas.microsoft.com/office/word/2010/wordprocessingCanvas" xmlns:cx="http://schemas.microsoft.com/office/drawing/2014/chartex" xmlns:cx1="http://schemas.microsoft.com/office/drawing/2015/9/8/chartex" xmlns:cx2="http://schemas.microsoft.com/office/drawing/2015/10/21/chartex" xmlns:cx3="http://schemas.microsoft.com/office/drawing/2016/5/9/chartex" xmlns:cx4="http://schemas.microsoft.com/office/drawing/2016/5/10/chartex" xmlns:cx5="http://schemas.microsoft.com/office/drawing/2016/5/11/chartex" xmlns:cx6="http://schemas.microsoft.com/office/drawing/2016/5/12/chartex" xmlns:cx7="http://schemas.microsoft.com/office/drawing/2016/5/13/chartex" xmlns:cx8="http://schemas.microsoft.com/office/drawing/2016/5/14/chartex" xmlns:mc="http://schemas.openxmlformats.org/markup-compatibility/2006" xmlns:aink="http://schemas.microsoft.com/office/drawing/2016/ink" xmlns:am3d="http://schemas.microsoft.com/office/drawing/2017/model3d" xmlns:o="urn:schemas-microsoft-com:office:office" xmlns:r="http://schemas.openxmlformats.org/officeDocument/2006/relationships" xmlns:m="http://schemas.openxmlformats.org/officeDocument/2006/math" xmlns:v="urn:schemas-microsoft-com:vml" xmlns:wp14="http://schemas.microsoft.com/office/word/2010/wordprocessingDrawing" xmlns:wp="http://schemas.openxmlformats.org/drawingml/2006/wordprocessingDrawing" xmlns:w10="urn:schemas-microsoft-com:office:word" xmlns:w="http://schemas.openxmlformats.org/wordprocessingml/2006/main" xmlns:w14="http://schemas.microsoft.com/office/word/2010/wordml" xmlns:w15="http://schemas.microsoft.com/office/word/2012/wordml" xmlns:w16cex="http://schemas.microsoft.com/office/word/2018/wordml/cex" xmlns:w16cid="http://schemas.microsoft.com/office/word/2016/wordml/cid" xmlns:w16="http://schemas.microsoft.com/office/word/2018/wordml" xmlns:w16sdtdh="http://schemas.microsoft.com/office/word/2020/wordml/sdtdatahash" xmlns:w16se="http://schemas.microsoft.com/office/word/2015/wordml/symex" xmlns:wpg="http://schemas.microsoft.com/office/word/2010/wordprocessingGroup" xmlns:wpi="http://schemas.microsoft.com/office/word/2010/wordprocessingInk" xmlns:wne="http://schemas.microsoft.com/office/word/2006/wordml" xmlns:wps="http://schemas.microsoft.com/office/word/2010/wordprocessingShape" mc:Ignorable="w14 w15 w16se w16cid w16 w16cex w16sdtdh wp14">
   <w:footnote w:type="separator" w:id="-1">
     <w:p>
@@ -8247,7 +8105,7 @@
 </w:footnotes>
 </file>
 
-<file path=word\numbering.xml><?xml version="1.0" encoding="utf-8"?>
+<file path=word/numbering.xml><?xml version="1.0" encoding="utf-8"?>
 <w:numbering xmlns:wpc="http://schemas.microsoft.com/office/word/2010/wordprocessingCanvas" xmlns:cx="http://schemas.microsoft.com/office/drawing/2014/chartex" xmlns:cx1="http://schemas.microsoft.com/office/drawing/2015/9/8/chartex" xmlns:cx2="http://schemas.microsoft.com/office/drawing/2015/10/21/chartex" xmlns:cx3="http://schemas.microsoft.com/office/drawing/2016/5/9/chartex" xmlns:cx4="http://schemas.microsoft.com/office/drawing/2016/5/10/chartex" xmlns:cx5="http://schemas.microsoft.com/office/drawing/2016/5/11/chartex" xmlns:cx6="http://schemas.microsoft.com/office/drawing/2016/5/12/chartex" xmlns:cx7="http://schemas.microsoft.com/office/drawing/2016/5/13/chartex" xmlns:cx8="http://schemas.microsoft.com/office/drawing/2016/5/14/chartex" xmlns:mc="http://schemas.openxmlformats.org/markup-compatibility/2006" xmlns:aink="http://schemas.microsoft.com/office/drawing/2016/ink" xmlns:am3d="http://schemas.microsoft.com/office/drawing/2017/model3d" xmlns:o="urn:schemas-microsoft-com:office:office" xmlns:r="http://schemas.openxmlformats.org/officeDocument/2006/relationships" xmlns:m="http://schemas.openxmlformats.org/officeDocument/2006/math" xmlns:v="urn:schemas-microsoft-com:vml" xmlns:wp14="http://schemas.microsoft.com/office/word/2010/wordprocessingDrawing" xmlns:wp="http://schemas.openxmlformats.org/drawingml/2006/wordprocessingDrawing" xmlns:w10="urn:schemas-microsoft-com:office:word" xmlns:w="http://schemas.openxmlformats.org/wordprocessingml/2006/main" xmlns:w14="http://schemas.microsoft.com/office/word/2010/wordml" xmlns:w15="http://schemas.microsoft.com/office/word/2012/wordml" xmlns:w16cex="http://schemas.microsoft.com/office/word/2018/wordml/cex" xmlns:w16cid="http://schemas.microsoft.com/office/word/2016/wordml/cid" xmlns:w16="http://schemas.microsoft.com/office/word/2018/wordml" xmlns:w16sdtdh="http://schemas.microsoft.com/office/word/2020/wordml/sdtdatahash" xmlns:w16se="http://schemas.microsoft.com/office/word/2015/wordml/symex" xmlns:wpg="http://schemas.microsoft.com/office/word/2010/wordprocessingGroup" xmlns:wpi="http://schemas.microsoft.com/office/word/2010/wordprocessingInk" xmlns:wne="http://schemas.microsoft.com/office/word/2006/wordml" xmlns:wps="http://schemas.microsoft.com/office/word/2010/wordprocessingShape" mc:Ignorable="w14 w15 w16se w16cid w16 w16cex w16sdtdh wp14">
   <w:abstractNum w:abstractNumId="0" w15:restartNumberingAfterBreak="0">
     <w:nsid w:val="FFFFFF7C"/>
@@ -9958,75 +9816,7 @@
 </w:numbering>
 </file>
 
-<file path=word\settings.xml><?xml version="1.0" encoding="utf-8"?>
-<w:settings xmlns:mc="http://schemas.openxmlformats.org/markup-compatibility/2006" xmlns:o="urn:schemas-microsoft-com:office:office" xmlns:r="http://schemas.openxmlformats.org/officeDocument/2006/relationships" xmlns:m="http://schemas.openxmlformats.org/officeDocument/2006/math" xmlns:v="urn:schemas-microsoft-com:vml" xmlns:w10="urn:schemas-microsoft-com:office:word" xmlns:w="http://schemas.openxmlformats.org/wordprocessingml/2006/main" xmlns:w14="http://schemas.microsoft.com/office/word/2010/wordml" xmlns:w15="http://schemas.microsoft.com/office/word/2012/wordml" xmlns:w16cex="http://schemas.microsoft.com/office/word/2018/wordml/cex" xmlns:w16cid="http://schemas.microsoft.com/office/word/2016/wordml/cid" xmlns:w16="http://schemas.microsoft.com/office/word/2018/wordml" xmlns:w16sdtdh="http://schemas.microsoft.com/office/word/2020/wordml/sdtdatahash" xmlns:w16se="http://schemas.microsoft.com/office/word/2015/wordml/symex" xmlns:sl="http://schemas.openxmlformats.org/schemaLibrary/2006/main" mc:Ignorable="w14 w15 w16se w16cid w16 w16cex w16sdtdh">
-  <w:zoom w:percent="100"/>
-  <w:defaultTabStop w:val="720"/>
-  <w:characterSpacingControl w:val="doNotCompress"/>
-  <w:footnotePr>
-    <w:footnote w:id="-1"/>
-    <w:footnote w:id="0"/>
-  </w:footnotePr>
-  <w:endnotePr>
-    <w:endnote w:id="-1"/>
-    <w:endnote w:id="0"/>
-  </w:endnotePr>
-  <w:compat>
-    <w:useFELayout/>
-    <w:compatSetting w:name="compatibilityMode" w:uri="http://schemas.microsoft.com/office/word" w:val="14"/>
-    <w:compatSetting w:name="overrideTableStyleFontSizeAndJustification" w:uri="http://schemas.microsoft.com/office/word" w:val="1"/>
-    <w:compatSetting w:name="enableOpenTypeFeatures" w:uri="http://schemas.microsoft.com/office/word" w:val="1"/>
-    <w:compatSetting w:name="doNotFlipMirrorIndents" w:uri="http://schemas.microsoft.com/office/word" w:val="1"/>
-    <w:compatSetting w:name="useWord2013TrackBottomHyphenation" w:uri="http://schemas.microsoft.com/office/word" w:val="1"/>
-  </w:compat>
-  <w:rsids>
-    <w:rsidRoot w:val="00B47730"/>
-    <w:rsid w:val="00034616"/>
-    <w:rsid w:val="0006063C"/>
-    <w:rsid w:val="0015074B"/>
-    <w:rsid w:val="00286BDF"/>
-    <w:rsid w:val="0029639D"/>
-    <w:rsid w:val="00326F90"/>
-    <w:rsid w:val="00585588"/>
-    <w:rsid w:val="00641527"/>
-    <w:rsid w:val="00876DA1"/>
-    <w:rsid w:val="008B1C88"/>
-    <w:rsid w:val="00AA1D8D"/>
-    <w:rsid w:val="00B47730"/>
-    <w:rsid w:val="00CB0664"/>
-    <w:rsid w:val="00FC693F"/>
-  </w:rsids>
-  <m:mathPr>
-    <m:mathFont m:val="Cambria Math"/>
-    <m:brkBin m:val="before"/>
-    <m:brkBinSub m:val="--"/>
-    <m:smallFrac m:val="0"/>
-    <m:dispDef/>
-    <m:lMargin m:val="0"/>
-    <m:rMargin m:val="0"/>
-    <m:defJc m:val="centerGroup"/>
-    <m:wrapIndent m:val="1440"/>
-    <m:intLim m:val="subSup"/>
-    <m:naryLim m:val="undOvr"/>
-  </m:mathPr>
-  <w:themeFontLang w:val="en-US" w:eastAsia="ja-JP"/>
-  <w:clrSchemeMapping w:bg1="light1" w:t1="dark1" w:bg2="light2" w:t2="dark2" w:accent1="accent1" w:accent2="accent2" w:accent3="accent3" w:accent4="accent4" w:accent5="accent5" w:accent6="accent6" w:hyperlink="hyperlink" w:followedHyperlink="followedHyperlink"/>
-  <w:doNotAutoCompressPictures/>
-  <w:shapeDefaults>
-    <o:shapedefaults v:ext="edit" spidmax="1026"/>
-    <o:shapelayout v:ext="edit">
-      <o:idmap v:ext="edit" data="1"/>
-    </o:shapelayout>
-  </w:shapeDefaults>
-  <w:decimalSymbol w:val=","/>
-  <w:listSeparator w:val=";"/>
-  <w14:docId w14:val="325045E8"/>
-  <w14:defaultImageDpi w14:val="300"/>
-  <w15:docId w15:val="{99468ACF-5094-4C20-A726-A23C964DB3C7}"/>
-</w:settings>
-</file>
-
-<file path=word\styles.xml><?xml version="1.0" encoding="utf-8"?>
+<file path=word/styles.xml><?xml version="1.0" encoding="utf-8"?>
 <w:styles xmlns:mc="http://schemas.openxmlformats.org/markup-compatibility/2006" xmlns:r="http://schemas.openxmlformats.org/officeDocument/2006/relationships" xmlns:w="http://schemas.openxmlformats.org/wordprocessingml/2006/main" xmlns:w14="http://schemas.microsoft.com/office/word/2010/wordml" xmlns:w15="http://schemas.microsoft.com/office/word/2012/wordml" xmlns:w16cex="http://schemas.microsoft.com/office/word/2018/wordml/cex" xmlns:w16cid="http://schemas.microsoft.com/office/word/2016/wordml/cid" xmlns:w16="http://schemas.microsoft.com/office/word/2018/wordml" xmlns:w16sdtdh="http://schemas.microsoft.com/office/word/2020/wordml/sdtdatahash" xmlns:w16se="http://schemas.microsoft.com/office/word/2015/wordml/symex" mc:Ignorable="w14 w15 w16se w16cid w16 w16cex w16sdtdh">
   <w:docDefaults>
     <w:rPrDefault>
@@ -21417,7 +21207,7 @@
 </w:styles>
 </file>
 
-<file path=word\theme\theme1.xml><?xml version="1.0" encoding="utf-8"?>
+<file path=word/theme/theme1.xml><?xml version="1.0" encoding="utf-8"?>
 <a:theme xmlns:a="http://schemas.openxmlformats.org/drawingml/2006/main" name="Office Theme">
   <a:themeElements>
     <a:clrScheme name="Office">
@@ -21737,8 +21527,14 @@
 </a:theme>
 </file>
 
-<file path=word\webSettings.xml><?xml version="1.0" encoding="utf-8"?>
-<w:webSettings xmlns:mc="http://schemas.openxmlformats.org/markup-compatibility/2006" xmlns:r="http://schemas.openxmlformats.org/officeDocument/2006/relationships" xmlns:w="http://schemas.openxmlformats.org/wordprocessingml/2006/main" xmlns:w14="http://schemas.microsoft.com/office/word/2010/wordml" xmlns:w15="http://schemas.microsoft.com/office/word/2012/wordml" xmlns:w16cex="http://schemas.microsoft.com/office/word/2018/wordml/cex" xmlns:w16cid="http://schemas.microsoft.com/office/word/2016/wordml/cid" xmlns:w16="http://schemas.microsoft.com/office/word/2018/wordml" xmlns:w16sdtdh="http://schemas.microsoft.com/office/word/2020/wordml/sdtdatahash" xmlns:w16se="http://schemas.microsoft.com/office/word/2015/wordml/symex" mc:Ignorable="w14 w15 w16se w16cid w16 w16cex w16sdtdh">
-  <w:allowPNG/>
-</w:webSettings>
+<file path=customXml/item1.xml><?xml version="1.0" encoding="utf-8"?>
+<b:Sources xmlns:b="http://schemas.openxmlformats.org/officeDocument/2006/bibliography" xmlns="http://schemas.openxmlformats.org/officeDocument/2006/bibliography" SelectedStyle="/APA.XSL" StyleName="APA"/>
+</file>
+
+<file path=customXml/itemProps1.xml><?xml version="1.0" encoding="utf-8"?>
+<ds:datastoreItem xmlns:ds="http://schemas.openxmlformats.org/officeDocument/2006/customXml" ds:itemID="{EF278816-EC6F-A645-907D-7F25AECB1D4A}">
+  <ds:schemaRefs>
+    <ds:schemaRef ds:uri="http://schemas.openxmlformats.org/officeDocument/2006/bibliography"/>
+  </ds:schemaRefs>
+</ds:datastoreItem>
 </file>